--- a/docx/fr/BUFRCREX_TableB_fr_14.docx
+++ b/docx/fr/BUFRCREX_TableB_fr_14.docx
@@ -8,19 +8,33 @@
       </w:pPr>
       <w:r>
         <w:rPr>
-          <w:rFonts w:ascii="Arial" w:hAnsi="Arial"/>
+          <w:rFonts w:ascii="Verdana" w:hAnsi="Verdana"/>
           <w:b/>
           <w:sz w:val="22"/>
         </w:rPr>
-        <w:t>BUFR/CREX Table B — Class 14: Rayonnement et luminance énergétique</w:t>
+        <w:t>Classe 14 : Rayonnement et luminance énergétique</w:t>
       </w:r>
     </w:p>
     <w:tbl>
       <w:tblPr>
         <w:tblStyle w:val="TableGrid"/>
         <w:tblW w:type="auto" w:w="0"/>
-        <w:jc w:val="center"/>
+        <w:jc w:val="left"/>
         <w:tblLook w:firstColumn="1" w:firstRow="1" w:lastColumn="0" w:lastRow="0" w:noHBand="0" w:noVBand="1" w:val="04A0"/>
+        <w:tblBorders>
+          <w:top w:val="single" w:sz="4" w:space="0" w:color="595959"/>
+          <w:left w:val="single" w:sz="4" w:space="0" w:color="595959"/>
+          <w:bottom w:val="single" w:sz="4" w:space="0" w:color="595959"/>
+          <w:right w:val="single" w:sz="4" w:space="0" w:color="595959"/>
+          <w:insideH w:val="single" w:sz="4" w:space="0" w:color="595959"/>
+          <w:insideV w:val="single" w:sz="4" w:space="0" w:color="595959"/>
+        </w:tblBorders>
+        <w:tblCellMar>
+          <w:top w:w="85" w:type="dxa"/>
+          <w:left w:w="85" w:type="dxa"/>
+          <w:bottom w:w="85" w:type="dxa"/>
+          <w:right w:w="85" w:type="dxa"/>
+        </w:tblCellMar>
       </w:tblPr>
       <w:tblGrid>
         <w:gridCol w:w="1514"/>
@@ -35,20 +49,20 @@
         <w:gridCol w:w="1514"/>
       </w:tblGrid>
       <w:tr>
-        <w:tc>
-          <w:tcPr>
-            <w:tcW w:type="dxa" w:w="1514"/>
-            <w:shd w:val="clear" w:color="auto" w:fill="D9E2F3"/>
-          </w:tcPr>
-          <w:p>
-            <w:pPr>
-              <w:jc w:val="center"/>
-            </w:pPr>
-            <w:r/>
-            <w:r>
-              <w:rPr>
-                <w:rFonts w:ascii="Arial" w:hAnsi="Arial"/>
-                <w:b/>
+        <w:trPr>
+          <w:tblHeader/>
+        </w:trPr>
+        <w:tc>
+          <w:tcPr>
+            <w:tcW w:type="dxa" w:w="1514"/>
+            <w:shd w:val="clear" w:color="auto" w:fill="D9D9D9"/>
+          </w:tcPr>
+          <w:p>
+            <w:r/>
+            <w:r>
+              <w:rPr>
+                <w:rFonts w:ascii="Verdana" w:hAnsi="Verdana"/>
+                <w:b w:val="0"/>
                 <w:sz w:val="16"/>
               </w:rPr>
               <w:t>FXY</w:t>
@@ -58,194 +72,170 @@
         <w:tc>
           <w:tcPr>
             <w:tcW w:type="dxa" w:w="1514"/>
-            <w:shd w:val="clear" w:color="auto" w:fill="D9E2F3"/>
-          </w:tcPr>
-          <w:p>
-            <w:pPr>
-              <w:jc w:val="center"/>
-            </w:pPr>
-            <w:r/>
-            <w:r>
-              <w:rPr>
-                <w:rFonts w:ascii="Arial" w:hAnsi="Arial"/>
-                <w:b/>
-                <w:sz w:val="16"/>
-              </w:rPr>
-              <w:t>ElementName</w:t>
-            </w:r>
-          </w:p>
-        </w:tc>
-        <w:tc>
-          <w:tcPr>
-            <w:tcW w:type="dxa" w:w="1514"/>
-            <w:shd w:val="clear" w:color="auto" w:fill="D9E2F3"/>
-          </w:tcPr>
-          <w:p>
-            <w:pPr>
-              <w:jc w:val="center"/>
-            </w:pPr>
-            <w:r/>
-            <w:r>
-              <w:rPr>
-                <w:rFonts w:ascii="Arial" w:hAnsi="Arial"/>
-                <w:b/>
-                <w:sz w:val="16"/>
-              </w:rPr>
-              <w:t>BUFR Unit</w:t>
-            </w:r>
-          </w:p>
-        </w:tc>
-        <w:tc>
-          <w:tcPr>
-            <w:tcW w:type="dxa" w:w="1514"/>
-            <w:shd w:val="clear" w:color="auto" w:fill="D9E2F3"/>
-          </w:tcPr>
-          <w:p>
-            <w:pPr>
-              <w:jc w:val="center"/>
-            </w:pPr>
-            <w:r/>
-            <w:r>
-              <w:rPr>
-                <w:rFonts w:ascii="Arial" w:hAnsi="Arial"/>
-                <w:b/>
-                <w:sz w:val="16"/>
-              </w:rPr>
-              <w:t>Scale</w:t>
-            </w:r>
-          </w:p>
-        </w:tc>
-        <w:tc>
-          <w:tcPr>
-            <w:tcW w:type="dxa" w:w="1514"/>
-            <w:shd w:val="clear" w:color="auto" w:fill="D9E2F3"/>
-          </w:tcPr>
-          <w:p>
-            <w:pPr>
-              <w:jc w:val="center"/>
-            </w:pPr>
-            <w:r/>
-            <w:r>
-              <w:rPr>
-                <w:rFonts w:ascii="Arial" w:hAnsi="Arial"/>
-                <w:b/>
-                <w:sz w:val="16"/>
-              </w:rPr>
-              <w:t>Ref Value</w:t>
-            </w:r>
-          </w:p>
-        </w:tc>
-        <w:tc>
-          <w:tcPr>
-            <w:tcW w:type="dxa" w:w="1514"/>
-            <w:shd w:val="clear" w:color="auto" w:fill="D9E2F3"/>
-          </w:tcPr>
-          <w:p>
-            <w:pPr>
-              <w:jc w:val="center"/>
-            </w:pPr>
-            <w:r/>
-            <w:r>
-              <w:rPr>
-                <w:rFonts w:ascii="Arial" w:hAnsi="Arial"/>
-                <w:b/>
-                <w:sz w:val="16"/>
-              </w:rPr>
-              <w:t>Bits</w:t>
-            </w:r>
-          </w:p>
-        </w:tc>
-        <w:tc>
-          <w:tcPr>
-            <w:tcW w:type="dxa" w:w="1514"/>
-            <w:shd w:val="clear" w:color="auto" w:fill="D9E2F3"/>
-          </w:tcPr>
-          <w:p>
-            <w:pPr>
-              <w:jc w:val="center"/>
-            </w:pPr>
-            <w:r/>
-            <w:r>
-              <w:rPr>
-                <w:rFonts w:ascii="Arial" w:hAnsi="Arial"/>
-                <w:b/>
-                <w:sz w:val="16"/>
-              </w:rPr>
-              <w:t>CREX Unit</w:t>
-            </w:r>
-          </w:p>
-        </w:tc>
-        <w:tc>
-          <w:tcPr>
-            <w:tcW w:type="dxa" w:w="1514"/>
-            <w:shd w:val="clear" w:color="auto" w:fill="D9E2F3"/>
-          </w:tcPr>
-          <w:p>
-            <w:pPr>
-              <w:jc w:val="center"/>
-            </w:pPr>
-            <w:r/>
-            <w:r>
-              <w:rPr>
-                <w:rFonts w:ascii="Arial" w:hAnsi="Arial"/>
-                <w:b/>
-                <w:sz w:val="16"/>
-              </w:rPr>
-              <w:t>Scale</w:t>
-            </w:r>
-          </w:p>
-        </w:tc>
-        <w:tc>
-          <w:tcPr>
-            <w:tcW w:type="dxa" w:w="1514"/>
-            <w:shd w:val="clear" w:color="auto" w:fill="D9E2F3"/>
-          </w:tcPr>
-          <w:p>
-            <w:pPr>
-              <w:jc w:val="center"/>
-            </w:pPr>
-            <w:r/>
-            <w:r>
-              <w:rPr>
-                <w:rFonts w:ascii="Arial" w:hAnsi="Arial"/>
-                <w:b/>
-                <w:sz w:val="16"/>
-              </w:rPr>
-              <w:t>Chars</w:t>
-            </w:r>
-          </w:p>
-        </w:tc>
-        <w:tc>
-          <w:tcPr>
-            <w:tcW w:type="dxa" w:w="1514"/>
-            <w:shd w:val="clear" w:color="auto" w:fill="D9E2F3"/>
-          </w:tcPr>
-          <w:p>
-            <w:pPr>
-              <w:jc w:val="center"/>
-            </w:pPr>
-            <w:r/>
-            <w:r>
-              <w:rPr>
-                <w:rFonts w:ascii="Arial" w:hAnsi="Arial"/>
-                <w:b/>
-                <w:sz w:val="16"/>
-              </w:rPr>
-              <w:t>Note</w:t>
+            <w:shd w:val="clear" w:color="auto" w:fill="D9D9D9"/>
+          </w:tcPr>
+          <w:p>
+            <w:r/>
+            <w:r>
+              <w:rPr>
+                <w:rFonts w:ascii="Verdana" w:hAnsi="Verdana"/>
+                <w:b w:val="0"/>
+                <w:sz w:val="16"/>
+              </w:rPr>
+              <w:t>NOM DE L'ÉLÉMENT</w:t>
+            </w:r>
+          </w:p>
+        </w:tc>
+        <w:tc>
+          <w:tcPr>
+            <w:tcW w:type="dxa" w:w="1514"/>
+            <w:shd w:val="clear" w:color="auto" w:fill="D9D9D9"/>
+          </w:tcPr>
+          <w:p>
+            <w:r/>
+            <w:r>
+              <w:rPr>
+                <w:rFonts w:ascii="Verdana" w:hAnsi="Verdana"/>
+                <w:b w:val="0"/>
+                <w:sz w:val="16"/>
+              </w:rPr>
+              <w:t>UNITÉ BUFR</w:t>
+            </w:r>
+          </w:p>
+        </w:tc>
+        <w:tc>
+          <w:tcPr>
+            <w:tcW w:type="dxa" w:w="1514"/>
+            <w:shd w:val="clear" w:color="auto" w:fill="D9D9D9"/>
+          </w:tcPr>
+          <w:p>
+            <w:r/>
+            <w:r>
+              <w:rPr>
+                <w:rFonts w:ascii="Verdana" w:hAnsi="Verdana"/>
+                <w:b w:val="0"/>
+                <w:sz w:val="16"/>
+              </w:rPr>
+              <w:t>ÉCHELLE</w:t>
+            </w:r>
+          </w:p>
+        </w:tc>
+        <w:tc>
+          <w:tcPr>
+            <w:tcW w:type="dxa" w:w="1514"/>
+            <w:shd w:val="clear" w:color="auto" w:fill="D9D9D9"/>
+          </w:tcPr>
+          <w:p>
+            <w:r/>
+            <w:r>
+              <w:rPr>
+                <w:rFonts w:ascii="Verdana" w:hAnsi="Verdana"/>
+                <w:b w:val="0"/>
+                <w:sz w:val="16"/>
+              </w:rPr>
+              <w:t>VAL. RÉF.</w:t>
+            </w:r>
+          </w:p>
+        </w:tc>
+        <w:tc>
+          <w:tcPr>
+            <w:tcW w:type="dxa" w:w="1514"/>
+            <w:shd w:val="clear" w:color="auto" w:fill="D9D9D9"/>
+          </w:tcPr>
+          <w:p>
+            <w:r/>
+            <w:r>
+              <w:rPr>
+                <w:rFonts w:ascii="Verdana" w:hAnsi="Verdana"/>
+                <w:b w:val="0"/>
+                <w:sz w:val="16"/>
+              </w:rPr>
+              <w:t>BITS</w:t>
+            </w:r>
+          </w:p>
+        </w:tc>
+        <w:tc>
+          <w:tcPr>
+            <w:tcW w:type="dxa" w:w="1514"/>
+            <w:shd w:val="clear" w:color="auto" w:fill="D9D9D9"/>
+          </w:tcPr>
+          <w:p>
+            <w:r/>
+            <w:r>
+              <w:rPr>
+                <w:rFonts w:ascii="Verdana" w:hAnsi="Verdana"/>
+                <w:b w:val="0"/>
+                <w:sz w:val="16"/>
+              </w:rPr>
+              <w:t>UNITÉ CREX</w:t>
+            </w:r>
+          </w:p>
+        </w:tc>
+        <w:tc>
+          <w:tcPr>
+            <w:tcW w:type="dxa" w:w="1514"/>
+            <w:shd w:val="clear" w:color="auto" w:fill="D9D9D9"/>
+          </w:tcPr>
+          <w:p>
+            <w:r/>
+            <w:r>
+              <w:rPr>
+                <w:rFonts w:ascii="Verdana" w:hAnsi="Verdana"/>
+                <w:b w:val="0"/>
+                <w:sz w:val="16"/>
+              </w:rPr>
+              <w:t>ÉCHELLE</w:t>
+            </w:r>
+          </w:p>
+        </w:tc>
+        <w:tc>
+          <w:tcPr>
+            <w:tcW w:type="dxa" w:w="1514"/>
+            <w:shd w:val="clear" w:color="auto" w:fill="D9D9D9"/>
+          </w:tcPr>
+          <w:p>
+            <w:r/>
+            <w:r>
+              <w:rPr>
+                <w:rFonts w:ascii="Verdana" w:hAnsi="Verdana"/>
+                <w:b w:val="0"/>
+                <w:sz w:val="16"/>
+              </w:rPr>
+              <w:t>CAR.</w:t>
+            </w:r>
+          </w:p>
+        </w:tc>
+        <w:tc>
+          <w:tcPr>
+            <w:tcW w:type="dxa" w:w="1514"/>
+            <w:shd w:val="clear" w:color="auto" w:fill="D9D9D9"/>
+          </w:tcPr>
+          <w:p>
+            <w:r/>
+            <w:r>
+              <w:rPr>
+                <w:rFonts w:ascii="Verdana" w:hAnsi="Verdana"/>
+                <w:b w:val="0"/>
+                <w:sz w:val="16"/>
+              </w:rPr>
+              <w:t>NOTE</w:t>
             </w:r>
           </w:p>
         </w:tc>
       </w:tr>
       <w:tr>
-        <w:tc>
-          <w:tcPr>
-            <w:tcW w:type="dxa" w:w="1514"/>
-          </w:tcPr>
-          <w:p>
-            <w:r/>
-            <w:r>
-              <w:rPr>
-                <w:rFonts w:ascii="Arial" w:hAnsi="Arial"/>
+        <w:trPr>
+          <w:cantSplit/>
+        </w:trPr>
+        <w:tc>
+          <w:tcPr>
+            <w:tcW w:type="dxa" w:w="1514"/>
+          </w:tcPr>
+          <w:p>
+            <w:r/>
+            <w:r>
+              <w:rPr>
+                <w:rFonts w:ascii="Verdana" w:hAnsi="Verdana"/>
                 <w:b w:val="0"/>
                 <w:sz w:val="16"/>
               </w:rPr>
@@ -261,7 +251,7 @@
             <w:r/>
             <w:r>
               <w:rPr>
-                <w:rFonts w:ascii="Arial" w:hAnsi="Arial"/>
+                <w:rFonts w:ascii="Verdana" w:hAnsi="Verdana"/>
                 <w:b w:val="0"/>
                 <w:sz w:val="16"/>
               </w:rPr>
@@ -277,7 +267,7 @@
             <w:r/>
             <w:r>
               <w:rPr>
-                <w:rFonts w:ascii="Arial" w:hAnsi="Arial"/>
+                <w:rFonts w:ascii="Verdana" w:hAnsi="Verdana"/>
                 <w:b w:val="0"/>
                 <w:sz w:val="16"/>
               </w:rPr>
@@ -293,7 +283,7 @@
             <w:r/>
             <w:r>
               <w:rPr>
-                <w:rFonts w:ascii="Arial" w:hAnsi="Arial"/>
+                <w:rFonts w:ascii="Verdana" w:hAnsi="Verdana"/>
                 <w:b w:val="0"/>
                 <w:sz w:val="16"/>
               </w:rPr>
@@ -309,7 +299,7 @@
             <w:r/>
             <w:r>
               <w:rPr>
-                <w:rFonts w:ascii="Arial" w:hAnsi="Arial"/>
+                <w:rFonts w:ascii="Verdana" w:hAnsi="Verdana"/>
                 <w:b w:val="0"/>
                 <w:sz w:val="16"/>
               </w:rPr>
@@ -325,7 +315,7 @@
             <w:r/>
             <w:r>
               <w:rPr>
-                <w:rFonts w:ascii="Arial" w:hAnsi="Arial"/>
+                <w:rFonts w:ascii="Verdana" w:hAnsi="Verdana"/>
                 <w:b w:val="0"/>
                 <w:sz w:val="16"/>
               </w:rPr>
@@ -341,7 +331,7 @@
             <w:r/>
             <w:r>
               <w:rPr>
-                <w:rFonts w:ascii="Arial" w:hAnsi="Arial"/>
+                <w:rFonts w:ascii="Verdana" w:hAnsi="Verdana"/>
                 <w:b w:val="0"/>
                 <w:sz w:val="16"/>
               </w:rPr>
@@ -357,7 +347,7 @@
             <w:r/>
             <w:r>
               <w:rPr>
-                <w:rFonts w:ascii="Arial" w:hAnsi="Arial"/>
+                <w:rFonts w:ascii="Verdana" w:hAnsi="Verdana"/>
                 <w:b w:val="0"/>
                 <w:sz w:val="16"/>
               </w:rPr>
@@ -373,7 +363,7 @@
             <w:r/>
             <w:r>
               <w:rPr>
-                <w:rFonts w:ascii="Arial" w:hAnsi="Arial"/>
+                <w:rFonts w:ascii="Verdana" w:hAnsi="Verdana"/>
                 <w:b w:val="0"/>
                 <w:sz w:val="16"/>
               </w:rPr>
@@ -389,7 +379,7 @@
             <w:r/>
             <w:r>
               <w:rPr>
-                <w:rFonts w:ascii="Arial" w:hAnsi="Arial"/>
+                <w:rFonts w:ascii="Verdana" w:hAnsi="Verdana"/>
                 <w:b w:val="0"/>
                 <w:sz w:val="16"/>
               </w:rPr>
@@ -398,15 +388,18 @@
         </w:tc>
       </w:tr>
       <w:tr>
-        <w:tc>
-          <w:tcPr>
-            <w:tcW w:type="dxa" w:w="1514"/>
-          </w:tcPr>
-          <w:p>
-            <w:r/>
-            <w:r>
-              <w:rPr>
-                <w:rFonts w:ascii="Arial" w:hAnsi="Arial"/>
+        <w:trPr>
+          <w:cantSplit/>
+        </w:trPr>
+        <w:tc>
+          <w:tcPr>
+            <w:tcW w:type="dxa" w:w="1514"/>
+          </w:tcPr>
+          <w:p>
+            <w:r/>
+            <w:r>
+              <w:rPr>
+                <w:rFonts w:ascii="Verdana" w:hAnsi="Verdana"/>
                 <w:b w:val="0"/>
                 <w:sz w:val="16"/>
               </w:rPr>
@@ -422,7 +415,7 @@
             <w:r/>
             <w:r>
               <w:rPr>
-                <w:rFonts w:ascii="Arial" w:hAnsi="Arial"/>
+                <w:rFonts w:ascii="Verdana" w:hAnsi="Verdana"/>
                 <w:b w:val="0"/>
                 <w:sz w:val="16"/>
               </w:rPr>
@@ -438,7 +431,7 @@
             <w:r/>
             <w:r>
               <w:rPr>
-                <w:rFonts w:ascii="Arial" w:hAnsi="Arial"/>
+                <w:rFonts w:ascii="Verdana" w:hAnsi="Verdana"/>
                 <w:b w:val="0"/>
                 <w:sz w:val="16"/>
               </w:rPr>
@@ -454,7 +447,7 @@
             <w:r/>
             <w:r>
               <w:rPr>
-                <w:rFonts w:ascii="Arial" w:hAnsi="Arial"/>
+                <w:rFonts w:ascii="Verdana" w:hAnsi="Verdana"/>
                 <w:b w:val="0"/>
                 <w:sz w:val="16"/>
               </w:rPr>
@@ -470,7 +463,7 @@
             <w:r/>
             <w:r>
               <w:rPr>
-                <w:rFonts w:ascii="Arial" w:hAnsi="Arial"/>
+                <w:rFonts w:ascii="Verdana" w:hAnsi="Verdana"/>
                 <w:b w:val="0"/>
                 <w:sz w:val="16"/>
               </w:rPr>
@@ -486,7 +479,7 @@
             <w:r/>
             <w:r>
               <w:rPr>
-                <w:rFonts w:ascii="Arial" w:hAnsi="Arial"/>
+                <w:rFonts w:ascii="Verdana" w:hAnsi="Verdana"/>
                 <w:b w:val="0"/>
                 <w:sz w:val="16"/>
               </w:rPr>
@@ -502,7 +495,7 @@
             <w:r/>
             <w:r>
               <w:rPr>
-                <w:rFonts w:ascii="Arial" w:hAnsi="Arial"/>
+                <w:rFonts w:ascii="Verdana" w:hAnsi="Verdana"/>
                 <w:b w:val="0"/>
                 <w:sz w:val="16"/>
               </w:rPr>
@@ -518,7 +511,7 @@
             <w:r/>
             <w:r>
               <w:rPr>
-                <w:rFonts w:ascii="Arial" w:hAnsi="Arial"/>
+                <w:rFonts w:ascii="Verdana" w:hAnsi="Verdana"/>
                 <w:b w:val="0"/>
                 <w:sz w:val="16"/>
               </w:rPr>
@@ -534,7 +527,7 @@
             <w:r/>
             <w:r>
               <w:rPr>
-                <w:rFonts w:ascii="Arial" w:hAnsi="Arial"/>
+                <w:rFonts w:ascii="Verdana" w:hAnsi="Verdana"/>
                 <w:b w:val="0"/>
                 <w:sz w:val="16"/>
               </w:rPr>
@@ -550,7 +543,7 @@
             <w:r/>
             <w:r>
               <w:rPr>
-                <w:rFonts w:ascii="Arial" w:hAnsi="Arial"/>
+                <w:rFonts w:ascii="Verdana" w:hAnsi="Verdana"/>
                 <w:b w:val="0"/>
                 <w:sz w:val="16"/>
               </w:rPr>
@@ -559,15 +552,18 @@
         </w:tc>
       </w:tr>
       <w:tr>
-        <w:tc>
-          <w:tcPr>
-            <w:tcW w:type="dxa" w:w="1514"/>
-          </w:tcPr>
-          <w:p>
-            <w:r/>
-            <w:r>
-              <w:rPr>
-                <w:rFonts w:ascii="Arial" w:hAnsi="Arial"/>
+        <w:trPr>
+          <w:cantSplit/>
+        </w:trPr>
+        <w:tc>
+          <w:tcPr>
+            <w:tcW w:type="dxa" w:w="1514"/>
+          </w:tcPr>
+          <w:p>
+            <w:r/>
+            <w:r>
+              <w:rPr>
+                <w:rFonts w:ascii="Verdana" w:hAnsi="Verdana"/>
                 <w:b w:val="0"/>
                 <w:sz w:val="16"/>
               </w:rPr>
@@ -583,7 +579,7 @@
             <w:r/>
             <w:r>
               <w:rPr>
-                <w:rFonts w:ascii="Arial" w:hAnsi="Arial"/>
+                <w:rFonts w:ascii="Verdana" w:hAnsi="Verdana"/>
                 <w:b w:val="0"/>
                 <w:sz w:val="16"/>
               </w:rPr>
@@ -599,7 +595,7 @@
             <w:r/>
             <w:r>
               <w:rPr>
-                <w:rFonts w:ascii="Arial" w:hAnsi="Arial"/>
+                <w:rFonts w:ascii="Verdana" w:hAnsi="Verdana"/>
                 <w:b w:val="0"/>
                 <w:sz w:val="16"/>
               </w:rPr>
@@ -615,7 +611,7 @@
             <w:r/>
             <w:r>
               <w:rPr>
-                <w:rFonts w:ascii="Arial" w:hAnsi="Arial"/>
+                <w:rFonts w:ascii="Verdana" w:hAnsi="Verdana"/>
                 <w:b w:val="0"/>
                 <w:sz w:val="16"/>
               </w:rPr>
@@ -631,7 +627,7 @@
             <w:r/>
             <w:r>
               <w:rPr>
-                <w:rFonts w:ascii="Arial" w:hAnsi="Arial"/>
+                <w:rFonts w:ascii="Verdana" w:hAnsi="Verdana"/>
                 <w:b w:val="0"/>
                 <w:sz w:val="16"/>
               </w:rPr>
@@ -647,7 +643,7 @@
             <w:r/>
             <w:r>
               <w:rPr>
-                <w:rFonts w:ascii="Arial" w:hAnsi="Arial"/>
+                <w:rFonts w:ascii="Verdana" w:hAnsi="Verdana"/>
                 <w:b w:val="0"/>
                 <w:sz w:val="16"/>
               </w:rPr>
@@ -663,7 +659,7 @@
             <w:r/>
             <w:r>
               <w:rPr>
-                <w:rFonts w:ascii="Arial" w:hAnsi="Arial"/>
+                <w:rFonts w:ascii="Verdana" w:hAnsi="Verdana"/>
                 <w:b w:val="0"/>
                 <w:sz w:val="16"/>
               </w:rPr>
@@ -679,7 +675,7 @@
             <w:r/>
             <w:r>
               <w:rPr>
-                <w:rFonts w:ascii="Arial" w:hAnsi="Arial"/>
+                <w:rFonts w:ascii="Verdana" w:hAnsi="Verdana"/>
                 <w:b w:val="0"/>
                 <w:sz w:val="16"/>
               </w:rPr>
@@ -695,7 +691,7 @@
             <w:r/>
             <w:r>
               <w:rPr>
-                <w:rFonts w:ascii="Arial" w:hAnsi="Arial"/>
+                <w:rFonts w:ascii="Verdana" w:hAnsi="Verdana"/>
                 <w:b w:val="0"/>
                 <w:sz w:val="16"/>
               </w:rPr>
@@ -711,7 +707,7 @@
             <w:r/>
             <w:r>
               <w:rPr>
-                <w:rFonts w:ascii="Arial" w:hAnsi="Arial"/>
+                <w:rFonts w:ascii="Verdana" w:hAnsi="Verdana"/>
                 <w:b w:val="0"/>
                 <w:sz w:val="16"/>
               </w:rPr>
@@ -720,15 +716,18 @@
         </w:tc>
       </w:tr>
       <w:tr>
-        <w:tc>
-          <w:tcPr>
-            <w:tcW w:type="dxa" w:w="1514"/>
-          </w:tcPr>
-          <w:p>
-            <w:r/>
-            <w:r>
-              <w:rPr>
-                <w:rFonts w:ascii="Arial" w:hAnsi="Arial"/>
+        <w:trPr>
+          <w:cantSplit/>
+        </w:trPr>
+        <w:tc>
+          <w:tcPr>
+            <w:tcW w:type="dxa" w:w="1514"/>
+          </w:tcPr>
+          <w:p>
+            <w:r/>
+            <w:r>
+              <w:rPr>
+                <w:rFonts w:ascii="Verdana" w:hAnsi="Verdana"/>
                 <w:b w:val="0"/>
                 <w:sz w:val="16"/>
               </w:rPr>
@@ -744,7 +743,7 @@
             <w:r/>
             <w:r>
               <w:rPr>
-                <w:rFonts w:ascii="Arial" w:hAnsi="Arial"/>
+                <w:rFonts w:ascii="Verdana" w:hAnsi="Verdana"/>
                 <w:b w:val="0"/>
                 <w:sz w:val="16"/>
               </w:rPr>
@@ -760,7 +759,7 @@
             <w:r/>
             <w:r>
               <w:rPr>
-                <w:rFonts w:ascii="Arial" w:hAnsi="Arial"/>
+                <w:rFonts w:ascii="Verdana" w:hAnsi="Verdana"/>
                 <w:b w:val="0"/>
                 <w:sz w:val="16"/>
               </w:rPr>
@@ -776,7 +775,7 @@
             <w:r/>
             <w:r>
               <w:rPr>
-                <w:rFonts w:ascii="Arial" w:hAnsi="Arial"/>
+                <w:rFonts w:ascii="Verdana" w:hAnsi="Verdana"/>
                 <w:b w:val="0"/>
                 <w:sz w:val="16"/>
               </w:rPr>
@@ -792,7 +791,7 @@
             <w:r/>
             <w:r>
               <w:rPr>
-                <w:rFonts w:ascii="Arial" w:hAnsi="Arial"/>
+                <w:rFonts w:ascii="Verdana" w:hAnsi="Verdana"/>
                 <w:b w:val="0"/>
                 <w:sz w:val="16"/>
               </w:rPr>
@@ -808,7 +807,7 @@
             <w:r/>
             <w:r>
               <w:rPr>
-                <w:rFonts w:ascii="Arial" w:hAnsi="Arial"/>
+                <w:rFonts w:ascii="Verdana" w:hAnsi="Verdana"/>
                 <w:b w:val="0"/>
                 <w:sz w:val="16"/>
               </w:rPr>
@@ -824,7 +823,7 @@
             <w:r/>
             <w:r>
               <w:rPr>
-                <w:rFonts w:ascii="Arial" w:hAnsi="Arial"/>
+                <w:rFonts w:ascii="Verdana" w:hAnsi="Verdana"/>
                 <w:b w:val="0"/>
                 <w:sz w:val="16"/>
               </w:rPr>
@@ -840,7 +839,7 @@
             <w:r/>
             <w:r>
               <w:rPr>
-                <w:rFonts w:ascii="Arial" w:hAnsi="Arial"/>
+                <w:rFonts w:ascii="Verdana" w:hAnsi="Verdana"/>
                 <w:b w:val="0"/>
                 <w:sz w:val="16"/>
               </w:rPr>
@@ -856,7 +855,7 @@
             <w:r/>
             <w:r>
               <w:rPr>
-                <w:rFonts w:ascii="Arial" w:hAnsi="Arial"/>
+                <w:rFonts w:ascii="Verdana" w:hAnsi="Verdana"/>
                 <w:b w:val="0"/>
                 <w:sz w:val="16"/>
               </w:rPr>
@@ -872,7 +871,7 @@
             <w:r/>
             <w:r>
               <w:rPr>
-                <w:rFonts w:ascii="Arial" w:hAnsi="Arial"/>
+                <w:rFonts w:ascii="Verdana" w:hAnsi="Verdana"/>
                 <w:b w:val="0"/>
                 <w:sz w:val="16"/>
               </w:rPr>
@@ -881,15 +880,18 @@
         </w:tc>
       </w:tr>
       <w:tr>
-        <w:tc>
-          <w:tcPr>
-            <w:tcW w:type="dxa" w:w="1514"/>
-          </w:tcPr>
-          <w:p>
-            <w:r/>
-            <w:r>
-              <w:rPr>
-                <w:rFonts w:ascii="Arial" w:hAnsi="Arial"/>
+        <w:trPr>
+          <w:cantSplit/>
+        </w:trPr>
+        <w:tc>
+          <w:tcPr>
+            <w:tcW w:type="dxa" w:w="1514"/>
+          </w:tcPr>
+          <w:p>
+            <w:r/>
+            <w:r>
+              <w:rPr>
+                <w:rFonts w:ascii="Verdana" w:hAnsi="Verdana"/>
                 <w:b w:val="0"/>
                 <w:sz w:val="16"/>
               </w:rPr>
@@ -905,7 +907,7 @@
             <w:r/>
             <w:r>
               <w:rPr>
-                <w:rFonts w:ascii="Arial" w:hAnsi="Arial"/>
+                <w:rFonts w:ascii="Verdana" w:hAnsi="Verdana"/>
                 <w:b w:val="0"/>
                 <w:sz w:val="16"/>
               </w:rPr>
@@ -921,7 +923,7 @@
             <w:r/>
             <w:r>
               <w:rPr>
-                <w:rFonts w:ascii="Arial" w:hAnsi="Arial"/>
+                <w:rFonts w:ascii="Verdana" w:hAnsi="Verdana"/>
                 <w:b w:val="0"/>
                 <w:sz w:val="16"/>
               </w:rPr>
@@ -937,7 +939,7 @@
             <w:r/>
             <w:r>
               <w:rPr>
-                <w:rFonts w:ascii="Arial" w:hAnsi="Arial"/>
+                <w:rFonts w:ascii="Verdana" w:hAnsi="Verdana"/>
                 <w:b w:val="0"/>
                 <w:sz w:val="16"/>
               </w:rPr>
@@ -953,7 +955,7 @@
             <w:r/>
             <w:r>
               <w:rPr>
-                <w:rFonts w:ascii="Arial" w:hAnsi="Arial"/>
+                <w:rFonts w:ascii="Verdana" w:hAnsi="Verdana"/>
                 <w:b w:val="0"/>
                 <w:sz w:val="16"/>
               </w:rPr>
@@ -969,7 +971,7 @@
             <w:r/>
             <w:r>
               <w:rPr>
-                <w:rFonts w:ascii="Arial" w:hAnsi="Arial"/>
+                <w:rFonts w:ascii="Verdana" w:hAnsi="Verdana"/>
                 <w:b w:val="0"/>
                 <w:sz w:val="16"/>
               </w:rPr>
@@ -985,7 +987,7 @@
             <w:r/>
             <w:r>
               <w:rPr>
-                <w:rFonts w:ascii="Arial" w:hAnsi="Arial"/>
+                <w:rFonts w:ascii="Verdana" w:hAnsi="Verdana"/>
                 <w:b w:val="0"/>
                 <w:sz w:val="16"/>
               </w:rPr>
@@ -1001,7 +1003,7 @@
             <w:r/>
             <w:r>
               <w:rPr>
-                <w:rFonts w:ascii="Arial" w:hAnsi="Arial"/>
+                <w:rFonts w:ascii="Verdana" w:hAnsi="Verdana"/>
                 <w:b w:val="0"/>
                 <w:sz w:val="16"/>
               </w:rPr>
@@ -1017,7 +1019,7 @@
             <w:r/>
             <w:r>
               <w:rPr>
-                <w:rFonts w:ascii="Arial" w:hAnsi="Arial"/>
+                <w:rFonts w:ascii="Verdana" w:hAnsi="Verdana"/>
                 <w:b w:val="0"/>
                 <w:sz w:val="16"/>
               </w:rPr>
@@ -1033,7 +1035,7 @@
             <w:r/>
             <w:r>
               <w:rPr>
-                <w:rFonts w:ascii="Arial" w:hAnsi="Arial"/>
+                <w:rFonts w:ascii="Verdana" w:hAnsi="Verdana"/>
                 <w:b w:val="0"/>
                 <w:sz w:val="16"/>
               </w:rPr>
@@ -1042,15 +1044,18 @@
         </w:tc>
       </w:tr>
       <w:tr>
-        <w:tc>
-          <w:tcPr>
-            <w:tcW w:type="dxa" w:w="1514"/>
-          </w:tcPr>
-          <w:p>
-            <w:r/>
-            <w:r>
-              <w:rPr>
-                <w:rFonts w:ascii="Arial" w:hAnsi="Arial"/>
+        <w:trPr>
+          <w:cantSplit/>
+        </w:trPr>
+        <w:tc>
+          <w:tcPr>
+            <w:tcW w:type="dxa" w:w="1514"/>
+          </w:tcPr>
+          <w:p>
+            <w:r/>
+            <w:r>
+              <w:rPr>
+                <w:rFonts w:ascii="Verdana" w:hAnsi="Verdana"/>
                 <w:b w:val="0"/>
                 <w:sz w:val="16"/>
               </w:rPr>
@@ -1066,7 +1071,7 @@
             <w:r/>
             <w:r>
               <w:rPr>
-                <w:rFonts w:ascii="Arial" w:hAnsi="Arial"/>
+                <w:rFonts w:ascii="Verdana" w:hAnsi="Verdana"/>
                 <w:b w:val="0"/>
                 <w:sz w:val="16"/>
               </w:rPr>
@@ -1082,7 +1087,7 @@
             <w:r/>
             <w:r>
               <w:rPr>
-                <w:rFonts w:ascii="Arial" w:hAnsi="Arial"/>
+                <w:rFonts w:ascii="Verdana" w:hAnsi="Verdana"/>
                 <w:b w:val="0"/>
                 <w:sz w:val="16"/>
               </w:rPr>
@@ -1098,7 +1103,7 @@
             <w:r/>
             <w:r>
               <w:rPr>
-                <w:rFonts w:ascii="Arial" w:hAnsi="Arial"/>
+                <w:rFonts w:ascii="Verdana" w:hAnsi="Verdana"/>
                 <w:b w:val="0"/>
                 <w:sz w:val="16"/>
               </w:rPr>
@@ -1114,7 +1119,7 @@
             <w:r/>
             <w:r>
               <w:rPr>
-                <w:rFonts w:ascii="Arial" w:hAnsi="Arial"/>
+                <w:rFonts w:ascii="Verdana" w:hAnsi="Verdana"/>
                 <w:b w:val="0"/>
                 <w:sz w:val="16"/>
               </w:rPr>
@@ -1130,7 +1135,7 @@
             <w:r/>
             <w:r>
               <w:rPr>
-                <w:rFonts w:ascii="Arial" w:hAnsi="Arial"/>
+                <w:rFonts w:ascii="Verdana" w:hAnsi="Verdana"/>
                 <w:b w:val="0"/>
                 <w:sz w:val="16"/>
               </w:rPr>
@@ -1146,7 +1151,7 @@
             <w:r/>
             <w:r>
               <w:rPr>
-                <w:rFonts w:ascii="Arial" w:hAnsi="Arial"/>
+                <w:rFonts w:ascii="Verdana" w:hAnsi="Verdana"/>
                 <w:b w:val="0"/>
                 <w:sz w:val="16"/>
               </w:rPr>
@@ -1162,7 +1167,7 @@
             <w:r/>
             <w:r>
               <w:rPr>
-                <w:rFonts w:ascii="Arial" w:hAnsi="Arial"/>
+                <w:rFonts w:ascii="Verdana" w:hAnsi="Verdana"/>
                 <w:b w:val="0"/>
                 <w:sz w:val="16"/>
               </w:rPr>
@@ -1178,7 +1183,7 @@
             <w:r/>
             <w:r>
               <w:rPr>
-                <w:rFonts w:ascii="Arial" w:hAnsi="Arial"/>
+                <w:rFonts w:ascii="Verdana" w:hAnsi="Verdana"/>
                 <w:b w:val="0"/>
                 <w:sz w:val="16"/>
               </w:rPr>
@@ -1194,7 +1199,7 @@
             <w:r/>
             <w:r>
               <w:rPr>
-                <w:rFonts w:ascii="Arial" w:hAnsi="Arial"/>
+                <w:rFonts w:ascii="Verdana" w:hAnsi="Verdana"/>
                 <w:b w:val="0"/>
                 <w:sz w:val="16"/>
               </w:rPr>
@@ -1203,15 +1208,18 @@
         </w:tc>
       </w:tr>
       <w:tr>
-        <w:tc>
-          <w:tcPr>
-            <w:tcW w:type="dxa" w:w="1514"/>
-          </w:tcPr>
-          <w:p>
-            <w:r/>
-            <w:r>
-              <w:rPr>
-                <w:rFonts w:ascii="Arial" w:hAnsi="Arial"/>
+        <w:trPr>
+          <w:cantSplit/>
+        </w:trPr>
+        <w:tc>
+          <w:tcPr>
+            <w:tcW w:type="dxa" w:w="1514"/>
+          </w:tcPr>
+          <w:p>
+            <w:r/>
+            <w:r>
+              <w:rPr>
+                <w:rFonts w:ascii="Verdana" w:hAnsi="Verdana"/>
                 <w:b w:val="0"/>
                 <w:sz w:val="16"/>
               </w:rPr>
@@ -1227,7 +1235,7 @@
             <w:r/>
             <w:r>
               <w:rPr>
-                <w:rFonts w:ascii="Arial" w:hAnsi="Arial"/>
+                <w:rFonts w:ascii="Verdana" w:hAnsi="Verdana"/>
                 <w:b w:val="0"/>
                 <w:sz w:val="16"/>
               </w:rPr>
@@ -1243,7 +1251,7 @@
             <w:r/>
             <w:r>
               <w:rPr>
-                <w:rFonts w:ascii="Arial" w:hAnsi="Arial"/>
+                <w:rFonts w:ascii="Verdana" w:hAnsi="Verdana"/>
                 <w:b w:val="0"/>
                 <w:sz w:val="16"/>
               </w:rPr>
@@ -1259,7 +1267,7 @@
             <w:r/>
             <w:r>
               <w:rPr>
-                <w:rFonts w:ascii="Arial" w:hAnsi="Arial"/>
+                <w:rFonts w:ascii="Verdana" w:hAnsi="Verdana"/>
                 <w:b w:val="0"/>
                 <w:sz w:val="16"/>
               </w:rPr>
@@ -1275,7 +1283,7 @@
             <w:r/>
             <w:r>
               <w:rPr>
-                <w:rFonts w:ascii="Arial" w:hAnsi="Arial"/>
+                <w:rFonts w:ascii="Verdana" w:hAnsi="Verdana"/>
                 <w:b w:val="0"/>
                 <w:sz w:val="16"/>
               </w:rPr>
@@ -1291,7 +1299,7 @@
             <w:r/>
             <w:r>
               <w:rPr>
-                <w:rFonts w:ascii="Arial" w:hAnsi="Arial"/>
+                <w:rFonts w:ascii="Verdana" w:hAnsi="Verdana"/>
                 <w:b w:val="0"/>
                 <w:sz w:val="16"/>
               </w:rPr>
@@ -1307,7 +1315,7 @@
             <w:r/>
             <w:r>
               <w:rPr>
-                <w:rFonts w:ascii="Arial" w:hAnsi="Arial"/>
+                <w:rFonts w:ascii="Verdana" w:hAnsi="Verdana"/>
                 <w:b w:val="0"/>
                 <w:sz w:val="16"/>
               </w:rPr>
@@ -1323,7 +1331,7 @@
             <w:r/>
             <w:r>
               <w:rPr>
-                <w:rFonts w:ascii="Arial" w:hAnsi="Arial"/>
+                <w:rFonts w:ascii="Verdana" w:hAnsi="Verdana"/>
                 <w:b w:val="0"/>
                 <w:sz w:val="16"/>
               </w:rPr>
@@ -1339,7 +1347,7 @@
             <w:r/>
             <w:r>
               <w:rPr>
-                <w:rFonts w:ascii="Arial" w:hAnsi="Arial"/>
+                <w:rFonts w:ascii="Verdana" w:hAnsi="Verdana"/>
                 <w:b w:val="0"/>
                 <w:sz w:val="16"/>
               </w:rPr>
@@ -1355,7 +1363,7 @@
             <w:r/>
             <w:r>
               <w:rPr>
-                <w:rFonts w:ascii="Arial" w:hAnsi="Arial"/>
+                <w:rFonts w:ascii="Verdana" w:hAnsi="Verdana"/>
                 <w:b w:val="0"/>
                 <w:sz w:val="16"/>
               </w:rPr>
@@ -1364,15 +1372,18 @@
         </w:tc>
       </w:tr>
       <w:tr>
-        <w:tc>
-          <w:tcPr>
-            <w:tcW w:type="dxa" w:w="1514"/>
-          </w:tcPr>
-          <w:p>
-            <w:r/>
-            <w:r>
-              <w:rPr>
-                <w:rFonts w:ascii="Arial" w:hAnsi="Arial"/>
+        <w:trPr>
+          <w:cantSplit/>
+        </w:trPr>
+        <w:tc>
+          <w:tcPr>
+            <w:tcW w:type="dxa" w:w="1514"/>
+          </w:tcPr>
+          <w:p>
+            <w:r/>
+            <w:r>
+              <w:rPr>
+                <w:rFonts w:ascii="Verdana" w:hAnsi="Verdana"/>
                 <w:b w:val="0"/>
                 <w:sz w:val="16"/>
               </w:rPr>
@@ -1388,7 +1399,7 @@
             <w:r/>
             <w:r>
               <w:rPr>
-                <w:rFonts w:ascii="Arial" w:hAnsi="Arial"/>
+                <w:rFonts w:ascii="Verdana" w:hAnsi="Verdana"/>
                 <w:b w:val="0"/>
                 <w:sz w:val="16"/>
               </w:rPr>
@@ -1404,7 +1415,7 @@
             <w:r/>
             <w:r>
               <w:rPr>
-                <w:rFonts w:ascii="Arial" w:hAnsi="Arial"/>
+                <w:rFonts w:ascii="Verdana" w:hAnsi="Verdana"/>
                 <w:b w:val="0"/>
                 <w:sz w:val="16"/>
               </w:rPr>
@@ -1420,7 +1431,7 @@
             <w:r/>
             <w:r>
               <w:rPr>
-                <w:rFonts w:ascii="Arial" w:hAnsi="Arial"/>
+                <w:rFonts w:ascii="Verdana" w:hAnsi="Verdana"/>
                 <w:b w:val="0"/>
                 <w:sz w:val="16"/>
               </w:rPr>
@@ -1436,7 +1447,7 @@
             <w:r/>
             <w:r>
               <w:rPr>
-                <w:rFonts w:ascii="Arial" w:hAnsi="Arial"/>
+                <w:rFonts w:ascii="Verdana" w:hAnsi="Verdana"/>
                 <w:b w:val="0"/>
                 <w:sz w:val="16"/>
               </w:rPr>
@@ -1452,7 +1463,7 @@
             <w:r/>
             <w:r>
               <w:rPr>
-                <w:rFonts w:ascii="Arial" w:hAnsi="Arial"/>
+                <w:rFonts w:ascii="Verdana" w:hAnsi="Verdana"/>
                 <w:b w:val="0"/>
                 <w:sz w:val="16"/>
               </w:rPr>
@@ -1468,7 +1479,7 @@
             <w:r/>
             <w:r>
               <w:rPr>
-                <w:rFonts w:ascii="Arial" w:hAnsi="Arial"/>
+                <w:rFonts w:ascii="Verdana" w:hAnsi="Verdana"/>
                 <w:b w:val="0"/>
                 <w:sz w:val="16"/>
               </w:rPr>
@@ -1484,7 +1495,7 @@
             <w:r/>
             <w:r>
               <w:rPr>
-                <w:rFonts w:ascii="Arial" w:hAnsi="Arial"/>
+                <w:rFonts w:ascii="Verdana" w:hAnsi="Verdana"/>
                 <w:b w:val="0"/>
                 <w:sz w:val="16"/>
               </w:rPr>
@@ -1500,7 +1511,7 @@
             <w:r/>
             <w:r>
               <w:rPr>
-                <w:rFonts w:ascii="Arial" w:hAnsi="Arial"/>
+                <w:rFonts w:ascii="Verdana" w:hAnsi="Verdana"/>
                 <w:b w:val="0"/>
                 <w:sz w:val="16"/>
               </w:rPr>
@@ -1516,7 +1527,7 @@
             <w:r/>
             <w:r>
               <w:rPr>
-                <w:rFonts w:ascii="Arial" w:hAnsi="Arial"/>
+                <w:rFonts w:ascii="Verdana" w:hAnsi="Verdana"/>
                 <w:b w:val="0"/>
                 <w:sz w:val="16"/>
               </w:rPr>
@@ -1525,15 +1536,18 @@
         </w:tc>
       </w:tr>
       <w:tr>
-        <w:tc>
-          <w:tcPr>
-            <w:tcW w:type="dxa" w:w="1514"/>
-          </w:tcPr>
-          <w:p>
-            <w:r/>
-            <w:r>
-              <w:rPr>
-                <w:rFonts w:ascii="Arial" w:hAnsi="Arial"/>
+        <w:trPr>
+          <w:cantSplit/>
+        </w:trPr>
+        <w:tc>
+          <w:tcPr>
+            <w:tcW w:type="dxa" w:w="1514"/>
+          </w:tcPr>
+          <w:p>
+            <w:r/>
+            <w:r>
+              <w:rPr>
+                <w:rFonts w:ascii="Verdana" w:hAnsi="Verdana"/>
                 <w:b w:val="0"/>
                 <w:sz w:val="16"/>
               </w:rPr>
@@ -1549,7 +1563,7 @@
             <w:r/>
             <w:r>
               <w:rPr>
-                <w:rFonts w:ascii="Arial" w:hAnsi="Arial"/>
+                <w:rFonts w:ascii="Verdana" w:hAnsi="Verdana"/>
                 <w:b w:val="0"/>
                 <w:sz w:val="16"/>
               </w:rPr>
@@ -1565,7 +1579,7 @@
             <w:r/>
             <w:r>
               <w:rPr>
-                <w:rFonts w:ascii="Arial" w:hAnsi="Arial"/>
+                <w:rFonts w:ascii="Verdana" w:hAnsi="Verdana"/>
                 <w:b w:val="0"/>
                 <w:sz w:val="16"/>
               </w:rPr>
@@ -1581,7 +1595,7 @@
             <w:r/>
             <w:r>
               <w:rPr>
-                <w:rFonts w:ascii="Arial" w:hAnsi="Arial"/>
+                <w:rFonts w:ascii="Verdana" w:hAnsi="Verdana"/>
                 <w:b w:val="0"/>
                 <w:sz w:val="16"/>
               </w:rPr>
@@ -1597,7 +1611,7 @@
             <w:r/>
             <w:r>
               <w:rPr>
-                <w:rFonts w:ascii="Arial" w:hAnsi="Arial"/>
+                <w:rFonts w:ascii="Verdana" w:hAnsi="Verdana"/>
                 <w:b w:val="0"/>
                 <w:sz w:val="16"/>
               </w:rPr>
@@ -1613,7 +1627,7 @@
             <w:r/>
             <w:r>
               <w:rPr>
-                <w:rFonts w:ascii="Arial" w:hAnsi="Arial"/>
+                <w:rFonts w:ascii="Verdana" w:hAnsi="Verdana"/>
                 <w:b w:val="0"/>
                 <w:sz w:val="16"/>
               </w:rPr>
@@ -1629,7 +1643,7 @@
             <w:r/>
             <w:r>
               <w:rPr>
-                <w:rFonts w:ascii="Arial" w:hAnsi="Arial"/>
+                <w:rFonts w:ascii="Verdana" w:hAnsi="Verdana"/>
                 <w:b w:val="0"/>
                 <w:sz w:val="16"/>
               </w:rPr>
@@ -1645,7 +1659,7 @@
             <w:r/>
             <w:r>
               <w:rPr>
-                <w:rFonts w:ascii="Arial" w:hAnsi="Arial"/>
+                <w:rFonts w:ascii="Verdana" w:hAnsi="Verdana"/>
                 <w:b w:val="0"/>
                 <w:sz w:val="16"/>
               </w:rPr>
@@ -1661,7 +1675,7 @@
             <w:r/>
             <w:r>
               <w:rPr>
-                <w:rFonts w:ascii="Arial" w:hAnsi="Arial"/>
+                <w:rFonts w:ascii="Verdana" w:hAnsi="Verdana"/>
                 <w:b w:val="0"/>
                 <w:sz w:val="16"/>
               </w:rPr>
@@ -1677,7 +1691,7 @@
             <w:r/>
             <w:r>
               <w:rPr>
-                <w:rFonts w:ascii="Arial" w:hAnsi="Arial"/>
+                <w:rFonts w:ascii="Verdana" w:hAnsi="Verdana"/>
                 <w:b w:val="0"/>
                 <w:sz w:val="16"/>
               </w:rPr>
@@ -1686,15 +1700,18 @@
         </w:tc>
       </w:tr>
       <w:tr>
-        <w:tc>
-          <w:tcPr>
-            <w:tcW w:type="dxa" w:w="1514"/>
-          </w:tcPr>
-          <w:p>
-            <w:r/>
-            <w:r>
-              <w:rPr>
-                <w:rFonts w:ascii="Arial" w:hAnsi="Arial"/>
+        <w:trPr>
+          <w:cantSplit/>
+        </w:trPr>
+        <w:tc>
+          <w:tcPr>
+            <w:tcW w:type="dxa" w:w="1514"/>
+          </w:tcPr>
+          <w:p>
+            <w:r/>
+            <w:r>
+              <w:rPr>
+                <w:rFonts w:ascii="Verdana" w:hAnsi="Verdana"/>
                 <w:b w:val="0"/>
                 <w:sz w:val="16"/>
               </w:rPr>
@@ -1710,7 +1727,7 @@
             <w:r/>
             <w:r>
               <w:rPr>
-                <w:rFonts w:ascii="Arial" w:hAnsi="Arial"/>
+                <w:rFonts w:ascii="Verdana" w:hAnsi="Verdana"/>
                 <w:b w:val="0"/>
                 <w:sz w:val="16"/>
               </w:rPr>
@@ -1726,7 +1743,7 @@
             <w:r/>
             <w:r>
               <w:rPr>
-                <w:rFonts w:ascii="Arial" w:hAnsi="Arial"/>
+                <w:rFonts w:ascii="Verdana" w:hAnsi="Verdana"/>
                 <w:b w:val="0"/>
                 <w:sz w:val="16"/>
               </w:rPr>
@@ -1742,7 +1759,7 @@
             <w:r/>
             <w:r>
               <w:rPr>
-                <w:rFonts w:ascii="Arial" w:hAnsi="Arial"/>
+                <w:rFonts w:ascii="Verdana" w:hAnsi="Verdana"/>
                 <w:b w:val="0"/>
                 <w:sz w:val="16"/>
               </w:rPr>
@@ -1758,7 +1775,7 @@
             <w:r/>
             <w:r>
               <w:rPr>
-                <w:rFonts w:ascii="Arial" w:hAnsi="Arial"/>
+                <w:rFonts w:ascii="Verdana" w:hAnsi="Verdana"/>
                 <w:b w:val="0"/>
                 <w:sz w:val="16"/>
               </w:rPr>
@@ -1774,7 +1791,7 @@
             <w:r/>
             <w:r>
               <w:rPr>
-                <w:rFonts w:ascii="Arial" w:hAnsi="Arial"/>
+                <w:rFonts w:ascii="Verdana" w:hAnsi="Verdana"/>
                 <w:b w:val="0"/>
                 <w:sz w:val="16"/>
               </w:rPr>
@@ -1790,7 +1807,7 @@
             <w:r/>
             <w:r>
               <w:rPr>
-                <w:rFonts w:ascii="Arial" w:hAnsi="Arial"/>
+                <w:rFonts w:ascii="Verdana" w:hAnsi="Verdana"/>
                 <w:b w:val="0"/>
                 <w:sz w:val="16"/>
               </w:rPr>
@@ -1806,7 +1823,7 @@
             <w:r/>
             <w:r>
               <w:rPr>
-                <w:rFonts w:ascii="Arial" w:hAnsi="Arial"/>
+                <w:rFonts w:ascii="Verdana" w:hAnsi="Verdana"/>
                 <w:b w:val="0"/>
                 <w:sz w:val="16"/>
               </w:rPr>
@@ -1822,7 +1839,7 @@
             <w:r/>
             <w:r>
               <w:rPr>
-                <w:rFonts w:ascii="Arial" w:hAnsi="Arial"/>
+                <w:rFonts w:ascii="Verdana" w:hAnsi="Verdana"/>
                 <w:b w:val="0"/>
                 <w:sz w:val="16"/>
               </w:rPr>
@@ -1838,7 +1855,7 @@
             <w:r/>
             <w:r>
               <w:rPr>
-                <w:rFonts w:ascii="Arial" w:hAnsi="Arial"/>
+                <w:rFonts w:ascii="Verdana" w:hAnsi="Verdana"/>
                 <w:b w:val="0"/>
                 <w:sz w:val="16"/>
               </w:rPr>
@@ -1847,15 +1864,18 @@
         </w:tc>
       </w:tr>
       <w:tr>
-        <w:tc>
-          <w:tcPr>
-            <w:tcW w:type="dxa" w:w="1514"/>
-          </w:tcPr>
-          <w:p>
-            <w:r/>
-            <w:r>
-              <w:rPr>
-                <w:rFonts w:ascii="Arial" w:hAnsi="Arial"/>
+        <w:trPr>
+          <w:cantSplit/>
+        </w:trPr>
+        <w:tc>
+          <w:tcPr>
+            <w:tcW w:type="dxa" w:w="1514"/>
+          </w:tcPr>
+          <w:p>
+            <w:r/>
+            <w:r>
+              <w:rPr>
+                <w:rFonts w:ascii="Verdana" w:hAnsi="Verdana"/>
                 <w:b w:val="0"/>
                 <w:sz w:val="16"/>
               </w:rPr>
@@ -1871,7 +1891,7 @@
             <w:r/>
             <w:r>
               <w:rPr>
-                <w:rFonts w:ascii="Arial" w:hAnsi="Arial"/>
+                <w:rFonts w:ascii="Verdana" w:hAnsi="Verdana"/>
                 <w:b w:val="0"/>
                 <w:sz w:val="16"/>
               </w:rPr>
@@ -1887,7 +1907,7 @@
             <w:r/>
             <w:r>
               <w:rPr>
-                <w:rFonts w:ascii="Arial" w:hAnsi="Arial"/>
+                <w:rFonts w:ascii="Verdana" w:hAnsi="Verdana"/>
                 <w:b w:val="0"/>
                 <w:sz w:val="16"/>
               </w:rPr>
@@ -1903,7 +1923,7 @@
             <w:r/>
             <w:r>
               <w:rPr>
-                <w:rFonts w:ascii="Arial" w:hAnsi="Arial"/>
+                <w:rFonts w:ascii="Verdana" w:hAnsi="Verdana"/>
                 <w:b w:val="0"/>
                 <w:sz w:val="16"/>
               </w:rPr>
@@ -1919,7 +1939,7 @@
             <w:r/>
             <w:r>
               <w:rPr>
-                <w:rFonts w:ascii="Arial" w:hAnsi="Arial"/>
+                <w:rFonts w:ascii="Verdana" w:hAnsi="Verdana"/>
                 <w:b w:val="0"/>
                 <w:sz w:val="16"/>
               </w:rPr>
@@ -1935,7 +1955,7 @@
             <w:r/>
             <w:r>
               <w:rPr>
-                <w:rFonts w:ascii="Arial" w:hAnsi="Arial"/>
+                <w:rFonts w:ascii="Verdana" w:hAnsi="Verdana"/>
                 <w:b w:val="0"/>
                 <w:sz w:val="16"/>
               </w:rPr>
@@ -1951,7 +1971,7 @@
             <w:r/>
             <w:r>
               <w:rPr>
-                <w:rFonts w:ascii="Arial" w:hAnsi="Arial"/>
+                <w:rFonts w:ascii="Verdana" w:hAnsi="Verdana"/>
                 <w:b w:val="0"/>
                 <w:sz w:val="16"/>
               </w:rPr>
@@ -1967,7 +1987,7 @@
             <w:r/>
             <w:r>
               <w:rPr>
-                <w:rFonts w:ascii="Arial" w:hAnsi="Arial"/>
+                <w:rFonts w:ascii="Verdana" w:hAnsi="Verdana"/>
                 <w:b w:val="0"/>
                 <w:sz w:val="16"/>
               </w:rPr>
@@ -1983,7 +2003,7 @@
             <w:r/>
             <w:r>
               <w:rPr>
-                <w:rFonts w:ascii="Arial" w:hAnsi="Arial"/>
+                <w:rFonts w:ascii="Verdana" w:hAnsi="Verdana"/>
                 <w:b w:val="0"/>
                 <w:sz w:val="16"/>
               </w:rPr>
@@ -1999,7 +2019,7 @@
             <w:r/>
             <w:r>
               <w:rPr>
-                <w:rFonts w:ascii="Arial" w:hAnsi="Arial"/>
+                <w:rFonts w:ascii="Verdana" w:hAnsi="Verdana"/>
                 <w:b w:val="0"/>
                 <w:sz w:val="16"/>
               </w:rPr>
@@ -2008,15 +2028,18 @@
         </w:tc>
       </w:tr>
       <w:tr>
-        <w:tc>
-          <w:tcPr>
-            <w:tcW w:type="dxa" w:w="1514"/>
-          </w:tcPr>
-          <w:p>
-            <w:r/>
-            <w:r>
-              <w:rPr>
-                <w:rFonts w:ascii="Arial" w:hAnsi="Arial"/>
+        <w:trPr>
+          <w:cantSplit/>
+        </w:trPr>
+        <w:tc>
+          <w:tcPr>
+            <w:tcW w:type="dxa" w:w="1514"/>
+          </w:tcPr>
+          <w:p>
+            <w:r/>
+            <w:r>
+              <w:rPr>
+                <w:rFonts w:ascii="Verdana" w:hAnsi="Verdana"/>
                 <w:b w:val="0"/>
                 <w:sz w:val="16"/>
               </w:rPr>
@@ -2032,7 +2055,7 @@
             <w:r/>
             <w:r>
               <w:rPr>
-                <w:rFonts w:ascii="Arial" w:hAnsi="Arial"/>
+                <w:rFonts w:ascii="Verdana" w:hAnsi="Verdana"/>
                 <w:b w:val="0"/>
                 <w:sz w:val="16"/>
               </w:rPr>
@@ -2048,7 +2071,7 @@
             <w:r/>
             <w:r>
               <w:rPr>
-                <w:rFonts w:ascii="Arial" w:hAnsi="Arial"/>
+                <w:rFonts w:ascii="Verdana" w:hAnsi="Verdana"/>
                 <w:b w:val="0"/>
                 <w:sz w:val="16"/>
               </w:rPr>
@@ -2064,7 +2087,7 @@
             <w:r/>
             <w:r>
               <w:rPr>
-                <w:rFonts w:ascii="Arial" w:hAnsi="Arial"/>
+                <w:rFonts w:ascii="Verdana" w:hAnsi="Verdana"/>
                 <w:b w:val="0"/>
                 <w:sz w:val="16"/>
               </w:rPr>
@@ -2080,7 +2103,7 @@
             <w:r/>
             <w:r>
               <w:rPr>
-                <w:rFonts w:ascii="Arial" w:hAnsi="Arial"/>
+                <w:rFonts w:ascii="Verdana" w:hAnsi="Verdana"/>
                 <w:b w:val="0"/>
                 <w:sz w:val="16"/>
               </w:rPr>
@@ -2096,7 +2119,7 @@
             <w:r/>
             <w:r>
               <w:rPr>
-                <w:rFonts w:ascii="Arial" w:hAnsi="Arial"/>
+                <w:rFonts w:ascii="Verdana" w:hAnsi="Verdana"/>
                 <w:b w:val="0"/>
                 <w:sz w:val="16"/>
               </w:rPr>
@@ -2112,7 +2135,7 @@
             <w:r/>
             <w:r>
               <w:rPr>
-                <w:rFonts w:ascii="Arial" w:hAnsi="Arial"/>
+                <w:rFonts w:ascii="Verdana" w:hAnsi="Verdana"/>
                 <w:b w:val="0"/>
                 <w:sz w:val="16"/>
               </w:rPr>
@@ -2128,7 +2151,7 @@
             <w:r/>
             <w:r>
               <w:rPr>
-                <w:rFonts w:ascii="Arial" w:hAnsi="Arial"/>
+                <w:rFonts w:ascii="Verdana" w:hAnsi="Verdana"/>
                 <w:b w:val="0"/>
                 <w:sz w:val="16"/>
               </w:rPr>
@@ -2144,7 +2167,7 @@
             <w:r/>
             <w:r>
               <w:rPr>
-                <w:rFonts w:ascii="Arial" w:hAnsi="Arial"/>
+                <w:rFonts w:ascii="Verdana" w:hAnsi="Verdana"/>
                 <w:b w:val="0"/>
                 <w:sz w:val="16"/>
               </w:rPr>
@@ -2160,7 +2183,7 @@
             <w:r/>
             <w:r>
               <w:rPr>
-                <w:rFonts w:ascii="Arial" w:hAnsi="Arial"/>
+                <w:rFonts w:ascii="Verdana" w:hAnsi="Verdana"/>
                 <w:b w:val="0"/>
                 <w:sz w:val="16"/>
               </w:rPr>
@@ -2169,15 +2192,18 @@
         </w:tc>
       </w:tr>
       <w:tr>
-        <w:tc>
-          <w:tcPr>
-            <w:tcW w:type="dxa" w:w="1514"/>
-          </w:tcPr>
-          <w:p>
-            <w:r/>
-            <w:r>
-              <w:rPr>
-                <w:rFonts w:ascii="Arial" w:hAnsi="Arial"/>
+        <w:trPr>
+          <w:cantSplit/>
+        </w:trPr>
+        <w:tc>
+          <w:tcPr>
+            <w:tcW w:type="dxa" w:w="1514"/>
+          </w:tcPr>
+          <w:p>
+            <w:r/>
+            <w:r>
+              <w:rPr>
+                <w:rFonts w:ascii="Verdana" w:hAnsi="Verdana"/>
                 <w:b w:val="0"/>
                 <w:sz w:val="16"/>
               </w:rPr>
@@ -2193,7 +2219,7 @@
             <w:r/>
             <w:r>
               <w:rPr>
-                <w:rFonts w:ascii="Arial" w:hAnsi="Arial"/>
+                <w:rFonts w:ascii="Verdana" w:hAnsi="Verdana"/>
                 <w:b w:val="0"/>
                 <w:sz w:val="16"/>
               </w:rPr>
@@ -2209,7 +2235,7 @@
             <w:r/>
             <w:r>
               <w:rPr>
-                <w:rFonts w:ascii="Arial" w:hAnsi="Arial"/>
+                <w:rFonts w:ascii="Verdana" w:hAnsi="Verdana"/>
                 <w:b w:val="0"/>
                 <w:sz w:val="16"/>
               </w:rPr>
@@ -2225,7 +2251,7 @@
             <w:r/>
             <w:r>
               <w:rPr>
-                <w:rFonts w:ascii="Arial" w:hAnsi="Arial"/>
+                <w:rFonts w:ascii="Verdana" w:hAnsi="Verdana"/>
                 <w:b w:val="0"/>
                 <w:sz w:val="16"/>
               </w:rPr>
@@ -2241,7 +2267,7 @@
             <w:r/>
             <w:r>
               <w:rPr>
-                <w:rFonts w:ascii="Arial" w:hAnsi="Arial"/>
+                <w:rFonts w:ascii="Verdana" w:hAnsi="Verdana"/>
                 <w:b w:val="0"/>
                 <w:sz w:val="16"/>
               </w:rPr>
@@ -2257,7 +2283,7 @@
             <w:r/>
             <w:r>
               <w:rPr>
-                <w:rFonts w:ascii="Arial" w:hAnsi="Arial"/>
+                <w:rFonts w:ascii="Verdana" w:hAnsi="Verdana"/>
                 <w:b w:val="0"/>
                 <w:sz w:val="16"/>
               </w:rPr>
@@ -2273,7 +2299,7 @@
             <w:r/>
             <w:r>
               <w:rPr>
-                <w:rFonts w:ascii="Arial" w:hAnsi="Arial"/>
+                <w:rFonts w:ascii="Verdana" w:hAnsi="Verdana"/>
                 <w:b w:val="0"/>
                 <w:sz w:val="16"/>
               </w:rPr>
@@ -2289,7 +2315,7 @@
             <w:r/>
             <w:r>
               <w:rPr>
-                <w:rFonts w:ascii="Arial" w:hAnsi="Arial"/>
+                <w:rFonts w:ascii="Verdana" w:hAnsi="Verdana"/>
                 <w:b w:val="0"/>
                 <w:sz w:val="16"/>
               </w:rPr>
@@ -2305,7 +2331,7 @@
             <w:r/>
             <w:r>
               <w:rPr>
-                <w:rFonts w:ascii="Arial" w:hAnsi="Arial"/>
+                <w:rFonts w:ascii="Verdana" w:hAnsi="Verdana"/>
                 <w:b w:val="0"/>
                 <w:sz w:val="16"/>
               </w:rPr>
@@ -2321,7 +2347,7 @@
             <w:r/>
             <w:r>
               <w:rPr>
-                <w:rFonts w:ascii="Arial" w:hAnsi="Arial"/>
+                <w:rFonts w:ascii="Verdana" w:hAnsi="Verdana"/>
                 <w:b w:val="0"/>
                 <w:sz w:val="16"/>
               </w:rPr>
@@ -2330,15 +2356,18 @@
         </w:tc>
       </w:tr>
       <w:tr>
-        <w:tc>
-          <w:tcPr>
-            <w:tcW w:type="dxa" w:w="1514"/>
-          </w:tcPr>
-          <w:p>
-            <w:r/>
-            <w:r>
-              <w:rPr>
-                <w:rFonts w:ascii="Arial" w:hAnsi="Arial"/>
+        <w:trPr>
+          <w:cantSplit/>
+        </w:trPr>
+        <w:tc>
+          <w:tcPr>
+            <w:tcW w:type="dxa" w:w="1514"/>
+          </w:tcPr>
+          <w:p>
+            <w:r/>
+            <w:r>
+              <w:rPr>
+                <w:rFonts w:ascii="Verdana" w:hAnsi="Verdana"/>
                 <w:b w:val="0"/>
                 <w:sz w:val="16"/>
               </w:rPr>
@@ -2354,7 +2383,7 @@
             <w:r/>
             <w:r>
               <w:rPr>
-                <w:rFonts w:ascii="Arial" w:hAnsi="Arial"/>
+                <w:rFonts w:ascii="Verdana" w:hAnsi="Verdana"/>
                 <w:b w:val="0"/>
                 <w:sz w:val="16"/>
               </w:rPr>
@@ -2370,7 +2399,7 @@
             <w:r/>
             <w:r>
               <w:rPr>
-                <w:rFonts w:ascii="Arial" w:hAnsi="Arial"/>
+                <w:rFonts w:ascii="Verdana" w:hAnsi="Verdana"/>
                 <w:b w:val="0"/>
                 <w:sz w:val="16"/>
               </w:rPr>
@@ -2386,7 +2415,7 @@
             <w:r/>
             <w:r>
               <w:rPr>
-                <w:rFonts w:ascii="Arial" w:hAnsi="Arial"/>
+                <w:rFonts w:ascii="Verdana" w:hAnsi="Verdana"/>
                 <w:b w:val="0"/>
                 <w:sz w:val="16"/>
               </w:rPr>
@@ -2402,7 +2431,7 @@
             <w:r/>
             <w:r>
               <w:rPr>
-                <w:rFonts w:ascii="Arial" w:hAnsi="Arial"/>
+                <w:rFonts w:ascii="Verdana" w:hAnsi="Verdana"/>
                 <w:b w:val="0"/>
                 <w:sz w:val="16"/>
               </w:rPr>
@@ -2418,7 +2447,7 @@
             <w:r/>
             <w:r>
               <w:rPr>
-                <w:rFonts w:ascii="Arial" w:hAnsi="Arial"/>
+                <w:rFonts w:ascii="Verdana" w:hAnsi="Verdana"/>
                 <w:b w:val="0"/>
                 <w:sz w:val="16"/>
               </w:rPr>
@@ -2434,7 +2463,7 @@
             <w:r/>
             <w:r>
               <w:rPr>
-                <w:rFonts w:ascii="Arial" w:hAnsi="Arial"/>
+                <w:rFonts w:ascii="Verdana" w:hAnsi="Verdana"/>
                 <w:b w:val="0"/>
                 <w:sz w:val="16"/>
               </w:rPr>
@@ -2450,7 +2479,7 @@
             <w:r/>
             <w:r>
               <w:rPr>
-                <w:rFonts w:ascii="Arial" w:hAnsi="Arial"/>
+                <w:rFonts w:ascii="Verdana" w:hAnsi="Verdana"/>
                 <w:b w:val="0"/>
                 <w:sz w:val="16"/>
               </w:rPr>
@@ -2466,7 +2495,7 @@
             <w:r/>
             <w:r>
               <w:rPr>
-                <w:rFonts w:ascii="Arial" w:hAnsi="Arial"/>
+                <w:rFonts w:ascii="Verdana" w:hAnsi="Verdana"/>
                 <w:b w:val="0"/>
                 <w:sz w:val="16"/>
               </w:rPr>
@@ -2482,7 +2511,7 @@
             <w:r/>
             <w:r>
               <w:rPr>
-                <w:rFonts w:ascii="Arial" w:hAnsi="Arial"/>
+                <w:rFonts w:ascii="Verdana" w:hAnsi="Verdana"/>
                 <w:b w:val="0"/>
                 <w:sz w:val="16"/>
               </w:rPr>
@@ -2491,15 +2520,18 @@
         </w:tc>
       </w:tr>
       <w:tr>
-        <w:tc>
-          <w:tcPr>
-            <w:tcW w:type="dxa" w:w="1514"/>
-          </w:tcPr>
-          <w:p>
-            <w:r/>
-            <w:r>
-              <w:rPr>
-                <w:rFonts w:ascii="Arial" w:hAnsi="Arial"/>
+        <w:trPr>
+          <w:cantSplit/>
+        </w:trPr>
+        <w:tc>
+          <w:tcPr>
+            <w:tcW w:type="dxa" w:w="1514"/>
+          </w:tcPr>
+          <w:p>
+            <w:r/>
+            <w:r>
+              <w:rPr>
+                <w:rFonts w:ascii="Verdana" w:hAnsi="Verdana"/>
                 <w:b w:val="0"/>
                 <w:sz w:val="16"/>
               </w:rPr>
@@ -2515,7 +2547,7 @@
             <w:r/>
             <w:r>
               <w:rPr>
-                <w:rFonts w:ascii="Arial" w:hAnsi="Arial"/>
+                <w:rFonts w:ascii="Verdana" w:hAnsi="Verdana"/>
                 <w:b w:val="0"/>
                 <w:sz w:val="16"/>
               </w:rPr>
@@ -2531,7 +2563,7 @@
             <w:r/>
             <w:r>
               <w:rPr>
-                <w:rFonts w:ascii="Arial" w:hAnsi="Arial"/>
+                <w:rFonts w:ascii="Verdana" w:hAnsi="Verdana"/>
                 <w:b w:val="0"/>
                 <w:sz w:val="16"/>
               </w:rPr>
@@ -2547,7 +2579,7 @@
             <w:r/>
             <w:r>
               <w:rPr>
-                <w:rFonts w:ascii="Arial" w:hAnsi="Arial"/>
+                <w:rFonts w:ascii="Verdana" w:hAnsi="Verdana"/>
                 <w:b w:val="0"/>
                 <w:sz w:val="16"/>
               </w:rPr>
@@ -2563,7 +2595,7 @@
             <w:r/>
             <w:r>
               <w:rPr>
-                <w:rFonts w:ascii="Arial" w:hAnsi="Arial"/>
+                <w:rFonts w:ascii="Verdana" w:hAnsi="Verdana"/>
                 <w:b w:val="0"/>
                 <w:sz w:val="16"/>
               </w:rPr>
@@ -2579,7 +2611,7 @@
             <w:r/>
             <w:r>
               <w:rPr>
-                <w:rFonts w:ascii="Arial" w:hAnsi="Arial"/>
+                <w:rFonts w:ascii="Verdana" w:hAnsi="Verdana"/>
                 <w:b w:val="0"/>
                 <w:sz w:val="16"/>
               </w:rPr>
@@ -2595,7 +2627,7 @@
             <w:r/>
             <w:r>
               <w:rPr>
-                <w:rFonts w:ascii="Arial" w:hAnsi="Arial"/>
+                <w:rFonts w:ascii="Verdana" w:hAnsi="Verdana"/>
                 <w:b w:val="0"/>
                 <w:sz w:val="16"/>
               </w:rPr>
@@ -2611,7 +2643,7 @@
             <w:r/>
             <w:r>
               <w:rPr>
-                <w:rFonts w:ascii="Arial" w:hAnsi="Arial"/>
+                <w:rFonts w:ascii="Verdana" w:hAnsi="Verdana"/>
                 <w:b w:val="0"/>
                 <w:sz w:val="16"/>
               </w:rPr>
@@ -2627,7 +2659,7 @@
             <w:r/>
             <w:r>
               <w:rPr>
-                <w:rFonts w:ascii="Arial" w:hAnsi="Arial"/>
+                <w:rFonts w:ascii="Verdana" w:hAnsi="Verdana"/>
                 <w:b w:val="0"/>
                 <w:sz w:val="16"/>
               </w:rPr>
@@ -2643,7 +2675,7 @@
             <w:r/>
             <w:r>
               <w:rPr>
-                <w:rFonts w:ascii="Arial" w:hAnsi="Arial"/>
+                <w:rFonts w:ascii="Verdana" w:hAnsi="Verdana"/>
                 <w:b w:val="0"/>
                 <w:sz w:val="16"/>
               </w:rPr>
@@ -2652,15 +2684,18 @@
         </w:tc>
       </w:tr>
       <w:tr>
-        <w:tc>
-          <w:tcPr>
-            <w:tcW w:type="dxa" w:w="1514"/>
-          </w:tcPr>
-          <w:p>
-            <w:r/>
-            <w:r>
-              <w:rPr>
-                <w:rFonts w:ascii="Arial" w:hAnsi="Arial"/>
+        <w:trPr>
+          <w:cantSplit/>
+        </w:trPr>
+        <w:tc>
+          <w:tcPr>
+            <w:tcW w:type="dxa" w:w="1514"/>
+          </w:tcPr>
+          <w:p>
+            <w:r/>
+            <w:r>
+              <w:rPr>
+                <w:rFonts w:ascii="Verdana" w:hAnsi="Verdana"/>
                 <w:b w:val="0"/>
                 <w:sz w:val="16"/>
               </w:rPr>
@@ -2676,7 +2711,7 @@
             <w:r/>
             <w:r>
               <w:rPr>
-                <w:rFonts w:ascii="Arial" w:hAnsi="Arial"/>
+                <w:rFonts w:ascii="Verdana" w:hAnsi="Verdana"/>
                 <w:b w:val="0"/>
                 <w:sz w:val="16"/>
               </w:rPr>
@@ -2692,7 +2727,7 @@
             <w:r/>
             <w:r>
               <w:rPr>
-                <w:rFonts w:ascii="Arial" w:hAnsi="Arial"/>
+                <w:rFonts w:ascii="Verdana" w:hAnsi="Verdana"/>
                 <w:b w:val="0"/>
                 <w:sz w:val="16"/>
               </w:rPr>
@@ -2708,7 +2743,7 @@
             <w:r/>
             <w:r>
               <w:rPr>
-                <w:rFonts w:ascii="Arial" w:hAnsi="Arial"/>
+                <w:rFonts w:ascii="Verdana" w:hAnsi="Verdana"/>
                 <w:b w:val="0"/>
                 <w:sz w:val="16"/>
               </w:rPr>
@@ -2724,7 +2759,7 @@
             <w:r/>
             <w:r>
               <w:rPr>
-                <w:rFonts w:ascii="Arial" w:hAnsi="Arial"/>
+                <w:rFonts w:ascii="Verdana" w:hAnsi="Verdana"/>
                 <w:b w:val="0"/>
                 <w:sz w:val="16"/>
               </w:rPr>
@@ -2740,7 +2775,7 @@
             <w:r/>
             <w:r>
               <w:rPr>
-                <w:rFonts w:ascii="Arial" w:hAnsi="Arial"/>
+                <w:rFonts w:ascii="Verdana" w:hAnsi="Verdana"/>
                 <w:b w:val="0"/>
                 <w:sz w:val="16"/>
               </w:rPr>
@@ -2756,7 +2791,7 @@
             <w:r/>
             <w:r>
               <w:rPr>
-                <w:rFonts w:ascii="Arial" w:hAnsi="Arial"/>
+                <w:rFonts w:ascii="Verdana" w:hAnsi="Verdana"/>
                 <w:b w:val="0"/>
                 <w:sz w:val="16"/>
               </w:rPr>
@@ -2772,7 +2807,7 @@
             <w:r/>
             <w:r>
               <w:rPr>
-                <w:rFonts w:ascii="Arial" w:hAnsi="Arial"/>
+                <w:rFonts w:ascii="Verdana" w:hAnsi="Verdana"/>
                 <w:b w:val="0"/>
                 <w:sz w:val="16"/>
               </w:rPr>
@@ -2788,7 +2823,7 @@
             <w:r/>
             <w:r>
               <w:rPr>
-                <w:rFonts w:ascii="Arial" w:hAnsi="Arial"/>
+                <w:rFonts w:ascii="Verdana" w:hAnsi="Verdana"/>
                 <w:b w:val="0"/>
                 <w:sz w:val="16"/>
               </w:rPr>
@@ -2804,7 +2839,7 @@
             <w:r/>
             <w:r>
               <w:rPr>
-                <w:rFonts w:ascii="Arial" w:hAnsi="Arial"/>
+                <w:rFonts w:ascii="Verdana" w:hAnsi="Verdana"/>
                 <w:b w:val="0"/>
                 <w:sz w:val="16"/>
               </w:rPr>
@@ -2813,15 +2848,18 @@
         </w:tc>
       </w:tr>
       <w:tr>
-        <w:tc>
-          <w:tcPr>
-            <w:tcW w:type="dxa" w:w="1514"/>
-          </w:tcPr>
-          <w:p>
-            <w:r/>
-            <w:r>
-              <w:rPr>
-                <w:rFonts w:ascii="Arial" w:hAnsi="Arial"/>
+        <w:trPr>
+          <w:cantSplit/>
+        </w:trPr>
+        <w:tc>
+          <w:tcPr>
+            <w:tcW w:type="dxa" w:w="1514"/>
+          </w:tcPr>
+          <w:p>
+            <w:r/>
+            <w:r>
+              <w:rPr>
+                <w:rFonts w:ascii="Verdana" w:hAnsi="Verdana"/>
                 <w:b w:val="0"/>
                 <w:sz w:val="16"/>
               </w:rPr>
@@ -2837,7 +2875,7 @@
             <w:r/>
             <w:r>
               <w:rPr>
-                <w:rFonts w:ascii="Arial" w:hAnsi="Arial"/>
+                <w:rFonts w:ascii="Verdana" w:hAnsi="Verdana"/>
                 <w:b w:val="0"/>
                 <w:sz w:val="16"/>
               </w:rPr>
@@ -2853,7 +2891,7 @@
             <w:r/>
             <w:r>
               <w:rPr>
-                <w:rFonts w:ascii="Arial" w:hAnsi="Arial"/>
+                <w:rFonts w:ascii="Verdana" w:hAnsi="Verdana"/>
                 <w:b w:val="0"/>
                 <w:sz w:val="16"/>
               </w:rPr>
@@ -2869,7 +2907,7 @@
             <w:r/>
             <w:r>
               <w:rPr>
-                <w:rFonts w:ascii="Arial" w:hAnsi="Arial"/>
+                <w:rFonts w:ascii="Verdana" w:hAnsi="Verdana"/>
                 <w:b w:val="0"/>
                 <w:sz w:val="16"/>
               </w:rPr>
@@ -2885,7 +2923,7 @@
             <w:r/>
             <w:r>
               <w:rPr>
-                <w:rFonts w:ascii="Arial" w:hAnsi="Arial"/>
+                <w:rFonts w:ascii="Verdana" w:hAnsi="Verdana"/>
                 <w:b w:val="0"/>
                 <w:sz w:val="16"/>
               </w:rPr>
@@ -2901,7 +2939,7 @@
             <w:r/>
             <w:r>
               <w:rPr>
-                <w:rFonts w:ascii="Arial" w:hAnsi="Arial"/>
+                <w:rFonts w:ascii="Verdana" w:hAnsi="Verdana"/>
                 <w:b w:val="0"/>
                 <w:sz w:val="16"/>
               </w:rPr>
@@ -2917,7 +2955,7 @@
             <w:r/>
             <w:r>
               <w:rPr>
-                <w:rFonts w:ascii="Arial" w:hAnsi="Arial"/>
+                <w:rFonts w:ascii="Verdana" w:hAnsi="Verdana"/>
                 <w:b w:val="0"/>
                 <w:sz w:val="16"/>
               </w:rPr>
@@ -2933,7 +2971,7 @@
             <w:r/>
             <w:r>
               <w:rPr>
-                <w:rFonts w:ascii="Arial" w:hAnsi="Arial"/>
+                <w:rFonts w:ascii="Verdana" w:hAnsi="Verdana"/>
                 <w:b w:val="0"/>
                 <w:sz w:val="16"/>
               </w:rPr>
@@ -2949,7 +2987,7 @@
             <w:r/>
             <w:r>
               <w:rPr>
-                <w:rFonts w:ascii="Arial" w:hAnsi="Arial"/>
+                <w:rFonts w:ascii="Verdana" w:hAnsi="Verdana"/>
                 <w:b w:val="0"/>
                 <w:sz w:val="16"/>
               </w:rPr>
@@ -2965,7 +3003,7 @@
             <w:r/>
             <w:r>
               <w:rPr>
-                <w:rFonts w:ascii="Arial" w:hAnsi="Arial"/>
+                <w:rFonts w:ascii="Verdana" w:hAnsi="Verdana"/>
                 <w:b w:val="0"/>
                 <w:sz w:val="16"/>
               </w:rPr>
@@ -2974,15 +3012,18 @@
         </w:tc>
       </w:tr>
       <w:tr>
-        <w:tc>
-          <w:tcPr>
-            <w:tcW w:type="dxa" w:w="1514"/>
-          </w:tcPr>
-          <w:p>
-            <w:r/>
-            <w:r>
-              <w:rPr>
-                <w:rFonts w:ascii="Arial" w:hAnsi="Arial"/>
+        <w:trPr>
+          <w:cantSplit/>
+        </w:trPr>
+        <w:tc>
+          <w:tcPr>
+            <w:tcW w:type="dxa" w:w="1514"/>
+          </w:tcPr>
+          <w:p>
+            <w:r/>
+            <w:r>
+              <w:rPr>
+                <w:rFonts w:ascii="Verdana" w:hAnsi="Verdana"/>
                 <w:b w:val="0"/>
                 <w:sz w:val="16"/>
               </w:rPr>
@@ -2998,7 +3039,7 @@
             <w:r/>
             <w:r>
               <w:rPr>
-                <w:rFonts w:ascii="Arial" w:hAnsi="Arial"/>
+                <w:rFonts w:ascii="Verdana" w:hAnsi="Verdana"/>
                 <w:b w:val="0"/>
                 <w:sz w:val="16"/>
               </w:rPr>
@@ -3014,7 +3055,7 @@
             <w:r/>
             <w:r>
               <w:rPr>
-                <w:rFonts w:ascii="Arial" w:hAnsi="Arial"/>
+                <w:rFonts w:ascii="Verdana" w:hAnsi="Verdana"/>
                 <w:b w:val="0"/>
                 <w:sz w:val="16"/>
               </w:rPr>
@@ -3030,7 +3071,7 @@
             <w:r/>
             <w:r>
               <w:rPr>
-                <w:rFonts w:ascii="Arial" w:hAnsi="Arial"/>
+                <w:rFonts w:ascii="Verdana" w:hAnsi="Verdana"/>
                 <w:b w:val="0"/>
                 <w:sz w:val="16"/>
               </w:rPr>
@@ -3046,7 +3087,7 @@
             <w:r/>
             <w:r>
               <w:rPr>
-                <w:rFonts w:ascii="Arial" w:hAnsi="Arial"/>
+                <w:rFonts w:ascii="Verdana" w:hAnsi="Verdana"/>
                 <w:b w:val="0"/>
                 <w:sz w:val="16"/>
               </w:rPr>
@@ -3062,7 +3103,7 @@
             <w:r/>
             <w:r>
               <w:rPr>
-                <w:rFonts w:ascii="Arial" w:hAnsi="Arial"/>
+                <w:rFonts w:ascii="Verdana" w:hAnsi="Verdana"/>
                 <w:b w:val="0"/>
                 <w:sz w:val="16"/>
               </w:rPr>
@@ -3078,7 +3119,7 @@
             <w:r/>
             <w:r>
               <w:rPr>
-                <w:rFonts w:ascii="Arial" w:hAnsi="Arial"/>
+                <w:rFonts w:ascii="Verdana" w:hAnsi="Verdana"/>
                 <w:b w:val="0"/>
                 <w:sz w:val="16"/>
               </w:rPr>
@@ -3094,7 +3135,7 @@
             <w:r/>
             <w:r>
               <w:rPr>
-                <w:rFonts w:ascii="Arial" w:hAnsi="Arial"/>
+                <w:rFonts w:ascii="Verdana" w:hAnsi="Verdana"/>
                 <w:b w:val="0"/>
                 <w:sz w:val="16"/>
               </w:rPr>
@@ -3110,7 +3151,7 @@
             <w:r/>
             <w:r>
               <w:rPr>
-                <w:rFonts w:ascii="Arial" w:hAnsi="Arial"/>
+                <w:rFonts w:ascii="Verdana" w:hAnsi="Verdana"/>
                 <w:b w:val="0"/>
                 <w:sz w:val="16"/>
               </w:rPr>
@@ -3126,7 +3167,7 @@
             <w:r/>
             <w:r>
               <w:rPr>
-                <w:rFonts w:ascii="Arial" w:hAnsi="Arial"/>
+                <w:rFonts w:ascii="Verdana" w:hAnsi="Verdana"/>
                 <w:b w:val="0"/>
                 <w:sz w:val="16"/>
               </w:rPr>
@@ -3135,15 +3176,18 @@
         </w:tc>
       </w:tr>
       <w:tr>
-        <w:tc>
-          <w:tcPr>
-            <w:tcW w:type="dxa" w:w="1514"/>
-          </w:tcPr>
-          <w:p>
-            <w:r/>
-            <w:r>
-              <w:rPr>
-                <w:rFonts w:ascii="Arial" w:hAnsi="Arial"/>
+        <w:trPr>
+          <w:cantSplit/>
+        </w:trPr>
+        <w:tc>
+          <w:tcPr>
+            <w:tcW w:type="dxa" w:w="1514"/>
+          </w:tcPr>
+          <w:p>
+            <w:r/>
+            <w:r>
+              <w:rPr>
+                <w:rFonts w:ascii="Verdana" w:hAnsi="Verdana"/>
                 <w:b w:val="0"/>
                 <w:sz w:val="16"/>
               </w:rPr>
@@ -3159,7 +3203,7 @@
             <w:r/>
             <w:r>
               <w:rPr>
-                <w:rFonts w:ascii="Arial" w:hAnsi="Arial"/>
+                <w:rFonts w:ascii="Verdana" w:hAnsi="Verdana"/>
                 <w:b w:val="0"/>
                 <w:sz w:val="16"/>
               </w:rPr>
@@ -3175,7 +3219,7 @@
             <w:r/>
             <w:r>
               <w:rPr>
-                <w:rFonts w:ascii="Arial" w:hAnsi="Arial"/>
+                <w:rFonts w:ascii="Verdana" w:hAnsi="Verdana"/>
                 <w:b w:val="0"/>
                 <w:sz w:val="16"/>
               </w:rPr>
@@ -3191,7 +3235,7 @@
             <w:r/>
             <w:r>
               <w:rPr>
-                <w:rFonts w:ascii="Arial" w:hAnsi="Arial"/>
+                <w:rFonts w:ascii="Verdana" w:hAnsi="Verdana"/>
                 <w:b w:val="0"/>
                 <w:sz w:val="16"/>
               </w:rPr>
@@ -3207,7 +3251,7 @@
             <w:r/>
             <w:r>
               <w:rPr>
-                <w:rFonts w:ascii="Arial" w:hAnsi="Arial"/>
+                <w:rFonts w:ascii="Verdana" w:hAnsi="Verdana"/>
                 <w:b w:val="0"/>
                 <w:sz w:val="16"/>
               </w:rPr>
@@ -3223,7 +3267,7 @@
             <w:r/>
             <w:r>
               <w:rPr>
-                <w:rFonts w:ascii="Arial" w:hAnsi="Arial"/>
+                <w:rFonts w:ascii="Verdana" w:hAnsi="Verdana"/>
                 <w:b w:val="0"/>
                 <w:sz w:val="16"/>
               </w:rPr>
@@ -3239,7 +3283,7 @@
             <w:r/>
             <w:r>
               <w:rPr>
-                <w:rFonts w:ascii="Arial" w:hAnsi="Arial"/>
+                <w:rFonts w:ascii="Verdana" w:hAnsi="Verdana"/>
                 <w:b w:val="0"/>
                 <w:sz w:val="16"/>
               </w:rPr>
@@ -3255,7 +3299,7 @@
             <w:r/>
             <w:r>
               <w:rPr>
-                <w:rFonts w:ascii="Arial" w:hAnsi="Arial"/>
+                <w:rFonts w:ascii="Verdana" w:hAnsi="Verdana"/>
                 <w:b w:val="0"/>
                 <w:sz w:val="16"/>
               </w:rPr>
@@ -3271,7 +3315,7 @@
             <w:r/>
             <w:r>
               <w:rPr>
-                <w:rFonts w:ascii="Arial" w:hAnsi="Arial"/>
+                <w:rFonts w:ascii="Verdana" w:hAnsi="Verdana"/>
                 <w:b w:val="0"/>
                 <w:sz w:val="16"/>
               </w:rPr>
@@ -3287,7 +3331,7 @@
             <w:r/>
             <w:r>
               <w:rPr>
-                <w:rFonts w:ascii="Arial" w:hAnsi="Arial"/>
+                <w:rFonts w:ascii="Verdana" w:hAnsi="Verdana"/>
                 <w:b w:val="0"/>
                 <w:sz w:val="16"/>
               </w:rPr>
@@ -3296,15 +3340,18 @@
         </w:tc>
       </w:tr>
       <w:tr>
-        <w:tc>
-          <w:tcPr>
-            <w:tcW w:type="dxa" w:w="1514"/>
-          </w:tcPr>
-          <w:p>
-            <w:r/>
-            <w:r>
-              <w:rPr>
-                <w:rFonts w:ascii="Arial" w:hAnsi="Arial"/>
+        <w:trPr>
+          <w:cantSplit/>
+        </w:trPr>
+        <w:tc>
+          <w:tcPr>
+            <w:tcW w:type="dxa" w:w="1514"/>
+          </w:tcPr>
+          <w:p>
+            <w:r/>
+            <w:r>
+              <w:rPr>
+                <w:rFonts w:ascii="Verdana" w:hAnsi="Verdana"/>
                 <w:b w:val="0"/>
                 <w:sz w:val="16"/>
               </w:rPr>
@@ -3320,7 +3367,7 @@
             <w:r/>
             <w:r>
               <w:rPr>
-                <w:rFonts w:ascii="Arial" w:hAnsi="Arial"/>
+                <w:rFonts w:ascii="Verdana" w:hAnsi="Verdana"/>
                 <w:b w:val="0"/>
                 <w:sz w:val="16"/>
               </w:rPr>
@@ -3336,7 +3383,7 @@
             <w:r/>
             <w:r>
               <w:rPr>
-                <w:rFonts w:ascii="Arial" w:hAnsi="Arial"/>
+                <w:rFonts w:ascii="Verdana" w:hAnsi="Verdana"/>
                 <w:b w:val="0"/>
                 <w:sz w:val="16"/>
               </w:rPr>
@@ -3352,7 +3399,7 @@
             <w:r/>
             <w:r>
               <w:rPr>
-                <w:rFonts w:ascii="Arial" w:hAnsi="Arial"/>
+                <w:rFonts w:ascii="Verdana" w:hAnsi="Verdana"/>
                 <w:b w:val="0"/>
                 <w:sz w:val="16"/>
               </w:rPr>
@@ -3368,7 +3415,7 @@
             <w:r/>
             <w:r>
               <w:rPr>
-                <w:rFonts w:ascii="Arial" w:hAnsi="Arial"/>
+                <w:rFonts w:ascii="Verdana" w:hAnsi="Verdana"/>
                 <w:b w:val="0"/>
                 <w:sz w:val="16"/>
               </w:rPr>
@@ -3384,7 +3431,7 @@
             <w:r/>
             <w:r>
               <w:rPr>
-                <w:rFonts w:ascii="Arial" w:hAnsi="Arial"/>
+                <w:rFonts w:ascii="Verdana" w:hAnsi="Verdana"/>
                 <w:b w:val="0"/>
                 <w:sz w:val="16"/>
               </w:rPr>
@@ -3400,7 +3447,7 @@
             <w:r/>
             <w:r>
               <w:rPr>
-                <w:rFonts w:ascii="Arial" w:hAnsi="Arial"/>
+                <w:rFonts w:ascii="Verdana" w:hAnsi="Verdana"/>
                 <w:b w:val="0"/>
                 <w:sz w:val="16"/>
               </w:rPr>
@@ -3416,7 +3463,7 @@
             <w:r/>
             <w:r>
               <w:rPr>
-                <w:rFonts w:ascii="Arial" w:hAnsi="Arial"/>
+                <w:rFonts w:ascii="Verdana" w:hAnsi="Verdana"/>
                 <w:b w:val="0"/>
                 <w:sz w:val="16"/>
               </w:rPr>
@@ -3432,7 +3479,7 @@
             <w:r/>
             <w:r>
               <w:rPr>
-                <w:rFonts w:ascii="Arial" w:hAnsi="Arial"/>
+                <w:rFonts w:ascii="Verdana" w:hAnsi="Verdana"/>
                 <w:b w:val="0"/>
                 <w:sz w:val="16"/>
               </w:rPr>
@@ -3448,7 +3495,7 @@
             <w:r/>
             <w:r>
               <w:rPr>
-                <w:rFonts w:ascii="Arial" w:hAnsi="Arial"/>
+                <w:rFonts w:ascii="Verdana" w:hAnsi="Verdana"/>
                 <w:b w:val="0"/>
                 <w:sz w:val="16"/>
               </w:rPr>
@@ -3457,15 +3504,18 @@
         </w:tc>
       </w:tr>
       <w:tr>
-        <w:tc>
-          <w:tcPr>
-            <w:tcW w:type="dxa" w:w="1514"/>
-          </w:tcPr>
-          <w:p>
-            <w:r/>
-            <w:r>
-              <w:rPr>
-                <w:rFonts w:ascii="Arial" w:hAnsi="Arial"/>
+        <w:trPr>
+          <w:cantSplit/>
+        </w:trPr>
+        <w:tc>
+          <w:tcPr>
+            <w:tcW w:type="dxa" w:w="1514"/>
+          </w:tcPr>
+          <w:p>
+            <w:r/>
+            <w:r>
+              <w:rPr>
+                <w:rFonts w:ascii="Verdana" w:hAnsi="Verdana"/>
                 <w:b w:val="0"/>
                 <w:sz w:val="16"/>
               </w:rPr>
@@ -3481,7 +3531,7 @@
             <w:r/>
             <w:r>
               <w:rPr>
-                <w:rFonts w:ascii="Arial" w:hAnsi="Arial"/>
+                <w:rFonts w:ascii="Verdana" w:hAnsi="Verdana"/>
                 <w:b w:val="0"/>
                 <w:sz w:val="16"/>
               </w:rPr>
@@ -3497,7 +3547,7 @@
             <w:r/>
             <w:r>
               <w:rPr>
-                <w:rFonts w:ascii="Arial" w:hAnsi="Arial"/>
+                <w:rFonts w:ascii="Verdana" w:hAnsi="Verdana"/>
                 <w:b w:val="0"/>
                 <w:sz w:val="16"/>
               </w:rPr>
@@ -3513,7 +3563,7 @@
             <w:r/>
             <w:r>
               <w:rPr>
-                <w:rFonts w:ascii="Arial" w:hAnsi="Arial"/>
+                <w:rFonts w:ascii="Verdana" w:hAnsi="Verdana"/>
                 <w:b w:val="0"/>
                 <w:sz w:val="16"/>
               </w:rPr>
@@ -3529,7 +3579,7 @@
             <w:r/>
             <w:r>
               <w:rPr>
-                <w:rFonts w:ascii="Arial" w:hAnsi="Arial"/>
+                <w:rFonts w:ascii="Verdana" w:hAnsi="Verdana"/>
                 <w:b w:val="0"/>
                 <w:sz w:val="16"/>
               </w:rPr>
@@ -3545,7 +3595,7 @@
             <w:r/>
             <w:r>
               <w:rPr>
-                <w:rFonts w:ascii="Arial" w:hAnsi="Arial"/>
+                <w:rFonts w:ascii="Verdana" w:hAnsi="Verdana"/>
                 <w:b w:val="0"/>
                 <w:sz w:val="16"/>
               </w:rPr>
@@ -3561,7 +3611,7 @@
             <w:r/>
             <w:r>
               <w:rPr>
-                <w:rFonts w:ascii="Arial" w:hAnsi="Arial"/>
+                <w:rFonts w:ascii="Verdana" w:hAnsi="Verdana"/>
                 <w:b w:val="0"/>
                 <w:sz w:val="16"/>
               </w:rPr>
@@ -3577,7 +3627,7 @@
             <w:r/>
             <w:r>
               <w:rPr>
-                <w:rFonts w:ascii="Arial" w:hAnsi="Arial"/>
+                <w:rFonts w:ascii="Verdana" w:hAnsi="Verdana"/>
                 <w:b w:val="0"/>
                 <w:sz w:val="16"/>
               </w:rPr>
@@ -3593,7 +3643,7 @@
             <w:r/>
             <w:r>
               <w:rPr>
-                <w:rFonts w:ascii="Arial" w:hAnsi="Arial"/>
+                <w:rFonts w:ascii="Verdana" w:hAnsi="Verdana"/>
                 <w:b w:val="0"/>
                 <w:sz w:val="16"/>
               </w:rPr>
@@ -3609,7 +3659,7 @@
             <w:r/>
             <w:r>
               <w:rPr>
-                <w:rFonts w:ascii="Arial" w:hAnsi="Arial"/>
+                <w:rFonts w:ascii="Verdana" w:hAnsi="Verdana"/>
                 <w:b w:val="0"/>
                 <w:sz w:val="16"/>
               </w:rPr>
@@ -3618,15 +3668,18 @@
         </w:tc>
       </w:tr>
       <w:tr>
-        <w:tc>
-          <w:tcPr>
-            <w:tcW w:type="dxa" w:w="1514"/>
-          </w:tcPr>
-          <w:p>
-            <w:r/>
-            <w:r>
-              <w:rPr>
-                <w:rFonts w:ascii="Arial" w:hAnsi="Arial"/>
+        <w:trPr>
+          <w:cantSplit/>
+        </w:trPr>
+        <w:tc>
+          <w:tcPr>
+            <w:tcW w:type="dxa" w:w="1514"/>
+          </w:tcPr>
+          <w:p>
+            <w:r/>
+            <w:r>
+              <w:rPr>
+                <w:rFonts w:ascii="Verdana" w:hAnsi="Verdana"/>
                 <w:b w:val="0"/>
                 <w:sz w:val="16"/>
               </w:rPr>
@@ -3642,7 +3695,7 @@
             <w:r/>
             <w:r>
               <w:rPr>
-                <w:rFonts w:ascii="Arial" w:hAnsi="Arial"/>
+                <w:rFonts w:ascii="Verdana" w:hAnsi="Verdana"/>
                 <w:b w:val="0"/>
                 <w:sz w:val="16"/>
               </w:rPr>
@@ -3658,7 +3711,7 @@
             <w:r/>
             <w:r>
               <w:rPr>
-                <w:rFonts w:ascii="Arial" w:hAnsi="Arial"/>
+                <w:rFonts w:ascii="Verdana" w:hAnsi="Verdana"/>
                 <w:b w:val="0"/>
                 <w:sz w:val="16"/>
               </w:rPr>
@@ -3674,7 +3727,7 @@
             <w:r/>
             <w:r>
               <w:rPr>
-                <w:rFonts w:ascii="Arial" w:hAnsi="Arial"/>
+                <w:rFonts w:ascii="Verdana" w:hAnsi="Verdana"/>
                 <w:b w:val="0"/>
                 <w:sz w:val="16"/>
               </w:rPr>
@@ -3690,7 +3743,7 @@
             <w:r/>
             <w:r>
               <w:rPr>
-                <w:rFonts w:ascii="Arial" w:hAnsi="Arial"/>
+                <w:rFonts w:ascii="Verdana" w:hAnsi="Verdana"/>
                 <w:b w:val="0"/>
                 <w:sz w:val="16"/>
               </w:rPr>
@@ -3706,7 +3759,7 @@
             <w:r/>
             <w:r>
               <w:rPr>
-                <w:rFonts w:ascii="Arial" w:hAnsi="Arial"/>
+                <w:rFonts w:ascii="Verdana" w:hAnsi="Verdana"/>
                 <w:b w:val="0"/>
                 <w:sz w:val="16"/>
               </w:rPr>
@@ -3722,7 +3775,7 @@
             <w:r/>
             <w:r>
               <w:rPr>
-                <w:rFonts w:ascii="Arial" w:hAnsi="Arial"/>
+                <w:rFonts w:ascii="Verdana" w:hAnsi="Verdana"/>
                 <w:b w:val="0"/>
                 <w:sz w:val="16"/>
               </w:rPr>
@@ -3738,7 +3791,7 @@
             <w:r/>
             <w:r>
               <w:rPr>
-                <w:rFonts w:ascii="Arial" w:hAnsi="Arial"/>
+                <w:rFonts w:ascii="Verdana" w:hAnsi="Verdana"/>
                 <w:b w:val="0"/>
                 <w:sz w:val="16"/>
               </w:rPr>
@@ -3754,7 +3807,7 @@
             <w:r/>
             <w:r>
               <w:rPr>
-                <w:rFonts w:ascii="Arial" w:hAnsi="Arial"/>
+                <w:rFonts w:ascii="Verdana" w:hAnsi="Verdana"/>
                 <w:b w:val="0"/>
                 <w:sz w:val="16"/>
               </w:rPr>
@@ -3770,7 +3823,7 @@
             <w:r/>
             <w:r>
               <w:rPr>
-                <w:rFonts w:ascii="Arial" w:hAnsi="Arial"/>
+                <w:rFonts w:ascii="Verdana" w:hAnsi="Verdana"/>
                 <w:b w:val="0"/>
                 <w:sz w:val="16"/>
               </w:rPr>
@@ -3779,15 +3832,18 @@
         </w:tc>
       </w:tr>
       <w:tr>
-        <w:tc>
-          <w:tcPr>
-            <w:tcW w:type="dxa" w:w="1514"/>
-          </w:tcPr>
-          <w:p>
-            <w:r/>
-            <w:r>
-              <w:rPr>
-                <w:rFonts w:ascii="Arial" w:hAnsi="Arial"/>
+        <w:trPr>
+          <w:cantSplit/>
+        </w:trPr>
+        <w:tc>
+          <w:tcPr>
+            <w:tcW w:type="dxa" w:w="1514"/>
+          </w:tcPr>
+          <w:p>
+            <w:r/>
+            <w:r>
+              <w:rPr>
+                <w:rFonts w:ascii="Verdana" w:hAnsi="Verdana"/>
                 <w:b w:val="0"/>
                 <w:sz w:val="16"/>
               </w:rPr>
@@ -3803,7 +3859,7 @@
             <w:r/>
             <w:r>
               <w:rPr>
-                <w:rFonts w:ascii="Arial" w:hAnsi="Arial"/>
+                <w:rFonts w:ascii="Verdana" w:hAnsi="Verdana"/>
                 <w:b w:val="0"/>
                 <w:sz w:val="16"/>
               </w:rPr>
@@ -3819,7 +3875,7 @@
             <w:r/>
             <w:r>
               <w:rPr>
-                <w:rFonts w:ascii="Arial" w:hAnsi="Arial"/>
+                <w:rFonts w:ascii="Verdana" w:hAnsi="Verdana"/>
                 <w:b w:val="0"/>
                 <w:sz w:val="16"/>
               </w:rPr>
@@ -3835,7 +3891,7 @@
             <w:r/>
             <w:r>
               <w:rPr>
-                <w:rFonts w:ascii="Arial" w:hAnsi="Arial"/>
+                <w:rFonts w:ascii="Verdana" w:hAnsi="Verdana"/>
                 <w:b w:val="0"/>
                 <w:sz w:val="16"/>
               </w:rPr>
@@ -3851,7 +3907,7 @@
             <w:r/>
             <w:r>
               <w:rPr>
-                <w:rFonts w:ascii="Arial" w:hAnsi="Arial"/>
+                <w:rFonts w:ascii="Verdana" w:hAnsi="Verdana"/>
                 <w:b w:val="0"/>
                 <w:sz w:val="16"/>
               </w:rPr>
@@ -3867,7 +3923,7 @@
             <w:r/>
             <w:r>
               <w:rPr>
-                <w:rFonts w:ascii="Arial" w:hAnsi="Arial"/>
+                <w:rFonts w:ascii="Verdana" w:hAnsi="Verdana"/>
                 <w:b w:val="0"/>
                 <w:sz w:val="16"/>
               </w:rPr>
@@ -3883,7 +3939,7 @@
             <w:r/>
             <w:r>
               <w:rPr>
-                <w:rFonts w:ascii="Arial" w:hAnsi="Arial"/>
+                <w:rFonts w:ascii="Verdana" w:hAnsi="Verdana"/>
                 <w:b w:val="0"/>
                 <w:sz w:val="16"/>
               </w:rPr>
@@ -3899,7 +3955,7 @@
             <w:r/>
             <w:r>
               <w:rPr>
-                <w:rFonts w:ascii="Arial" w:hAnsi="Arial"/>
+                <w:rFonts w:ascii="Verdana" w:hAnsi="Verdana"/>
                 <w:b w:val="0"/>
                 <w:sz w:val="16"/>
               </w:rPr>
@@ -3915,7 +3971,7 @@
             <w:r/>
             <w:r>
               <w:rPr>
-                <w:rFonts w:ascii="Arial" w:hAnsi="Arial"/>
+                <w:rFonts w:ascii="Verdana" w:hAnsi="Verdana"/>
                 <w:b w:val="0"/>
                 <w:sz w:val="16"/>
               </w:rPr>
@@ -3931,7 +3987,7 @@
             <w:r/>
             <w:r>
               <w:rPr>
-                <w:rFonts w:ascii="Arial" w:hAnsi="Arial"/>
+                <w:rFonts w:ascii="Verdana" w:hAnsi="Verdana"/>
                 <w:b w:val="0"/>
                 <w:sz w:val="16"/>
               </w:rPr>
@@ -3940,15 +3996,18 @@
         </w:tc>
       </w:tr>
       <w:tr>
-        <w:tc>
-          <w:tcPr>
-            <w:tcW w:type="dxa" w:w="1514"/>
-          </w:tcPr>
-          <w:p>
-            <w:r/>
-            <w:r>
-              <w:rPr>
-                <w:rFonts w:ascii="Arial" w:hAnsi="Arial"/>
+        <w:trPr>
+          <w:cantSplit/>
+        </w:trPr>
+        <w:tc>
+          <w:tcPr>
+            <w:tcW w:type="dxa" w:w="1514"/>
+          </w:tcPr>
+          <w:p>
+            <w:r/>
+            <w:r>
+              <w:rPr>
+                <w:rFonts w:ascii="Verdana" w:hAnsi="Verdana"/>
                 <w:b w:val="0"/>
                 <w:sz w:val="16"/>
               </w:rPr>
@@ -3964,7 +4023,7 @@
             <w:r/>
             <w:r>
               <w:rPr>
-                <w:rFonts w:ascii="Arial" w:hAnsi="Arial"/>
+                <w:rFonts w:ascii="Verdana" w:hAnsi="Verdana"/>
                 <w:b w:val="0"/>
                 <w:sz w:val="16"/>
               </w:rPr>
@@ -3980,7 +4039,7 @@
             <w:r/>
             <w:r>
               <w:rPr>
-                <w:rFonts w:ascii="Arial" w:hAnsi="Arial"/>
+                <w:rFonts w:ascii="Verdana" w:hAnsi="Verdana"/>
                 <w:b w:val="0"/>
                 <w:sz w:val="16"/>
               </w:rPr>
@@ -3996,7 +4055,7 @@
             <w:r/>
             <w:r>
               <w:rPr>
-                <w:rFonts w:ascii="Arial" w:hAnsi="Arial"/>
+                <w:rFonts w:ascii="Verdana" w:hAnsi="Verdana"/>
                 <w:b w:val="0"/>
                 <w:sz w:val="16"/>
               </w:rPr>
@@ -4012,7 +4071,7 @@
             <w:r/>
             <w:r>
               <w:rPr>
-                <w:rFonts w:ascii="Arial" w:hAnsi="Arial"/>
+                <w:rFonts w:ascii="Verdana" w:hAnsi="Verdana"/>
                 <w:b w:val="0"/>
                 <w:sz w:val="16"/>
               </w:rPr>
@@ -4028,7 +4087,7 @@
             <w:r/>
             <w:r>
               <w:rPr>
-                <w:rFonts w:ascii="Arial" w:hAnsi="Arial"/>
+                <w:rFonts w:ascii="Verdana" w:hAnsi="Verdana"/>
                 <w:b w:val="0"/>
                 <w:sz w:val="16"/>
               </w:rPr>
@@ -4044,7 +4103,7 @@
             <w:r/>
             <w:r>
               <w:rPr>
-                <w:rFonts w:ascii="Arial" w:hAnsi="Arial"/>
+                <w:rFonts w:ascii="Verdana" w:hAnsi="Verdana"/>
                 <w:b w:val="0"/>
                 <w:sz w:val="16"/>
               </w:rPr>
@@ -4060,7 +4119,7 @@
             <w:r/>
             <w:r>
               <w:rPr>
-                <w:rFonts w:ascii="Arial" w:hAnsi="Arial"/>
+                <w:rFonts w:ascii="Verdana" w:hAnsi="Verdana"/>
                 <w:b w:val="0"/>
                 <w:sz w:val="16"/>
               </w:rPr>
@@ -4076,7 +4135,7 @@
             <w:r/>
             <w:r>
               <w:rPr>
-                <w:rFonts w:ascii="Arial" w:hAnsi="Arial"/>
+                <w:rFonts w:ascii="Verdana" w:hAnsi="Verdana"/>
                 <w:b w:val="0"/>
                 <w:sz w:val="16"/>
               </w:rPr>
@@ -4092,7 +4151,7 @@
             <w:r/>
             <w:r>
               <w:rPr>
-                <w:rFonts w:ascii="Arial" w:hAnsi="Arial"/>
+                <w:rFonts w:ascii="Verdana" w:hAnsi="Verdana"/>
                 <w:b w:val="0"/>
                 <w:sz w:val="16"/>
               </w:rPr>
@@ -4101,15 +4160,18 @@
         </w:tc>
       </w:tr>
       <w:tr>
-        <w:tc>
-          <w:tcPr>
-            <w:tcW w:type="dxa" w:w="1514"/>
-          </w:tcPr>
-          <w:p>
-            <w:r/>
-            <w:r>
-              <w:rPr>
-                <w:rFonts w:ascii="Arial" w:hAnsi="Arial"/>
+        <w:trPr>
+          <w:cantSplit/>
+        </w:trPr>
+        <w:tc>
+          <w:tcPr>
+            <w:tcW w:type="dxa" w:w="1514"/>
+          </w:tcPr>
+          <w:p>
+            <w:r/>
+            <w:r>
+              <w:rPr>
+                <w:rFonts w:ascii="Verdana" w:hAnsi="Verdana"/>
                 <w:b w:val="0"/>
                 <w:sz w:val="16"/>
               </w:rPr>
@@ -4125,7 +4187,7 @@
             <w:r/>
             <w:r>
               <w:rPr>
-                <w:rFonts w:ascii="Arial" w:hAnsi="Arial"/>
+                <w:rFonts w:ascii="Verdana" w:hAnsi="Verdana"/>
                 <w:b w:val="0"/>
                 <w:sz w:val="16"/>
               </w:rPr>
@@ -4141,7 +4203,7 @@
             <w:r/>
             <w:r>
               <w:rPr>
-                <w:rFonts w:ascii="Arial" w:hAnsi="Arial"/>
+                <w:rFonts w:ascii="Verdana" w:hAnsi="Verdana"/>
                 <w:b w:val="0"/>
                 <w:sz w:val="16"/>
               </w:rPr>
@@ -4157,7 +4219,7 @@
             <w:r/>
             <w:r>
               <w:rPr>
-                <w:rFonts w:ascii="Arial" w:hAnsi="Arial"/>
+                <w:rFonts w:ascii="Verdana" w:hAnsi="Verdana"/>
                 <w:b w:val="0"/>
                 <w:sz w:val="16"/>
               </w:rPr>
@@ -4173,7 +4235,7 @@
             <w:r/>
             <w:r>
               <w:rPr>
-                <w:rFonts w:ascii="Arial" w:hAnsi="Arial"/>
+                <w:rFonts w:ascii="Verdana" w:hAnsi="Verdana"/>
                 <w:b w:val="0"/>
                 <w:sz w:val="16"/>
               </w:rPr>
@@ -4189,7 +4251,7 @@
             <w:r/>
             <w:r>
               <w:rPr>
-                <w:rFonts w:ascii="Arial" w:hAnsi="Arial"/>
+                <w:rFonts w:ascii="Verdana" w:hAnsi="Verdana"/>
                 <w:b w:val="0"/>
                 <w:sz w:val="16"/>
               </w:rPr>
@@ -4205,7 +4267,7 @@
             <w:r/>
             <w:r>
               <w:rPr>
-                <w:rFonts w:ascii="Arial" w:hAnsi="Arial"/>
+                <w:rFonts w:ascii="Verdana" w:hAnsi="Verdana"/>
                 <w:b w:val="0"/>
                 <w:sz w:val="16"/>
               </w:rPr>
@@ -4221,7 +4283,7 @@
             <w:r/>
             <w:r>
               <w:rPr>
-                <w:rFonts w:ascii="Arial" w:hAnsi="Arial"/>
+                <w:rFonts w:ascii="Verdana" w:hAnsi="Verdana"/>
                 <w:b w:val="0"/>
                 <w:sz w:val="16"/>
               </w:rPr>
@@ -4237,7 +4299,7 @@
             <w:r/>
             <w:r>
               <w:rPr>
-                <w:rFonts w:ascii="Arial" w:hAnsi="Arial"/>
+                <w:rFonts w:ascii="Verdana" w:hAnsi="Verdana"/>
                 <w:b w:val="0"/>
                 <w:sz w:val="16"/>
               </w:rPr>
@@ -4253,7 +4315,7 @@
             <w:r/>
             <w:r>
               <w:rPr>
-                <w:rFonts w:ascii="Arial" w:hAnsi="Arial"/>
+                <w:rFonts w:ascii="Verdana" w:hAnsi="Verdana"/>
                 <w:b w:val="0"/>
                 <w:sz w:val="16"/>
               </w:rPr>
@@ -4262,15 +4324,18 @@
         </w:tc>
       </w:tr>
       <w:tr>
-        <w:tc>
-          <w:tcPr>
-            <w:tcW w:type="dxa" w:w="1514"/>
-          </w:tcPr>
-          <w:p>
-            <w:r/>
-            <w:r>
-              <w:rPr>
-                <w:rFonts w:ascii="Arial" w:hAnsi="Arial"/>
+        <w:trPr>
+          <w:cantSplit/>
+        </w:trPr>
+        <w:tc>
+          <w:tcPr>
+            <w:tcW w:type="dxa" w:w="1514"/>
+          </w:tcPr>
+          <w:p>
+            <w:r/>
+            <w:r>
+              <w:rPr>
+                <w:rFonts w:ascii="Verdana" w:hAnsi="Verdana"/>
                 <w:b w:val="0"/>
                 <w:sz w:val="16"/>
               </w:rPr>
@@ -4286,7 +4351,7 @@
             <w:r/>
             <w:r>
               <w:rPr>
-                <w:rFonts w:ascii="Arial" w:hAnsi="Arial"/>
+                <w:rFonts w:ascii="Verdana" w:hAnsi="Verdana"/>
                 <w:b w:val="0"/>
                 <w:sz w:val="16"/>
               </w:rPr>
@@ -4302,7 +4367,7 @@
             <w:r/>
             <w:r>
               <w:rPr>
-                <w:rFonts w:ascii="Arial" w:hAnsi="Arial"/>
+                <w:rFonts w:ascii="Verdana" w:hAnsi="Verdana"/>
                 <w:b w:val="0"/>
                 <w:sz w:val="16"/>
               </w:rPr>
@@ -4318,7 +4383,7 @@
             <w:r/>
             <w:r>
               <w:rPr>
-                <w:rFonts w:ascii="Arial" w:hAnsi="Arial"/>
+                <w:rFonts w:ascii="Verdana" w:hAnsi="Verdana"/>
                 <w:b w:val="0"/>
                 <w:sz w:val="16"/>
               </w:rPr>
@@ -4334,7 +4399,7 @@
             <w:r/>
             <w:r>
               <w:rPr>
-                <w:rFonts w:ascii="Arial" w:hAnsi="Arial"/>
+                <w:rFonts w:ascii="Verdana" w:hAnsi="Verdana"/>
                 <w:b w:val="0"/>
                 <w:sz w:val="16"/>
               </w:rPr>
@@ -4350,7 +4415,7 @@
             <w:r/>
             <w:r>
               <w:rPr>
-                <w:rFonts w:ascii="Arial" w:hAnsi="Arial"/>
+                <w:rFonts w:ascii="Verdana" w:hAnsi="Verdana"/>
                 <w:b w:val="0"/>
                 <w:sz w:val="16"/>
               </w:rPr>
@@ -4366,7 +4431,7 @@
             <w:r/>
             <w:r>
               <w:rPr>
-                <w:rFonts w:ascii="Arial" w:hAnsi="Arial"/>
+                <w:rFonts w:ascii="Verdana" w:hAnsi="Verdana"/>
                 <w:b w:val="0"/>
                 <w:sz w:val="16"/>
               </w:rPr>
@@ -4382,7 +4447,7 @@
             <w:r/>
             <w:r>
               <w:rPr>
-                <w:rFonts w:ascii="Arial" w:hAnsi="Arial"/>
+                <w:rFonts w:ascii="Verdana" w:hAnsi="Verdana"/>
                 <w:b w:val="0"/>
                 <w:sz w:val="16"/>
               </w:rPr>
@@ -4398,7 +4463,7 @@
             <w:r/>
             <w:r>
               <w:rPr>
-                <w:rFonts w:ascii="Arial" w:hAnsi="Arial"/>
+                <w:rFonts w:ascii="Verdana" w:hAnsi="Verdana"/>
                 <w:b w:val="0"/>
                 <w:sz w:val="16"/>
               </w:rPr>
@@ -4414,7 +4479,7 @@
             <w:r/>
             <w:r>
               <w:rPr>
-                <w:rFonts w:ascii="Arial" w:hAnsi="Arial"/>
+                <w:rFonts w:ascii="Verdana" w:hAnsi="Verdana"/>
                 <w:b w:val="0"/>
                 <w:sz w:val="16"/>
               </w:rPr>
@@ -4423,15 +4488,18 @@
         </w:tc>
       </w:tr>
       <w:tr>
-        <w:tc>
-          <w:tcPr>
-            <w:tcW w:type="dxa" w:w="1514"/>
-          </w:tcPr>
-          <w:p>
-            <w:r/>
-            <w:r>
-              <w:rPr>
-                <w:rFonts w:ascii="Arial" w:hAnsi="Arial"/>
+        <w:trPr>
+          <w:cantSplit/>
+        </w:trPr>
+        <w:tc>
+          <w:tcPr>
+            <w:tcW w:type="dxa" w:w="1514"/>
+          </w:tcPr>
+          <w:p>
+            <w:r/>
+            <w:r>
+              <w:rPr>
+                <w:rFonts w:ascii="Verdana" w:hAnsi="Verdana"/>
                 <w:b w:val="0"/>
                 <w:sz w:val="16"/>
               </w:rPr>
@@ -4447,7 +4515,7 @@
             <w:r/>
             <w:r>
               <w:rPr>
-                <w:rFonts w:ascii="Arial" w:hAnsi="Arial"/>
+                <w:rFonts w:ascii="Verdana" w:hAnsi="Verdana"/>
                 <w:b w:val="0"/>
                 <w:sz w:val="16"/>
               </w:rPr>
@@ -4463,7 +4531,7 @@
             <w:r/>
             <w:r>
               <w:rPr>
-                <w:rFonts w:ascii="Arial" w:hAnsi="Arial"/>
+                <w:rFonts w:ascii="Verdana" w:hAnsi="Verdana"/>
                 <w:b w:val="0"/>
                 <w:sz w:val="16"/>
               </w:rPr>
@@ -4479,7 +4547,7 @@
             <w:r/>
             <w:r>
               <w:rPr>
-                <w:rFonts w:ascii="Arial" w:hAnsi="Arial"/>
+                <w:rFonts w:ascii="Verdana" w:hAnsi="Verdana"/>
                 <w:b w:val="0"/>
                 <w:sz w:val="16"/>
               </w:rPr>
@@ -4495,7 +4563,7 @@
             <w:r/>
             <w:r>
               <w:rPr>
-                <w:rFonts w:ascii="Arial" w:hAnsi="Arial"/>
+                <w:rFonts w:ascii="Verdana" w:hAnsi="Verdana"/>
                 <w:b w:val="0"/>
                 <w:sz w:val="16"/>
               </w:rPr>
@@ -4511,7 +4579,7 @@
             <w:r/>
             <w:r>
               <w:rPr>
-                <w:rFonts w:ascii="Arial" w:hAnsi="Arial"/>
+                <w:rFonts w:ascii="Verdana" w:hAnsi="Verdana"/>
                 <w:b w:val="0"/>
                 <w:sz w:val="16"/>
               </w:rPr>
@@ -4527,7 +4595,7 @@
             <w:r/>
             <w:r>
               <w:rPr>
-                <w:rFonts w:ascii="Arial" w:hAnsi="Arial"/>
+                <w:rFonts w:ascii="Verdana" w:hAnsi="Verdana"/>
                 <w:b w:val="0"/>
                 <w:sz w:val="16"/>
               </w:rPr>
@@ -4543,7 +4611,7 @@
             <w:r/>
             <w:r>
               <w:rPr>
-                <w:rFonts w:ascii="Arial" w:hAnsi="Arial"/>
+                <w:rFonts w:ascii="Verdana" w:hAnsi="Verdana"/>
                 <w:b w:val="0"/>
                 <w:sz w:val="16"/>
               </w:rPr>
@@ -4559,7 +4627,7 @@
             <w:r/>
             <w:r>
               <w:rPr>
-                <w:rFonts w:ascii="Arial" w:hAnsi="Arial"/>
+                <w:rFonts w:ascii="Verdana" w:hAnsi="Verdana"/>
                 <w:b w:val="0"/>
                 <w:sz w:val="16"/>
               </w:rPr>
@@ -4575,7 +4643,7 @@
             <w:r/>
             <w:r>
               <w:rPr>
-                <w:rFonts w:ascii="Arial" w:hAnsi="Arial"/>
+                <w:rFonts w:ascii="Verdana" w:hAnsi="Verdana"/>
                 <w:b w:val="0"/>
                 <w:sz w:val="16"/>
               </w:rPr>
@@ -4584,15 +4652,18 @@
         </w:tc>
       </w:tr>
       <w:tr>
-        <w:tc>
-          <w:tcPr>
-            <w:tcW w:type="dxa" w:w="1514"/>
-          </w:tcPr>
-          <w:p>
-            <w:r/>
-            <w:r>
-              <w:rPr>
-                <w:rFonts w:ascii="Arial" w:hAnsi="Arial"/>
+        <w:trPr>
+          <w:cantSplit/>
+        </w:trPr>
+        <w:tc>
+          <w:tcPr>
+            <w:tcW w:type="dxa" w:w="1514"/>
+          </w:tcPr>
+          <w:p>
+            <w:r/>
+            <w:r>
+              <w:rPr>
+                <w:rFonts w:ascii="Verdana" w:hAnsi="Verdana"/>
                 <w:b w:val="0"/>
                 <w:sz w:val="16"/>
               </w:rPr>
@@ -4608,7 +4679,7 @@
             <w:r/>
             <w:r>
               <w:rPr>
-                <w:rFonts w:ascii="Arial" w:hAnsi="Arial"/>
+                <w:rFonts w:ascii="Verdana" w:hAnsi="Verdana"/>
                 <w:b w:val="0"/>
                 <w:sz w:val="16"/>
               </w:rPr>
@@ -4624,7 +4695,7 @@
             <w:r/>
             <w:r>
               <w:rPr>
-                <w:rFonts w:ascii="Arial" w:hAnsi="Arial"/>
+                <w:rFonts w:ascii="Verdana" w:hAnsi="Verdana"/>
                 <w:b w:val="0"/>
                 <w:sz w:val="16"/>
               </w:rPr>
@@ -4640,7 +4711,7 @@
             <w:r/>
             <w:r>
               <w:rPr>
-                <w:rFonts w:ascii="Arial" w:hAnsi="Arial"/>
+                <w:rFonts w:ascii="Verdana" w:hAnsi="Verdana"/>
                 <w:b w:val="0"/>
                 <w:sz w:val="16"/>
               </w:rPr>
@@ -4656,7 +4727,7 @@
             <w:r/>
             <w:r>
               <w:rPr>
-                <w:rFonts w:ascii="Arial" w:hAnsi="Arial"/>
+                <w:rFonts w:ascii="Verdana" w:hAnsi="Verdana"/>
                 <w:b w:val="0"/>
                 <w:sz w:val="16"/>
               </w:rPr>
@@ -4672,7 +4743,7 @@
             <w:r/>
             <w:r>
               <w:rPr>
-                <w:rFonts w:ascii="Arial" w:hAnsi="Arial"/>
+                <w:rFonts w:ascii="Verdana" w:hAnsi="Verdana"/>
                 <w:b w:val="0"/>
                 <w:sz w:val="16"/>
               </w:rPr>
@@ -4688,7 +4759,7 @@
             <w:r/>
             <w:r>
               <w:rPr>
-                <w:rFonts w:ascii="Arial" w:hAnsi="Arial"/>
+                <w:rFonts w:ascii="Verdana" w:hAnsi="Verdana"/>
                 <w:b w:val="0"/>
                 <w:sz w:val="16"/>
               </w:rPr>
@@ -4704,7 +4775,7 @@
             <w:r/>
             <w:r>
               <w:rPr>
-                <w:rFonts w:ascii="Arial" w:hAnsi="Arial"/>
+                <w:rFonts w:ascii="Verdana" w:hAnsi="Verdana"/>
                 <w:b w:val="0"/>
                 <w:sz w:val="16"/>
               </w:rPr>
@@ -4720,7 +4791,7 @@
             <w:r/>
             <w:r>
               <w:rPr>
-                <w:rFonts w:ascii="Arial" w:hAnsi="Arial"/>
+                <w:rFonts w:ascii="Verdana" w:hAnsi="Verdana"/>
                 <w:b w:val="0"/>
                 <w:sz w:val="16"/>
               </w:rPr>
@@ -4736,7 +4807,7 @@
             <w:r/>
             <w:r>
               <w:rPr>
-                <w:rFonts w:ascii="Arial" w:hAnsi="Arial"/>
+                <w:rFonts w:ascii="Verdana" w:hAnsi="Verdana"/>
                 <w:b w:val="0"/>
                 <w:sz w:val="16"/>
               </w:rPr>
@@ -4745,15 +4816,18 @@
         </w:tc>
       </w:tr>
       <w:tr>
-        <w:tc>
-          <w:tcPr>
-            <w:tcW w:type="dxa" w:w="1514"/>
-          </w:tcPr>
-          <w:p>
-            <w:r/>
-            <w:r>
-              <w:rPr>
-                <w:rFonts w:ascii="Arial" w:hAnsi="Arial"/>
+        <w:trPr>
+          <w:cantSplit/>
+        </w:trPr>
+        <w:tc>
+          <w:tcPr>
+            <w:tcW w:type="dxa" w:w="1514"/>
+          </w:tcPr>
+          <w:p>
+            <w:r/>
+            <w:r>
+              <w:rPr>
+                <w:rFonts w:ascii="Verdana" w:hAnsi="Verdana"/>
                 <w:b w:val="0"/>
                 <w:sz w:val="16"/>
               </w:rPr>
@@ -4769,7 +4843,7 @@
             <w:r/>
             <w:r>
               <w:rPr>
-                <w:rFonts w:ascii="Arial" w:hAnsi="Arial"/>
+                <w:rFonts w:ascii="Verdana" w:hAnsi="Verdana"/>
                 <w:b w:val="0"/>
                 <w:sz w:val="16"/>
               </w:rPr>
@@ -4785,7 +4859,7 @@
             <w:r/>
             <w:r>
               <w:rPr>
-                <w:rFonts w:ascii="Arial" w:hAnsi="Arial"/>
+                <w:rFonts w:ascii="Verdana" w:hAnsi="Verdana"/>
                 <w:b w:val="0"/>
                 <w:sz w:val="16"/>
               </w:rPr>
@@ -4801,7 +4875,7 @@
             <w:r/>
             <w:r>
               <w:rPr>
-                <w:rFonts w:ascii="Arial" w:hAnsi="Arial"/>
+                <w:rFonts w:ascii="Verdana" w:hAnsi="Verdana"/>
                 <w:b w:val="0"/>
                 <w:sz w:val="16"/>
               </w:rPr>
@@ -4817,7 +4891,7 @@
             <w:r/>
             <w:r>
               <w:rPr>
-                <w:rFonts w:ascii="Arial" w:hAnsi="Arial"/>
+                <w:rFonts w:ascii="Verdana" w:hAnsi="Verdana"/>
                 <w:b w:val="0"/>
                 <w:sz w:val="16"/>
               </w:rPr>
@@ -4833,7 +4907,7 @@
             <w:r/>
             <w:r>
               <w:rPr>
-                <w:rFonts w:ascii="Arial" w:hAnsi="Arial"/>
+                <w:rFonts w:ascii="Verdana" w:hAnsi="Verdana"/>
                 <w:b w:val="0"/>
                 <w:sz w:val="16"/>
               </w:rPr>
@@ -4849,7 +4923,7 @@
             <w:r/>
             <w:r>
               <w:rPr>
-                <w:rFonts w:ascii="Arial" w:hAnsi="Arial"/>
+                <w:rFonts w:ascii="Verdana" w:hAnsi="Verdana"/>
                 <w:b w:val="0"/>
                 <w:sz w:val="16"/>
               </w:rPr>
@@ -4865,7 +4939,7 @@
             <w:r/>
             <w:r>
               <w:rPr>
-                <w:rFonts w:ascii="Arial" w:hAnsi="Arial"/>
+                <w:rFonts w:ascii="Verdana" w:hAnsi="Verdana"/>
                 <w:b w:val="0"/>
                 <w:sz w:val="16"/>
               </w:rPr>
@@ -4881,7 +4955,7 @@
             <w:r/>
             <w:r>
               <w:rPr>
-                <w:rFonts w:ascii="Arial" w:hAnsi="Arial"/>
+                <w:rFonts w:ascii="Verdana" w:hAnsi="Verdana"/>
                 <w:b w:val="0"/>
                 <w:sz w:val="16"/>
               </w:rPr>
@@ -4897,7 +4971,7 @@
             <w:r/>
             <w:r>
               <w:rPr>
-                <w:rFonts w:ascii="Arial" w:hAnsi="Arial"/>
+                <w:rFonts w:ascii="Verdana" w:hAnsi="Verdana"/>
                 <w:b w:val="0"/>
                 <w:sz w:val="16"/>
               </w:rPr>
@@ -4906,15 +4980,18 @@
         </w:tc>
       </w:tr>
       <w:tr>
-        <w:tc>
-          <w:tcPr>
-            <w:tcW w:type="dxa" w:w="1514"/>
-          </w:tcPr>
-          <w:p>
-            <w:r/>
-            <w:r>
-              <w:rPr>
-                <w:rFonts w:ascii="Arial" w:hAnsi="Arial"/>
+        <w:trPr>
+          <w:cantSplit/>
+        </w:trPr>
+        <w:tc>
+          <w:tcPr>
+            <w:tcW w:type="dxa" w:w="1514"/>
+          </w:tcPr>
+          <w:p>
+            <w:r/>
+            <w:r>
+              <w:rPr>
+                <w:rFonts w:ascii="Verdana" w:hAnsi="Verdana"/>
                 <w:b w:val="0"/>
                 <w:sz w:val="16"/>
               </w:rPr>
@@ -4930,7 +5007,7 @@
             <w:r/>
             <w:r>
               <w:rPr>
-                <w:rFonts w:ascii="Arial" w:hAnsi="Arial"/>
+                <w:rFonts w:ascii="Verdana" w:hAnsi="Verdana"/>
                 <w:b w:val="0"/>
                 <w:sz w:val="16"/>
               </w:rPr>
@@ -4946,7 +5023,7 @@
             <w:r/>
             <w:r>
               <w:rPr>
-                <w:rFonts w:ascii="Arial" w:hAnsi="Arial"/>
+                <w:rFonts w:ascii="Verdana" w:hAnsi="Verdana"/>
                 <w:b w:val="0"/>
                 <w:sz w:val="16"/>
               </w:rPr>
@@ -4962,7 +5039,7 @@
             <w:r/>
             <w:r>
               <w:rPr>
-                <w:rFonts w:ascii="Arial" w:hAnsi="Arial"/>
+                <w:rFonts w:ascii="Verdana" w:hAnsi="Verdana"/>
                 <w:b w:val="0"/>
                 <w:sz w:val="16"/>
               </w:rPr>
@@ -4978,7 +5055,7 @@
             <w:r/>
             <w:r>
               <w:rPr>
-                <w:rFonts w:ascii="Arial" w:hAnsi="Arial"/>
+                <w:rFonts w:ascii="Verdana" w:hAnsi="Verdana"/>
                 <w:b w:val="0"/>
                 <w:sz w:val="16"/>
               </w:rPr>
@@ -4994,7 +5071,7 @@
             <w:r/>
             <w:r>
               <w:rPr>
-                <w:rFonts w:ascii="Arial" w:hAnsi="Arial"/>
+                <w:rFonts w:ascii="Verdana" w:hAnsi="Verdana"/>
                 <w:b w:val="0"/>
                 <w:sz w:val="16"/>
               </w:rPr>
@@ -5010,7 +5087,7 @@
             <w:r/>
             <w:r>
               <w:rPr>
-                <w:rFonts w:ascii="Arial" w:hAnsi="Arial"/>
+                <w:rFonts w:ascii="Verdana" w:hAnsi="Verdana"/>
                 <w:b w:val="0"/>
                 <w:sz w:val="16"/>
               </w:rPr>
@@ -5026,7 +5103,7 @@
             <w:r/>
             <w:r>
               <w:rPr>
-                <w:rFonts w:ascii="Arial" w:hAnsi="Arial"/>
+                <w:rFonts w:ascii="Verdana" w:hAnsi="Verdana"/>
                 <w:b w:val="0"/>
                 <w:sz w:val="16"/>
               </w:rPr>
@@ -5042,7 +5119,7 @@
             <w:r/>
             <w:r>
               <w:rPr>
-                <w:rFonts w:ascii="Arial" w:hAnsi="Arial"/>
+                <w:rFonts w:ascii="Verdana" w:hAnsi="Verdana"/>
                 <w:b w:val="0"/>
                 <w:sz w:val="16"/>
               </w:rPr>
@@ -5058,7 +5135,7 @@
             <w:r/>
             <w:r>
               <w:rPr>
-                <w:rFonts w:ascii="Arial" w:hAnsi="Arial"/>
+                <w:rFonts w:ascii="Verdana" w:hAnsi="Verdana"/>
                 <w:b w:val="0"/>
                 <w:sz w:val="16"/>
               </w:rPr>
@@ -5067,15 +5144,18 @@
         </w:tc>
       </w:tr>
       <w:tr>
-        <w:tc>
-          <w:tcPr>
-            <w:tcW w:type="dxa" w:w="1514"/>
-          </w:tcPr>
-          <w:p>
-            <w:r/>
-            <w:r>
-              <w:rPr>
-                <w:rFonts w:ascii="Arial" w:hAnsi="Arial"/>
+        <w:trPr>
+          <w:cantSplit/>
+        </w:trPr>
+        <w:tc>
+          <w:tcPr>
+            <w:tcW w:type="dxa" w:w="1514"/>
+          </w:tcPr>
+          <w:p>
+            <w:r/>
+            <w:r>
+              <w:rPr>
+                <w:rFonts w:ascii="Verdana" w:hAnsi="Verdana"/>
                 <w:b w:val="0"/>
                 <w:sz w:val="16"/>
               </w:rPr>
@@ -5091,7 +5171,7 @@
             <w:r/>
             <w:r>
               <w:rPr>
-                <w:rFonts w:ascii="Arial" w:hAnsi="Arial"/>
+                <w:rFonts w:ascii="Verdana" w:hAnsi="Verdana"/>
                 <w:b w:val="0"/>
                 <w:sz w:val="16"/>
               </w:rPr>
@@ -5107,7 +5187,7 @@
             <w:r/>
             <w:r>
               <w:rPr>
-                <w:rFonts w:ascii="Arial" w:hAnsi="Arial"/>
+                <w:rFonts w:ascii="Verdana" w:hAnsi="Verdana"/>
                 <w:b w:val="0"/>
                 <w:sz w:val="16"/>
               </w:rPr>
@@ -5123,7 +5203,7 @@
             <w:r/>
             <w:r>
               <w:rPr>
-                <w:rFonts w:ascii="Arial" w:hAnsi="Arial"/>
+                <w:rFonts w:ascii="Verdana" w:hAnsi="Verdana"/>
                 <w:b w:val="0"/>
                 <w:sz w:val="16"/>
               </w:rPr>
@@ -5139,7 +5219,7 @@
             <w:r/>
             <w:r>
               <w:rPr>
-                <w:rFonts w:ascii="Arial" w:hAnsi="Arial"/>
+                <w:rFonts w:ascii="Verdana" w:hAnsi="Verdana"/>
                 <w:b w:val="0"/>
                 <w:sz w:val="16"/>
               </w:rPr>
@@ -5155,7 +5235,7 @@
             <w:r/>
             <w:r>
               <w:rPr>
-                <w:rFonts w:ascii="Arial" w:hAnsi="Arial"/>
+                <w:rFonts w:ascii="Verdana" w:hAnsi="Verdana"/>
                 <w:b w:val="0"/>
                 <w:sz w:val="16"/>
               </w:rPr>
@@ -5171,7 +5251,7 @@
             <w:r/>
             <w:r>
               <w:rPr>
-                <w:rFonts w:ascii="Arial" w:hAnsi="Arial"/>
+                <w:rFonts w:ascii="Verdana" w:hAnsi="Verdana"/>
                 <w:b w:val="0"/>
                 <w:sz w:val="16"/>
               </w:rPr>
@@ -5187,7 +5267,7 @@
             <w:r/>
             <w:r>
               <w:rPr>
-                <w:rFonts w:ascii="Arial" w:hAnsi="Arial"/>
+                <w:rFonts w:ascii="Verdana" w:hAnsi="Verdana"/>
                 <w:b w:val="0"/>
                 <w:sz w:val="16"/>
               </w:rPr>
@@ -5203,7 +5283,7 @@
             <w:r/>
             <w:r>
               <w:rPr>
-                <w:rFonts w:ascii="Arial" w:hAnsi="Arial"/>
+                <w:rFonts w:ascii="Verdana" w:hAnsi="Verdana"/>
                 <w:b w:val="0"/>
                 <w:sz w:val="16"/>
               </w:rPr>
@@ -5219,7 +5299,7 @@
             <w:r/>
             <w:r>
               <w:rPr>
-                <w:rFonts w:ascii="Arial" w:hAnsi="Arial"/>
+                <w:rFonts w:ascii="Verdana" w:hAnsi="Verdana"/>
                 <w:b w:val="0"/>
                 <w:sz w:val="16"/>
               </w:rPr>
@@ -5229,15 +5309,18 @@
         </w:tc>
       </w:tr>
       <w:tr>
-        <w:tc>
-          <w:tcPr>
-            <w:tcW w:type="dxa" w:w="1514"/>
-          </w:tcPr>
-          <w:p>
-            <w:r/>
-            <w:r>
-              <w:rPr>
-                <w:rFonts w:ascii="Arial" w:hAnsi="Arial"/>
+        <w:trPr>
+          <w:cantSplit/>
+        </w:trPr>
+        <w:tc>
+          <w:tcPr>
+            <w:tcW w:type="dxa" w:w="1514"/>
+          </w:tcPr>
+          <w:p>
+            <w:r/>
+            <w:r>
+              <w:rPr>
+                <w:rFonts w:ascii="Verdana" w:hAnsi="Verdana"/>
                 <w:b w:val="0"/>
                 <w:sz w:val="16"/>
               </w:rPr>
@@ -5253,7 +5336,7 @@
             <w:r/>
             <w:r>
               <w:rPr>
-                <w:rFonts w:ascii="Arial" w:hAnsi="Arial"/>
+                <w:rFonts w:ascii="Verdana" w:hAnsi="Verdana"/>
                 <w:b w:val="0"/>
                 <w:sz w:val="16"/>
               </w:rPr>
@@ -5269,7 +5352,7 @@
             <w:r/>
             <w:r>
               <w:rPr>
-                <w:rFonts w:ascii="Arial" w:hAnsi="Arial"/>
+                <w:rFonts w:ascii="Verdana" w:hAnsi="Verdana"/>
                 <w:b w:val="0"/>
                 <w:sz w:val="16"/>
               </w:rPr>
@@ -5285,7 +5368,7 @@
             <w:r/>
             <w:r>
               <w:rPr>
-                <w:rFonts w:ascii="Arial" w:hAnsi="Arial"/>
+                <w:rFonts w:ascii="Verdana" w:hAnsi="Verdana"/>
                 <w:b w:val="0"/>
                 <w:sz w:val="16"/>
               </w:rPr>
@@ -5301,7 +5384,7 @@
             <w:r/>
             <w:r>
               <w:rPr>
-                <w:rFonts w:ascii="Arial" w:hAnsi="Arial"/>
+                <w:rFonts w:ascii="Verdana" w:hAnsi="Verdana"/>
                 <w:b w:val="0"/>
                 <w:sz w:val="16"/>
               </w:rPr>
@@ -5317,7 +5400,7 @@
             <w:r/>
             <w:r>
               <w:rPr>
-                <w:rFonts w:ascii="Arial" w:hAnsi="Arial"/>
+                <w:rFonts w:ascii="Verdana" w:hAnsi="Verdana"/>
                 <w:b w:val="0"/>
                 <w:sz w:val="16"/>
               </w:rPr>
@@ -5333,7 +5416,7 @@
             <w:r/>
             <w:r>
               <w:rPr>
-                <w:rFonts w:ascii="Arial" w:hAnsi="Arial"/>
+                <w:rFonts w:ascii="Verdana" w:hAnsi="Verdana"/>
                 <w:b w:val="0"/>
                 <w:sz w:val="16"/>
               </w:rPr>
@@ -5349,7 +5432,7 @@
             <w:r/>
             <w:r>
               <w:rPr>
-                <w:rFonts w:ascii="Arial" w:hAnsi="Arial"/>
+                <w:rFonts w:ascii="Verdana" w:hAnsi="Verdana"/>
                 <w:b w:val="0"/>
                 <w:sz w:val="16"/>
               </w:rPr>
@@ -5365,7 +5448,7 @@
             <w:r/>
             <w:r>
               <w:rPr>
-                <w:rFonts w:ascii="Arial" w:hAnsi="Arial"/>
+                <w:rFonts w:ascii="Verdana" w:hAnsi="Verdana"/>
                 <w:b w:val="0"/>
                 <w:sz w:val="16"/>
               </w:rPr>
@@ -5381,7 +5464,7 @@
             <w:r/>
             <w:r>
               <w:rPr>
-                <w:rFonts w:ascii="Arial" w:hAnsi="Arial"/>
+                <w:rFonts w:ascii="Verdana" w:hAnsi="Verdana"/>
                 <w:b w:val="0"/>
                 <w:sz w:val="16"/>
               </w:rPr>
@@ -5390,15 +5473,18 @@
         </w:tc>
       </w:tr>
       <w:tr>
-        <w:tc>
-          <w:tcPr>
-            <w:tcW w:type="dxa" w:w="1514"/>
-          </w:tcPr>
-          <w:p>
-            <w:r/>
-            <w:r>
-              <w:rPr>
-                <w:rFonts w:ascii="Arial" w:hAnsi="Arial"/>
+        <w:trPr>
+          <w:cantSplit/>
+        </w:trPr>
+        <w:tc>
+          <w:tcPr>
+            <w:tcW w:type="dxa" w:w="1514"/>
+          </w:tcPr>
+          <w:p>
+            <w:r/>
+            <w:r>
+              <w:rPr>
+                <w:rFonts w:ascii="Verdana" w:hAnsi="Verdana"/>
                 <w:b w:val="0"/>
                 <w:sz w:val="16"/>
               </w:rPr>
@@ -5414,7 +5500,7 @@
             <w:r/>
             <w:r>
               <w:rPr>
-                <w:rFonts w:ascii="Arial" w:hAnsi="Arial"/>
+                <w:rFonts w:ascii="Verdana" w:hAnsi="Verdana"/>
                 <w:b w:val="0"/>
                 <w:sz w:val="16"/>
               </w:rPr>
@@ -5430,7 +5516,7 @@
             <w:r/>
             <w:r>
               <w:rPr>
-                <w:rFonts w:ascii="Arial" w:hAnsi="Arial"/>
+                <w:rFonts w:ascii="Verdana" w:hAnsi="Verdana"/>
                 <w:b w:val="0"/>
                 <w:sz w:val="16"/>
               </w:rPr>
@@ -5446,7 +5532,7 @@
             <w:r/>
             <w:r>
               <w:rPr>
-                <w:rFonts w:ascii="Arial" w:hAnsi="Arial"/>
+                <w:rFonts w:ascii="Verdana" w:hAnsi="Verdana"/>
                 <w:b w:val="0"/>
                 <w:sz w:val="16"/>
               </w:rPr>
@@ -5462,7 +5548,7 @@
             <w:r/>
             <w:r>
               <w:rPr>
-                <w:rFonts w:ascii="Arial" w:hAnsi="Arial"/>
+                <w:rFonts w:ascii="Verdana" w:hAnsi="Verdana"/>
                 <w:b w:val="0"/>
                 <w:sz w:val="16"/>
               </w:rPr>
@@ -5478,7 +5564,7 @@
             <w:r/>
             <w:r>
               <w:rPr>
-                <w:rFonts w:ascii="Arial" w:hAnsi="Arial"/>
+                <w:rFonts w:ascii="Verdana" w:hAnsi="Verdana"/>
                 <w:b w:val="0"/>
                 <w:sz w:val="16"/>
               </w:rPr>
@@ -5494,7 +5580,7 @@
             <w:r/>
             <w:r>
               <w:rPr>
-                <w:rFonts w:ascii="Arial" w:hAnsi="Arial"/>
+                <w:rFonts w:ascii="Verdana" w:hAnsi="Verdana"/>
                 <w:b w:val="0"/>
                 <w:sz w:val="16"/>
               </w:rPr>
@@ -5510,7 +5596,7 @@
             <w:r/>
             <w:r>
               <w:rPr>
-                <w:rFonts w:ascii="Arial" w:hAnsi="Arial"/>
+                <w:rFonts w:ascii="Verdana" w:hAnsi="Verdana"/>
                 <w:b w:val="0"/>
                 <w:sz w:val="16"/>
               </w:rPr>
@@ -5526,7 +5612,7 @@
             <w:r/>
             <w:r>
               <w:rPr>
-                <w:rFonts w:ascii="Arial" w:hAnsi="Arial"/>
+                <w:rFonts w:ascii="Verdana" w:hAnsi="Verdana"/>
                 <w:b w:val="0"/>
                 <w:sz w:val="16"/>
               </w:rPr>
@@ -5542,7 +5628,7 @@
             <w:r/>
             <w:r>
               <w:rPr>
-                <w:rFonts w:ascii="Arial" w:hAnsi="Arial"/>
+                <w:rFonts w:ascii="Verdana" w:hAnsi="Verdana"/>
                 <w:b w:val="0"/>
                 <w:sz w:val="16"/>
               </w:rPr>
@@ -5552,15 +5638,18 @@
         </w:tc>
       </w:tr>
       <w:tr>
-        <w:tc>
-          <w:tcPr>
-            <w:tcW w:type="dxa" w:w="1514"/>
-          </w:tcPr>
-          <w:p>
-            <w:r/>
-            <w:r>
-              <w:rPr>
-                <w:rFonts w:ascii="Arial" w:hAnsi="Arial"/>
+        <w:trPr>
+          <w:cantSplit/>
+        </w:trPr>
+        <w:tc>
+          <w:tcPr>
+            <w:tcW w:type="dxa" w:w="1514"/>
+          </w:tcPr>
+          <w:p>
+            <w:r/>
+            <w:r>
+              <w:rPr>
+                <w:rFonts w:ascii="Verdana" w:hAnsi="Verdana"/>
                 <w:b w:val="0"/>
                 <w:sz w:val="16"/>
               </w:rPr>
@@ -5576,7 +5665,7 @@
             <w:r/>
             <w:r>
               <w:rPr>
-                <w:rFonts w:ascii="Arial" w:hAnsi="Arial"/>
+                <w:rFonts w:ascii="Verdana" w:hAnsi="Verdana"/>
                 <w:b w:val="0"/>
                 <w:sz w:val="16"/>
               </w:rPr>
@@ -5592,7 +5681,7 @@
             <w:r/>
             <w:r>
               <w:rPr>
-                <w:rFonts w:ascii="Arial" w:hAnsi="Arial"/>
+                <w:rFonts w:ascii="Verdana" w:hAnsi="Verdana"/>
                 <w:b w:val="0"/>
                 <w:sz w:val="16"/>
               </w:rPr>
@@ -5608,7 +5697,7 @@
             <w:r/>
             <w:r>
               <w:rPr>
-                <w:rFonts w:ascii="Arial" w:hAnsi="Arial"/>
+                <w:rFonts w:ascii="Verdana" w:hAnsi="Verdana"/>
                 <w:b w:val="0"/>
                 <w:sz w:val="16"/>
               </w:rPr>
@@ -5624,7 +5713,7 @@
             <w:r/>
             <w:r>
               <w:rPr>
-                <w:rFonts w:ascii="Arial" w:hAnsi="Arial"/>
+                <w:rFonts w:ascii="Verdana" w:hAnsi="Verdana"/>
                 <w:b w:val="0"/>
                 <w:sz w:val="16"/>
               </w:rPr>
@@ -5640,7 +5729,7 @@
             <w:r/>
             <w:r>
               <w:rPr>
-                <w:rFonts w:ascii="Arial" w:hAnsi="Arial"/>
+                <w:rFonts w:ascii="Verdana" w:hAnsi="Verdana"/>
                 <w:b w:val="0"/>
                 <w:sz w:val="16"/>
               </w:rPr>
@@ -5656,7 +5745,7 @@
             <w:r/>
             <w:r>
               <w:rPr>
-                <w:rFonts w:ascii="Arial" w:hAnsi="Arial"/>
+                <w:rFonts w:ascii="Verdana" w:hAnsi="Verdana"/>
                 <w:b w:val="0"/>
                 <w:sz w:val="16"/>
               </w:rPr>
@@ -5672,7 +5761,7 @@
             <w:r/>
             <w:r>
               <w:rPr>
-                <w:rFonts w:ascii="Arial" w:hAnsi="Arial"/>
+                <w:rFonts w:ascii="Verdana" w:hAnsi="Verdana"/>
                 <w:b w:val="0"/>
                 <w:sz w:val="16"/>
               </w:rPr>
@@ -5688,7 +5777,7 @@
             <w:r/>
             <w:r>
               <w:rPr>
-                <w:rFonts w:ascii="Arial" w:hAnsi="Arial"/>
+                <w:rFonts w:ascii="Verdana" w:hAnsi="Verdana"/>
                 <w:b w:val="0"/>
                 <w:sz w:val="16"/>
               </w:rPr>
@@ -5704,7 +5793,7 @@
             <w:r/>
             <w:r>
               <w:rPr>
-                <w:rFonts w:ascii="Arial" w:hAnsi="Arial"/>
+                <w:rFonts w:ascii="Verdana" w:hAnsi="Verdana"/>
                 <w:b w:val="0"/>
                 <w:sz w:val="16"/>
               </w:rPr>
@@ -5714,15 +5803,18 @@
         </w:tc>
       </w:tr>
       <w:tr>
-        <w:tc>
-          <w:tcPr>
-            <w:tcW w:type="dxa" w:w="1514"/>
-          </w:tcPr>
-          <w:p>
-            <w:r/>
-            <w:r>
-              <w:rPr>
-                <w:rFonts w:ascii="Arial" w:hAnsi="Arial"/>
+        <w:trPr>
+          <w:cantSplit/>
+        </w:trPr>
+        <w:tc>
+          <w:tcPr>
+            <w:tcW w:type="dxa" w:w="1514"/>
+          </w:tcPr>
+          <w:p>
+            <w:r/>
+            <w:r>
+              <w:rPr>
+                <w:rFonts w:ascii="Verdana" w:hAnsi="Verdana"/>
                 <w:b w:val="0"/>
                 <w:sz w:val="16"/>
               </w:rPr>
@@ -5738,7 +5830,7 @@
             <w:r/>
             <w:r>
               <w:rPr>
-                <w:rFonts w:ascii="Arial" w:hAnsi="Arial"/>
+                <w:rFonts w:ascii="Verdana" w:hAnsi="Verdana"/>
                 <w:b w:val="0"/>
                 <w:sz w:val="16"/>
               </w:rPr>
@@ -5754,7 +5846,7 @@
             <w:r/>
             <w:r>
               <w:rPr>
-                <w:rFonts w:ascii="Arial" w:hAnsi="Arial"/>
+                <w:rFonts w:ascii="Verdana" w:hAnsi="Verdana"/>
                 <w:b w:val="0"/>
                 <w:sz w:val="16"/>
               </w:rPr>
@@ -5770,7 +5862,7 @@
             <w:r/>
             <w:r>
               <w:rPr>
-                <w:rFonts w:ascii="Arial" w:hAnsi="Arial"/>
+                <w:rFonts w:ascii="Verdana" w:hAnsi="Verdana"/>
                 <w:b w:val="0"/>
                 <w:sz w:val="16"/>
               </w:rPr>
@@ -5786,7 +5878,7 @@
             <w:r/>
             <w:r>
               <w:rPr>
-                <w:rFonts w:ascii="Arial" w:hAnsi="Arial"/>
+                <w:rFonts w:ascii="Verdana" w:hAnsi="Verdana"/>
                 <w:b w:val="0"/>
                 <w:sz w:val="16"/>
               </w:rPr>
@@ -5802,7 +5894,7 @@
             <w:r/>
             <w:r>
               <w:rPr>
-                <w:rFonts w:ascii="Arial" w:hAnsi="Arial"/>
+                <w:rFonts w:ascii="Verdana" w:hAnsi="Verdana"/>
                 <w:b w:val="0"/>
                 <w:sz w:val="16"/>
               </w:rPr>
@@ -5818,7 +5910,7 @@
             <w:r/>
             <w:r>
               <w:rPr>
-                <w:rFonts w:ascii="Arial" w:hAnsi="Arial"/>
+                <w:rFonts w:ascii="Verdana" w:hAnsi="Verdana"/>
                 <w:b w:val="0"/>
                 <w:sz w:val="16"/>
               </w:rPr>
@@ -5834,7 +5926,7 @@
             <w:r/>
             <w:r>
               <w:rPr>
-                <w:rFonts w:ascii="Arial" w:hAnsi="Arial"/>
+                <w:rFonts w:ascii="Verdana" w:hAnsi="Verdana"/>
                 <w:b w:val="0"/>
                 <w:sz w:val="16"/>
               </w:rPr>
@@ -5850,7 +5942,7 @@
             <w:r/>
             <w:r>
               <w:rPr>
-                <w:rFonts w:ascii="Arial" w:hAnsi="Arial"/>
+                <w:rFonts w:ascii="Verdana" w:hAnsi="Verdana"/>
                 <w:b w:val="0"/>
                 <w:sz w:val="16"/>
               </w:rPr>
@@ -5866,7 +5958,7 @@
             <w:r/>
             <w:r>
               <w:rPr>
-                <w:rFonts w:ascii="Arial" w:hAnsi="Arial"/>
+                <w:rFonts w:ascii="Verdana" w:hAnsi="Verdana"/>
                 <w:b w:val="0"/>
                 <w:sz w:val="16"/>
               </w:rPr>
@@ -5875,15 +5967,18 @@
         </w:tc>
       </w:tr>
       <w:tr>
-        <w:tc>
-          <w:tcPr>
-            <w:tcW w:type="dxa" w:w="1514"/>
-          </w:tcPr>
-          <w:p>
-            <w:r/>
-            <w:r>
-              <w:rPr>
-                <w:rFonts w:ascii="Arial" w:hAnsi="Arial"/>
+        <w:trPr>
+          <w:cantSplit/>
+        </w:trPr>
+        <w:tc>
+          <w:tcPr>
+            <w:tcW w:type="dxa" w:w="1514"/>
+          </w:tcPr>
+          <w:p>
+            <w:r/>
+            <w:r>
+              <w:rPr>
+                <w:rFonts w:ascii="Verdana" w:hAnsi="Verdana"/>
                 <w:b w:val="0"/>
                 <w:sz w:val="16"/>
               </w:rPr>
@@ -5899,7 +5994,7 @@
             <w:r/>
             <w:r>
               <w:rPr>
-                <w:rFonts w:ascii="Arial" w:hAnsi="Arial"/>
+                <w:rFonts w:ascii="Verdana" w:hAnsi="Verdana"/>
                 <w:b w:val="0"/>
                 <w:sz w:val="16"/>
               </w:rPr>
@@ -5915,7 +6010,7 @@
             <w:r/>
             <w:r>
               <w:rPr>
-                <w:rFonts w:ascii="Arial" w:hAnsi="Arial"/>
+                <w:rFonts w:ascii="Verdana" w:hAnsi="Verdana"/>
                 <w:b w:val="0"/>
                 <w:sz w:val="16"/>
               </w:rPr>
@@ -5931,7 +6026,7 @@
             <w:r/>
             <w:r>
               <w:rPr>
-                <w:rFonts w:ascii="Arial" w:hAnsi="Arial"/>
+                <w:rFonts w:ascii="Verdana" w:hAnsi="Verdana"/>
                 <w:b w:val="0"/>
                 <w:sz w:val="16"/>
               </w:rPr>
@@ -5947,7 +6042,7 @@
             <w:r/>
             <w:r>
               <w:rPr>
-                <w:rFonts w:ascii="Arial" w:hAnsi="Arial"/>
+                <w:rFonts w:ascii="Verdana" w:hAnsi="Verdana"/>
                 <w:b w:val="0"/>
                 <w:sz w:val="16"/>
               </w:rPr>
@@ -5963,7 +6058,7 @@
             <w:r/>
             <w:r>
               <w:rPr>
-                <w:rFonts w:ascii="Arial" w:hAnsi="Arial"/>
+                <w:rFonts w:ascii="Verdana" w:hAnsi="Verdana"/>
                 <w:b w:val="0"/>
                 <w:sz w:val="16"/>
               </w:rPr>
@@ -5979,7 +6074,7 @@
             <w:r/>
             <w:r>
               <w:rPr>
-                <w:rFonts w:ascii="Arial" w:hAnsi="Arial"/>
+                <w:rFonts w:ascii="Verdana" w:hAnsi="Verdana"/>
                 <w:b w:val="0"/>
                 <w:sz w:val="16"/>
               </w:rPr>
@@ -5995,7 +6090,7 @@
             <w:r/>
             <w:r>
               <w:rPr>
-                <w:rFonts w:ascii="Arial" w:hAnsi="Arial"/>
+                <w:rFonts w:ascii="Verdana" w:hAnsi="Verdana"/>
                 <w:b w:val="0"/>
                 <w:sz w:val="16"/>
               </w:rPr>
@@ -6011,7 +6106,7 @@
             <w:r/>
             <w:r>
               <w:rPr>
-                <w:rFonts w:ascii="Arial" w:hAnsi="Arial"/>
+                <w:rFonts w:ascii="Verdana" w:hAnsi="Verdana"/>
                 <w:b w:val="0"/>
                 <w:sz w:val="16"/>
               </w:rPr>
@@ -6027,7 +6122,7 @@
             <w:r/>
             <w:r>
               <w:rPr>
-                <w:rFonts w:ascii="Arial" w:hAnsi="Arial"/>
+                <w:rFonts w:ascii="Verdana" w:hAnsi="Verdana"/>
                 <w:b w:val="0"/>
                 <w:sz w:val="16"/>
               </w:rPr>
@@ -6036,15 +6131,18 @@
         </w:tc>
       </w:tr>
       <w:tr>
-        <w:tc>
-          <w:tcPr>
-            <w:tcW w:type="dxa" w:w="1514"/>
-          </w:tcPr>
-          <w:p>
-            <w:r/>
-            <w:r>
-              <w:rPr>
-                <w:rFonts w:ascii="Arial" w:hAnsi="Arial"/>
+        <w:trPr>
+          <w:cantSplit/>
+        </w:trPr>
+        <w:tc>
+          <w:tcPr>
+            <w:tcW w:type="dxa" w:w="1514"/>
+          </w:tcPr>
+          <w:p>
+            <w:r/>
+            <w:r>
+              <w:rPr>
+                <w:rFonts w:ascii="Verdana" w:hAnsi="Verdana"/>
                 <w:b w:val="0"/>
                 <w:sz w:val="16"/>
               </w:rPr>
@@ -6060,7 +6158,7 @@
             <w:r/>
             <w:r>
               <w:rPr>
-                <w:rFonts w:ascii="Arial" w:hAnsi="Arial"/>
+                <w:rFonts w:ascii="Verdana" w:hAnsi="Verdana"/>
                 <w:b w:val="0"/>
                 <w:sz w:val="16"/>
               </w:rPr>
@@ -6076,7 +6174,7 @@
             <w:r/>
             <w:r>
               <w:rPr>
-                <w:rFonts w:ascii="Arial" w:hAnsi="Arial"/>
+                <w:rFonts w:ascii="Verdana" w:hAnsi="Verdana"/>
                 <w:b w:val="0"/>
                 <w:sz w:val="16"/>
               </w:rPr>
@@ -6092,7 +6190,7 @@
             <w:r/>
             <w:r>
               <w:rPr>
-                <w:rFonts w:ascii="Arial" w:hAnsi="Arial"/>
+                <w:rFonts w:ascii="Verdana" w:hAnsi="Verdana"/>
                 <w:b w:val="0"/>
                 <w:sz w:val="16"/>
               </w:rPr>
@@ -6108,7 +6206,7 @@
             <w:r/>
             <w:r>
               <w:rPr>
-                <w:rFonts w:ascii="Arial" w:hAnsi="Arial"/>
+                <w:rFonts w:ascii="Verdana" w:hAnsi="Verdana"/>
                 <w:b w:val="0"/>
                 <w:sz w:val="16"/>
               </w:rPr>
@@ -6124,7 +6222,7 @@
             <w:r/>
             <w:r>
               <w:rPr>
-                <w:rFonts w:ascii="Arial" w:hAnsi="Arial"/>
+                <w:rFonts w:ascii="Verdana" w:hAnsi="Verdana"/>
                 <w:b w:val="0"/>
                 <w:sz w:val="16"/>
               </w:rPr>
@@ -6140,7 +6238,7 @@
             <w:r/>
             <w:r>
               <w:rPr>
-                <w:rFonts w:ascii="Arial" w:hAnsi="Arial"/>
+                <w:rFonts w:ascii="Verdana" w:hAnsi="Verdana"/>
                 <w:b w:val="0"/>
                 <w:sz w:val="16"/>
               </w:rPr>
@@ -6156,7 +6254,7 @@
             <w:r/>
             <w:r>
               <w:rPr>
-                <w:rFonts w:ascii="Arial" w:hAnsi="Arial"/>
+                <w:rFonts w:ascii="Verdana" w:hAnsi="Verdana"/>
                 <w:b w:val="0"/>
                 <w:sz w:val="16"/>
               </w:rPr>
@@ -6172,7 +6270,7 @@
             <w:r/>
             <w:r>
               <w:rPr>
-                <w:rFonts w:ascii="Arial" w:hAnsi="Arial"/>
+                <w:rFonts w:ascii="Verdana" w:hAnsi="Verdana"/>
                 <w:b w:val="0"/>
                 <w:sz w:val="16"/>
               </w:rPr>
@@ -6188,7 +6286,7 @@
             <w:r/>
             <w:r>
               <w:rPr>
-                <w:rFonts w:ascii="Arial" w:hAnsi="Arial"/>
+                <w:rFonts w:ascii="Verdana" w:hAnsi="Verdana"/>
                 <w:b w:val="0"/>
                 <w:sz w:val="16"/>
               </w:rPr>
@@ -6198,15 +6296,18 @@
         </w:tc>
       </w:tr>
       <w:tr>
-        <w:tc>
-          <w:tcPr>
-            <w:tcW w:type="dxa" w:w="1514"/>
-          </w:tcPr>
-          <w:p>
-            <w:r/>
-            <w:r>
-              <w:rPr>
-                <w:rFonts w:ascii="Arial" w:hAnsi="Arial"/>
+        <w:trPr>
+          <w:cantSplit/>
+        </w:trPr>
+        <w:tc>
+          <w:tcPr>
+            <w:tcW w:type="dxa" w:w="1514"/>
+          </w:tcPr>
+          <w:p>
+            <w:r/>
+            <w:r>
+              <w:rPr>
+                <w:rFonts w:ascii="Verdana" w:hAnsi="Verdana"/>
                 <w:b w:val="0"/>
                 <w:sz w:val="16"/>
               </w:rPr>
@@ -6222,7 +6323,7 @@
             <w:r/>
             <w:r>
               <w:rPr>
-                <w:rFonts w:ascii="Arial" w:hAnsi="Arial"/>
+                <w:rFonts w:ascii="Verdana" w:hAnsi="Verdana"/>
                 <w:b w:val="0"/>
                 <w:sz w:val="16"/>
               </w:rPr>
@@ -6238,7 +6339,7 @@
             <w:r/>
             <w:r>
               <w:rPr>
-                <w:rFonts w:ascii="Arial" w:hAnsi="Arial"/>
+                <w:rFonts w:ascii="Verdana" w:hAnsi="Verdana"/>
                 <w:b w:val="0"/>
                 <w:sz w:val="16"/>
               </w:rPr>
@@ -6254,7 +6355,7 @@
             <w:r/>
             <w:r>
               <w:rPr>
-                <w:rFonts w:ascii="Arial" w:hAnsi="Arial"/>
+                <w:rFonts w:ascii="Verdana" w:hAnsi="Verdana"/>
                 <w:b w:val="0"/>
                 <w:sz w:val="16"/>
               </w:rPr>
@@ -6270,7 +6371,7 @@
             <w:r/>
             <w:r>
               <w:rPr>
-                <w:rFonts w:ascii="Arial" w:hAnsi="Arial"/>
+                <w:rFonts w:ascii="Verdana" w:hAnsi="Verdana"/>
                 <w:b w:val="0"/>
                 <w:sz w:val="16"/>
               </w:rPr>
@@ -6286,7 +6387,7 @@
             <w:r/>
             <w:r>
               <w:rPr>
-                <w:rFonts w:ascii="Arial" w:hAnsi="Arial"/>
+                <w:rFonts w:ascii="Verdana" w:hAnsi="Verdana"/>
                 <w:b w:val="0"/>
                 <w:sz w:val="16"/>
               </w:rPr>
@@ -6302,7 +6403,7 @@
             <w:r/>
             <w:r>
               <w:rPr>
-                <w:rFonts w:ascii="Arial" w:hAnsi="Arial"/>
+                <w:rFonts w:ascii="Verdana" w:hAnsi="Verdana"/>
                 <w:b w:val="0"/>
                 <w:sz w:val="16"/>
               </w:rPr>
@@ -6318,7 +6419,7 @@
             <w:r/>
             <w:r>
               <w:rPr>
-                <w:rFonts w:ascii="Arial" w:hAnsi="Arial"/>
+                <w:rFonts w:ascii="Verdana" w:hAnsi="Verdana"/>
                 <w:b w:val="0"/>
                 <w:sz w:val="16"/>
               </w:rPr>
@@ -6334,7 +6435,7 @@
             <w:r/>
             <w:r>
               <w:rPr>
-                <w:rFonts w:ascii="Arial" w:hAnsi="Arial"/>
+                <w:rFonts w:ascii="Verdana" w:hAnsi="Verdana"/>
                 <w:b w:val="0"/>
                 <w:sz w:val="16"/>
               </w:rPr>
@@ -6350,7 +6451,7 @@
             <w:r/>
             <w:r>
               <w:rPr>
-                <w:rFonts w:ascii="Arial" w:hAnsi="Arial"/>
+                <w:rFonts w:ascii="Verdana" w:hAnsi="Verdana"/>
                 <w:b w:val="0"/>
                 <w:sz w:val="16"/>
               </w:rPr>
@@ -6359,15 +6460,18 @@
         </w:tc>
       </w:tr>
       <w:tr>
-        <w:tc>
-          <w:tcPr>
-            <w:tcW w:type="dxa" w:w="1514"/>
-          </w:tcPr>
-          <w:p>
-            <w:r/>
-            <w:r>
-              <w:rPr>
-                <w:rFonts w:ascii="Arial" w:hAnsi="Arial"/>
+        <w:trPr>
+          <w:cantSplit/>
+        </w:trPr>
+        <w:tc>
+          <w:tcPr>
+            <w:tcW w:type="dxa" w:w="1514"/>
+          </w:tcPr>
+          <w:p>
+            <w:r/>
+            <w:r>
+              <w:rPr>
+                <w:rFonts w:ascii="Verdana" w:hAnsi="Verdana"/>
                 <w:b w:val="0"/>
                 <w:sz w:val="16"/>
               </w:rPr>
@@ -6383,7 +6487,7 @@
             <w:r/>
             <w:r>
               <w:rPr>
-                <w:rFonts w:ascii="Arial" w:hAnsi="Arial"/>
+                <w:rFonts w:ascii="Verdana" w:hAnsi="Verdana"/>
                 <w:b w:val="0"/>
                 <w:sz w:val="16"/>
               </w:rPr>
@@ -6399,7 +6503,7 @@
             <w:r/>
             <w:r>
               <w:rPr>
-                <w:rFonts w:ascii="Arial" w:hAnsi="Arial"/>
+                <w:rFonts w:ascii="Verdana" w:hAnsi="Verdana"/>
                 <w:b w:val="0"/>
                 <w:sz w:val="16"/>
               </w:rPr>
@@ -6415,7 +6519,7 @@
             <w:r/>
             <w:r>
               <w:rPr>
-                <w:rFonts w:ascii="Arial" w:hAnsi="Arial"/>
+                <w:rFonts w:ascii="Verdana" w:hAnsi="Verdana"/>
                 <w:b w:val="0"/>
                 <w:sz w:val="16"/>
               </w:rPr>
@@ -6431,7 +6535,7 @@
             <w:r/>
             <w:r>
               <w:rPr>
-                <w:rFonts w:ascii="Arial" w:hAnsi="Arial"/>
+                <w:rFonts w:ascii="Verdana" w:hAnsi="Verdana"/>
                 <w:b w:val="0"/>
                 <w:sz w:val="16"/>
               </w:rPr>
@@ -6447,7 +6551,7 @@
             <w:r/>
             <w:r>
               <w:rPr>
-                <w:rFonts w:ascii="Arial" w:hAnsi="Arial"/>
+                <w:rFonts w:ascii="Verdana" w:hAnsi="Verdana"/>
                 <w:b w:val="0"/>
                 <w:sz w:val="16"/>
               </w:rPr>
@@ -6463,7 +6567,7 @@
             <w:r/>
             <w:r>
               <w:rPr>
-                <w:rFonts w:ascii="Arial" w:hAnsi="Arial"/>
+                <w:rFonts w:ascii="Verdana" w:hAnsi="Verdana"/>
                 <w:b w:val="0"/>
                 <w:sz w:val="16"/>
               </w:rPr>
@@ -6479,7 +6583,7 @@
             <w:r/>
             <w:r>
               <w:rPr>
-                <w:rFonts w:ascii="Arial" w:hAnsi="Arial"/>
+                <w:rFonts w:ascii="Verdana" w:hAnsi="Verdana"/>
                 <w:b w:val="0"/>
                 <w:sz w:val="16"/>
               </w:rPr>
@@ -6495,7 +6599,7 @@
             <w:r/>
             <w:r>
               <w:rPr>
-                <w:rFonts w:ascii="Arial" w:hAnsi="Arial"/>
+                <w:rFonts w:ascii="Verdana" w:hAnsi="Verdana"/>
                 <w:b w:val="0"/>
                 <w:sz w:val="16"/>
               </w:rPr>
@@ -6511,7 +6615,7 @@
             <w:r/>
             <w:r>
               <w:rPr>
-                <w:rFonts w:ascii="Arial" w:hAnsi="Arial"/>
+                <w:rFonts w:ascii="Verdana" w:hAnsi="Verdana"/>
                 <w:b w:val="0"/>
                 <w:sz w:val="16"/>
               </w:rPr>
@@ -6520,15 +6624,18 @@
         </w:tc>
       </w:tr>
       <w:tr>
-        <w:tc>
-          <w:tcPr>
-            <w:tcW w:type="dxa" w:w="1514"/>
-          </w:tcPr>
-          <w:p>
-            <w:r/>
-            <w:r>
-              <w:rPr>
-                <w:rFonts w:ascii="Arial" w:hAnsi="Arial"/>
+        <w:trPr>
+          <w:cantSplit/>
+        </w:trPr>
+        <w:tc>
+          <w:tcPr>
+            <w:tcW w:type="dxa" w:w="1514"/>
+          </w:tcPr>
+          <w:p>
+            <w:r/>
+            <w:r>
+              <w:rPr>
+                <w:rFonts w:ascii="Verdana" w:hAnsi="Verdana"/>
                 <w:b w:val="0"/>
                 <w:sz w:val="16"/>
               </w:rPr>
@@ -6544,7 +6651,7 @@
             <w:r/>
             <w:r>
               <w:rPr>
-                <w:rFonts w:ascii="Arial" w:hAnsi="Arial"/>
+                <w:rFonts w:ascii="Verdana" w:hAnsi="Verdana"/>
                 <w:b w:val="0"/>
                 <w:sz w:val="16"/>
               </w:rPr>
@@ -6560,7 +6667,7 @@
             <w:r/>
             <w:r>
               <w:rPr>
-                <w:rFonts w:ascii="Arial" w:hAnsi="Arial"/>
+                <w:rFonts w:ascii="Verdana" w:hAnsi="Verdana"/>
                 <w:b w:val="0"/>
                 <w:sz w:val="16"/>
               </w:rPr>
@@ -6576,7 +6683,7 @@
             <w:r/>
             <w:r>
               <w:rPr>
-                <w:rFonts w:ascii="Arial" w:hAnsi="Arial"/>
+                <w:rFonts w:ascii="Verdana" w:hAnsi="Verdana"/>
                 <w:b w:val="0"/>
                 <w:sz w:val="16"/>
               </w:rPr>
@@ -6592,7 +6699,7 @@
             <w:r/>
             <w:r>
               <w:rPr>
-                <w:rFonts w:ascii="Arial" w:hAnsi="Arial"/>
+                <w:rFonts w:ascii="Verdana" w:hAnsi="Verdana"/>
                 <w:b w:val="0"/>
                 <w:sz w:val="16"/>
               </w:rPr>
@@ -6608,7 +6715,7 @@
             <w:r/>
             <w:r>
               <w:rPr>
-                <w:rFonts w:ascii="Arial" w:hAnsi="Arial"/>
+                <w:rFonts w:ascii="Verdana" w:hAnsi="Verdana"/>
                 <w:b w:val="0"/>
                 <w:sz w:val="16"/>
               </w:rPr>
@@ -6624,7 +6731,7 @@
             <w:r/>
             <w:r>
               <w:rPr>
-                <w:rFonts w:ascii="Arial" w:hAnsi="Arial"/>
+                <w:rFonts w:ascii="Verdana" w:hAnsi="Verdana"/>
                 <w:b w:val="0"/>
                 <w:sz w:val="16"/>
               </w:rPr>
@@ -6640,7 +6747,7 @@
             <w:r/>
             <w:r>
               <w:rPr>
-                <w:rFonts w:ascii="Arial" w:hAnsi="Arial"/>
+                <w:rFonts w:ascii="Verdana" w:hAnsi="Verdana"/>
                 <w:b w:val="0"/>
                 <w:sz w:val="16"/>
               </w:rPr>
@@ -6656,7 +6763,7 @@
             <w:r/>
             <w:r>
               <w:rPr>
-                <w:rFonts w:ascii="Arial" w:hAnsi="Arial"/>
+                <w:rFonts w:ascii="Verdana" w:hAnsi="Verdana"/>
                 <w:b w:val="0"/>
                 <w:sz w:val="16"/>
               </w:rPr>
@@ -6672,7 +6779,7 @@
             <w:r/>
             <w:r>
               <w:rPr>
-                <w:rFonts w:ascii="Arial" w:hAnsi="Arial"/>
+                <w:rFonts w:ascii="Verdana" w:hAnsi="Verdana"/>
                 <w:b w:val="0"/>
                 <w:sz w:val="16"/>
               </w:rPr>
@@ -6681,15 +6788,18 @@
         </w:tc>
       </w:tr>
       <w:tr>
-        <w:tc>
-          <w:tcPr>
-            <w:tcW w:type="dxa" w:w="1514"/>
-          </w:tcPr>
-          <w:p>
-            <w:r/>
-            <w:r>
-              <w:rPr>
-                <w:rFonts w:ascii="Arial" w:hAnsi="Arial"/>
+        <w:trPr>
+          <w:cantSplit/>
+        </w:trPr>
+        <w:tc>
+          <w:tcPr>
+            <w:tcW w:type="dxa" w:w="1514"/>
+          </w:tcPr>
+          <w:p>
+            <w:r/>
+            <w:r>
+              <w:rPr>
+                <w:rFonts w:ascii="Verdana" w:hAnsi="Verdana"/>
                 <w:b w:val="0"/>
                 <w:sz w:val="16"/>
               </w:rPr>
@@ -6705,7 +6815,7 @@
             <w:r/>
             <w:r>
               <w:rPr>
-                <w:rFonts w:ascii="Arial" w:hAnsi="Arial"/>
+                <w:rFonts w:ascii="Verdana" w:hAnsi="Verdana"/>
                 <w:b w:val="0"/>
                 <w:sz w:val="16"/>
               </w:rPr>
@@ -6721,7 +6831,7 @@
             <w:r/>
             <w:r>
               <w:rPr>
-                <w:rFonts w:ascii="Arial" w:hAnsi="Arial"/>
+                <w:rFonts w:ascii="Verdana" w:hAnsi="Verdana"/>
                 <w:b w:val="0"/>
                 <w:sz w:val="16"/>
               </w:rPr>
@@ -6737,7 +6847,7 @@
             <w:r/>
             <w:r>
               <w:rPr>
-                <w:rFonts w:ascii="Arial" w:hAnsi="Arial"/>
+                <w:rFonts w:ascii="Verdana" w:hAnsi="Verdana"/>
                 <w:b w:val="0"/>
                 <w:sz w:val="16"/>
               </w:rPr>
@@ -6753,7 +6863,7 @@
             <w:r/>
             <w:r>
               <w:rPr>
-                <w:rFonts w:ascii="Arial" w:hAnsi="Arial"/>
+                <w:rFonts w:ascii="Verdana" w:hAnsi="Verdana"/>
                 <w:b w:val="0"/>
                 <w:sz w:val="16"/>
               </w:rPr>
@@ -6769,7 +6879,7 @@
             <w:r/>
             <w:r>
               <w:rPr>
-                <w:rFonts w:ascii="Arial" w:hAnsi="Arial"/>
+                <w:rFonts w:ascii="Verdana" w:hAnsi="Verdana"/>
                 <w:b w:val="0"/>
                 <w:sz w:val="16"/>
               </w:rPr>
@@ -6785,7 +6895,7 @@
             <w:r/>
             <w:r>
               <w:rPr>
-                <w:rFonts w:ascii="Arial" w:hAnsi="Arial"/>
+                <w:rFonts w:ascii="Verdana" w:hAnsi="Verdana"/>
                 <w:b w:val="0"/>
                 <w:sz w:val="16"/>
               </w:rPr>
@@ -6801,7 +6911,7 @@
             <w:r/>
             <w:r>
               <w:rPr>
-                <w:rFonts w:ascii="Arial" w:hAnsi="Arial"/>
+                <w:rFonts w:ascii="Verdana" w:hAnsi="Verdana"/>
                 <w:b w:val="0"/>
                 <w:sz w:val="16"/>
               </w:rPr>
@@ -6817,7 +6927,7 @@
             <w:r/>
             <w:r>
               <w:rPr>
-                <w:rFonts w:ascii="Arial" w:hAnsi="Arial"/>
+                <w:rFonts w:ascii="Verdana" w:hAnsi="Verdana"/>
                 <w:b w:val="0"/>
                 <w:sz w:val="16"/>
               </w:rPr>
@@ -6833,7 +6943,7 @@
             <w:r/>
             <w:r>
               <w:rPr>
-                <w:rFonts w:ascii="Arial" w:hAnsi="Arial"/>
+                <w:rFonts w:ascii="Verdana" w:hAnsi="Verdana"/>
                 <w:b w:val="0"/>
                 <w:sz w:val="16"/>
               </w:rPr>
@@ -6842,15 +6952,18 @@
         </w:tc>
       </w:tr>
       <w:tr>
-        <w:tc>
-          <w:tcPr>
-            <w:tcW w:type="dxa" w:w="1514"/>
-          </w:tcPr>
-          <w:p>
-            <w:r/>
-            <w:r>
-              <w:rPr>
-                <w:rFonts w:ascii="Arial" w:hAnsi="Arial"/>
+        <w:trPr>
+          <w:cantSplit/>
+        </w:trPr>
+        <w:tc>
+          <w:tcPr>
+            <w:tcW w:type="dxa" w:w="1514"/>
+          </w:tcPr>
+          <w:p>
+            <w:r/>
+            <w:r>
+              <w:rPr>
+                <w:rFonts w:ascii="Verdana" w:hAnsi="Verdana"/>
                 <w:b w:val="0"/>
                 <w:sz w:val="16"/>
               </w:rPr>
@@ -6866,7 +6979,7 @@
             <w:r/>
             <w:r>
               <w:rPr>
-                <w:rFonts w:ascii="Arial" w:hAnsi="Arial"/>
+                <w:rFonts w:ascii="Verdana" w:hAnsi="Verdana"/>
                 <w:b w:val="0"/>
                 <w:sz w:val="16"/>
               </w:rPr>
@@ -6882,7 +6995,7 @@
             <w:r/>
             <w:r>
               <w:rPr>
-                <w:rFonts w:ascii="Arial" w:hAnsi="Arial"/>
+                <w:rFonts w:ascii="Verdana" w:hAnsi="Verdana"/>
                 <w:b w:val="0"/>
                 <w:sz w:val="16"/>
               </w:rPr>
@@ -6898,7 +7011,7 @@
             <w:r/>
             <w:r>
               <w:rPr>
-                <w:rFonts w:ascii="Arial" w:hAnsi="Arial"/>
+                <w:rFonts w:ascii="Verdana" w:hAnsi="Verdana"/>
                 <w:b w:val="0"/>
                 <w:sz w:val="16"/>
               </w:rPr>
@@ -6914,7 +7027,7 @@
             <w:r/>
             <w:r>
               <w:rPr>
-                <w:rFonts w:ascii="Arial" w:hAnsi="Arial"/>
+                <w:rFonts w:ascii="Verdana" w:hAnsi="Verdana"/>
                 <w:b w:val="0"/>
                 <w:sz w:val="16"/>
               </w:rPr>
@@ -6930,7 +7043,7 @@
             <w:r/>
             <w:r>
               <w:rPr>
-                <w:rFonts w:ascii="Arial" w:hAnsi="Arial"/>
+                <w:rFonts w:ascii="Verdana" w:hAnsi="Verdana"/>
                 <w:b w:val="0"/>
                 <w:sz w:val="16"/>
               </w:rPr>
@@ -6946,7 +7059,7 @@
             <w:r/>
             <w:r>
               <w:rPr>
-                <w:rFonts w:ascii="Arial" w:hAnsi="Arial"/>
+                <w:rFonts w:ascii="Verdana" w:hAnsi="Verdana"/>
                 <w:b w:val="0"/>
                 <w:sz w:val="16"/>
               </w:rPr>
@@ -6962,7 +7075,7 @@
             <w:r/>
             <w:r>
               <w:rPr>
-                <w:rFonts w:ascii="Arial" w:hAnsi="Arial"/>
+                <w:rFonts w:ascii="Verdana" w:hAnsi="Verdana"/>
                 <w:b w:val="0"/>
                 <w:sz w:val="16"/>
               </w:rPr>
@@ -6978,7 +7091,7 @@
             <w:r/>
             <w:r>
               <w:rPr>
-                <w:rFonts w:ascii="Arial" w:hAnsi="Arial"/>
+                <w:rFonts w:ascii="Verdana" w:hAnsi="Verdana"/>
                 <w:b w:val="0"/>
                 <w:sz w:val="16"/>
               </w:rPr>
@@ -6994,7 +7107,7 @@
             <w:r/>
             <w:r>
               <w:rPr>
-                <w:rFonts w:ascii="Arial" w:hAnsi="Arial"/>
+                <w:rFonts w:ascii="Verdana" w:hAnsi="Verdana"/>
                 <w:b w:val="0"/>
                 <w:sz w:val="16"/>
               </w:rPr>
@@ -7003,15 +7116,18 @@
         </w:tc>
       </w:tr>
       <w:tr>
-        <w:tc>
-          <w:tcPr>
-            <w:tcW w:type="dxa" w:w="1514"/>
-          </w:tcPr>
-          <w:p>
-            <w:r/>
-            <w:r>
-              <w:rPr>
-                <w:rFonts w:ascii="Arial" w:hAnsi="Arial"/>
+        <w:trPr>
+          <w:cantSplit/>
+        </w:trPr>
+        <w:tc>
+          <w:tcPr>
+            <w:tcW w:type="dxa" w:w="1514"/>
+          </w:tcPr>
+          <w:p>
+            <w:r/>
+            <w:r>
+              <w:rPr>
+                <w:rFonts w:ascii="Verdana" w:hAnsi="Verdana"/>
                 <w:b w:val="0"/>
                 <w:sz w:val="16"/>
               </w:rPr>
@@ -7027,7 +7143,7 @@
             <w:r/>
             <w:r>
               <w:rPr>
-                <w:rFonts w:ascii="Arial" w:hAnsi="Arial"/>
+                <w:rFonts w:ascii="Verdana" w:hAnsi="Verdana"/>
                 <w:b w:val="0"/>
                 <w:sz w:val="16"/>
               </w:rPr>
@@ -7043,7 +7159,7 @@
             <w:r/>
             <w:r>
               <w:rPr>
-                <w:rFonts w:ascii="Arial" w:hAnsi="Arial"/>
+                <w:rFonts w:ascii="Verdana" w:hAnsi="Verdana"/>
                 <w:b w:val="0"/>
                 <w:sz w:val="16"/>
               </w:rPr>
@@ -7059,7 +7175,7 @@
             <w:r/>
             <w:r>
               <w:rPr>
-                <w:rFonts w:ascii="Arial" w:hAnsi="Arial"/>
+                <w:rFonts w:ascii="Verdana" w:hAnsi="Verdana"/>
                 <w:b w:val="0"/>
                 <w:sz w:val="16"/>
               </w:rPr>
@@ -7075,7 +7191,7 @@
             <w:r/>
             <w:r>
               <w:rPr>
-                <w:rFonts w:ascii="Arial" w:hAnsi="Arial"/>
+                <w:rFonts w:ascii="Verdana" w:hAnsi="Verdana"/>
                 <w:b w:val="0"/>
                 <w:sz w:val="16"/>
               </w:rPr>
@@ -7091,7 +7207,7 @@
             <w:r/>
             <w:r>
               <w:rPr>
-                <w:rFonts w:ascii="Arial" w:hAnsi="Arial"/>
+                <w:rFonts w:ascii="Verdana" w:hAnsi="Verdana"/>
                 <w:b w:val="0"/>
                 <w:sz w:val="16"/>
               </w:rPr>
@@ -7107,7 +7223,7 @@
             <w:r/>
             <w:r>
               <w:rPr>
-                <w:rFonts w:ascii="Arial" w:hAnsi="Arial"/>
+                <w:rFonts w:ascii="Verdana" w:hAnsi="Verdana"/>
                 <w:b w:val="0"/>
                 <w:sz w:val="16"/>
               </w:rPr>
@@ -7123,7 +7239,7 @@
             <w:r/>
             <w:r>
               <w:rPr>
-                <w:rFonts w:ascii="Arial" w:hAnsi="Arial"/>
+                <w:rFonts w:ascii="Verdana" w:hAnsi="Verdana"/>
                 <w:b w:val="0"/>
                 <w:sz w:val="16"/>
               </w:rPr>
@@ -7139,7 +7255,7 @@
             <w:r/>
             <w:r>
               <w:rPr>
-                <w:rFonts w:ascii="Arial" w:hAnsi="Arial"/>
+                <w:rFonts w:ascii="Verdana" w:hAnsi="Verdana"/>
                 <w:b w:val="0"/>
                 <w:sz w:val="16"/>
               </w:rPr>
@@ -7155,7 +7271,7 @@
             <w:r/>
             <w:r>
               <w:rPr>
-                <w:rFonts w:ascii="Arial" w:hAnsi="Arial"/>
+                <w:rFonts w:ascii="Verdana" w:hAnsi="Verdana"/>
                 <w:b w:val="0"/>
                 <w:sz w:val="16"/>
               </w:rPr>
@@ -7164,15 +7280,18 @@
         </w:tc>
       </w:tr>
       <w:tr>
-        <w:tc>
-          <w:tcPr>
-            <w:tcW w:type="dxa" w:w="1514"/>
-          </w:tcPr>
-          <w:p>
-            <w:r/>
-            <w:r>
-              <w:rPr>
-                <w:rFonts w:ascii="Arial" w:hAnsi="Arial"/>
+        <w:trPr>
+          <w:cantSplit/>
+        </w:trPr>
+        <w:tc>
+          <w:tcPr>
+            <w:tcW w:type="dxa" w:w="1514"/>
+          </w:tcPr>
+          <w:p>
+            <w:r/>
+            <w:r>
+              <w:rPr>
+                <w:rFonts w:ascii="Verdana" w:hAnsi="Verdana"/>
                 <w:b w:val="0"/>
                 <w:sz w:val="16"/>
               </w:rPr>
@@ -7188,7 +7307,7 @@
             <w:r/>
             <w:r>
               <w:rPr>
-                <w:rFonts w:ascii="Arial" w:hAnsi="Arial"/>
+                <w:rFonts w:ascii="Verdana" w:hAnsi="Verdana"/>
                 <w:b w:val="0"/>
                 <w:sz w:val="16"/>
               </w:rPr>
@@ -7204,7 +7323,7 @@
             <w:r/>
             <w:r>
               <w:rPr>
-                <w:rFonts w:ascii="Arial" w:hAnsi="Arial"/>
+                <w:rFonts w:ascii="Verdana" w:hAnsi="Verdana"/>
                 <w:b w:val="0"/>
                 <w:sz w:val="16"/>
               </w:rPr>
@@ -7220,7 +7339,7 @@
             <w:r/>
             <w:r>
               <w:rPr>
-                <w:rFonts w:ascii="Arial" w:hAnsi="Arial"/>
+                <w:rFonts w:ascii="Verdana" w:hAnsi="Verdana"/>
                 <w:b w:val="0"/>
                 <w:sz w:val="16"/>
               </w:rPr>
@@ -7236,7 +7355,7 @@
             <w:r/>
             <w:r>
               <w:rPr>
-                <w:rFonts w:ascii="Arial" w:hAnsi="Arial"/>
+                <w:rFonts w:ascii="Verdana" w:hAnsi="Verdana"/>
                 <w:b w:val="0"/>
                 <w:sz w:val="16"/>
               </w:rPr>
@@ -7252,7 +7371,7 @@
             <w:r/>
             <w:r>
               <w:rPr>
-                <w:rFonts w:ascii="Arial" w:hAnsi="Arial"/>
+                <w:rFonts w:ascii="Verdana" w:hAnsi="Verdana"/>
                 <w:b w:val="0"/>
                 <w:sz w:val="16"/>
               </w:rPr>
@@ -7268,7 +7387,7 @@
             <w:r/>
             <w:r>
               <w:rPr>
-                <w:rFonts w:ascii="Arial" w:hAnsi="Arial"/>
+                <w:rFonts w:ascii="Verdana" w:hAnsi="Verdana"/>
                 <w:b w:val="0"/>
                 <w:sz w:val="16"/>
               </w:rPr>
@@ -7284,7 +7403,7 @@
             <w:r/>
             <w:r>
               <w:rPr>
-                <w:rFonts w:ascii="Arial" w:hAnsi="Arial"/>
+                <w:rFonts w:ascii="Verdana" w:hAnsi="Verdana"/>
                 <w:b w:val="0"/>
                 <w:sz w:val="16"/>
               </w:rPr>
@@ -7300,7 +7419,7 @@
             <w:r/>
             <w:r>
               <w:rPr>
-                <w:rFonts w:ascii="Arial" w:hAnsi="Arial"/>
+                <w:rFonts w:ascii="Verdana" w:hAnsi="Verdana"/>
                 <w:b w:val="0"/>
                 <w:sz w:val="16"/>
               </w:rPr>
@@ -7316,7 +7435,7 @@
             <w:r/>
             <w:r>
               <w:rPr>
-                <w:rFonts w:ascii="Arial" w:hAnsi="Arial"/>
+                <w:rFonts w:ascii="Verdana" w:hAnsi="Verdana"/>
                 <w:b w:val="0"/>
                 <w:sz w:val="16"/>
               </w:rPr>
@@ -7325,15 +7444,18 @@
         </w:tc>
       </w:tr>
       <w:tr>
-        <w:tc>
-          <w:tcPr>
-            <w:tcW w:type="dxa" w:w="1514"/>
-          </w:tcPr>
-          <w:p>
-            <w:r/>
-            <w:r>
-              <w:rPr>
-                <w:rFonts w:ascii="Arial" w:hAnsi="Arial"/>
+        <w:trPr>
+          <w:cantSplit/>
+        </w:trPr>
+        <w:tc>
+          <w:tcPr>
+            <w:tcW w:type="dxa" w:w="1514"/>
+          </w:tcPr>
+          <w:p>
+            <w:r/>
+            <w:r>
+              <w:rPr>
+                <w:rFonts w:ascii="Verdana" w:hAnsi="Verdana"/>
                 <w:b w:val="0"/>
                 <w:sz w:val="16"/>
               </w:rPr>
@@ -7349,7 +7471,7 @@
             <w:r/>
             <w:r>
               <w:rPr>
-                <w:rFonts w:ascii="Arial" w:hAnsi="Arial"/>
+                <w:rFonts w:ascii="Verdana" w:hAnsi="Verdana"/>
                 <w:b w:val="0"/>
                 <w:sz w:val="16"/>
               </w:rPr>
@@ -7365,7 +7487,7 @@
             <w:r/>
             <w:r>
               <w:rPr>
-                <w:rFonts w:ascii="Arial" w:hAnsi="Arial"/>
+                <w:rFonts w:ascii="Verdana" w:hAnsi="Verdana"/>
                 <w:b w:val="0"/>
                 <w:sz w:val="16"/>
               </w:rPr>
@@ -7381,7 +7503,7 @@
             <w:r/>
             <w:r>
               <w:rPr>
-                <w:rFonts w:ascii="Arial" w:hAnsi="Arial"/>
+                <w:rFonts w:ascii="Verdana" w:hAnsi="Verdana"/>
                 <w:b w:val="0"/>
                 <w:sz w:val="16"/>
               </w:rPr>
@@ -7397,7 +7519,7 @@
             <w:r/>
             <w:r>
               <w:rPr>
-                <w:rFonts w:ascii="Arial" w:hAnsi="Arial"/>
+                <w:rFonts w:ascii="Verdana" w:hAnsi="Verdana"/>
                 <w:b w:val="0"/>
                 <w:sz w:val="16"/>
               </w:rPr>
@@ -7413,7 +7535,7 @@
             <w:r/>
             <w:r>
               <w:rPr>
-                <w:rFonts w:ascii="Arial" w:hAnsi="Arial"/>
+                <w:rFonts w:ascii="Verdana" w:hAnsi="Verdana"/>
                 <w:b w:val="0"/>
                 <w:sz w:val="16"/>
               </w:rPr>
@@ -7429,7 +7551,7 @@
             <w:r/>
             <w:r>
               <w:rPr>
-                <w:rFonts w:ascii="Arial" w:hAnsi="Arial"/>
+                <w:rFonts w:ascii="Verdana" w:hAnsi="Verdana"/>
                 <w:b w:val="0"/>
                 <w:sz w:val="16"/>
               </w:rPr>
@@ -7445,7 +7567,7 @@
             <w:r/>
             <w:r>
               <w:rPr>
-                <w:rFonts w:ascii="Arial" w:hAnsi="Arial"/>
+                <w:rFonts w:ascii="Verdana" w:hAnsi="Verdana"/>
                 <w:b w:val="0"/>
                 <w:sz w:val="16"/>
               </w:rPr>
@@ -7461,7 +7583,7 @@
             <w:r/>
             <w:r>
               <w:rPr>
-                <w:rFonts w:ascii="Arial" w:hAnsi="Arial"/>
+                <w:rFonts w:ascii="Verdana" w:hAnsi="Verdana"/>
                 <w:b w:val="0"/>
                 <w:sz w:val="16"/>
               </w:rPr>
@@ -7477,7 +7599,7 @@
             <w:r/>
             <w:r>
               <w:rPr>
-                <w:rFonts w:ascii="Arial" w:hAnsi="Arial"/>
+                <w:rFonts w:ascii="Verdana" w:hAnsi="Verdana"/>
                 <w:b w:val="0"/>
                 <w:sz w:val="16"/>
               </w:rPr>

--- a/docx/fr/BUFRCREX_TableB_fr_14.docx
+++ b/docx/fr/BUFRCREX_TableB_fr_14.docx
@@ -239,7 +239,7 @@
                 <w:b w:val="0"/>
                 <w:sz w:val="16"/>
               </w:rPr>
-              <w:t>014001</w:t>
+              <w:t>0 14 001</w:t>
             </w:r>
           </w:p>
         </w:tc>
@@ -403,7 +403,7 @@
                 <w:b w:val="0"/>
                 <w:sz w:val="16"/>
               </w:rPr>
-              <w:t>014002</w:t>
+              <w:t>0 14 002</w:t>
             </w:r>
           </w:p>
         </w:tc>
@@ -567,7 +567,7 @@
                 <w:b w:val="0"/>
                 <w:sz w:val="16"/>
               </w:rPr>
-              <w:t>014003</w:t>
+              <w:t>0 14 003</w:t>
             </w:r>
           </w:p>
         </w:tc>
@@ -731,7 +731,7 @@
                 <w:b w:val="0"/>
                 <w:sz w:val="16"/>
               </w:rPr>
-              <w:t>014004</w:t>
+              <w:t>0 14 004</w:t>
             </w:r>
           </w:p>
         </w:tc>
@@ -895,7 +895,7 @@
                 <w:b w:val="0"/>
                 <w:sz w:val="16"/>
               </w:rPr>
-              <w:t>014011</w:t>
+              <w:t>0 14 011</w:t>
             </w:r>
           </w:p>
         </w:tc>
@@ -1059,7 +1059,7 @@
                 <w:b w:val="0"/>
                 <w:sz w:val="16"/>
               </w:rPr>
-              <w:t>014012</w:t>
+              <w:t>0 14 012</w:t>
             </w:r>
           </w:p>
         </w:tc>
@@ -1223,7 +1223,7 @@
                 <w:b w:val="0"/>
                 <w:sz w:val="16"/>
               </w:rPr>
-              <w:t>014013</w:t>
+              <w:t>0 14 013</w:t>
             </w:r>
           </w:p>
         </w:tc>
@@ -1387,7 +1387,7 @@
                 <w:b w:val="0"/>
                 <w:sz w:val="16"/>
               </w:rPr>
-              <w:t>014014</w:t>
+              <w:t>0 14 014</w:t>
             </w:r>
           </w:p>
         </w:tc>
@@ -1551,7 +1551,7 @@
                 <w:b w:val="0"/>
                 <w:sz w:val="16"/>
               </w:rPr>
-              <w:t>014015</w:t>
+              <w:t>0 14 015</w:t>
             </w:r>
           </w:p>
         </w:tc>
@@ -1715,7 +1715,7 @@
                 <w:b w:val="0"/>
                 <w:sz w:val="16"/>
               </w:rPr>
-              <w:t>014016</w:t>
+              <w:t>0 14 016</w:t>
             </w:r>
           </w:p>
         </w:tc>
@@ -1879,7 +1879,7 @@
                 <w:b w:val="0"/>
                 <w:sz w:val="16"/>
               </w:rPr>
-              <w:t>014017</w:t>
+              <w:t>0 14 017</w:t>
             </w:r>
           </w:p>
         </w:tc>
@@ -2043,7 +2043,7 @@
                 <w:b w:val="0"/>
                 <w:sz w:val="16"/>
               </w:rPr>
-              <w:t>014018</w:t>
+              <w:t>0 14 018</w:t>
             </w:r>
           </w:p>
         </w:tc>
@@ -2207,7 +2207,7 @@
                 <w:b w:val="0"/>
                 <w:sz w:val="16"/>
               </w:rPr>
-              <w:t>014019</w:t>
+              <w:t>0 14 019</w:t>
             </w:r>
           </w:p>
         </w:tc>
@@ -2371,7 +2371,7 @@
                 <w:b w:val="0"/>
                 <w:sz w:val="16"/>
               </w:rPr>
-              <w:t>014020</w:t>
+              <w:t>0 14 020</w:t>
             </w:r>
           </w:p>
         </w:tc>
@@ -2535,7 +2535,7 @@
                 <w:b w:val="0"/>
                 <w:sz w:val="16"/>
               </w:rPr>
-              <w:t>014021</w:t>
+              <w:t>0 14 021</w:t>
             </w:r>
           </w:p>
         </w:tc>
@@ -2699,7 +2699,7 @@
                 <w:b w:val="0"/>
                 <w:sz w:val="16"/>
               </w:rPr>
-              <w:t>014022</w:t>
+              <w:t>0 14 022</w:t>
             </w:r>
           </w:p>
         </w:tc>
@@ -2863,7 +2863,7 @@
                 <w:b w:val="0"/>
                 <w:sz w:val="16"/>
               </w:rPr>
-              <w:t>014023</w:t>
+              <w:t>0 14 023</w:t>
             </w:r>
           </w:p>
         </w:tc>
@@ -3027,7 +3027,7 @@
                 <w:b w:val="0"/>
                 <w:sz w:val="16"/>
               </w:rPr>
-              <w:t>014024</w:t>
+              <w:t>0 14 024</w:t>
             </w:r>
           </w:p>
         </w:tc>
@@ -3191,7 +3191,7 @@
                 <w:b w:val="0"/>
                 <w:sz w:val="16"/>
               </w:rPr>
-              <w:t>014025</w:t>
+              <w:t>0 14 025</w:t>
             </w:r>
           </w:p>
         </w:tc>
@@ -3355,7 +3355,7 @@
                 <w:b w:val="0"/>
                 <w:sz w:val="16"/>
               </w:rPr>
-              <w:t>014026</w:t>
+              <w:t>0 14 026</w:t>
             </w:r>
           </w:p>
         </w:tc>
@@ -3519,7 +3519,7 @@
                 <w:b w:val="0"/>
                 <w:sz w:val="16"/>
               </w:rPr>
-              <w:t>014027</w:t>
+              <w:t>0 14 027</w:t>
             </w:r>
           </w:p>
         </w:tc>
@@ -3683,7 +3683,7 @@
                 <w:b w:val="0"/>
                 <w:sz w:val="16"/>
               </w:rPr>
-              <w:t>014028</w:t>
+              <w:t>0 14 028</w:t>
             </w:r>
           </w:p>
         </w:tc>
@@ -3847,7 +3847,7 @@
                 <w:b w:val="0"/>
                 <w:sz w:val="16"/>
               </w:rPr>
-              <w:t>014029</w:t>
+              <w:t>0 14 029</w:t>
             </w:r>
           </w:p>
         </w:tc>
@@ -4011,7 +4011,7 @@
                 <w:b w:val="0"/>
                 <w:sz w:val="16"/>
               </w:rPr>
-              <w:t>014030</w:t>
+              <w:t>0 14 030</w:t>
             </w:r>
           </w:p>
         </w:tc>
@@ -4175,7 +4175,7 @@
                 <w:b w:val="0"/>
                 <w:sz w:val="16"/>
               </w:rPr>
-              <w:t>014031</w:t>
+              <w:t>0 14 031</w:t>
             </w:r>
           </w:p>
         </w:tc>
@@ -4339,7 +4339,7 @@
                 <w:b w:val="0"/>
                 <w:sz w:val="16"/>
               </w:rPr>
-              <w:t>014032</w:t>
+              <w:t>0 14 032</w:t>
             </w:r>
           </w:p>
         </w:tc>
@@ -4503,7 +4503,7 @@
                 <w:b w:val="0"/>
                 <w:sz w:val="16"/>
               </w:rPr>
-              <w:t>014033</w:t>
+              <w:t>0 14 033</w:t>
             </w:r>
           </w:p>
         </w:tc>
@@ -4667,7 +4667,7 @@
                 <w:b w:val="0"/>
                 <w:sz w:val="16"/>
               </w:rPr>
-              <w:t>014034</w:t>
+              <w:t>0 14 034</w:t>
             </w:r>
           </w:p>
         </w:tc>
@@ -4831,7 +4831,7 @@
                 <w:b w:val="0"/>
                 <w:sz w:val="16"/>
               </w:rPr>
-              <w:t>014035</w:t>
+              <w:t>0 14 035</w:t>
             </w:r>
           </w:p>
         </w:tc>
@@ -4995,7 +4995,7 @@
                 <w:b w:val="0"/>
                 <w:sz w:val="16"/>
               </w:rPr>
-              <w:t>014042</w:t>
+              <w:t>0 14 042</w:t>
             </w:r>
           </w:p>
         </w:tc>
@@ -5159,7 +5159,7 @@
                 <w:b w:val="0"/>
                 <w:sz w:val="16"/>
               </w:rPr>
-              <w:t>014043</w:t>
+              <w:t>0 14 043</w:t>
             </w:r>
           </w:p>
         </w:tc>
@@ -5324,7 +5324,7 @@
                 <w:b w:val="0"/>
                 <w:sz w:val="16"/>
               </w:rPr>
-              <w:t>014044</w:t>
+              <w:t>0 14 044</w:t>
             </w:r>
           </w:p>
         </w:tc>
@@ -5488,7 +5488,7 @@
                 <w:b w:val="0"/>
                 <w:sz w:val="16"/>
               </w:rPr>
-              <w:t>014045</w:t>
+              <w:t>0 14 045</w:t>
             </w:r>
           </w:p>
         </w:tc>
@@ -5653,7 +5653,7 @@
                 <w:b w:val="0"/>
                 <w:sz w:val="16"/>
               </w:rPr>
-              <w:t>014046</w:t>
+              <w:t>0 14 046</w:t>
             </w:r>
           </w:p>
         </w:tc>
@@ -5818,7 +5818,7 @@
                 <w:b w:val="0"/>
                 <w:sz w:val="16"/>
               </w:rPr>
-              <w:t>014047</w:t>
+              <w:t>0 14 047</w:t>
             </w:r>
           </w:p>
         </w:tc>
@@ -5982,7 +5982,7 @@
                 <w:b w:val="0"/>
                 <w:sz w:val="16"/>
               </w:rPr>
-              <w:t>014048</w:t>
+              <w:t>0 14 048</w:t>
             </w:r>
           </w:p>
         </w:tc>
@@ -6146,7 +6146,7 @@
                 <w:b w:val="0"/>
                 <w:sz w:val="16"/>
               </w:rPr>
-              <w:t>014050</w:t>
+              <w:t>0 14 050</w:t>
             </w:r>
           </w:p>
         </w:tc>
@@ -6311,7 +6311,7 @@
                 <w:b w:val="0"/>
                 <w:sz w:val="16"/>
               </w:rPr>
-              <w:t>014051</w:t>
+              <w:t>0 14 051</w:t>
             </w:r>
           </w:p>
         </w:tc>
@@ -6475,7 +6475,7 @@
                 <w:b w:val="0"/>
                 <w:sz w:val="16"/>
               </w:rPr>
-              <w:t>014052</w:t>
+              <w:t>0 14 052</w:t>
             </w:r>
           </w:p>
         </w:tc>
@@ -6639,7 +6639,7 @@
                 <w:b w:val="0"/>
                 <w:sz w:val="16"/>
               </w:rPr>
-              <w:t>014053</w:t>
+              <w:t>0 14 053</w:t>
             </w:r>
           </w:p>
         </w:tc>
@@ -6803,7 +6803,7 @@
                 <w:b w:val="0"/>
                 <w:sz w:val="16"/>
               </w:rPr>
-              <w:t>014054</w:t>
+              <w:t>0 14 054</w:t>
             </w:r>
           </w:p>
         </w:tc>
@@ -6967,7 +6967,7 @@
                 <w:b w:val="0"/>
                 <w:sz w:val="16"/>
               </w:rPr>
-              <w:t>014055</w:t>
+              <w:t>0 14 055</w:t>
             </w:r>
           </w:p>
         </w:tc>
@@ -7131,7 +7131,7 @@
                 <w:b w:val="0"/>
                 <w:sz w:val="16"/>
               </w:rPr>
-              <w:t>014056</w:t>
+              <w:t>0 14 056</w:t>
             </w:r>
           </w:p>
         </w:tc>
@@ -7295,7 +7295,7 @@
                 <w:b w:val="0"/>
                 <w:sz w:val="16"/>
               </w:rPr>
-              <w:t>014057</w:t>
+              <w:t>0 14 057</w:t>
             </w:r>
           </w:p>
         </w:tc>
@@ -7459,7 +7459,7 @@
                 <w:b w:val="0"/>
                 <w:sz w:val="16"/>
               </w:rPr>
-              <w:t>014072</w:t>
+              <w:t>0 14 072</w:t>
             </w:r>
           </w:p>
         </w:tc>

--- a/docx/fr/BUFRCREX_TableB_fr_14.docx
+++ b/docx/fr/BUFRCREX_TableB_fr_14.docx
@@ -13,6 +13,346 @@
           <w:sz w:val="22"/>
         </w:rPr>
         <w:t>Classe 14 : Rayonnement et luminance énergétique</w:t>
+      </w:r>
+    </w:p>
+    <w:p>
+      <w:r>
+        <w:rPr>
+          <w:rFonts w:ascii="Verdana" w:hAnsi="Verdana"/>
+          <w:i/>
+          <w:sz w:val="14"/>
+        </w:rPr>
+        <w:t>Note 23: Une valeur de précipitation de –0,1 kg m –2 avant la mise à l’échelle (–1 après la mise à l’échelle ou en CREX) indique qu’il y a «trace» de précipitations (non mesurable, moins de 0,05 kg m –2 )</w:t>
+      </w:r>
+    </w:p>
+    <w:p>
+      <w:r>
+        <w:rPr>
+          <w:rFonts w:ascii="Verdana" w:hAnsi="Verdana"/>
+          <w:i/>
+          <w:sz w:val="14"/>
+        </w:rPr>
+        <w:t>Note 25: Il est possible d’annuler une signification précédemment définie en transmettant une «valeur manquante» à partir de la table de code ou de la table d’indicateurs appropriée.</w:t>
+      </w:r>
+    </w:p>
+    <w:p>
+      <w:r>
+        <w:rPr>
+          <w:rFonts w:ascii="Verdana" w:hAnsi="Verdana"/>
+          <w:i/>
+          <w:sz w:val="14"/>
+        </w:rPr>
+        <w:t>Note 27: Sauf indication contraire, tous les temps sont des temps universels coordonnés (UTC).</w:t>
+      </w:r>
+    </w:p>
+    <w:p>
+      <w:r>
+        <w:rPr>
+          <w:rFonts w:ascii="Verdana" w:hAnsi="Verdana"/>
+          <w:i/>
+          <w:sz w:val="14"/>
+        </w:rPr>
+        <w:t>Note 32: La direction ou l’azimut ne sont utilisés que par rapport à une position donnée; ils n’ont pas pour objet de définir à nouveau cette position.</w:t>
+      </w:r>
+    </w:p>
+    <w:p>
+      <w:r>
+        <w:rPr>
+          <w:rFonts w:ascii="Verdana" w:hAnsi="Verdana"/>
+          <w:i/>
+          <w:sz w:val="14"/>
+        </w:rPr>
+        <w:t>Note 62: La distance n’est indiquée que par rapport à une position donnée et une direction, un azimut ou une hauteur angulaire; elle n’a pas pour objet de définir à nouveau cette position.</w:t>
+      </w:r>
+    </w:p>
+    <w:p>
+      <w:r>
+        <w:rPr>
+          <w:rFonts w:ascii="Verdana" w:hAnsi="Verdana"/>
+          <w:i/>
+          <w:sz w:val="14"/>
+        </w:rPr>
+        <w:t>Note 63: Le rayonnement descendant est indiqué par des valeurs positives.</w:t>
+      </w:r>
+    </w:p>
+    <w:p>
+      <w:r>
+        <w:rPr>
+          <w:rFonts w:ascii="Verdana" w:hAnsi="Verdana"/>
+          <w:i/>
+          <w:sz w:val="14"/>
+        </w:rPr>
+        <w:t>Note 64: Les composantes w descendantes sont indiquées par des valeurs positives, pour lesquelles l’unité est le Pa s –1 .</w:t>
+      </w:r>
+    </w:p>
+    <w:p>
+      <w:r>
+        <w:rPr>
+          <w:rFonts w:ascii="Verdana" w:hAnsi="Verdana"/>
+          <w:i/>
+          <w:sz w:val="14"/>
+        </w:rPr>
+        <w:t>Note 66: Les incréments dans le sens est-ouest sont indiqués par des valeurs négatives.</w:t>
+      </w:r>
+    </w:p>
+    <w:p>
+      <w:r>
+        <w:rPr>
+          <w:rFonts w:ascii="Verdana" w:hAnsi="Verdana"/>
+          <w:i/>
+          <w:sz w:val="14"/>
+        </w:rPr>
+        <w:t>Note 92: Afin qu’il soit possible de distinguer sans ambiguïté les cas de valeurs manquantes et de pixels saturés, les données d’image de n bits doivent être codées à l’aide d’un champs de données de n+1. Lorsqu’un tel descripteur n’est pas déjà disponible dans la classe 30, on utilise un descripteur d’opération 2 01 YYY pour modifier le champ de données de l’entrée existante, selon les besoins.</w:t>
+      </w:r>
+    </w:p>
+    <w:p>
+      <w:r>
+        <w:rPr>
+          <w:rFonts w:ascii="Verdana" w:hAnsi="Verdana"/>
+          <w:i/>
+          <w:sz w:val="14"/>
+        </w:rPr>
+        <w:t>Note 105: Les périodes ou les décalages dans le temps négatifs sont utilisés pour indiquer les périodes ou les décalages dans le temps précédant le temps généralement défini.</w:t>
+      </w:r>
+    </w:p>
+    <w:p>
+      <w:r>
+        <w:rPr>
+          <w:rFonts w:ascii="Verdana" w:hAnsi="Verdana"/>
+          <w:i/>
+          <w:sz w:val="14"/>
+        </w:rPr>
+        <w:t>Note 110: Les incréments dans le sens nord–sud sont indiqués par des valeurs négatives.</w:t>
+      </w:r>
+    </w:p>
+    <w:p>
+      <w:r>
+        <w:rPr>
+          <w:rFonts w:ascii="Verdana" w:hAnsi="Verdana"/>
+          <w:i/>
+          <w:sz w:val="14"/>
+        </w:rPr>
+        <w:t>Note 115: Le champ de données des pixels peut être modifié au moyen du descripteur 2 01 YYY.</w:t>
+      </w:r>
+    </w:p>
+    <w:p>
+      <w:r>
+        <w:rPr>
+          <w:rFonts w:ascii="Verdana" w:hAnsi="Verdana"/>
+          <w:i/>
+          <w:sz w:val="14"/>
+        </w:rPr>
+        <w:t>Note 121: Pour certains éléments de cette classe, une indication de la précision escomptée peut être implicite.</w:t>
+      </w:r>
+    </w:p>
+    <w:p>
+      <w:r>
+        <w:rPr>
+          <w:rFonts w:ascii="Verdana" w:hAnsi="Verdana"/>
+          <w:i/>
+          <w:sz w:val="14"/>
+        </w:rPr>
+        <w:t>Note 122: On attribue aux latitudes sud des valeurs négatives.</w:t>
+      </w:r>
+    </w:p>
+    <w:p>
+      <w:r>
+        <w:rPr>
+          <w:rFonts w:ascii="Verdana" w:hAnsi="Verdana"/>
+          <w:i/>
+          <w:sz w:val="14"/>
+        </w:rPr>
+        <w:t>Note 123: Les composantes v dans le sens sud–nord sont indiquées par des valeurs positives.</w:t>
+      </w:r>
+    </w:p>
+    <w:p>
+      <w:r>
+        <w:rPr>
+          <w:rFonts w:ascii="Verdana" w:hAnsi="Verdana"/>
+          <w:i/>
+          <w:sz w:val="14"/>
+        </w:rPr>
+        <w:t>Note 126: Les stations situées à moins de 1° du pôle Nord ou du pôle Sud chiffrent leurs observations de la direction du vent de surface avec le limbe d’azimut orienté de sorte que son zéro coïncide avec le méridien de Greenwich.</w:t>
+      </w:r>
+    </w:p>
+    <w:p>
+      <w:r>
+        <w:rPr>
+          <w:rFonts w:ascii="Verdana" w:hAnsi="Verdana"/>
+          <w:i/>
+          <w:sz w:val="14"/>
+        </w:rPr>
+        <w:t>Note 145: Pour indiquer à quoi se rapportent les périodes ou les décalages dans le temps, on peut se servir du code donné pour la caractéristique temporelle dans la table 0 08 021.</w:t>
+      </w:r>
+    </w:p>
+    <w:p>
+      <w:r>
+        <w:rPr>
+          <w:rFonts w:ascii="Verdana" w:hAnsi="Verdana"/>
+          <w:i/>
+          <w:sz w:val="14"/>
+        </w:rPr>
+        <w:t>Note 149: Lorsque la situation dans le temps correspond à des valeurs de prévision, elle indique le temps de l'état initial ou le début de la période de prévision; si elle correspond à des moyennes d'ensemble de valeurs de prévisions, elle indique l'état initial ou le début de la première prévision d'où les moyennes d'ensemble sont dérivées.</w:t>
+      </w:r>
+    </w:p>
+    <w:p>
+      <w:r>
+        <w:rPr>
+          <w:rFonts w:ascii="Verdana" w:hAnsi="Verdana"/>
+          <w:i/>
+          <w:sz w:val="14"/>
+        </w:rPr>
+        <w:t>Note 155: Cette classe peut aussi contenir des éléments concernant les méthodes d’observation.</w:t>
+      </w:r>
+    </w:p>
+    <w:p>
+      <w:r>
+        <w:rPr>
+          <w:rFonts w:ascii="Verdana" w:hAnsi="Verdana"/>
+          <w:i/>
+          <w:sz w:val="14"/>
+        </w:rPr>
+        <w:t>Note 156: La présente classe doit contenir des éléments décrivant les instruments utilisés pour obtenir les éléments météorologiques représentés.</w:t>
+      </w:r>
+    </w:p>
+    <w:p>
+      <w:r>
+        <w:rPr>
+          <w:rFonts w:ascii="Verdana" w:hAnsi="Verdana"/>
+          <w:i/>
+          <w:sz w:val="14"/>
+        </w:rPr>
+        <w:t>Note 158: Pour les périodes ou les décalages dans le temps et pour les incréments temporels, il faut préalablement une définition de l'origine de la position dans le temps, suivie, le cas échéant, d'une définition de l'élément qualificatif temporel.</w:t>
+      </w:r>
+    </w:p>
+    <w:p>
+      <w:r>
+        <w:rPr>
+          <w:rFonts w:ascii="Verdana" w:hAnsi="Verdana"/>
+          <w:i/>
+          <w:sz w:val="14"/>
+        </w:rPr>
+        <w:t>Note 160: Le rayonnement ascendant est indiqué par des valeurs négatives.</w:t>
+      </w:r>
+    </w:p>
+    <w:p>
+      <w:r>
+        <w:rPr>
+          <w:rFonts w:ascii="Verdana" w:hAnsi="Verdana"/>
+          <w:i/>
+          <w:sz w:val="14"/>
+        </w:rPr>
+        <w:t>Note 161: Les composantes w ascendantes sont indiquées par des valeurs positives, pour lesquelles l’unité est le m s –1 .</w:t>
+      </w:r>
+    </w:p>
+    <w:p>
+      <w:r>
+        <w:rPr>
+          <w:rFonts w:ascii="Verdana" w:hAnsi="Verdana"/>
+          <w:i/>
+          <w:sz w:val="14"/>
+        </w:rPr>
+        <w:t>Note 162: Intervalles utiles utilisés ci-dessus: 10 11 Bq à 10 19 Bq pour les rejets; 10 –2 Bq à 10 7 Bq et 10 –2 mSv à 10 7 mSv pour la concentration et les doses.</w:t>
+      </w:r>
+    </w:p>
+    <w:p>
+      <w:r>
+        <w:rPr>
+          <w:rFonts w:ascii="Verdana" w:hAnsi="Verdana"/>
+          <w:i/>
+          <w:sz w:val="14"/>
+        </w:rPr>
+        <w:t>Note 163: Les valeurs de la latitude et de l’incrément de latitude se situent dans les limites de la plage allant de –90 degrés à +90 degrés.</w:t>
+      </w:r>
+    </w:p>
+    <w:p>
+      <w:r>
+        <w:rPr>
+          <w:rFonts w:ascii="Verdana" w:hAnsi="Verdana"/>
+          <w:i/>
+          <w:sz w:val="14"/>
+        </w:rPr>
+        <w:t>Note 164: Les valeurs de longitude se situent dans les limites de la plage allant de –180 degrés à +180 degrés.</w:t>
+      </w:r>
+    </w:p>
+    <w:p>
+      <w:r>
+        <w:rPr>
+          <w:rFonts w:ascii="Verdana" w:hAnsi="Verdana"/>
+          <w:i/>
+          <w:sz w:val="14"/>
+        </w:rPr>
+        <w:t>Note 165: Des données correspondant à des éléments verticaux et à la pression sont utilisées pour définir des valeurs de ces éléments indépendantes de l’élément ou de la variable déterminant la coordonnée verticale.</w:t>
+      </w:r>
+    </w:p>
+    <w:p>
+      <w:r>
+        <w:rPr>
+          <w:rFonts w:ascii="Verdana" w:hAnsi="Verdana"/>
+          <w:i/>
+          <w:sz w:val="14"/>
+        </w:rPr>
+        <w:t>Note 166: On attribue aux longitudes ouest des valeurs négatives.</w:t>
+      </w:r>
+    </w:p>
+    <w:p>
+      <w:r>
+        <w:rPr>
+          <w:rFonts w:ascii="Verdana" w:hAnsi="Verdana"/>
+          <w:i/>
+          <w:sz w:val="14"/>
+        </w:rPr>
+        <w:t>Note 167: Les composantes u dans le sens ouest–est sont indiquées par des valeurs positives.</w:t>
+      </w:r>
+    </w:p>
+    <w:p>
+      <w:r>
+        <w:rPr>
+          <w:rFonts w:ascii="Verdana" w:hAnsi="Verdana"/>
+          <w:i/>
+          <w:sz w:val="14"/>
+        </w:rPr>
+        <w:t>Note 176: Lorsqu'il faut plus d'une période ou d'un décalage dans le temps pour définir des indications temporelles complexes, les définitions se succèdent immédiatement, dans l'ordre suivant: période d'ensemble (le cas échéant); période de prévision (le cas échéant); période correspondant à une moyenne ou une accumulation (le cas échéant).</w:t>
+      </w:r>
+    </w:p>
+    <w:p>
+      <w:r>
+        <w:rPr>
+          <w:rFonts w:ascii="Verdana" w:hAnsi="Verdana"/>
+          <w:i/>
+          <w:sz w:val="14"/>
+        </w:rPr>
+        <w:t>Note 178: Lorsque la colonne Nom de l’élément porte la mention «sur une période déterminée», on précise, à l’aide de descripteurs de la classe 04, la période considérée.</w:t>
+      </w:r>
+    </w:p>
+    <w:p>
+      <w:r>
+        <w:rPr>
+          <w:rFonts w:ascii="Verdana" w:hAnsi="Verdana"/>
+          <w:i/>
+          <w:sz w:val="14"/>
+        </w:rPr>
+        <w:t>Note 179: Lorsqu’on établit une somme ou une moyenne (par exemple sur une certaine période), on peut représenter le nombre total de valeurs prises en considération pour obtenir cette somme ou cette moyenne en utilisant le descripteur 0 08 022.</w:t>
+      </w:r>
+    </w:p>
+    <w:p>
+      <w:r>
+        <w:rPr>
+          <w:rFonts w:ascii="Verdana" w:hAnsi="Verdana"/>
+          <w:i/>
+          <w:sz w:val="14"/>
+        </w:rPr>
+        <w:t>Note 180: Normes pour la transmission des vents: Vitesse Direction Pas d’observation Manquante Manquante Calme 0 0 Observation normale &gt; 0 1° – 360° Vitesse seulement &gt; 0 Manquante Direction seulement Manquante 1° – 360° «Léger et variable» &gt; 0 0</w:t>
+      </w:r>
+    </w:p>
+    <w:p>
+      <w:r>
+        <w:rPr>
+          <w:rFonts w:ascii="Verdana" w:hAnsi="Verdana"/>
+          <w:i/>
+          <w:sz w:val="14"/>
+        </w:rPr>
+        <w:t>Note 181: Normes pour la transmission des vagues de la mer du vent et des vagues: Observation Vitesse Direction Pas d’observation Manquante Manquante Calme 0 0 Observation normale &gt; 0 1° – 360° Vitesse seulement &gt; 0 Manquante Direction seulement Manquante 1° – 360° «Léger et variable» &gt; 0 0</w:t>
       </w:r>
     </w:p>
     <w:tbl>
@@ -58,6 +398,9 @@
             <w:shd w:val="clear" w:color="auto" w:fill="D9D9D9"/>
           </w:tcPr>
           <w:p>
+            <w:pPr>
+              <w:spacing w:before="20" w:after="20"/>
+            </w:pPr>
             <w:r/>
             <w:r>
               <w:rPr>
@@ -75,6 +418,9 @@
             <w:shd w:val="clear" w:color="auto" w:fill="D9D9D9"/>
           </w:tcPr>
           <w:p>
+            <w:pPr>
+              <w:spacing w:before="20" w:after="20"/>
+            </w:pPr>
             <w:r/>
             <w:r>
               <w:rPr>
@@ -92,6 +438,9 @@
             <w:shd w:val="clear" w:color="auto" w:fill="D9D9D9"/>
           </w:tcPr>
           <w:p>
+            <w:pPr>
+              <w:spacing w:before="20" w:after="20"/>
+            </w:pPr>
             <w:r/>
             <w:r>
               <w:rPr>
@@ -109,6 +458,9 @@
             <w:shd w:val="clear" w:color="auto" w:fill="D9D9D9"/>
           </w:tcPr>
           <w:p>
+            <w:pPr>
+              <w:spacing w:before="20" w:after="20"/>
+            </w:pPr>
             <w:r/>
             <w:r>
               <w:rPr>
@@ -126,6 +478,9 @@
             <w:shd w:val="clear" w:color="auto" w:fill="D9D9D9"/>
           </w:tcPr>
           <w:p>
+            <w:pPr>
+              <w:spacing w:before="20" w:after="20"/>
+            </w:pPr>
             <w:r/>
             <w:r>
               <w:rPr>
@@ -143,6 +498,9 @@
             <w:shd w:val="clear" w:color="auto" w:fill="D9D9D9"/>
           </w:tcPr>
           <w:p>
+            <w:pPr>
+              <w:spacing w:before="20" w:after="20"/>
+            </w:pPr>
             <w:r/>
             <w:r>
               <w:rPr>
@@ -160,6 +518,9 @@
             <w:shd w:val="clear" w:color="auto" w:fill="D9D9D9"/>
           </w:tcPr>
           <w:p>
+            <w:pPr>
+              <w:spacing w:before="20" w:after="20"/>
+            </w:pPr>
             <w:r/>
             <w:r>
               <w:rPr>
@@ -177,6 +538,9 @@
             <w:shd w:val="clear" w:color="auto" w:fill="D9D9D9"/>
           </w:tcPr>
           <w:p>
+            <w:pPr>
+              <w:spacing w:before="20" w:after="20"/>
+            </w:pPr>
             <w:r/>
             <w:r>
               <w:rPr>
@@ -194,6 +558,9 @@
             <w:shd w:val="clear" w:color="auto" w:fill="D9D9D9"/>
           </w:tcPr>
           <w:p>
+            <w:pPr>
+              <w:spacing w:before="20" w:after="20"/>
+            </w:pPr>
             <w:r/>
             <w:r>
               <w:rPr>
@@ -211,6 +578,9 @@
             <w:shd w:val="clear" w:color="auto" w:fill="D9D9D9"/>
           </w:tcPr>
           <w:p>
+            <w:pPr>
+              <w:spacing w:before="20" w:after="20"/>
+            </w:pPr>
             <w:r/>
             <w:r>
               <w:rPr>
@@ -232,6 +602,9 @@
             <w:tcW w:type="dxa" w:w="1514"/>
           </w:tcPr>
           <w:p>
+            <w:pPr>
+              <w:spacing w:before="20" w:after="20"/>
+            </w:pPr>
             <w:r/>
             <w:r>
               <w:rPr>
@@ -248,6 +621,9 @@
             <w:tcW w:type="dxa" w:w="1514"/>
           </w:tcPr>
           <w:p>
+            <w:pPr>
+              <w:spacing w:before="20" w:after="20"/>
+            </w:pPr>
             <w:r/>
             <w:r>
               <w:rPr>
@@ -264,22 +640,35 @@
             <w:tcW w:type="dxa" w:w="1514"/>
           </w:tcPr>
           <w:p>
-            <w:r/>
-            <w:r>
-              <w:rPr>
-                <w:rFonts w:ascii="Verdana" w:hAnsi="Verdana"/>
-                <w:b w:val="0"/>
-                <w:sz w:val="16"/>
-              </w:rPr>
-              <w:t>J m-2</w:t>
-            </w:r>
-          </w:p>
-        </w:tc>
-        <w:tc>
-          <w:tcPr>
-            <w:tcW w:type="dxa" w:w="1514"/>
-          </w:tcPr>
-          <w:p>
+            <w:pPr>
+              <w:spacing w:before="20" w:after="20"/>
+            </w:pPr>
+            <w:r/>
+            <w:r>
+              <w:rPr>
+                <w:rFonts w:ascii="Verdana" w:hAnsi="Verdana"/>
+                <w:sz w:val="16"/>
+              </w:rPr>
+              <w:t>J m</w:t>
+            </w:r>
+            <w:r>
+              <w:rPr>
+                <w:rFonts w:ascii="Verdana" w:hAnsi="Verdana"/>
+                <w:sz w:val="16"/>
+                <w:vertAlign w:val="superscript"/>
+              </w:rPr>
+              <w:t>-2</w:t>
+            </w:r>
+          </w:p>
+        </w:tc>
+        <w:tc>
+          <w:tcPr>
+            <w:tcW w:type="dxa" w:w="1514"/>
+          </w:tcPr>
+          <w:p>
+            <w:pPr>
+              <w:spacing w:before="20" w:after="20"/>
+            </w:pPr>
             <w:r/>
             <w:r>
               <w:rPr>
@@ -296,6 +685,9 @@
             <w:tcW w:type="dxa" w:w="1514"/>
           </w:tcPr>
           <w:p>
+            <w:pPr>
+              <w:spacing w:before="20" w:after="20"/>
+            </w:pPr>
             <w:r/>
             <w:r>
               <w:rPr>
@@ -312,6 +704,9 @@
             <w:tcW w:type="dxa" w:w="1514"/>
           </w:tcPr>
           <w:p>
+            <w:pPr>
+              <w:spacing w:before="20" w:after="20"/>
+            </w:pPr>
             <w:r/>
             <w:r>
               <w:rPr>
@@ -328,22 +723,35 @@
             <w:tcW w:type="dxa" w:w="1514"/>
           </w:tcPr>
           <w:p>
-            <w:r/>
-            <w:r>
-              <w:rPr>
-                <w:rFonts w:ascii="Verdana" w:hAnsi="Verdana"/>
-                <w:b w:val="0"/>
-                <w:sz w:val="16"/>
-              </w:rPr>
-              <w:t>J m-2</w:t>
-            </w:r>
-          </w:p>
-        </w:tc>
-        <w:tc>
-          <w:tcPr>
-            <w:tcW w:type="dxa" w:w="1514"/>
-          </w:tcPr>
-          <w:p>
+            <w:pPr>
+              <w:spacing w:before="20" w:after="20"/>
+            </w:pPr>
+            <w:r/>
+            <w:r>
+              <w:rPr>
+                <w:rFonts w:ascii="Verdana" w:hAnsi="Verdana"/>
+                <w:sz w:val="16"/>
+              </w:rPr>
+              <w:t>J m</w:t>
+            </w:r>
+            <w:r>
+              <w:rPr>
+                <w:rFonts w:ascii="Verdana" w:hAnsi="Verdana"/>
+                <w:sz w:val="16"/>
+                <w:vertAlign w:val="superscript"/>
+              </w:rPr>
+              <w:t>-2</w:t>
+            </w:r>
+          </w:p>
+        </w:tc>
+        <w:tc>
+          <w:tcPr>
+            <w:tcW w:type="dxa" w:w="1514"/>
+          </w:tcPr>
+          <w:p>
+            <w:pPr>
+              <w:spacing w:before="20" w:after="20"/>
+            </w:pPr>
             <w:r/>
             <w:r>
               <w:rPr>
@@ -360,6 +768,9 @@
             <w:tcW w:type="dxa" w:w="1514"/>
           </w:tcPr>
           <w:p>
+            <w:pPr>
+              <w:spacing w:before="20" w:after="20"/>
+            </w:pPr>
             <w:r/>
             <w:r>
               <w:rPr>
@@ -376,6 +787,9 @@
             <w:tcW w:type="dxa" w:w="1514"/>
           </w:tcPr>
           <w:p>
+            <w:pPr>
+              <w:spacing w:before="20" w:after="20"/>
+            </w:pPr>
             <w:r/>
             <w:r>
               <w:rPr>
@@ -396,6 +810,9 @@
             <w:tcW w:type="dxa" w:w="1514"/>
           </w:tcPr>
           <w:p>
+            <w:pPr>
+              <w:spacing w:before="20" w:after="20"/>
+            </w:pPr>
             <w:r/>
             <w:r>
               <w:rPr>
@@ -412,6 +829,9 @@
             <w:tcW w:type="dxa" w:w="1514"/>
           </w:tcPr>
           <w:p>
+            <w:pPr>
+              <w:spacing w:before="20" w:after="20"/>
+            </w:pPr>
             <w:r/>
             <w:r>
               <w:rPr>
@@ -428,22 +848,35 @@
             <w:tcW w:type="dxa" w:w="1514"/>
           </w:tcPr>
           <w:p>
-            <w:r/>
-            <w:r>
-              <w:rPr>
-                <w:rFonts w:ascii="Verdana" w:hAnsi="Verdana"/>
-                <w:b w:val="0"/>
-                <w:sz w:val="16"/>
-              </w:rPr>
-              <w:t>J m-2</w:t>
-            </w:r>
-          </w:p>
-        </w:tc>
-        <w:tc>
-          <w:tcPr>
-            <w:tcW w:type="dxa" w:w="1514"/>
-          </w:tcPr>
-          <w:p>
+            <w:pPr>
+              <w:spacing w:before="20" w:after="20"/>
+            </w:pPr>
+            <w:r/>
+            <w:r>
+              <w:rPr>
+                <w:rFonts w:ascii="Verdana" w:hAnsi="Verdana"/>
+                <w:sz w:val="16"/>
+              </w:rPr>
+              <w:t>J m</w:t>
+            </w:r>
+            <w:r>
+              <w:rPr>
+                <w:rFonts w:ascii="Verdana" w:hAnsi="Verdana"/>
+                <w:sz w:val="16"/>
+                <w:vertAlign w:val="superscript"/>
+              </w:rPr>
+              <w:t>-2</w:t>
+            </w:r>
+          </w:p>
+        </w:tc>
+        <w:tc>
+          <w:tcPr>
+            <w:tcW w:type="dxa" w:w="1514"/>
+          </w:tcPr>
+          <w:p>
+            <w:pPr>
+              <w:spacing w:before="20" w:after="20"/>
+            </w:pPr>
             <w:r/>
             <w:r>
               <w:rPr>
@@ -460,6 +893,9 @@
             <w:tcW w:type="dxa" w:w="1514"/>
           </w:tcPr>
           <w:p>
+            <w:pPr>
+              <w:spacing w:before="20" w:after="20"/>
+            </w:pPr>
             <w:r/>
             <w:r>
               <w:rPr>
@@ -476,6 +912,9 @@
             <w:tcW w:type="dxa" w:w="1514"/>
           </w:tcPr>
           <w:p>
+            <w:pPr>
+              <w:spacing w:before="20" w:after="20"/>
+            </w:pPr>
             <w:r/>
             <w:r>
               <w:rPr>
@@ -492,22 +931,35 @@
             <w:tcW w:type="dxa" w:w="1514"/>
           </w:tcPr>
           <w:p>
-            <w:r/>
-            <w:r>
-              <w:rPr>
-                <w:rFonts w:ascii="Verdana" w:hAnsi="Verdana"/>
-                <w:b w:val="0"/>
-                <w:sz w:val="16"/>
-              </w:rPr>
-              <w:t>J m-2</w:t>
-            </w:r>
-          </w:p>
-        </w:tc>
-        <w:tc>
-          <w:tcPr>
-            <w:tcW w:type="dxa" w:w="1514"/>
-          </w:tcPr>
-          <w:p>
+            <w:pPr>
+              <w:spacing w:before="20" w:after="20"/>
+            </w:pPr>
+            <w:r/>
+            <w:r>
+              <w:rPr>
+                <w:rFonts w:ascii="Verdana" w:hAnsi="Verdana"/>
+                <w:sz w:val="16"/>
+              </w:rPr>
+              <w:t>J m</w:t>
+            </w:r>
+            <w:r>
+              <w:rPr>
+                <w:rFonts w:ascii="Verdana" w:hAnsi="Verdana"/>
+                <w:sz w:val="16"/>
+                <w:vertAlign w:val="superscript"/>
+              </w:rPr>
+              <w:t>-2</w:t>
+            </w:r>
+          </w:p>
+        </w:tc>
+        <w:tc>
+          <w:tcPr>
+            <w:tcW w:type="dxa" w:w="1514"/>
+          </w:tcPr>
+          <w:p>
+            <w:pPr>
+              <w:spacing w:before="20" w:after="20"/>
+            </w:pPr>
             <w:r/>
             <w:r>
               <w:rPr>
@@ -524,6 +976,9 @@
             <w:tcW w:type="dxa" w:w="1514"/>
           </w:tcPr>
           <w:p>
+            <w:pPr>
+              <w:spacing w:before="20" w:after="20"/>
+            </w:pPr>
             <w:r/>
             <w:r>
               <w:rPr>
@@ -540,6 +995,9 @@
             <w:tcW w:type="dxa" w:w="1514"/>
           </w:tcPr>
           <w:p>
+            <w:pPr>
+              <w:spacing w:before="20" w:after="20"/>
+            </w:pPr>
             <w:r/>
             <w:r>
               <w:rPr>
@@ -560,6 +1018,9 @@
             <w:tcW w:type="dxa" w:w="1514"/>
           </w:tcPr>
           <w:p>
+            <w:pPr>
+              <w:spacing w:before="20" w:after="20"/>
+            </w:pPr>
             <w:r/>
             <w:r>
               <w:rPr>
@@ -576,6 +1037,9 @@
             <w:tcW w:type="dxa" w:w="1514"/>
           </w:tcPr>
           <w:p>
+            <w:pPr>
+              <w:spacing w:before="20" w:after="20"/>
+            </w:pPr>
             <w:r/>
             <w:r>
               <w:rPr>
@@ -592,22 +1056,35 @@
             <w:tcW w:type="dxa" w:w="1514"/>
           </w:tcPr>
           <w:p>
-            <w:r/>
-            <w:r>
-              <w:rPr>
-                <w:rFonts w:ascii="Verdana" w:hAnsi="Verdana"/>
-                <w:b w:val="0"/>
-                <w:sz w:val="16"/>
-              </w:rPr>
-              <w:t>J m-2</w:t>
-            </w:r>
-          </w:p>
-        </w:tc>
-        <w:tc>
-          <w:tcPr>
-            <w:tcW w:type="dxa" w:w="1514"/>
-          </w:tcPr>
-          <w:p>
+            <w:pPr>
+              <w:spacing w:before="20" w:after="20"/>
+            </w:pPr>
+            <w:r/>
+            <w:r>
+              <w:rPr>
+                <w:rFonts w:ascii="Verdana" w:hAnsi="Verdana"/>
+                <w:sz w:val="16"/>
+              </w:rPr>
+              <w:t>J m</w:t>
+            </w:r>
+            <w:r>
+              <w:rPr>
+                <w:rFonts w:ascii="Verdana" w:hAnsi="Verdana"/>
+                <w:sz w:val="16"/>
+                <w:vertAlign w:val="superscript"/>
+              </w:rPr>
+              <w:t>-2</w:t>
+            </w:r>
+          </w:p>
+        </w:tc>
+        <w:tc>
+          <w:tcPr>
+            <w:tcW w:type="dxa" w:w="1514"/>
+          </w:tcPr>
+          <w:p>
+            <w:pPr>
+              <w:spacing w:before="20" w:after="20"/>
+            </w:pPr>
             <w:r/>
             <w:r>
               <w:rPr>
@@ -624,6 +1101,9 @@
             <w:tcW w:type="dxa" w:w="1514"/>
           </w:tcPr>
           <w:p>
+            <w:pPr>
+              <w:spacing w:before="20" w:after="20"/>
+            </w:pPr>
             <w:r/>
             <w:r>
               <w:rPr>
@@ -640,6 +1120,9 @@
             <w:tcW w:type="dxa" w:w="1514"/>
           </w:tcPr>
           <w:p>
+            <w:pPr>
+              <w:spacing w:before="20" w:after="20"/>
+            </w:pPr>
             <w:r/>
             <w:r>
               <w:rPr>
@@ -656,22 +1139,35 @@
             <w:tcW w:type="dxa" w:w="1514"/>
           </w:tcPr>
           <w:p>
-            <w:r/>
-            <w:r>
-              <w:rPr>
-                <w:rFonts w:ascii="Verdana" w:hAnsi="Verdana"/>
-                <w:b w:val="0"/>
-                <w:sz w:val="16"/>
-              </w:rPr>
-              <w:t>J m-2</w:t>
-            </w:r>
-          </w:p>
-        </w:tc>
-        <w:tc>
-          <w:tcPr>
-            <w:tcW w:type="dxa" w:w="1514"/>
-          </w:tcPr>
-          <w:p>
+            <w:pPr>
+              <w:spacing w:before="20" w:after="20"/>
+            </w:pPr>
+            <w:r/>
+            <w:r>
+              <w:rPr>
+                <w:rFonts w:ascii="Verdana" w:hAnsi="Verdana"/>
+                <w:sz w:val="16"/>
+              </w:rPr>
+              <w:t>J m</w:t>
+            </w:r>
+            <w:r>
+              <w:rPr>
+                <w:rFonts w:ascii="Verdana" w:hAnsi="Verdana"/>
+                <w:sz w:val="16"/>
+                <w:vertAlign w:val="superscript"/>
+              </w:rPr>
+              <w:t>-2</w:t>
+            </w:r>
+          </w:p>
+        </w:tc>
+        <w:tc>
+          <w:tcPr>
+            <w:tcW w:type="dxa" w:w="1514"/>
+          </w:tcPr>
+          <w:p>
+            <w:pPr>
+              <w:spacing w:before="20" w:after="20"/>
+            </w:pPr>
             <w:r/>
             <w:r>
               <w:rPr>
@@ -688,6 +1184,9 @@
             <w:tcW w:type="dxa" w:w="1514"/>
           </w:tcPr>
           <w:p>
+            <w:pPr>
+              <w:spacing w:before="20" w:after="20"/>
+            </w:pPr>
             <w:r/>
             <w:r>
               <w:rPr>
@@ -704,6 +1203,9 @@
             <w:tcW w:type="dxa" w:w="1514"/>
           </w:tcPr>
           <w:p>
+            <w:pPr>
+              <w:spacing w:before="20" w:after="20"/>
+            </w:pPr>
             <w:r/>
             <w:r>
               <w:rPr>
@@ -724,6 +1226,9 @@
             <w:tcW w:type="dxa" w:w="1514"/>
           </w:tcPr>
           <w:p>
+            <w:pPr>
+              <w:spacing w:before="20" w:after="20"/>
+            </w:pPr>
             <w:r/>
             <w:r>
               <w:rPr>
@@ -740,6 +1245,9 @@
             <w:tcW w:type="dxa" w:w="1514"/>
           </w:tcPr>
           <w:p>
+            <w:pPr>
+              <w:spacing w:before="20" w:after="20"/>
+            </w:pPr>
             <w:r/>
             <w:r>
               <w:rPr>
@@ -756,22 +1264,35 @@
             <w:tcW w:type="dxa" w:w="1514"/>
           </w:tcPr>
           <w:p>
-            <w:r/>
-            <w:r>
-              <w:rPr>
-                <w:rFonts w:ascii="Verdana" w:hAnsi="Verdana"/>
-                <w:b w:val="0"/>
-                <w:sz w:val="16"/>
-              </w:rPr>
-              <w:t>J m-2</w:t>
-            </w:r>
-          </w:p>
-        </w:tc>
-        <w:tc>
-          <w:tcPr>
-            <w:tcW w:type="dxa" w:w="1514"/>
-          </w:tcPr>
-          <w:p>
+            <w:pPr>
+              <w:spacing w:before="20" w:after="20"/>
+            </w:pPr>
+            <w:r/>
+            <w:r>
+              <w:rPr>
+                <w:rFonts w:ascii="Verdana" w:hAnsi="Verdana"/>
+                <w:sz w:val="16"/>
+              </w:rPr>
+              <w:t>J m</w:t>
+            </w:r>
+            <w:r>
+              <w:rPr>
+                <w:rFonts w:ascii="Verdana" w:hAnsi="Verdana"/>
+                <w:sz w:val="16"/>
+                <w:vertAlign w:val="superscript"/>
+              </w:rPr>
+              <w:t>-2</w:t>
+            </w:r>
+          </w:p>
+        </w:tc>
+        <w:tc>
+          <w:tcPr>
+            <w:tcW w:type="dxa" w:w="1514"/>
+          </w:tcPr>
+          <w:p>
+            <w:pPr>
+              <w:spacing w:before="20" w:after="20"/>
+            </w:pPr>
             <w:r/>
             <w:r>
               <w:rPr>
@@ -788,6 +1309,9 @@
             <w:tcW w:type="dxa" w:w="1514"/>
           </w:tcPr>
           <w:p>
+            <w:pPr>
+              <w:spacing w:before="20" w:after="20"/>
+            </w:pPr>
             <w:r/>
             <w:r>
               <w:rPr>
@@ -804,6 +1328,9 @@
             <w:tcW w:type="dxa" w:w="1514"/>
           </w:tcPr>
           <w:p>
+            <w:pPr>
+              <w:spacing w:before="20" w:after="20"/>
+            </w:pPr>
             <w:r/>
             <w:r>
               <w:rPr>
@@ -820,22 +1347,35 @@
             <w:tcW w:type="dxa" w:w="1514"/>
           </w:tcPr>
           <w:p>
-            <w:r/>
-            <w:r>
-              <w:rPr>
-                <w:rFonts w:ascii="Verdana" w:hAnsi="Verdana"/>
-                <w:b w:val="0"/>
-                <w:sz w:val="16"/>
-              </w:rPr>
-              <w:t>J m-2</w:t>
-            </w:r>
-          </w:p>
-        </w:tc>
-        <w:tc>
-          <w:tcPr>
-            <w:tcW w:type="dxa" w:w="1514"/>
-          </w:tcPr>
-          <w:p>
+            <w:pPr>
+              <w:spacing w:before="20" w:after="20"/>
+            </w:pPr>
+            <w:r/>
+            <w:r>
+              <w:rPr>
+                <w:rFonts w:ascii="Verdana" w:hAnsi="Verdana"/>
+                <w:sz w:val="16"/>
+              </w:rPr>
+              <w:t>J m</w:t>
+            </w:r>
+            <w:r>
+              <w:rPr>
+                <w:rFonts w:ascii="Verdana" w:hAnsi="Verdana"/>
+                <w:sz w:val="16"/>
+                <w:vertAlign w:val="superscript"/>
+              </w:rPr>
+              <w:t>-2</w:t>
+            </w:r>
+          </w:p>
+        </w:tc>
+        <w:tc>
+          <w:tcPr>
+            <w:tcW w:type="dxa" w:w="1514"/>
+          </w:tcPr>
+          <w:p>
+            <w:pPr>
+              <w:spacing w:before="20" w:after="20"/>
+            </w:pPr>
             <w:r/>
             <w:r>
               <w:rPr>
@@ -852,6 +1392,9 @@
             <w:tcW w:type="dxa" w:w="1514"/>
           </w:tcPr>
           <w:p>
+            <w:pPr>
+              <w:spacing w:before="20" w:after="20"/>
+            </w:pPr>
             <w:r/>
             <w:r>
               <w:rPr>
@@ -868,6 +1411,9 @@
             <w:tcW w:type="dxa" w:w="1514"/>
           </w:tcPr>
           <w:p>
+            <w:pPr>
+              <w:spacing w:before="20" w:after="20"/>
+            </w:pPr>
             <w:r/>
             <w:r>
               <w:rPr>
@@ -888,6 +1434,9 @@
             <w:tcW w:type="dxa" w:w="1514"/>
           </w:tcPr>
           <w:p>
+            <w:pPr>
+              <w:spacing w:before="20" w:after="20"/>
+            </w:pPr>
             <w:r/>
             <w:r>
               <w:rPr>
@@ -904,6 +1453,9 @@
             <w:tcW w:type="dxa" w:w="1514"/>
           </w:tcPr>
           <w:p>
+            <w:pPr>
+              <w:spacing w:before="20" w:after="20"/>
+            </w:pPr>
             <w:r/>
             <w:r>
               <w:rPr>
@@ -920,22 +1472,35 @@
             <w:tcW w:type="dxa" w:w="1514"/>
           </w:tcPr>
           <w:p>
-            <w:r/>
-            <w:r>
-              <w:rPr>
-                <w:rFonts w:ascii="Verdana" w:hAnsi="Verdana"/>
-                <w:b w:val="0"/>
-                <w:sz w:val="16"/>
-              </w:rPr>
-              <w:t>J m-2</w:t>
-            </w:r>
-          </w:p>
-        </w:tc>
-        <w:tc>
-          <w:tcPr>
-            <w:tcW w:type="dxa" w:w="1514"/>
-          </w:tcPr>
-          <w:p>
+            <w:pPr>
+              <w:spacing w:before="20" w:after="20"/>
+            </w:pPr>
+            <w:r/>
+            <w:r>
+              <w:rPr>
+                <w:rFonts w:ascii="Verdana" w:hAnsi="Verdana"/>
+                <w:sz w:val="16"/>
+              </w:rPr>
+              <w:t>J m</w:t>
+            </w:r>
+            <w:r>
+              <w:rPr>
+                <w:rFonts w:ascii="Verdana" w:hAnsi="Verdana"/>
+                <w:sz w:val="16"/>
+                <w:vertAlign w:val="superscript"/>
+              </w:rPr>
+              <w:t>-2</w:t>
+            </w:r>
+          </w:p>
+        </w:tc>
+        <w:tc>
+          <w:tcPr>
+            <w:tcW w:type="dxa" w:w="1514"/>
+          </w:tcPr>
+          <w:p>
+            <w:pPr>
+              <w:spacing w:before="20" w:after="20"/>
+            </w:pPr>
             <w:r/>
             <w:r>
               <w:rPr>
@@ -952,6 +1517,9 @@
             <w:tcW w:type="dxa" w:w="1514"/>
           </w:tcPr>
           <w:p>
+            <w:pPr>
+              <w:spacing w:before="20" w:after="20"/>
+            </w:pPr>
             <w:r/>
             <w:r>
               <w:rPr>
@@ -968,6 +1536,9 @@
             <w:tcW w:type="dxa" w:w="1514"/>
           </w:tcPr>
           <w:p>
+            <w:pPr>
+              <w:spacing w:before="20" w:after="20"/>
+            </w:pPr>
             <w:r/>
             <w:r>
               <w:rPr>
@@ -984,22 +1555,35 @@
             <w:tcW w:type="dxa" w:w="1514"/>
           </w:tcPr>
           <w:p>
-            <w:r/>
-            <w:r>
-              <w:rPr>
-                <w:rFonts w:ascii="Verdana" w:hAnsi="Verdana"/>
-                <w:b w:val="0"/>
-                <w:sz w:val="16"/>
-              </w:rPr>
-              <w:t>J m-2</w:t>
-            </w:r>
-          </w:p>
-        </w:tc>
-        <w:tc>
-          <w:tcPr>
-            <w:tcW w:type="dxa" w:w="1514"/>
-          </w:tcPr>
-          <w:p>
+            <w:pPr>
+              <w:spacing w:before="20" w:after="20"/>
+            </w:pPr>
+            <w:r/>
+            <w:r>
+              <w:rPr>
+                <w:rFonts w:ascii="Verdana" w:hAnsi="Verdana"/>
+                <w:sz w:val="16"/>
+              </w:rPr>
+              <w:t>J m</w:t>
+            </w:r>
+            <w:r>
+              <w:rPr>
+                <w:rFonts w:ascii="Verdana" w:hAnsi="Verdana"/>
+                <w:sz w:val="16"/>
+                <w:vertAlign w:val="superscript"/>
+              </w:rPr>
+              <w:t>-2</w:t>
+            </w:r>
+          </w:p>
+        </w:tc>
+        <w:tc>
+          <w:tcPr>
+            <w:tcW w:type="dxa" w:w="1514"/>
+          </w:tcPr>
+          <w:p>
+            <w:pPr>
+              <w:spacing w:before="20" w:after="20"/>
+            </w:pPr>
             <w:r/>
             <w:r>
               <w:rPr>
@@ -1016,6 +1600,9 @@
             <w:tcW w:type="dxa" w:w="1514"/>
           </w:tcPr>
           <w:p>
+            <w:pPr>
+              <w:spacing w:before="20" w:after="20"/>
+            </w:pPr>
             <w:r/>
             <w:r>
               <w:rPr>
@@ -1032,6 +1619,9 @@
             <w:tcW w:type="dxa" w:w="1514"/>
           </w:tcPr>
           <w:p>
+            <w:pPr>
+              <w:spacing w:before="20" w:after="20"/>
+            </w:pPr>
             <w:r/>
             <w:r>
               <w:rPr>
@@ -1052,6 +1642,9 @@
             <w:tcW w:type="dxa" w:w="1514"/>
           </w:tcPr>
           <w:p>
+            <w:pPr>
+              <w:spacing w:before="20" w:after="20"/>
+            </w:pPr>
             <w:r/>
             <w:r>
               <w:rPr>
@@ -1068,6 +1661,9 @@
             <w:tcW w:type="dxa" w:w="1514"/>
           </w:tcPr>
           <w:p>
+            <w:pPr>
+              <w:spacing w:before="20" w:after="20"/>
+            </w:pPr>
             <w:r/>
             <w:r>
               <w:rPr>
@@ -1084,22 +1680,35 @@
             <w:tcW w:type="dxa" w:w="1514"/>
           </w:tcPr>
           <w:p>
-            <w:r/>
-            <w:r>
-              <w:rPr>
-                <w:rFonts w:ascii="Verdana" w:hAnsi="Verdana"/>
-                <w:b w:val="0"/>
-                <w:sz w:val="16"/>
-              </w:rPr>
-              <w:t>J m-2</w:t>
-            </w:r>
-          </w:p>
-        </w:tc>
-        <w:tc>
-          <w:tcPr>
-            <w:tcW w:type="dxa" w:w="1514"/>
-          </w:tcPr>
-          <w:p>
+            <w:pPr>
+              <w:spacing w:before="20" w:after="20"/>
+            </w:pPr>
+            <w:r/>
+            <w:r>
+              <w:rPr>
+                <w:rFonts w:ascii="Verdana" w:hAnsi="Verdana"/>
+                <w:sz w:val="16"/>
+              </w:rPr>
+              <w:t>J m</w:t>
+            </w:r>
+            <w:r>
+              <w:rPr>
+                <w:rFonts w:ascii="Verdana" w:hAnsi="Verdana"/>
+                <w:sz w:val="16"/>
+                <w:vertAlign w:val="superscript"/>
+              </w:rPr>
+              <w:t>-2</w:t>
+            </w:r>
+          </w:p>
+        </w:tc>
+        <w:tc>
+          <w:tcPr>
+            <w:tcW w:type="dxa" w:w="1514"/>
+          </w:tcPr>
+          <w:p>
+            <w:pPr>
+              <w:spacing w:before="20" w:after="20"/>
+            </w:pPr>
             <w:r/>
             <w:r>
               <w:rPr>
@@ -1116,6 +1725,9 @@
             <w:tcW w:type="dxa" w:w="1514"/>
           </w:tcPr>
           <w:p>
+            <w:pPr>
+              <w:spacing w:before="20" w:after="20"/>
+            </w:pPr>
             <w:r/>
             <w:r>
               <w:rPr>
@@ -1132,6 +1744,9 @@
             <w:tcW w:type="dxa" w:w="1514"/>
           </w:tcPr>
           <w:p>
+            <w:pPr>
+              <w:spacing w:before="20" w:after="20"/>
+            </w:pPr>
             <w:r/>
             <w:r>
               <w:rPr>
@@ -1148,22 +1763,35 @@
             <w:tcW w:type="dxa" w:w="1514"/>
           </w:tcPr>
           <w:p>
-            <w:r/>
-            <w:r>
-              <w:rPr>
-                <w:rFonts w:ascii="Verdana" w:hAnsi="Verdana"/>
-                <w:b w:val="0"/>
-                <w:sz w:val="16"/>
-              </w:rPr>
-              <w:t>J m-2</w:t>
-            </w:r>
-          </w:p>
-        </w:tc>
-        <w:tc>
-          <w:tcPr>
-            <w:tcW w:type="dxa" w:w="1514"/>
-          </w:tcPr>
-          <w:p>
+            <w:pPr>
+              <w:spacing w:before="20" w:after="20"/>
+            </w:pPr>
+            <w:r/>
+            <w:r>
+              <w:rPr>
+                <w:rFonts w:ascii="Verdana" w:hAnsi="Verdana"/>
+                <w:sz w:val="16"/>
+              </w:rPr>
+              <w:t>J m</w:t>
+            </w:r>
+            <w:r>
+              <w:rPr>
+                <w:rFonts w:ascii="Verdana" w:hAnsi="Verdana"/>
+                <w:sz w:val="16"/>
+                <w:vertAlign w:val="superscript"/>
+              </w:rPr>
+              <w:t>-2</w:t>
+            </w:r>
+          </w:p>
+        </w:tc>
+        <w:tc>
+          <w:tcPr>
+            <w:tcW w:type="dxa" w:w="1514"/>
+          </w:tcPr>
+          <w:p>
+            <w:pPr>
+              <w:spacing w:before="20" w:after="20"/>
+            </w:pPr>
             <w:r/>
             <w:r>
               <w:rPr>
@@ -1180,6 +1808,9 @@
             <w:tcW w:type="dxa" w:w="1514"/>
           </w:tcPr>
           <w:p>
+            <w:pPr>
+              <w:spacing w:before="20" w:after="20"/>
+            </w:pPr>
             <w:r/>
             <w:r>
               <w:rPr>
@@ -1196,6 +1827,9 @@
             <w:tcW w:type="dxa" w:w="1514"/>
           </w:tcPr>
           <w:p>
+            <w:pPr>
+              <w:spacing w:before="20" w:after="20"/>
+            </w:pPr>
             <w:r/>
             <w:r>
               <w:rPr>
@@ -1216,6 +1850,9 @@
             <w:tcW w:type="dxa" w:w="1514"/>
           </w:tcPr>
           <w:p>
+            <w:pPr>
+              <w:spacing w:before="20" w:after="20"/>
+            </w:pPr>
             <w:r/>
             <w:r>
               <w:rPr>
@@ -1232,6 +1869,9 @@
             <w:tcW w:type="dxa" w:w="1514"/>
           </w:tcPr>
           <w:p>
+            <w:pPr>
+              <w:spacing w:before="20" w:after="20"/>
+            </w:pPr>
             <w:r/>
             <w:r>
               <w:rPr>
@@ -1248,22 +1888,35 @@
             <w:tcW w:type="dxa" w:w="1514"/>
           </w:tcPr>
           <w:p>
-            <w:r/>
-            <w:r>
-              <w:rPr>
-                <w:rFonts w:ascii="Verdana" w:hAnsi="Verdana"/>
-                <w:b w:val="0"/>
-                <w:sz w:val="16"/>
-              </w:rPr>
-              <w:t>J m-2</w:t>
-            </w:r>
-          </w:p>
-        </w:tc>
-        <w:tc>
-          <w:tcPr>
-            <w:tcW w:type="dxa" w:w="1514"/>
-          </w:tcPr>
-          <w:p>
+            <w:pPr>
+              <w:spacing w:before="20" w:after="20"/>
+            </w:pPr>
+            <w:r/>
+            <w:r>
+              <w:rPr>
+                <w:rFonts w:ascii="Verdana" w:hAnsi="Verdana"/>
+                <w:sz w:val="16"/>
+              </w:rPr>
+              <w:t>J m</w:t>
+            </w:r>
+            <w:r>
+              <w:rPr>
+                <w:rFonts w:ascii="Verdana" w:hAnsi="Verdana"/>
+                <w:sz w:val="16"/>
+                <w:vertAlign w:val="superscript"/>
+              </w:rPr>
+              <w:t>-2</w:t>
+            </w:r>
+          </w:p>
+        </w:tc>
+        <w:tc>
+          <w:tcPr>
+            <w:tcW w:type="dxa" w:w="1514"/>
+          </w:tcPr>
+          <w:p>
+            <w:pPr>
+              <w:spacing w:before="20" w:after="20"/>
+            </w:pPr>
             <w:r/>
             <w:r>
               <w:rPr>
@@ -1280,6 +1933,9 @@
             <w:tcW w:type="dxa" w:w="1514"/>
           </w:tcPr>
           <w:p>
+            <w:pPr>
+              <w:spacing w:before="20" w:after="20"/>
+            </w:pPr>
             <w:r/>
             <w:r>
               <w:rPr>
@@ -1296,6 +1952,9 @@
             <w:tcW w:type="dxa" w:w="1514"/>
           </w:tcPr>
           <w:p>
+            <w:pPr>
+              <w:spacing w:before="20" w:after="20"/>
+            </w:pPr>
             <w:r/>
             <w:r>
               <w:rPr>
@@ -1312,22 +1971,35 @@
             <w:tcW w:type="dxa" w:w="1514"/>
           </w:tcPr>
           <w:p>
-            <w:r/>
-            <w:r>
-              <w:rPr>
-                <w:rFonts w:ascii="Verdana" w:hAnsi="Verdana"/>
-                <w:b w:val="0"/>
-                <w:sz w:val="16"/>
-              </w:rPr>
-              <w:t>J m-2</w:t>
-            </w:r>
-          </w:p>
-        </w:tc>
-        <w:tc>
-          <w:tcPr>
-            <w:tcW w:type="dxa" w:w="1514"/>
-          </w:tcPr>
-          <w:p>
+            <w:pPr>
+              <w:spacing w:before="20" w:after="20"/>
+            </w:pPr>
+            <w:r/>
+            <w:r>
+              <w:rPr>
+                <w:rFonts w:ascii="Verdana" w:hAnsi="Verdana"/>
+                <w:sz w:val="16"/>
+              </w:rPr>
+              <w:t>J m</w:t>
+            </w:r>
+            <w:r>
+              <w:rPr>
+                <w:rFonts w:ascii="Verdana" w:hAnsi="Verdana"/>
+                <w:sz w:val="16"/>
+                <w:vertAlign w:val="superscript"/>
+              </w:rPr>
+              <w:t>-2</w:t>
+            </w:r>
+          </w:p>
+        </w:tc>
+        <w:tc>
+          <w:tcPr>
+            <w:tcW w:type="dxa" w:w="1514"/>
+          </w:tcPr>
+          <w:p>
+            <w:pPr>
+              <w:spacing w:before="20" w:after="20"/>
+            </w:pPr>
             <w:r/>
             <w:r>
               <w:rPr>
@@ -1344,6 +2016,9 @@
             <w:tcW w:type="dxa" w:w="1514"/>
           </w:tcPr>
           <w:p>
+            <w:pPr>
+              <w:spacing w:before="20" w:after="20"/>
+            </w:pPr>
             <w:r/>
             <w:r>
               <w:rPr>
@@ -1360,6 +2035,9 @@
             <w:tcW w:type="dxa" w:w="1514"/>
           </w:tcPr>
           <w:p>
+            <w:pPr>
+              <w:spacing w:before="20" w:after="20"/>
+            </w:pPr>
             <w:r/>
             <w:r>
               <w:rPr>
@@ -1380,6 +2058,9 @@
             <w:tcW w:type="dxa" w:w="1514"/>
           </w:tcPr>
           <w:p>
+            <w:pPr>
+              <w:spacing w:before="20" w:after="20"/>
+            </w:pPr>
             <w:r/>
             <w:r>
               <w:rPr>
@@ -1396,6 +2077,9 @@
             <w:tcW w:type="dxa" w:w="1514"/>
           </w:tcPr>
           <w:p>
+            <w:pPr>
+              <w:spacing w:before="20" w:after="20"/>
+            </w:pPr>
             <w:r/>
             <w:r>
               <w:rPr>
@@ -1412,22 +2096,35 @@
             <w:tcW w:type="dxa" w:w="1514"/>
           </w:tcPr>
           <w:p>
-            <w:r/>
-            <w:r>
-              <w:rPr>
-                <w:rFonts w:ascii="Verdana" w:hAnsi="Verdana"/>
-                <w:b w:val="0"/>
-                <w:sz w:val="16"/>
-              </w:rPr>
-              <w:t>J m-2</w:t>
-            </w:r>
-          </w:p>
-        </w:tc>
-        <w:tc>
-          <w:tcPr>
-            <w:tcW w:type="dxa" w:w="1514"/>
-          </w:tcPr>
-          <w:p>
+            <w:pPr>
+              <w:spacing w:before="20" w:after="20"/>
+            </w:pPr>
+            <w:r/>
+            <w:r>
+              <w:rPr>
+                <w:rFonts w:ascii="Verdana" w:hAnsi="Verdana"/>
+                <w:sz w:val="16"/>
+              </w:rPr>
+              <w:t>J m</w:t>
+            </w:r>
+            <w:r>
+              <w:rPr>
+                <w:rFonts w:ascii="Verdana" w:hAnsi="Verdana"/>
+                <w:sz w:val="16"/>
+                <w:vertAlign w:val="superscript"/>
+              </w:rPr>
+              <w:t>-2</w:t>
+            </w:r>
+          </w:p>
+        </w:tc>
+        <w:tc>
+          <w:tcPr>
+            <w:tcW w:type="dxa" w:w="1514"/>
+          </w:tcPr>
+          <w:p>
+            <w:pPr>
+              <w:spacing w:before="20" w:after="20"/>
+            </w:pPr>
             <w:r/>
             <w:r>
               <w:rPr>
@@ -1444,6 +2141,9 @@
             <w:tcW w:type="dxa" w:w="1514"/>
           </w:tcPr>
           <w:p>
+            <w:pPr>
+              <w:spacing w:before="20" w:after="20"/>
+            </w:pPr>
             <w:r/>
             <w:r>
               <w:rPr>
@@ -1460,6 +2160,9 @@
             <w:tcW w:type="dxa" w:w="1514"/>
           </w:tcPr>
           <w:p>
+            <w:pPr>
+              <w:spacing w:before="20" w:after="20"/>
+            </w:pPr>
             <w:r/>
             <w:r>
               <w:rPr>
@@ -1476,22 +2179,35 @@
             <w:tcW w:type="dxa" w:w="1514"/>
           </w:tcPr>
           <w:p>
-            <w:r/>
-            <w:r>
-              <w:rPr>
-                <w:rFonts w:ascii="Verdana" w:hAnsi="Verdana"/>
-                <w:b w:val="0"/>
-                <w:sz w:val="16"/>
-              </w:rPr>
-              <w:t>J m-2</w:t>
-            </w:r>
-          </w:p>
-        </w:tc>
-        <w:tc>
-          <w:tcPr>
-            <w:tcW w:type="dxa" w:w="1514"/>
-          </w:tcPr>
-          <w:p>
+            <w:pPr>
+              <w:spacing w:before="20" w:after="20"/>
+            </w:pPr>
+            <w:r/>
+            <w:r>
+              <w:rPr>
+                <w:rFonts w:ascii="Verdana" w:hAnsi="Verdana"/>
+                <w:sz w:val="16"/>
+              </w:rPr>
+              <w:t>J m</w:t>
+            </w:r>
+            <w:r>
+              <w:rPr>
+                <w:rFonts w:ascii="Verdana" w:hAnsi="Verdana"/>
+                <w:sz w:val="16"/>
+                <w:vertAlign w:val="superscript"/>
+              </w:rPr>
+              <w:t>-2</w:t>
+            </w:r>
+          </w:p>
+        </w:tc>
+        <w:tc>
+          <w:tcPr>
+            <w:tcW w:type="dxa" w:w="1514"/>
+          </w:tcPr>
+          <w:p>
+            <w:pPr>
+              <w:spacing w:before="20" w:after="20"/>
+            </w:pPr>
             <w:r/>
             <w:r>
               <w:rPr>
@@ -1508,6 +2224,9 @@
             <w:tcW w:type="dxa" w:w="1514"/>
           </w:tcPr>
           <w:p>
+            <w:pPr>
+              <w:spacing w:before="20" w:after="20"/>
+            </w:pPr>
             <w:r/>
             <w:r>
               <w:rPr>
@@ -1524,6 +2243,9 @@
             <w:tcW w:type="dxa" w:w="1514"/>
           </w:tcPr>
           <w:p>
+            <w:pPr>
+              <w:spacing w:before="20" w:after="20"/>
+            </w:pPr>
             <w:r/>
             <w:r>
               <w:rPr>
@@ -1544,6 +2266,9 @@
             <w:tcW w:type="dxa" w:w="1514"/>
           </w:tcPr>
           <w:p>
+            <w:pPr>
+              <w:spacing w:before="20" w:after="20"/>
+            </w:pPr>
             <w:r/>
             <w:r>
               <w:rPr>
@@ -1560,6 +2285,9 @@
             <w:tcW w:type="dxa" w:w="1514"/>
           </w:tcPr>
           <w:p>
+            <w:pPr>
+              <w:spacing w:before="20" w:after="20"/>
+            </w:pPr>
             <w:r/>
             <w:r>
               <w:rPr>
@@ -1576,22 +2304,35 @@
             <w:tcW w:type="dxa" w:w="1514"/>
           </w:tcPr>
           <w:p>
-            <w:r/>
-            <w:r>
-              <w:rPr>
-                <w:rFonts w:ascii="Verdana" w:hAnsi="Verdana"/>
-                <w:b w:val="0"/>
-                <w:sz w:val="16"/>
-              </w:rPr>
-              <w:t>J m-2</w:t>
-            </w:r>
-          </w:p>
-        </w:tc>
-        <w:tc>
-          <w:tcPr>
-            <w:tcW w:type="dxa" w:w="1514"/>
-          </w:tcPr>
-          <w:p>
+            <w:pPr>
+              <w:spacing w:before="20" w:after="20"/>
+            </w:pPr>
+            <w:r/>
+            <w:r>
+              <w:rPr>
+                <w:rFonts w:ascii="Verdana" w:hAnsi="Verdana"/>
+                <w:sz w:val="16"/>
+              </w:rPr>
+              <w:t>J m</w:t>
+            </w:r>
+            <w:r>
+              <w:rPr>
+                <w:rFonts w:ascii="Verdana" w:hAnsi="Verdana"/>
+                <w:sz w:val="16"/>
+                <w:vertAlign w:val="superscript"/>
+              </w:rPr>
+              <w:t>-2</w:t>
+            </w:r>
+          </w:p>
+        </w:tc>
+        <w:tc>
+          <w:tcPr>
+            <w:tcW w:type="dxa" w:w="1514"/>
+          </w:tcPr>
+          <w:p>
+            <w:pPr>
+              <w:spacing w:before="20" w:after="20"/>
+            </w:pPr>
             <w:r/>
             <w:r>
               <w:rPr>
@@ -1608,6 +2349,9 @@
             <w:tcW w:type="dxa" w:w="1514"/>
           </w:tcPr>
           <w:p>
+            <w:pPr>
+              <w:spacing w:before="20" w:after="20"/>
+            </w:pPr>
             <w:r/>
             <w:r>
               <w:rPr>
@@ -1624,6 +2368,9 @@
             <w:tcW w:type="dxa" w:w="1514"/>
           </w:tcPr>
           <w:p>
+            <w:pPr>
+              <w:spacing w:before="20" w:after="20"/>
+            </w:pPr>
             <w:r/>
             <w:r>
               <w:rPr>
@@ -1640,22 +2387,35 @@
             <w:tcW w:type="dxa" w:w="1514"/>
           </w:tcPr>
           <w:p>
-            <w:r/>
-            <w:r>
-              <w:rPr>
-                <w:rFonts w:ascii="Verdana" w:hAnsi="Verdana"/>
-                <w:b w:val="0"/>
-                <w:sz w:val="16"/>
-              </w:rPr>
-              <w:t>J m-2</w:t>
-            </w:r>
-          </w:p>
-        </w:tc>
-        <w:tc>
-          <w:tcPr>
-            <w:tcW w:type="dxa" w:w="1514"/>
-          </w:tcPr>
-          <w:p>
+            <w:pPr>
+              <w:spacing w:before="20" w:after="20"/>
+            </w:pPr>
+            <w:r/>
+            <w:r>
+              <w:rPr>
+                <w:rFonts w:ascii="Verdana" w:hAnsi="Verdana"/>
+                <w:sz w:val="16"/>
+              </w:rPr>
+              <w:t>J m</w:t>
+            </w:r>
+            <w:r>
+              <w:rPr>
+                <w:rFonts w:ascii="Verdana" w:hAnsi="Verdana"/>
+                <w:sz w:val="16"/>
+                <w:vertAlign w:val="superscript"/>
+              </w:rPr>
+              <w:t>-2</w:t>
+            </w:r>
+          </w:p>
+        </w:tc>
+        <w:tc>
+          <w:tcPr>
+            <w:tcW w:type="dxa" w:w="1514"/>
+          </w:tcPr>
+          <w:p>
+            <w:pPr>
+              <w:spacing w:before="20" w:after="20"/>
+            </w:pPr>
             <w:r/>
             <w:r>
               <w:rPr>
@@ -1672,6 +2432,9 @@
             <w:tcW w:type="dxa" w:w="1514"/>
           </w:tcPr>
           <w:p>
+            <w:pPr>
+              <w:spacing w:before="20" w:after="20"/>
+            </w:pPr>
             <w:r/>
             <w:r>
               <w:rPr>
@@ -1688,6 +2451,9 @@
             <w:tcW w:type="dxa" w:w="1514"/>
           </w:tcPr>
           <w:p>
+            <w:pPr>
+              <w:spacing w:before="20" w:after="20"/>
+            </w:pPr>
             <w:r/>
             <w:r>
               <w:rPr>
@@ -1708,6 +2474,9 @@
             <w:tcW w:type="dxa" w:w="1514"/>
           </w:tcPr>
           <w:p>
+            <w:pPr>
+              <w:spacing w:before="20" w:after="20"/>
+            </w:pPr>
             <w:r/>
             <w:r>
               <w:rPr>
@@ -1724,6 +2493,9 @@
             <w:tcW w:type="dxa" w:w="1514"/>
           </w:tcPr>
           <w:p>
+            <w:pPr>
+              <w:spacing w:before="20" w:after="20"/>
+            </w:pPr>
             <w:r/>
             <w:r>
               <w:rPr>
@@ -1740,22 +2512,35 @@
             <w:tcW w:type="dxa" w:w="1514"/>
           </w:tcPr>
           <w:p>
-            <w:r/>
-            <w:r>
-              <w:rPr>
-                <w:rFonts w:ascii="Verdana" w:hAnsi="Verdana"/>
-                <w:b w:val="0"/>
-                <w:sz w:val="16"/>
-              </w:rPr>
-              <w:t>J m-2</w:t>
-            </w:r>
-          </w:p>
-        </w:tc>
-        <w:tc>
-          <w:tcPr>
-            <w:tcW w:type="dxa" w:w="1514"/>
-          </w:tcPr>
-          <w:p>
+            <w:pPr>
+              <w:spacing w:before="20" w:after="20"/>
+            </w:pPr>
+            <w:r/>
+            <w:r>
+              <w:rPr>
+                <w:rFonts w:ascii="Verdana" w:hAnsi="Verdana"/>
+                <w:sz w:val="16"/>
+              </w:rPr>
+              <w:t>J m</w:t>
+            </w:r>
+            <w:r>
+              <w:rPr>
+                <w:rFonts w:ascii="Verdana" w:hAnsi="Verdana"/>
+                <w:sz w:val="16"/>
+                <w:vertAlign w:val="superscript"/>
+              </w:rPr>
+              <w:t>-2</w:t>
+            </w:r>
+          </w:p>
+        </w:tc>
+        <w:tc>
+          <w:tcPr>
+            <w:tcW w:type="dxa" w:w="1514"/>
+          </w:tcPr>
+          <w:p>
+            <w:pPr>
+              <w:spacing w:before="20" w:after="20"/>
+            </w:pPr>
             <w:r/>
             <w:r>
               <w:rPr>
@@ -1772,6 +2557,9 @@
             <w:tcW w:type="dxa" w:w="1514"/>
           </w:tcPr>
           <w:p>
+            <w:pPr>
+              <w:spacing w:before="20" w:after="20"/>
+            </w:pPr>
             <w:r/>
             <w:r>
               <w:rPr>
@@ -1788,6 +2576,9 @@
             <w:tcW w:type="dxa" w:w="1514"/>
           </w:tcPr>
           <w:p>
+            <w:pPr>
+              <w:spacing w:before="20" w:after="20"/>
+            </w:pPr>
             <w:r/>
             <w:r>
               <w:rPr>
@@ -1804,22 +2595,35 @@
             <w:tcW w:type="dxa" w:w="1514"/>
           </w:tcPr>
           <w:p>
-            <w:r/>
-            <w:r>
-              <w:rPr>
-                <w:rFonts w:ascii="Verdana" w:hAnsi="Verdana"/>
-                <w:b w:val="0"/>
-                <w:sz w:val="16"/>
-              </w:rPr>
-              <w:t>J m-2</w:t>
-            </w:r>
-          </w:p>
-        </w:tc>
-        <w:tc>
-          <w:tcPr>
-            <w:tcW w:type="dxa" w:w="1514"/>
-          </w:tcPr>
-          <w:p>
+            <w:pPr>
+              <w:spacing w:before="20" w:after="20"/>
+            </w:pPr>
+            <w:r/>
+            <w:r>
+              <w:rPr>
+                <w:rFonts w:ascii="Verdana" w:hAnsi="Verdana"/>
+                <w:sz w:val="16"/>
+              </w:rPr>
+              <w:t>J m</w:t>
+            </w:r>
+            <w:r>
+              <w:rPr>
+                <w:rFonts w:ascii="Verdana" w:hAnsi="Verdana"/>
+                <w:sz w:val="16"/>
+                <w:vertAlign w:val="superscript"/>
+              </w:rPr>
+              <w:t>-2</w:t>
+            </w:r>
+          </w:p>
+        </w:tc>
+        <w:tc>
+          <w:tcPr>
+            <w:tcW w:type="dxa" w:w="1514"/>
+          </w:tcPr>
+          <w:p>
+            <w:pPr>
+              <w:spacing w:before="20" w:after="20"/>
+            </w:pPr>
             <w:r/>
             <w:r>
               <w:rPr>
@@ -1836,6 +2640,9 @@
             <w:tcW w:type="dxa" w:w="1514"/>
           </w:tcPr>
           <w:p>
+            <w:pPr>
+              <w:spacing w:before="20" w:after="20"/>
+            </w:pPr>
             <w:r/>
             <w:r>
               <w:rPr>
@@ -1852,6 +2659,9 @@
             <w:tcW w:type="dxa" w:w="1514"/>
           </w:tcPr>
           <w:p>
+            <w:pPr>
+              <w:spacing w:before="20" w:after="20"/>
+            </w:pPr>
             <w:r/>
             <w:r>
               <w:rPr>
@@ -1872,6 +2682,9 @@
             <w:tcW w:type="dxa" w:w="1514"/>
           </w:tcPr>
           <w:p>
+            <w:pPr>
+              <w:spacing w:before="20" w:after="20"/>
+            </w:pPr>
             <w:r/>
             <w:r>
               <w:rPr>
@@ -1888,6 +2701,9 @@
             <w:tcW w:type="dxa" w:w="1514"/>
           </w:tcPr>
           <w:p>
+            <w:pPr>
+              <w:spacing w:before="20" w:after="20"/>
+            </w:pPr>
             <w:r/>
             <w:r>
               <w:rPr>
@@ -1904,22 +2720,35 @@
             <w:tcW w:type="dxa" w:w="1514"/>
           </w:tcPr>
           <w:p>
-            <w:r/>
-            <w:r>
-              <w:rPr>
-                <w:rFonts w:ascii="Verdana" w:hAnsi="Verdana"/>
-                <w:b w:val="0"/>
-                <w:sz w:val="16"/>
-              </w:rPr>
-              <w:t>W m-2</w:t>
-            </w:r>
-          </w:p>
-        </w:tc>
-        <w:tc>
-          <w:tcPr>
-            <w:tcW w:type="dxa" w:w="1514"/>
-          </w:tcPr>
-          <w:p>
+            <w:pPr>
+              <w:spacing w:before="20" w:after="20"/>
+            </w:pPr>
+            <w:r/>
+            <w:r>
+              <w:rPr>
+                <w:rFonts w:ascii="Verdana" w:hAnsi="Verdana"/>
+                <w:sz w:val="16"/>
+              </w:rPr>
+              <w:t>W m</w:t>
+            </w:r>
+            <w:r>
+              <w:rPr>
+                <w:rFonts w:ascii="Verdana" w:hAnsi="Verdana"/>
+                <w:sz w:val="16"/>
+                <w:vertAlign w:val="superscript"/>
+              </w:rPr>
+              <w:t>-2</w:t>
+            </w:r>
+          </w:p>
+        </w:tc>
+        <w:tc>
+          <w:tcPr>
+            <w:tcW w:type="dxa" w:w="1514"/>
+          </w:tcPr>
+          <w:p>
+            <w:pPr>
+              <w:spacing w:before="20" w:after="20"/>
+            </w:pPr>
             <w:r/>
             <w:r>
               <w:rPr>
@@ -1936,6 +2765,9 @@
             <w:tcW w:type="dxa" w:w="1514"/>
           </w:tcPr>
           <w:p>
+            <w:pPr>
+              <w:spacing w:before="20" w:after="20"/>
+            </w:pPr>
             <w:r/>
             <w:r>
               <w:rPr>
@@ -1952,6 +2784,9 @@
             <w:tcW w:type="dxa" w:w="1514"/>
           </w:tcPr>
           <w:p>
+            <w:pPr>
+              <w:spacing w:before="20" w:after="20"/>
+            </w:pPr>
             <w:r/>
             <w:r>
               <w:rPr>
@@ -1968,22 +2803,35 @@
             <w:tcW w:type="dxa" w:w="1514"/>
           </w:tcPr>
           <w:p>
-            <w:r/>
-            <w:r>
-              <w:rPr>
-                <w:rFonts w:ascii="Verdana" w:hAnsi="Verdana"/>
-                <w:b w:val="0"/>
-                <w:sz w:val="16"/>
-              </w:rPr>
-              <w:t>W m-2</w:t>
-            </w:r>
-          </w:p>
-        </w:tc>
-        <w:tc>
-          <w:tcPr>
-            <w:tcW w:type="dxa" w:w="1514"/>
-          </w:tcPr>
-          <w:p>
+            <w:pPr>
+              <w:spacing w:before="20" w:after="20"/>
+            </w:pPr>
+            <w:r/>
+            <w:r>
+              <w:rPr>
+                <w:rFonts w:ascii="Verdana" w:hAnsi="Verdana"/>
+                <w:sz w:val="16"/>
+              </w:rPr>
+              <w:t>W m</w:t>
+            </w:r>
+            <w:r>
+              <w:rPr>
+                <w:rFonts w:ascii="Verdana" w:hAnsi="Verdana"/>
+                <w:sz w:val="16"/>
+                <w:vertAlign w:val="superscript"/>
+              </w:rPr>
+              <w:t>-2</w:t>
+            </w:r>
+          </w:p>
+        </w:tc>
+        <w:tc>
+          <w:tcPr>
+            <w:tcW w:type="dxa" w:w="1514"/>
+          </w:tcPr>
+          <w:p>
+            <w:pPr>
+              <w:spacing w:before="20" w:after="20"/>
+            </w:pPr>
             <w:r/>
             <w:r>
               <w:rPr>
@@ -2000,6 +2848,9 @@
             <w:tcW w:type="dxa" w:w="1514"/>
           </w:tcPr>
           <w:p>
+            <w:pPr>
+              <w:spacing w:before="20" w:after="20"/>
+            </w:pPr>
             <w:r/>
             <w:r>
               <w:rPr>
@@ -2016,6 +2867,9 @@
             <w:tcW w:type="dxa" w:w="1514"/>
           </w:tcPr>
           <w:p>
+            <w:pPr>
+              <w:spacing w:before="20" w:after="20"/>
+            </w:pPr>
             <w:r/>
             <w:r>
               <w:rPr>
@@ -2036,6 +2890,9 @@
             <w:tcW w:type="dxa" w:w="1514"/>
           </w:tcPr>
           <w:p>
+            <w:pPr>
+              <w:spacing w:before="20" w:after="20"/>
+            </w:pPr>
             <w:r/>
             <w:r>
               <w:rPr>
@@ -2052,6 +2909,9 @@
             <w:tcW w:type="dxa" w:w="1514"/>
           </w:tcPr>
           <w:p>
+            <w:pPr>
+              <w:spacing w:before="20" w:after="20"/>
+            </w:pPr>
             <w:r/>
             <w:r>
               <w:rPr>
@@ -2068,22 +2928,35 @@
             <w:tcW w:type="dxa" w:w="1514"/>
           </w:tcPr>
           <w:p>
-            <w:r/>
-            <w:r>
-              <w:rPr>
-                <w:rFonts w:ascii="Verdana" w:hAnsi="Verdana"/>
-                <w:b w:val="0"/>
-                <w:sz w:val="16"/>
-              </w:rPr>
-              <w:t>W m-2</w:t>
-            </w:r>
-          </w:p>
-        </w:tc>
-        <w:tc>
-          <w:tcPr>
-            <w:tcW w:type="dxa" w:w="1514"/>
-          </w:tcPr>
-          <w:p>
+            <w:pPr>
+              <w:spacing w:before="20" w:after="20"/>
+            </w:pPr>
+            <w:r/>
+            <w:r>
+              <w:rPr>
+                <w:rFonts w:ascii="Verdana" w:hAnsi="Verdana"/>
+                <w:sz w:val="16"/>
+              </w:rPr>
+              <w:t>W m</w:t>
+            </w:r>
+            <w:r>
+              <w:rPr>
+                <w:rFonts w:ascii="Verdana" w:hAnsi="Verdana"/>
+                <w:sz w:val="16"/>
+                <w:vertAlign w:val="superscript"/>
+              </w:rPr>
+              <w:t>-2</w:t>
+            </w:r>
+          </w:p>
+        </w:tc>
+        <w:tc>
+          <w:tcPr>
+            <w:tcW w:type="dxa" w:w="1514"/>
+          </w:tcPr>
+          <w:p>
+            <w:pPr>
+              <w:spacing w:before="20" w:after="20"/>
+            </w:pPr>
             <w:r/>
             <w:r>
               <w:rPr>
@@ -2100,6 +2973,9 @@
             <w:tcW w:type="dxa" w:w="1514"/>
           </w:tcPr>
           <w:p>
+            <w:pPr>
+              <w:spacing w:before="20" w:after="20"/>
+            </w:pPr>
             <w:r/>
             <w:r>
               <w:rPr>
@@ -2116,6 +2992,9 @@
             <w:tcW w:type="dxa" w:w="1514"/>
           </w:tcPr>
           <w:p>
+            <w:pPr>
+              <w:spacing w:before="20" w:after="20"/>
+            </w:pPr>
             <w:r/>
             <w:r>
               <w:rPr>
@@ -2132,22 +3011,35 @@
             <w:tcW w:type="dxa" w:w="1514"/>
           </w:tcPr>
           <w:p>
-            <w:r/>
-            <w:r>
-              <w:rPr>
-                <w:rFonts w:ascii="Verdana" w:hAnsi="Verdana"/>
-                <w:b w:val="0"/>
-                <w:sz w:val="16"/>
-              </w:rPr>
-              <w:t>W m-2</w:t>
-            </w:r>
-          </w:p>
-        </w:tc>
-        <w:tc>
-          <w:tcPr>
-            <w:tcW w:type="dxa" w:w="1514"/>
-          </w:tcPr>
-          <w:p>
+            <w:pPr>
+              <w:spacing w:before="20" w:after="20"/>
+            </w:pPr>
+            <w:r/>
+            <w:r>
+              <w:rPr>
+                <w:rFonts w:ascii="Verdana" w:hAnsi="Verdana"/>
+                <w:sz w:val="16"/>
+              </w:rPr>
+              <w:t>W m</w:t>
+            </w:r>
+            <w:r>
+              <w:rPr>
+                <w:rFonts w:ascii="Verdana" w:hAnsi="Verdana"/>
+                <w:sz w:val="16"/>
+                <w:vertAlign w:val="superscript"/>
+              </w:rPr>
+              <w:t>-2</w:t>
+            </w:r>
+          </w:p>
+        </w:tc>
+        <w:tc>
+          <w:tcPr>
+            <w:tcW w:type="dxa" w:w="1514"/>
+          </w:tcPr>
+          <w:p>
+            <w:pPr>
+              <w:spacing w:before="20" w:after="20"/>
+            </w:pPr>
             <w:r/>
             <w:r>
               <w:rPr>
@@ -2164,6 +3056,9 @@
             <w:tcW w:type="dxa" w:w="1514"/>
           </w:tcPr>
           <w:p>
+            <w:pPr>
+              <w:spacing w:before="20" w:after="20"/>
+            </w:pPr>
             <w:r/>
             <w:r>
               <w:rPr>
@@ -2180,6 +3075,9 @@
             <w:tcW w:type="dxa" w:w="1514"/>
           </w:tcPr>
           <w:p>
+            <w:pPr>
+              <w:spacing w:before="20" w:after="20"/>
+            </w:pPr>
             <w:r/>
             <w:r>
               <w:rPr>
@@ -2200,6 +3098,9 @@
             <w:tcW w:type="dxa" w:w="1514"/>
           </w:tcPr>
           <w:p>
+            <w:pPr>
+              <w:spacing w:before="20" w:after="20"/>
+            </w:pPr>
             <w:r/>
             <w:r>
               <w:rPr>
@@ -2216,6 +3117,9 @@
             <w:tcW w:type="dxa" w:w="1514"/>
           </w:tcPr>
           <w:p>
+            <w:pPr>
+              <w:spacing w:before="20" w:after="20"/>
+            </w:pPr>
             <w:r/>
             <w:r>
               <w:rPr>
@@ -2232,11 +3136,13 @@
             <w:tcW w:type="dxa" w:w="1514"/>
           </w:tcPr>
           <w:p>
-            <w:r/>
-            <w:r>
-              <w:rPr>
-                <w:rFonts w:ascii="Verdana" w:hAnsi="Verdana"/>
-                <w:b w:val="0"/>
+            <w:pPr>
+              <w:spacing w:before="20" w:after="20"/>
+            </w:pPr>
+            <w:r/>
+            <w:r>
+              <w:rPr>
+                <w:rFonts w:ascii="Verdana" w:hAnsi="Verdana"/>
                 <w:sz w:val="16"/>
               </w:rPr>
               <w:t>%</w:t>
@@ -2248,6 +3154,9 @@
             <w:tcW w:type="dxa" w:w="1514"/>
           </w:tcPr>
           <w:p>
+            <w:pPr>
+              <w:spacing w:before="20" w:after="20"/>
+            </w:pPr>
             <w:r/>
             <w:r>
               <w:rPr>
@@ -2264,6 +3173,9 @@
             <w:tcW w:type="dxa" w:w="1514"/>
           </w:tcPr>
           <w:p>
+            <w:pPr>
+              <w:spacing w:before="20" w:after="20"/>
+            </w:pPr>
             <w:r/>
             <w:r>
               <w:rPr>
@@ -2280,6 +3192,9 @@
             <w:tcW w:type="dxa" w:w="1514"/>
           </w:tcPr>
           <w:p>
+            <w:pPr>
+              <w:spacing w:before="20" w:after="20"/>
+            </w:pPr>
             <w:r/>
             <w:r>
               <w:rPr>
@@ -2296,11 +3211,13 @@
             <w:tcW w:type="dxa" w:w="1514"/>
           </w:tcPr>
           <w:p>
-            <w:r/>
-            <w:r>
-              <w:rPr>
-                <w:rFonts w:ascii="Verdana" w:hAnsi="Verdana"/>
-                <w:b w:val="0"/>
+            <w:pPr>
+              <w:spacing w:before="20" w:after="20"/>
+            </w:pPr>
+            <w:r/>
+            <w:r>
+              <w:rPr>
+                <w:rFonts w:ascii="Verdana" w:hAnsi="Verdana"/>
                 <w:sz w:val="16"/>
               </w:rPr>
               <w:t>%</w:t>
@@ -2312,6 +3229,9 @@
             <w:tcW w:type="dxa" w:w="1514"/>
           </w:tcPr>
           <w:p>
+            <w:pPr>
+              <w:spacing w:before="20" w:after="20"/>
+            </w:pPr>
             <w:r/>
             <w:r>
               <w:rPr>
@@ -2328,6 +3248,9 @@
             <w:tcW w:type="dxa" w:w="1514"/>
           </w:tcPr>
           <w:p>
+            <w:pPr>
+              <w:spacing w:before="20" w:after="20"/>
+            </w:pPr>
             <w:r/>
             <w:r>
               <w:rPr>
@@ -2344,6 +3267,9 @@
             <w:tcW w:type="dxa" w:w="1514"/>
           </w:tcPr>
           <w:p>
+            <w:pPr>
+              <w:spacing w:before="20" w:after="20"/>
+            </w:pPr>
             <w:r/>
             <w:r>
               <w:rPr>
@@ -2364,6 +3290,9 @@
             <w:tcW w:type="dxa" w:w="1514"/>
           </w:tcPr>
           <w:p>
+            <w:pPr>
+              <w:spacing w:before="20" w:after="20"/>
+            </w:pPr>
             <w:r/>
             <w:r>
               <w:rPr>
@@ -2380,6 +3309,9 @@
             <w:tcW w:type="dxa" w:w="1514"/>
           </w:tcPr>
           <w:p>
+            <w:pPr>
+              <w:spacing w:before="20" w:after="20"/>
+            </w:pPr>
             <w:r/>
             <w:r>
               <w:rPr>
@@ -2396,22 +3328,35 @@
             <w:tcW w:type="dxa" w:w="1514"/>
           </w:tcPr>
           <w:p>
-            <w:r/>
-            <w:r>
-              <w:rPr>
-                <w:rFonts w:ascii="Verdana" w:hAnsi="Verdana"/>
-                <w:b w:val="0"/>
-                <w:sz w:val="16"/>
-              </w:rPr>
-              <w:t>J m-2</w:t>
-            </w:r>
-          </w:p>
-        </w:tc>
-        <w:tc>
-          <w:tcPr>
-            <w:tcW w:type="dxa" w:w="1514"/>
-          </w:tcPr>
-          <w:p>
+            <w:pPr>
+              <w:spacing w:before="20" w:after="20"/>
+            </w:pPr>
+            <w:r/>
+            <w:r>
+              <w:rPr>
+                <w:rFonts w:ascii="Verdana" w:hAnsi="Verdana"/>
+                <w:sz w:val="16"/>
+              </w:rPr>
+              <w:t>J m</w:t>
+            </w:r>
+            <w:r>
+              <w:rPr>
+                <w:rFonts w:ascii="Verdana" w:hAnsi="Verdana"/>
+                <w:sz w:val="16"/>
+                <w:vertAlign w:val="superscript"/>
+              </w:rPr>
+              <w:t>-2</w:t>
+            </w:r>
+          </w:p>
+        </w:tc>
+        <w:tc>
+          <w:tcPr>
+            <w:tcW w:type="dxa" w:w="1514"/>
+          </w:tcPr>
+          <w:p>
+            <w:pPr>
+              <w:spacing w:before="20" w:after="20"/>
+            </w:pPr>
             <w:r/>
             <w:r>
               <w:rPr>
@@ -2428,6 +3373,9 @@
             <w:tcW w:type="dxa" w:w="1514"/>
           </w:tcPr>
           <w:p>
+            <w:pPr>
+              <w:spacing w:before="20" w:after="20"/>
+            </w:pPr>
             <w:r/>
             <w:r>
               <w:rPr>
@@ -2444,6 +3392,9 @@
             <w:tcW w:type="dxa" w:w="1514"/>
           </w:tcPr>
           <w:p>
+            <w:pPr>
+              <w:spacing w:before="20" w:after="20"/>
+            </w:pPr>
             <w:r/>
             <w:r>
               <w:rPr>
@@ -2460,22 +3411,35 @@
             <w:tcW w:type="dxa" w:w="1514"/>
           </w:tcPr>
           <w:p>
-            <w:r/>
-            <w:r>
-              <w:rPr>
-                <w:rFonts w:ascii="Verdana" w:hAnsi="Verdana"/>
-                <w:b w:val="0"/>
-                <w:sz w:val="16"/>
-              </w:rPr>
-              <w:t>J m-2</w:t>
-            </w:r>
-          </w:p>
-        </w:tc>
-        <w:tc>
-          <w:tcPr>
-            <w:tcW w:type="dxa" w:w="1514"/>
-          </w:tcPr>
-          <w:p>
+            <w:pPr>
+              <w:spacing w:before="20" w:after="20"/>
+            </w:pPr>
+            <w:r/>
+            <w:r>
+              <w:rPr>
+                <w:rFonts w:ascii="Verdana" w:hAnsi="Verdana"/>
+                <w:sz w:val="16"/>
+              </w:rPr>
+              <w:t>J m</w:t>
+            </w:r>
+            <w:r>
+              <w:rPr>
+                <w:rFonts w:ascii="Verdana" w:hAnsi="Verdana"/>
+                <w:sz w:val="16"/>
+                <w:vertAlign w:val="superscript"/>
+              </w:rPr>
+              <w:t>-2</w:t>
+            </w:r>
+          </w:p>
+        </w:tc>
+        <w:tc>
+          <w:tcPr>
+            <w:tcW w:type="dxa" w:w="1514"/>
+          </w:tcPr>
+          <w:p>
+            <w:pPr>
+              <w:spacing w:before="20" w:after="20"/>
+            </w:pPr>
             <w:r/>
             <w:r>
               <w:rPr>
@@ -2492,6 +3456,9 @@
             <w:tcW w:type="dxa" w:w="1514"/>
           </w:tcPr>
           <w:p>
+            <w:pPr>
+              <w:spacing w:before="20" w:after="20"/>
+            </w:pPr>
             <w:r/>
             <w:r>
               <w:rPr>
@@ -2508,6 +3475,9 @@
             <w:tcW w:type="dxa" w:w="1514"/>
           </w:tcPr>
           <w:p>
+            <w:pPr>
+              <w:spacing w:before="20" w:after="20"/>
+            </w:pPr>
             <w:r/>
             <w:r>
               <w:rPr>
@@ -2528,6 +3498,9 @@
             <w:tcW w:type="dxa" w:w="1514"/>
           </w:tcPr>
           <w:p>
+            <w:pPr>
+              <w:spacing w:before="20" w:after="20"/>
+            </w:pPr>
             <w:r/>
             <w:r>
               <w:rPr>
@@ -2544,6 +3517,9 @@
             <w:tcW w:type="dxa" w:w="1514"/>
           </w:tcPr>
           <w:p>
+            <w:pPr>
+              <w:spacing w:before="20" w:after="20"/>
+            </w:pPr>
             <w:r/>
             <w:r>
               <w:rPr>
@@ -2560,22 +3536,35 @@
             <w:tcW w:type="dxa" w:w="1514"/>
           </w:tcPr>
           <w:p>
-            <w:r/>
-            <w:r>
-              <w:rPr>
-                <w:rFonts w:ascii="Verdana" w:hAnsi="Verdana"/>
-                <w:b w:val="0"/>
-                <w:sz w:val="16"/>
-              </w:rPr>
-              <w:t>J m-2</w:t>
-            </w:r>
-          </w:p>
-        </w:tc>
-        <w:tc>
-          <w:tcPr>
-            <w:tcW w:type="dxa" w:w="1514"/>
-          </w:tcPr>
-          <w:p>
+            <w:pPr>
+              <w:spacing w:before="20" w:after="20"/>
+            </w:pPr>
+            <w:r/>
+            <w:r>
+              <w:rPr>
+                <w:rFonts w:ascii="Verdana" w:hAnsi="Verdana"/>
+                <w:sz w:val="16"/>
+              </w:rPr>
+              <w:t>J m</w:t>
+            </w:r>
+            <w:r>
+              <w:rPr>
+                <w:rFonts w:ascii="Verdana" w:hAnsi="Verdana"/>
+                <w:sz w:val="16"/>
+                <w:vertAlign w:val="superscript"/>
+              </w:rPr>
+              <w:t>-2</w:t>
+            </w:r>
+          </w:p>
+        </w:tc>
+        <w:tc>
+          <w:tcPr>
+            <w:tcW w:type="dxa" w:w="1514"/>
+          </w:tcPr>
+          <w:p>
+            <w:pPr>
+              <w:spacing w:before="20" w:after="20"/>
+            </w:pPr>
             <w:r/>
             <w:r>
               <w:rPr>
@@ -2592,6 +3581,9 @@
             <w:tcW w:type="dxa" w:w="1514"/>
           </w:tcPr>
           <w:p>
+            <w:pPr>
+              <w:spacing w:before="20" w:after="20"/>
+            </w:pPr>
             <w:r/>
             <w:r>
               <w:rPr>
@@ -2608,6 +3600,9 @@
             <w:tcW w:type="dxa" w:w="1514"/>
           </w:tcPr>
           <w:p>
+            <w:pPr>
+              <w:spacing w:before="20" w:after="20"/>
+            </w:pPr>
             <w:r/>
             <w:r>
               <w:rPr>
@@ -2624,22 +3619,35 @@
             <w:tcW w:type="dxa" w:w="1514"/>
           </w:tcPr>
           <w:p>
-            <w:r/>
-            <w:r>
-              <w:rPr>
-                <w:rFonts w:ascii="Verdana" w:hAnsi="Verdana"/>
-                <w:b w:val="0"/>
-                <w:sz w:val="16"/>
-              </w:rPr>
-              <w:t>J m-2</w:t>
-            </w:r>
-          </w:p>
-        </w:tc>
-        <w:tc>
-          <w:tcPr>
-            <w:tcW w:type="dxa" w:w="1514"/>
-          </w:tcPr>
-          <w:p>
+            <w:pPr>
+              <w:spacing w:before="20" w:after="20"/>
+            </w:pPr>
+            <w:r/>
+            <w:r>
+              <w:rPr>
+                <w:rFonts w:ascii="Verdana" w:hAnsi="Verdana"/>
+                <w:sz w:val="16"/>
+              </w:rPr>
+              <w:t>J m</w:t>
+            </w:r>
+            <w:r>
+              <w:rPr>
+                <w:rFonts w:ascii="Verdana" w:hAnsi="Verdana"/>
+                <w:sz w:val="16"/>
+                <w:vertAlign w:val="superscript"/>
+              </w:rPr>
+              <w:t>-2</w:t>
+            </w:r>
+          </w:p>
+        </w:tc>
+        <w:tc>
+          <w:tcPr>
+            <w:tcW w:type="dxa" w:w="1514"/>
+          </w:tcPr>
+          <w:p>
+            <w:pPr>
+              <w:spacing w:before="20" w:after="20"/>
+            </w:pPr>
             <w:r/>
             <w:r>
               <w:rPr>
@@ -2656,6 +3664,9 @@
             <w:tcW w:type="dxa" w:w="1514"/>
           </w:tcPr>
           <w:p>
+            <w:pPr>
+              <w:spacing w:before="20" w:after="20"/>
+            </w:pPr>
             <w:r/>
             <w:r>
               <w:rPr>
@@ -2672,6 +3683,9 @@
             <w:tcW w:type="dxa" w:w="1514"/>
           </w:tcPr>
           <w:p>
+            <w:pPr>
+              <w:spacing w:before="20" w:after="20"/>
+            </w:pPr>
             <w:r/>
             <w:r>
               <w:rPr>
@@ -2692,6 +3706,9 @@
             <w:tcW w:type="dxa" w:w="1514"/>
           </w:tcPr>
           <w:p>
+            <w:pPr>
+              <w:spacing w:before="20" w:after="20"/>
+            </w:pPr>
             <w:r/>
             <w:r>
               <w:rPr>
@@ -2708,6 +3725,9 @@
             <w:tcW w:type="dxa" w:w="1514"/>
           </w:tcPr>
           <w:p>
+            <w:pPr>
+              <w:spacing w:before="20" w:after="20"/>
+            </w:pPr>
             <w:r/>
             <w:r>
               <w:rPr>
@@ -2724,22 +3744,35 @@
             <w:tcW w:type="dxa" w:w="1514"/>
           </w:tcPr>
           <w:p>
-            <w:r/>
-            <w:r>
-              <w:rPr>
-                <w:rFonts w:ascii="Verdana" w:hAnsi="Verdana"/>
-                <w:b w:val="0"/>
-                <w:sz w:val="16"/>
-              </w:rPr>
-              <w:t>J m-2</w:t>
-            </w:r>
-          </w:p>
-        </w:tc>
-        <w:tc>
-          <w:tcPr>
-            <w:tcW w:type="dxa" w:w="1514"/>
-          </w:tcPr>
-          <w:p>
+            <w:pPr>
+              <w:spacing w:before="20" w:after="20"/>
+            </w:pPr>
+            <w:r/>
+            <w:r>
+              <w:rPr>
+                <w:rFonts w:ascii="Verdana" w:hAnsi="Verdana"/>
+                <w:sz w:val="16"/>
+              </w:rPr>
+              <w:t>J m</w:t>
+            </w:r>
+            <w:r>
+              <w:rPr>
+                <w:rFonts w:ascii="Verdana" w:hAnsi="Verdana"/>
+                <w:sz w:val="16"/>
+                <w:vertAlign w:val="superscript"/>
+              </w:rPr>
+              <w:t>-2</w:t>
+            </w:r>
+          </w:p>
+        </w:tc>
+        <w:tc>
+          <w:tcPr>
+            <w:tcW w:type="dxa" w:w="1514"/>
+          </w:tcPr>
+          <w:p>
+            <w:pPr>
+              <w:spacing w:before="20" w:after="20"/>
+            </w:pPr>
             <w:r/>
             <w:r>
               <w:rPr>
@@ -2756,6 +3789,9 @@
             <w:tcW w:type="dxa" w:w="1514"/>
           </w:tcPr>
           <w:p>
+            <w:pPr>
+              <w:spacing w:before="20" w:after="20"/>
+            </w:pPr>
             <w:r/>
             <w:r>
               <w:rPr>
@@ -2772,6 +3808,9 @@
             <w:tcW w:type="dxa" w:w="1514"/>
           </w:tcPr>
           <w:p>
+            <w:pPr>
+              <w:spacing w:before="20" w:after="20"/>
+            </w:pPr>
             <w:r/>
             <w:r>
               <w:rPr>
@@ -2788,22 +3827,35 @@
             <w:tcW w:type="dxa" w:w="1514"/>
           </w:tcPr>
           <w:p>
-            <w:r/>
-            <w:r>
-              <w:rPr>
-                <w:rFonts w:ascii="Verdana" w:hAnsi="Verdana"/>
-                <w:b w:val="0"/>
-                <w:sz w:val="16"/>
-              </w:rPr>
-              <w:t>J m-2</w:t>
-            </w:r>
-          </w:p>
-        </w:tc>
-        <w:tc>
-          <w:tcPr>
-            <w:tcW w:type="dxa" w:w="1514"/>
-          </w:tcPr>
-          <w:p>
+            <w:pPr>
+              <w:spacing w:before="20" w:after="20"/>
+            </w:pPr>
+            <w:r/>
+            <w:r>
+              <w:rPr>
+                <w:rFonts w:ascii="Verdana" w:hAnsi="Verdana"/>
+                <w:sz w:val="16"/>
+              </w:rPr>
+              <w:t>J m</w:t>
+            </w:r>
+            <w:r>
+              <w:rPr>
+                <w:rFonts w:ascii="Verdana" w:hAnsi="Verdana"/>
+                <w:sz w:val="16"/>
+                <w:vertAlign w:val="superscript"/>
+              </w:rPr>
+              <w:t>-2</w:t>
+            </w:r>
+          </w:p>
+        </w:tc>
+        <w:tc>
+          <w:tcPr>
+            <w:tcW w:type="dxa" w:w="1514"/>
+          </w:tcPr>
+          <w:p>
+            <w:pPr>
+              <w:spacing w:before="20" w:after="20"/>
+            </w:pPr>
             <w:r/>
             <w:r>
               <w:rPr>
@@ -2820,6 +3872,9 @@
             <w:tcW w:type="dxa" w:w="1514"/>
           </w:tcPr>
           <w:p>
+            <w:pPr>
+              <w:spacing w:before="20" w:after="20"/>
+            </w:pPr>
             <w:r/>
             <w:r>
               <w:rPr>
@@ -2836,6 +3891,9 @@
             <w:tcW w:type="dxa" w:w="1514"/>
           </w:tcPr>
           <w:p>
+            <w:pPr>
+              <w:spacing w:before="20" w:after="20"/>
+            </w:pPr>
             <w:r/>
             <w:r>
               <w:rPr>
@@ -2856,6 +3914,9 @@
             <w:tcW w:type="dxa" w:w="1514"/>
           </w:tcPr>
           <w:p>
+            <w:pPr>
+              <w:spacing w:before="20" w:after="20"/>
+            </w:pPr>
             <w:r/>
             <w:r>
               <w:rPr>
@@ -2872,6 +3933,9 @@
             <w:tcW w:type="dxa" w:w="1514"/>
           </w:tcPr>
           <w:p>
+            <w:pPr>
+              <w:spacing w:before="20" w:after="20"/>
+            </w:pPr>
             <w:r/>
             <w:r>
               <w:rPr>
@@ -2888,22 +3952,35 @@
             <w:tcW w:type="dxa" w:w="1514"/>
           </w:tcPr>
           <w:p>
-            <w:r/>
-            <w:r>
-              <w:rPr>
-                <w:rFonts w:ascii="Verdana" w:hAnsi="Verdana"/>
-                <w:b w:val="0"/>
-                <w:sz w:val="16"/>
-              </w:rPr>
-              <w:t>J m-2</w:t>
-            </w:r>
-          </w:p>
-        </w:tc>
-        <w:tc>
-          <w:tcPr>
-            <w:tcW w:type="dxa" w:w="1514"/>
-          </w:tcPr>
-          <w:p>
+            <w:pPr>
+              <w:spacing w:before="20" w:after="20"/>
+            </w:pPr>
+            <w:r/>
+            <w:r>
+              <w:rPr>
+                <w:rFonts w:ascii="Verdana" w:hAnsi="Verdana"/>
+                <w:sz w:val="16"/>
+              </w:rPr>
+              <w:t>J m</w:t>
+            </w:r>
+            <w:r>
+              <w:rPr>
+                <w:rFonts w:ascii="Verdana" w:hAnsi="Verdana"/>
+                <w:sz w:val="16"/>
+                <w:vertAlign w:val="superscript"/>
+              </w:rPr>
+              <w:t>-2</w:t>
+            </w:r>
+          </w:p>
+        </w:tc>
+        <w:tc>
+          <w:tcPr>
+            <w:tcW w:type="dxa" w:w="1514"/>
+          </w:tcPr>
+          <w:p>
+            <w:pPr>
+              <w:spacing w:before="20" w:after="20"/>
+            </w:pPr>
             <w:r/>
             <w:r>
               <w:rPr>
@@ -2920,6 +3997,9 @@
             <w:tcW w:type="dxa" w:w="1514"/>
           </w:tcPr>
           <w:p>
+            <w:pPr>
+              <w:spacing w:before="20" w:after="20"/>
+            </w:pPr>
             <w:r/>
             <w:r>
               <w:rPr>
@@ -2936,6 +4016,9 @@
             <w:tcW w:type="dxa" w:w="1514"/>
           </w:tcPr>
           <w:p>
+            <w:pPr>
+              <w:spacing w:before="20" w:after="20"/>
+            </w:pPr>
             <w:r/>
             <w:r>
               <w:rPr>
@@ -2952,22 +4035,35 @@
             <w:tcW w:type="dxa" w:w="1514"/>
           </w:tcPr>
           <w:p>
-            <w:r/>
-            <w:r>
-              <w:rPr>
-                <w:rFonts w:ascii="Verdana" w:hAnsi="Verdana"/>
-                <w:b w:val="0"/>
-                <w:sz w:val="16"/>
-              </w:rPr>
-              <w:t>J m-2</w:t>
-            </w:r>
-          </w:p>
-        </w:tc>
-        <w:tc>
-          <w:tcPr>
-            <w:tcW w:type="dxa" w:w="1514"/>
-          </w:tcPr>
-          <w:p>
+            <w:pPr>
+              <w:spacing w:before="20" w:after="20"/>
+            </w:pPr>
+            <w:r/>
+            <w:r>
+              <w:rPr>
+                <w:rFonts w:ascii="Verdana" w:hAnsi="Verdana"/>
+                <w:sz w:val="16"/>
+              </w:rPr>
+              <w:t>J m</w:t>
+            </w:r>
+            <w:r>
+              <w:rPr>
+                <w:rFonts w:ascii="Verdana" w:hAnsi="Verdana"/>
+                <w:sz w:val="16"/>
+                <w:vertAlign w:val="superscript"/>
+              </w:rPr>
+              <w:t>-2</w:t>
+            </w:r>
+          </w:p>
+        </w:tc>
+        <w:tc>
+          <w:tcPr>
+            <w:tcW w:type="dxa" w:w="1514"/>
+          </w:tcPr>
+          <w:p>
+            <w:pPr>
+              <w:spacing w:before="20" w:after="20"/>
+            </w:pPr>
             <w:r/>
             <w:r>
               <w:rPr>
@@ -2984,6 +4080,9 @@
             <w:tcW w:type="dxa" w:w="1514"/>
           </w:tcPr>
           <w:p>
+            <w:pPr>
+              <w:spacing w:before="20" w:after="20"/>
+            </w:pPr>
             <w:r/>
             <w:r>
               <w:rPr>
@@ -3000,6 +4099,9 @@
             <w:tcW w:type="dxa" w:w="1514"/>
           </w:tcPr>
           <w:p>
+            <w:pPr>
+              <w:spacing w:before="20" w:after="20"/>
+            </w:pPr>
             <w:r/>
             <w:r>
               <w:rPr>
@@ -3020,6 +4122,9 @@
             <w:tcW w:type="dxa" w:w="1514"/>
           </w:tcPr>
           <w:p>
+            <w:pPr>
+              <w:spacing w:before="20" w:after="20"/>
+            </w:pPr>
             <w:r/>
             <w:r>
               <w:rPr>
@@ -3036,6 +4141,9 @@
             <w:tcW w:type="dxa" w:w="1514"/>
           </w:tcPr>
           <w:p>
+            <w:pPr>
+              <w:spacing w:before="20" w:after="20"/>
+            </w:pPr>
             <w:r/>
             <w:r>
               <w:rPr>
@@ -3052,22 +4160,35 @@
             <w:tcW w:type="dxa" w:w="1514"/>
           </w:tcPr>
           <w:p>
-            <w:r/>
-            <w:r>
-              <w:rPr>
-                <w:rFonts w:ascii="Verdana" w:hAnsi="Verdana"/>
-                <w:b w:val="0"/>
-                <w:sz w:val="16"/>
-              </w:rPr>
-              <w:t>J m-2</w:t>
-            </w:r>
-          </w:p>
-        </w:tc>
-        <w:tc>
-          <w:tcPr>
-            <w:tcW w:type="dxa" w:w="1514"/>
-          </w:tcPr>
-          <w:p>
+            <w:pPr>
+              <w:spacing w:before="20" w:after="20"/>
+            </w:pPr>
+            <w:r/>
+            <w:r>
+              <w:rPr>
+                <w:rFonts w:ascii="Verdana" w:hAnsi="Verdana"/>
+                <w:sz w:val="16"/>
+              </w:rPr>
+              <w:t>J m</w:t>
+            </w:r>
+            <w:r>
+              <w:rPr>
+                <w:rFonts w:ascii="Verdana" w:hAnsi="Verdana"/>
+                <w:sz w:val="16"/>
+                <w:vertAlign w:val="superscript"/>
+              </w:rPr>
+              <w:t>-2</w:t>
+            </w:r>
+          </w:p>
+        </w:tc>
+        <w:tc>
+          <w:tcPr>
+            <w:tcW w:type="dxa" w:w="1514"/>
+          </w:tcPr>
+          <w:p>
+            <w:pPr>
+              <w:spacing w:before="20" w:after="20"/>
+            </w:pPr>
             <w:r/>
             <w:r>
               <w:rPr>
@@ -3084,6 +4205,9 @@
             <w:tcW w:type="dxa" w:w="1514"/>
           </w:tcPr>
           <w:p>
+            <w:pPr>
+              <w:spacing w:before="20" w:after="20"/>
+            </w:pPr>
             <w:r/>
             <w:r>
               <w:rPr>
@@ -3100,6 +4224,9 @@
             <w:tcW w:type="dxa" w:w="1514"/>
           </w:tcPr>
           <w:p>
+            <w:pPr>
+              <w:spacing w:before="20" w:after="20"/>
+            </w:pPr>
             <w:r/>
             <w:r>
               <w:rPr>
@@ -3116,22 +4243,35 @@
             <w:tcW w:type="dxa" w:w="1514"/>
           </w:tcPr>
           <w:p>
-            <w:r/>
-            <w:r>
-              <w:rPr>
-                <w:rFonts w:ascii="Verdana" w:hAnsi="Verdana"/>
-                <w:b w:val="0"/>
-                <w:sz w:val="16"/>
-              </w:rPr>
-              <w:t>J m-2</w:t>
-            </w:r>
-          </w:p>
-        </w:tc>
-        <w:tc>
-          <w:tcPr>
-            <w:tcW w:type="dxa" w:w="1514"/>
-          </w:tcPr>
-          <w:p>
+            <w:pPr>
+              <w:spacing w:before="20" w:after="20"/>
+            </w:pPr>
+            <w:r/>
+            <w:r>
+              <w:rPr>
+                <w:rFonts w:ascii="Verdana" w:hAnsi="Verdana"/>
+                <w:sz w:val="16"/>
+              </w:rPr>
+              <w:t>J m</w:t>
+            </w:r>
+            <w:r>
+              <w:rPr>
+                <w:rFonts w:ascii="Verdana" w:hAnsi="Verdana"/>
+                <w:sz w:val="16"/>
+                <w:vertAlign w:val="superscript"/>
+              </w:rPr>
+              <w:t>-2</w:t>
+            </w:r>
+          </w:p>
+        </w:tc>
+        <w:tc>
+          <w:tcPr>
+            <w:tcW w:type="dxa" w:w="1514"/>
+          </w:tcPr>
+          <w:p>
+            <w:pPr>
+              <w:spacing w:before="20" w:after="20"/>
+            </w:pPr>
             <w:r/>
             <w:r>
               <w:rPr>
@@ -3148,6 +4288,9 @@
             <w:tcW w:type="dxa" w:w="1514"/>
           </w:tcPr>
           <w:p>
+            <w:pPr>
+              <w:spacing w:before="20" w:after="20"/>
+            </w:pPr>
             <w:r/>
             <w:r>
               <w:rPr>
@@ -3164,6 +4307,9 @@
             <w:tcW w:type="dxa" w:w="1514"/>
           </w:tcPr>
           <w:p>
+            <w:pPr>
+              <w:spacing w:before="20" w:after="20"/>
+            </w:pPr>
             <w:r/>
             <w:r>
               <w:rPr>
@@ -3184,6 +4330,9 @@
             <w:tcW w:type="dxa" w:w="1514"/>
           </w:tcPr>
           <w:p>
+            <w:pPr>
+              <w:spacing w:before="20" w:after="20"/>
+            </w:pPr>
             <w:r/>
             <w:r>
               <w:rPr>
@@ -3200,6 +4349,9 @@
             <w:tcW w:type="dxa" w:w="1514"/>
           </w:tcPr>
           <w:p>
+            <w:pPr>
+              <w:spacing w:before="20" w:after="20"/>
+            </w:pPr>
             <w:r/>
             <w:r>
               <w:rPr>
@@ -3216,22 +4368,35 @@
             <w:tcW w:type="dxa" w:w="1514"/>
           </w:tcPr>
           <w:p>
-            <w:r/>
-            <w:r>
-              <w:rPr>
-                <w:rFonts w:ascii="Verdana" w:hAnsi="Verdana"/>
-                <w:b w:val="0"/>
-                <w:sz w:val="16"/>
-              </w:rPr>
-              <w:t>J m-2</w:t>
-            </w:r>
-          </w:p>
-        </w:tc>
-        <w:tc>
-          <w:tcPr>
-            <w:tcW w:type="dxa" w:w="1514"/>
-          </w:tcPr>
-          <w:p>
+            <w:pPr>
+              <w:spacing w:before="20" w:after="20"/>
+            </w:pPr>
+            <w:r/>
+            <w:r>
+              <w:rPr>
+                <w:rFonts w:ascii="Verdana" w:hAnsi="Verdana"/>
+                <w:sz w:val="16"/>
+              </w:rPr>
+              <w:t>J m</w:t>
+            </w:r>
+            <w:r>
+              <w:rPr>
+                <w:rFonts w:ascii="Verdana" w:hAnsi="Verdana"/>
+                <w:sz w:val="16"/>
+                <w:vertAlign w:val="superscript"/>
+              </w:rPr>
+              <w:t>-2</w:t>
+            </w:r>
+          </w:p>
+        </w:tc>
+        <w:tc>
+          <w:tcPr>
+            <w:tcW w:type="dxa" w:w="1514"/>
+          </w:tcPr>
+          <w:p>
+            <w:pPr>
+              <w:spacing w:before="20" w:after="20"/>
+            </w:pPr>
             <w:r/>
             <w:r>
               <w:rPr>
@@ -3248,6 +4413,9 @@
             <w:tcW w:type="dxa" w:w="1514"/>
           </w:tcPr>
           <w:p>
+            <w:pPr>
+              <w:spacing w:before="20" w:after="20"/>
+            </w:pPr>
             <w:r/>
             <w:r>
               <w:rPr>
@@ -3264,6 +4432,9 @@
             <w:tcW w:type="dxa" w:w="1514"/>
           </w:tcPr>
           <w:p>
+            <w:pPr>
+              <w:spacing w:before="20" w:after="20"/>
+            </w:pPr>
             <w:r/>
             <w:r>
               <w:rPr>
@@ -3280,22 +4451,35 @@
             <w:tcW w:type="dxa" w:w="1514"/>
           </w:tcPr>
           <w:p>
-            <w:r/>
-            <w:r>
-              <w:rPr>
-                <w:rFonts w:ascii="Verdana" w:hAnsi="Verdana"/>
-                <w:b w:val="0"/>
-                <w:sz w:val="16"/>
-              </w:rPr>
-              <w:t>J m-2</w:t>
-            </w:r>
-          </w:p>
-        </w:tc>
-        <w:tc>
-          <w:tcPr>
-            <w:tcW w:type="dxa" w:w="1514"/>
-          </w:tcPr>
-          <w:p>
+            <w:pPr>
+              <w:spacing w:before="20" w:after="20"/>
+            </w:pPr>
+            <w:r/>
+            <w:r>
+              <w:rPr>
+                <w:rFonts w:ascii="Verdana" w:hAnsi="Verdana"/>
+                <w:sz w:val="16"/>
+              </w:rPr>
+              <w:t>J m</w:t>
+            </w:r>
+            <w:r>
+              <w:rPr>
+                <w:rFonts w:ascii="Verdana" w:hAnsi="Verdana"/>
+                <w:sz w:val="16"/>
+                <w:vertAlign w:val="superscript"/>
+              </w:rPr>
+              <w:t>-2</w:t>
+            </w:r>
+          </w:p>
+        </w:tc>
+        <w:tc>
+          <w:tcPr>
+            <w:tcW w:type="dxa" w:w="1514"/>
+          </w:tcPr>
+          <w:p>
+            <w:pPr>
+              <w:spacing w:before="20" w:after="20"/>
+            </w:pPr>
             <w:r/>
             <w:r>
               <w:rPr>
@@ -3312,6 +4496,9 @@
             <w:tcW w:type="dxa" w:w="1514"/>
           </w:tcPr>
           <w:p>
+            <w:pPr>
+              <w:spacing w:before="20" w:after="20"/>
+            </w:pPr>
             <w:r/>
             <w:r>
               <w:rPr>
@@ -3328,6 +4515,9 @@
             <w:tcW w:type="dxa" w:w="1514"/>
           </w:tcPr>
           <w:p>
+            <w:pPr>
+              <w:spacing w:before="20" w:after="20"/>
+            </w:pPr>
             <w:r/>
             <w:r>
               <w:rPr>
@@ -3348,6 +4538,9 @@
             <w:tcW w:type="dxa" w:w="1514"/>
           </w:tcPr>
           <w:p>
+            <w:pPr>
+              <w:spacing w:before="20" w:after="20"/>
+            </w:pPr>
             <w:r/>
             <w:r>
               <w:rPr>
@@ -3364,6 +4557,9 @@
             <w:tcW w:type="dxa" w:w="1514"/>
           </w:tcPr>
           <w:p>
+            <w:pPr>
+              <w:spacing w:before="20" w:after="20"/>
+            </w:pPr>
             <w:r/>
             <w:r>
               <w:rPr>
@@ -3380,11 +4576,13 @@
             <w:tcW w:type="dxa" w:w="1514"/>
           </w:tcPr>
           <w:p>
-            <w:r/>
-            <w:r>
-              <w:rPr>
-                <w:rFonts w:ascii="Verdana" w:hAnsi="Verdana"/>
-                <w:b w:val="0"/>
+            <w:pPr>
+              <w:spacing w:before="20" w:after="20"/>
+            </w:pPr>
+            <w:r/>
+            <w:r>
+              <w:rPr>
+                <w:rFonts w:ascii="Verdana" w:hAnsi="Verdana"/>
                 <w:sz w:val="16"/>
               </w:rPr>
               <w:t>%</w:t>
@@ -3396,6 +4594,9 @@
             <w:tcW w:type="dxa" w:w="1514"/>
           </w:tcPr>
           <w:p>
+            <w:pPr>
+              <w:spacing w:before="20" w:after="20"/>
+            </w:pPr>
             <w:r/>
             <w:r>
               <w:rPr>
@@ -3412,6 +4613,9 @@
             <w:tcW w:type="dxa" w:w="1514"/>
           </w:tcPr>
           <w:p>
+            <w:pPr>
+              <w:spacing w:before="20" w:after="20"/>
+            </w:pPr>
             <w:r/>
             <w:r>
               <w:rPr>
@@ -3428,6 +4632,9 @@
             <w:tcW w:type="dxa" w:w="1514"/>
           </w:tcPr>
           <w:p>
+            <w:pPr>
+              <w:spacing w:before="20" w:after="20"/>
+            </w:pPr>
             <w:r/>
             <w:r>
               <w:rPr>
@@ -3444,11 +4651,13 @@
             <w:tcW w:type="dxa" w:w="1514"/>
           </w:tcPr>
           <w:p>
-            <w:r/>
-            <w:r>
-              <w:rPr>
-                <w:rFonts w:ascii="Verdana" w:hAnsi="Verdana"/>
-                <w:b w:val="0"/>
+            <w:pPr>
+              <w:spacing w:before="20" w:after="20"/>
+            </w:pPr>
+            <w:r/>
+            <w:r>
+              <w:rPr>
+                <w:rFonts w:ascii="Verdana" w:hAnsi="Verdana"/>
                 <w:sz w:val="16"/>
               </w:rPr>
               <w:t>%</w:t>
@@ -3460,6 +4669,9 @@
             <w:tcW w:type="dxa" w:w="1514"/>
           </w:tcPr>
           <w:p>
+            <w:pPr>
+              <w:spacing w:before="20" w:after="20"/>
+            </w:pPr>
             <w:r/>
             <w:r>
               <w:rPr>
@@ -3476,6 +4688,9 @@
             <w:tcW w:type="dxa" w:w="1514"/>
           </w:tcPr>
           <w:p>
+            <w:pPr>
+              <w:spacing w:before="20" w:after="20"/>
+            </w:pPr>
             <w:r/>
             <w:r>
               <w:rPr>
@@ -3492,6 +4707,9 @@
             <w:tcW w:type="dxa" w:w="1514"/>
           </w:tcPr>
           <w:p>
+            <w:pPr>
+              <w:spacing w:before="20" w:after="20"/>
+            </w:pPr>
             <w:r/>
             <w:r>
               <w:rPr>
@@ -3512,6 +4730,9 @@
             <w:tcW w:type="dxa" w:w="1514"/>
           </w:tcPr>
           <w:p>
+            <w:pPr>
+              <w:spacing w:before="20" w:after="20"/>
+            </w:pPr>
             <w:r/>
             <w:r>
               <w:rPr>
@@ -3528,6 +4749,9 @@
             <w:tcW w:type="dxa" w:w="1514"/>
           </w:tcPr>
           <w:p>
+            <w:pPr>
+              <w:spacing w:before="20" w:after="20"/>
+            </w:pPr>
             <w:r/>
             <w:r>
               <w:rPr>
@@ -3544,11 +4768,13 @@
             <w:tcW w:type="dxa" w:w="1514"/>
           </w:tcPr>
           <w:p>
-            <w:r/>
-            <w:r>
-              <w:rPr>
-                <w:rFonts w:ascii="Verdana" w:hAnsi="Verdana"/>
-                <w:b w:val="0"/>
+            <w:pPr>
+              <w:spacing w:before="20" w:after="20"/>
+            </w:pPr>
+            <w:r/>
+            <w:r>
+              <w:rPr>
+                <w:rFonts w:ascii="Verdana" w:hAnsi="Verdana"/>
                 <w:sz w:val="16"/>
               </w:rPr>
               <w:t>%</w:t>
@@ -3560,6 +4786,9 @@
             <w:tcW w:type="dxa" w:w="1514"/>
           </w:tcPr>
           <w:p>
+            <w:pPr>
+              <w:spacing w:before="20" w:after="20"/>
+            </w:pPr>
             <w:r/>
             <w:r>
               <w:rPr>
@@ -3576,6 +4805,9 @@
             <w:tcW w:type="dxa" w:w="1514"/>
           </w:tcPr>
           <w:p>
+            <w:pPr>
+              <w:spacing w:before="20" w:after="20"/>
+            </w:pPr>
             <w:r/>
             <w:r>
               <w:rPr>
@@ -3592,6 +4824,9 @@
             <w:tcW w:type="dxa" w:w="1514"/>
           </w:tcPr>
           <w:p>
+            <w:pPr>
+              <w:spacing w:before="20" w:after="20"/>
+            </w:pPr>
             <w:r/>
             <w:r>
               <w:rPr>
@@ -3608,11 +4843,13 @@
             <w:tcW w:type="dxa" w:w="1514"/>
           </w:tcPr>
           <w:p>
-            <w:r/>
-            <w:r>
-              <w:rPr>
-                <w:rFonts w:ascii="Verdana" w:hAnsi="Verdana"/>
-                <w:b w:val="0"/>
+            <w:pPr>
+              <w:spacing w:before="20" w:after="20"/>
+            </w:pPr>
+            <w:r/>
+            <w:r>
+              <w:rPr>
+                <w:rFonts w:ascii="Verdana" w:hAnsi="Verdana"/>
                 <w:sz w:val="16"/>
               </w:rPr>
               <w:t>%</w:t>
@@ -3624,6 +4861,9 @@
             <w:tcW w:type="dxa" w:w="1514"/>
           </w:tcPr>
           <w:p>
+            <w:pPr>
+              <w:spacing w:before="20" w:after="20"/>
+            </w:pPr>
             <w:r/>
             <w:r>
               <w:rPr>
@@ -3640,6 +4880,9 @@
             <w:tcW w:type="dxa" w:w="1514"/>
           </w:tcPr>
           <w:p>
+            <w:pPr>
+              <w:spacing w:before="20" w:after="20"/>
+            </w:pPr>
             <w:r/>
             <w:r>
               <w:rPr>
@@ -3656,6 +4899,9 @@
             <w:tcW w:type="dxa" w:w="1514"/>
           </w:tcPr>
           <w:p>
+            <w:pPr>
+              <w:spacing w:before="20" w:after="20"/>
+            </w:pPr>
             <w:r/>
             <w:r>
               <w:rPr>
@@ -3676,6 +4922,9 @@
             <w:tcW w:type="dxa" w:w="1514"/>
           </w:tcPr>
           <w:p>
+            <w:pPr>
+              <w:spacing w:before="20" w:after="20"/>
+            </w:pPr>
             <w:r/>
             <w:r>
               <w:rPr>
@@ -3692,6 +4941,9 @@
             <w:tcW w:type="dxa" w:w="1514"/>
           </w:tcPr>
           <w:p>
+            <w:pPr>
+              <w:spacing w:before="20" w:after="20"/>
+            </w:pPr>
             <w:r/>
             <w:r>
               <w:rPr>
@@ -3708,28 +4960,22 @@
             <w:tcW w:type="dxa" w:w="1514"/>
           </w:tcPr>
           <w:p>
-            <w:r/>
-            <w:r>
-              <w:rPr>
-                <w:rFonts w:ascii="Verdana" w:hAnsi="Verdana"/>
-                <w:b w:val="0"/>
-                <w:sz w:val="16"/>
-              </w:rPr>
-              <w:t>J m-2</w:t>
-            </w:r>
-          </w:p>
-        </w:tc>
-        <w:tc>
-          <w:tcPr>
-            <w:tcW w:type="dxa" w:w="1514"/>
-          </w:tcPr>
-          <w:p>
-            <w:r/>
-            <w:r>
-              <w:rPr>
-                <w:rFonts w:ascii="Verdana" w:hAnsi="Verdana"/>
-                <w:b w:val="0"/>
-                <w:sz w:val="16"/>
+            <w:pPr>
+              <w:spacing w:before="20" w:after="20"/>
+            </w:pPr>
+            <w:r/>
+            <w:r>
+              <w:rPr>
+                <w:rFonts w:ascii="Verdana" w:hAnsi="Verdana"/>
+                <w:sz w:val="16"/>
+              </w:rPr>
+              <w:t>J m</w:t>
+            </w:r>
+            <w:r>
+              <w:rPr>
+                <w:rFonts w:ascii="Verdana" w:hAnsi="Verdana"/>
+                <w:sz w:val="16"/>
+                <w:vertAlign w:val="superscript"/>
               </w:rPr>
               <w:t>-2</w:t>
             </w:r>
@@ -3740,6 +4986,28 @@
             <w:tcW w:type="dxa" w:w="1514"/>
           </w:tcPr>
           <w:p>
+            <w:pPr>
+              <w:spacing w:before="20" w:after="20"/>
+            </w:pPr>
+            <w:r/>
+            <w:r>
+              <w:rPr>
+                <w:rFonts w:ascii="Verdana" w:hAnsi="Verdana"/>
+                <w:b w:val="0"/>
+                <w:sz w:val="16"/>
+              </w:rPr>
+              <w:t>-2</w:t>
+            </w:r>
+          </w:p>
+        </w:tc>
+        <w:tc>
+          <w:tcPr>
+            <w:tcW w:type="dxa" w:w="1514"/>
+          </w:tcPr>
+          <w:p>
+            <w:pPr>
+              <w:spacing w:before="20" w:after="20"/>
+            </w:pPr>
             <w:r/>
             <w:r>
               <w:rPr>
@@ -3756,6 +5024,9 @@
             <w:tcW w:type="dxa" w:w="1514"/>
           </w:tcPr>
           <w:p>
+            <w:pPr>
+              <w:spacing w:before="20" w:after="20"/>
+            </w:pPr>
             <w:r/>
             <w:r>
               <w:rPr>
@@ -3772,28 +5043,22 @@
             <w:tcW w:type="dxa" w:w="1514"/>
           </w:tcPr>
           <w:p>
-            <w:r/>
-            <w:r>
-              <w:rPr>
-                <w:rFonts w:ascii="Verdana" w:hAnsi="Verdana"/>
-                <w:b w:val="0"/>
-                <w:sz w:val="16"/>
-              </w:rPr>
-              <w:t>J m-2</w:t>
-            </w:r>
-          </w:p>
-        </w:tc>
-        <w:tc>
-          <w:tcPr>
-            <w:tcW w:type="dxa" w:w="1514"/>
-          </w:tcPr>
-          <w:p>
-            <w:r/>
-            <w:r>
-              <w:rPr>
-                <w:rFonts w:ascii="Verdana" w:hAnsi="Verdana"/>
-                <w:b w:val="0"/>
-                <w:sz w:val="16"/>
+            <w:pPr>
+              <w:spacing w:before="20" w:after="20"/>
+            </w:pPr>
+            <w:r/>
+            <w:r>
+              <w:rPr>
+                <w:rFonts w:ascii="Verdana" w:hAnsi="Verdana"/>
+                <w:sz w:val="16"/>
+              </w:rPr>
+              <w:t>J m</w:t>
+            </w:r>
+            <w:r>
+              <w:rPr>
+                <w:rFonts w:ascii="Verdana" w:hAnsi="Verdana"/>
+                <w:sz w:val="16"/>
+                <w:vertAlign w:val="superscript"/>
               </w:rPr>
               <w:t>-2</w:t>
             </w:r>
@@ -3804,6 +5069,28 @@
             <w:tcW w:type="dxa" w:w="1514"/>
           </w:tcPr>
           <w:p>
+            <w:pPr>
+              <w:spacing w:before="20" w:after="20"/>
+            </w:pPr>
+            <w:r/>
+            <w:r>
+              <w:rPr>
+                <w:rFonts w:ascii="Verdana" w:hAnsi="Verdana"/>
+                <w:b w:val="0"/>
+                <w:sz w:val="16"/>
+              </w:rPr>
+              <w:t>-2</w:t>
+            </w:r>
+          </w:p>
+        </w:tc>
+        <w:tc>
+          <w:tcPr>
+            <w:tcW w:type="dxa" w:w="1514"/>
+          </w:tcPr>
+          <w:p>
+            <w:pPr>
+              <w:spacing w:before="20" w:after="20"/>
+            </w:pPr>
             <w:r/>
             <w:r>
               <w:rPr>
@@ -3820,6 +5107,9 @@
             <w:tcW w:type="dxa" w:w="1514"/>
           </w:tcPr>
           <w:p>
+            <w:pPr>
+              <w:spacing w:before="20" w:after="20"/>
+            </w:pPr>
             <w:r/>
             <w:r>
               <w:rPr>
@@ -3840,6 +5130,9 @@
             <w:tcW w:type="dxa" w:w="1514"/>
           </w:tcPr>
           <w:p>
+            <w:pPr>
+              <w:spacing w:before="20" w:after="20"/>
+            </w:pPr>
             <w:r/>
             <w:r>
               <w:rPr>
@@ -3856,6 +5149,9 @@
             <w:tcW w:type="dxa" w:w="1514"/>
           </w:tcPr>
           <w:p>
+            <w:pPr>
+              <w:spacing w:before="20" w:after="20"/>
+            </w:pPr>
             <w:r/>
             <w:r>
               <w:rPr>
@@ -3872,28 +5168,22 @@
             <w:tcW w:type="dxa" w:w="1514"/>
           </w:tcPr>
           <w:p>
-            <w:r/>
-            <w:r>
-              <w:rPr>
-                <w:rFonts w:ascii="Verdana" w:hAnsi="Verdana"/>
-                <w:b w:val="0"/>
-                <w:sz w:val="16"/>
-              </w:rPr>
-              <w:t>J m-2</w:t>
-            </w:r>
-          </w:p>
-        </w:tc>
-        <w:tc>
-          <w:tcPr>
-            <w:tcW w:type="dxa" w:w="1514"/>
-          </w:tcPr>
-          <w:p>
-            <w:r/>
-            <w:r>
-              <w:rPr>
-                <w:rFonts w:ascii="Verdana" w:hAnsi="Verdana"/>
-                <w:b w:val="0"/>
-                <w:sz w:val="16"/>
+            <w:pPr>
+              <w:spacing w:before="20" w:after="20"/>
+            </w:pPr>
+            <w:r/>
+            <w:r>
+              <w:rPr>
+                <w:rFonts w:ascii="Verdana" w:hAnsi="Verdana"/>
+                <w:sz w:val="16"/>
+              </w:rPr>
+              <w:t>J m</w:t>
+            </w:r>
+            <w:r>
+              <w:rPr>
+                <w:rFonts w:ascii="Verdana" w:hAnsi="Verdana"/>
+                <w:sz w:val="16"/>
+                <w:vertAlign w:val="superscript"/>
               </w:rPr>
               <w:t>-2</w:t>
             </w:r>
@@ -3904,6 +5194,28 @@
             <w:tcW w:type="dxa" w:w="1514"/>
           </w:tcPr>
           <w:p>
+            <w:pPr>
+              <w:spacing w:before="20" w:after="20"/>
+            </w:pPr>
+            <w:r/>
+            <w:r>
+              <w:rPr>
+                <w:rFonts w:ascii="Verdana" w:hAnsi="Verdana"/>
+                <w:b w:val="0"/>
+                <w:sz w:val="16"/>
+              </w:rPr>
+              <w:t>-2</w:t>
+            </w:r>
+          </w:p>
+        </w:tc>
+        <w:tc>
+          <w:tcPr>
+            <w:tcW w:type="dxa" w:w="1514"/>
+          </w:tcPr>
+          <w:p>
+            <w:pPr>
+              <w:spacing w:before="20" w:after="20"/>
+            </w:pPr>
             <w:r/>
             <w:r>
               <w:rPr>
@@ -3920,6 +5232,9 @@
             <w:tcW w:type="dxa" w:w="1514"/>
           </w:tcPr>
           <w:p>
+            <w:pPr>
+              <w:spacing w:before="20" w:after="20"/>
+            </w:pPr>
             <w:r/>
             <w:r>
               <w:rPr>
@@ -3936,28 +5251,22 @@
             <w:tcW w:type="dxa" w:w="1514"/>
           </w:tcPr>
           <w:p>
-            <w:r/>
-            <w:r>
-              <w:rPr>
-                <w:rFonts w:ascii="Verdana" w:hAnsi="Verdana"/>
-                <w:b w:val="0"/>
-                <w:sz w:val="16"/>
-              </w:rPr>
-              <w:t>J m-2</w:t>
-            </w:r>
-          </w:p>
-        </w:tc>
-        <w:tc>
-          <w:tcPr>
-            <w:tcW w:type="dxa" w:w="1514"/>
-          </w:tcPr>
-          <w:p>
-            <w:r/>
-            <w:r>
-              <w:rPr>
-                <w:rFonts w:ascii="Verdana" w:hAnsi="Verdana"/>
-                <w:b w:val="0"/>
-                <w:sz w:val="16"/>
+            <w:pPr>
+              <w:spacing w:before="20" w:after="20"/>
+            </w:pPr>
+            <w:r/>
+            <w:r>
+              <w:rPr>
+                <w:rFonts w:ascii="Verdana" w:hAnsi="Verdana"/>
+                <w:sz w:val="16"/>
+              </w:rPr>
+              <w:t>J m</w:t>
+            </w:r>
+            <w:r>
+              <w:rPr>
+                <w:rFonts w:ascii="Verdana" w:hAnsi="Verdana"/>
+                <w:sz w:val="16"/>
+                <w:vertAlign w:val="superscript"/>
               </w:rPr>
               <w:t>-2</w:t>
             </w:r>
@@ -3968,6 +5277,28 @@
             <w:tcW w:type="dxa" w:w="1514"/>
           </w:tcPr>
           <w:p>
+            <w:pPr>
+              <w:spacing w:before="20" w:after="20"/>
+            </w:pPr>
+            <w:r/>
+            <w:r>
+              <w:rPr>
+                <w:rFonts w:ascii="Verdana" w:hAnsi="Verdana"/>
+                <w:b w:val="0"/>
+                <w:sz w:val="16"/>
+              </w:rPr>
+              <w:t>-2</w:t>
+            </w:r>
+          </w:p>
+        </w:tc>
+        <w:tc>
+          <w:tcPr>
+            <w:tcW w:type="dxa" w:w="1514"/>
+          </w:tcPr>
+          <w:p>
+            <w:pPr>
+              <w:spacing w:before="20" w:after="20"/>
+            </w:pPr>
             <w:r/>
             <w:r>
               <w:rPr>
@@ -3984,6 +5315,9 @@
             <w:tcW w:type="dxa" w:w="1514"/>
           </w:tcPr>
           <w:p>
+            <w:pPr>
+              <w:spacing w:before="20" w:after="20"/>
+            </w:pPr>
             <w:r/>
             <w:r>
               <w:rPr>
@@ -4004,6 +5338,9 @@
             <w:tcW w:type="dxa" w:w="1514"/>
           </w:tcPr>
           <w:p>
+            <w:pPr>
+              <w:spacing w:before="20" w:after="20"/>
+            </w:pPr>
             <w:r/>
             <w:r>
               <w:rPr>
@@ -4020,6 +5357,9 @@
             <w:tcW w:type="dxa" w:w="1514"/>
           </w:tcPr>
           <w:p>
+            <w:pPr>
+              <w:spacing w:before="20" w:after="20"/>
+            </w:pPr>
             <w:r/>
             <w:r>
               <w:rPr>
@@ -4036,28 +5376,22 @@
             <w:tcW w:type="dxa" w:w="1514"/>
           </w:tcPr>
           <w:p>
-            <w:r/>
-            <w:r>
-              <w:rPr>
-                <w:rFonts w:ascii="Verdana" w:hAnsi="Verdana"/>
-                <w:b w:val="0"/>
-                <w:sz w:val="16"/>
-              </w:rPr>
-              <w:t>J m-2</w:t>
-            </w:r>
-          </w:p>
-        </w:tc>
-        <w:tc>
-          <w:tcPr>
-            <w:tcW w:type="dxa" w:w="1514"/>
-          </w:tcPr>
-          <w:p>
-            <w:r/>
-            <w:r>
-              <w:rPr>
-                <w:rFonts w:ascii="Verdana" w:hAnsi="Verdana"/>
-                <w:b w:val="0"/>
-                <w:sz w:val="16"/>
+            <w:pPr>
+              <w:spacing w:before="20" w:after="20"/>
+            </w:pPr>
+            <w:r/>
+            <w:r>
+              <w:rPr>
+                <w:rFonts w:ascii="Verdana" w:hAnsi="Verdana"/>
+                <w:sz w:val="16"/>
+              </w:rPr>
+              <w:t>J m</w:t>
+            </w:r>
+            <w:r>
+              <w:rPr>
+                <w:rFonts w:ascii="Verdana" w:hAnsi="Verdana"/>
+                <w:sz w:val="16"/>
+                <w:vertAlign w:val="superscript"/>
               </w:rPr>
               <w:t>-2</w:t>
             </w:r>
@@ -4068,6 +5402,28 @@
             <w:tcW w:type="dxa" w:w="1514"/>
           </w:tcPr>
           <w:p>
+            <w:pPr>
+              <w:spacing w:before="20" w:after="20"/>
+            </w:pPr>
+            <w:r/>
+            <w:r>
+              <w:rPr>
+                <w:rFonts w:ascii="Verdana" w:hAnsi="Verdana"/>
+                <w:b w:val="0"/>
+                <w:sz w:val="16"/>
+              </w:rPr>
+              <w:t>-2</w:t>
+            </w:r>
+          </w:p>
+        </w:tc>
+        <w:tc>
+          <w:tcPr>
+            <w:tcW w:type="dxa" w:w="1514"/>
+          </w:tcPr>
+          <w:p>
+            <w:pPr>
+              <w:spacing w:before="20" w:after="20"/>
+            </w:pPr>
             <w:r/>
             <w:r>
               <w:rPr>
@@ -4084,6 +5440,9 @@
             <w:tcW w:type="dxa" w:w="1514"/>
           </w:tcPr>
           <w:p>
+            <w:pPr>
+              <w:spacing w:before="20" w:after="20"/>
+            </w:pPr>
             <w:r/>
             <w:r>
               <w:rPr>
@@ -4100,28 +5459,22 @@
             <w:tcW w:type="dxa" w:w="1514"/>
           </w:tcPr>
           <w:p>
-            <w:r/>
-            <w:r>
-              <w:rPr>
-                <w:rFonts w:ascii="Verdana" w:hAnsi="Verdana"/>
-                <w:b w:val="0"/>
-                <w:sz w:val="16"/>
-              </w:rPr>
-              <w:t>J m-2</w:t>
-            </w:r>
-          </w:p>
-        </w:tc>
-        <w:tc>
-          <w:tcPr>
-            <w:tcW w:type="dxa" w:w="1514"/>
-          </w:tcPr>
-          <w:p>
-            <w:r/>
-            <w:r>
-              <w:rPr>
-                <w:rFonts w:ascii="Verdana" w:hAnsi="Verdana"/>
-                <w:b w:val="0"/>
-                <w:sz w:val="16"/>
+            <w:pPr>
+              <w:spacing w:before="20" w:after="20"/>
+            </w:pPr>
+            <w:r/>
+            <w:r>
+              <w:rPr>
+                <w:rFonts w:ascii="Verdana" w:hAnsi="Verdana"/>
+                <w:sz w:val="16"/>
+              </w:rPr>
+              <w:t>J m</w:t>
+            </w:r>
+            <w:r>
+              <w:rPr>
+                <w:rFonts w:ascii="Verdana" w:hAnsi="Verdana"/>
+                <w:sz w:val="16"/>
+                <w:vertAlign w:val="superscript"/>
               </w:rPr>
               <w:t>-2</w:t>
             </w:r>
@@ -4132,6 +5485,28 @@
             <w:tcW w:type="dxa" w:w="1514"/>
           </w:tcPr>
           <w:p>
+            <w:pPr>
+              <w:spacing w:before="20" w:after="20"/>
+            </w:pPr>
+            <w:r/>
+            <w:r>
+              <w:rPr>
+                <w:rFonts w:ascii="Verdana" w:hAnsi="Verdana"/>
+                <w:b w:val="0"/>
+                <w:sz w:val="16"/>
+              </w:rPr>
+              <w:t>-2</w:t>
+            </w:r>
+          </w:p>
+        </w:tc>
+        <w:tc>
+          <w:tcPr>
+            <w:tcW w:type="dxa" w:w="1514"/>
+          </w:tcPr>
+          <w:p>
+            <w:pPr>
+              <w:spacing w:before="20" w:after="20"/>
+            </w:pPr>
             <w:r/>
             <w:r>
               <w:rPr>
@@ -4148,6 +5523,9 @@
             <w:tcW w:type="dxa" w:w="1514"/>
           </w:tcPr>
           <w:p>
+            <w:pPr>
+              <w:spacing w:before="20" w:after="20"/>
+            </w:pPr>
             <w:r/>
             <w:r>
               <w:rPr>
@@ -4168,6 +5546,9 @@
             <w:tcW w:type="dxa" w:w="1514"/>
           </w:tcPr>
           <w:p>
+            <w:pPr>
+              <w:spacing w:before="20" w:after="20"/>
+            </w:pPr>
             <w:r/>
             <w:r>
               <w:rPr>
@@ -4184,6 +5565,9 @@
             <w:tcW w:type="dxa" w:w="1514"/>
           </w:tcPr>
           <w:p>
+            <w:pPr>
+              <w:spacing w:before="20" w:after="20"/>
+            </w:pPr>
             <w:r/>
             <w:r>
               <w:rPr>
@@ -4200,11 +5584,13 @@
             <w:tcW w:type="dxa" w:w="1514"/>
           </w:tcPr>
           <w:p>
-            <w:r/>
-            <w:r>
-              <w:rPr>
-                <w:rFonts w:ascii="Verdana" w:hAnsi="Verdana"/>
-                <w:b w:val="0"/>
+            <w:pPr>
+              <w:spacing w:before="20" w:after="20"/>
+            </w:pPr>
+            <w:r/>
+            <w:r>
+              <w:rPr>
+                <w:rFonts w:ascii="Verdana" w:hAnsi="Verdana"/>
                 <w:sz w:val="16"/>
               </w:rPr>
               <w:t>min</w:t>
@@ -4216,6 +5602,9 @@
             <w:tcW w:type="dxa" w:w="1514"/>
           </w:tcPr>
           <w:p>
+            <w:pPr>
+              <w:spacing w:before="20" w:after="20"/>
+            </w:pPr>
             <w:r/>
             <w:r>
               <w:rPr>
@@ -4232,6 +5621,9 @@
             <w:tcW w:type="dxa" w:w="1514"/>
           </w:tcPr>
           <w:p>
+            <w:pPr>
+              <w:spacing w:before="20" w:after="20"/>
+            </w:pPr>
             <w:r/>
             <w:r>
               <w:rPr>
@@ -4248,6 +5640,9 @@
             <w:tcW w:type="dxa" w:w="1514"/>
           </w:tcPr>
           <w:p>
+            <w:pPr>
+              <w:spacing w:before="20" w:after="20"/>
+            </w:pPr>
             <w:r/>
             <w:r>
               <w:rPr>
@@ -4264,11 +5659,13 @@
             <w:tcW w:type="dxa" w:w="1514"/>
           </w:tcPr>
           <w:p>
-            <w:r/>
-            <w:r>
-              <w:rPr>
-                <w:rFonts w:ascii="Verdana" w:hAnsi="Verdana"/>
-                <w:b w:val="0"/>
+            <w:pPr>
+              <w:spacing w:before="20" w:after="20"/>
+            </w:pPr>
+            <w:r/>
+            <w:r>
+              <w:rPr>
+                <w:rFonts w:ascii="Verdana" w:hAnsi="Verdana"/>
                 <w:sz w:val="16"/>
               </w:rPr>
               <w:t>min</w:t>
@@ -4280,6 +5677,9 @@
             <w:tcW w:type="dxa" w:w="1514"/>
           </w:tcPr>
           <w:p>
+            <w:pPr>
+              <w:spacing w:before="20" w:after="20"/>
+            </w:pPr>
             <w:r/>
             <w:r>
               <w:rPr>
@@ -4296,6 +5696,9 @@
             <w:tcW w:type="dxa" w:w="1514"/>
           </w:tcPr>
           <w:p>
+            <w:pPr>
+              <w:spacing w:before="20" w:after="20"/>
+            </w:pPr>
             <w:r/>
             <w:r>
               <w:rPr>
@@ -4312,6 +5715,9 @@
             <w:tcW w:type="dxa" w:w="1514"/>
           </w:tcPr>
           <w:p>
+            <w:pPr>
+              <w:spacing w:before="20" w:after="20"/>
+            </w:pPr>
             <w:r/>
             <w:r>
               <w:rPr>
@@ -4332,6 +5738,9 @@
             <w:tcW w:type="dxa" w:w="1514"/>
           </w:tcPr>
           <w:p>
+            <w:pPr>
+              <w:spacing w:before="20" w:after="20"/>
+            </w:pPr>
             <w:r/>
             <w:r>
               <w:rPr>
@@ -4348,6 +5757,9 @@
             <w:tcW w:type="dxa" w:w="1514"/>
           </w:tcPr>
           <w:p>
+            <w:pPr>
+              <w:spacing w:before="20" w:after="20"/>
+            </w:pPr>
             <w:r/>
             <w:r>
               <w:rPr>
@@ -4364,11 +5776,13 @@
             <w:tcW w:type="dxa" w:w="1514"/>
           </w:tcPr>
           <w:p>
-            <w:r/>
-            <w:r>
-              <w:rPr>
-                <w:rFonts w:ascii="Verdana" w:hAnsi="Verdana"/>
-                <w:b w:val="0"/>
+            <w:pPr>
+              <w:spacing w:before="20" w:after="20"/>
+            </w:pPr>
+            <w:r/>
+            <w:r>
+              <w:rPr>
+                <w:rFonts w:ascii="Verdana" w:hAnsi="Verdana"/>
                 <w:sz w:val="16"/>
               </w:rPr>
               <w:t>h</w:t>
@@ -4380,6 +5794,9 @@
             <w:tcW w:type="dxa" w:w="1514"/>
           </w:tcPr>
           <w:p>
+            <w:pPr>
+              <w:spacing w:before="20" w:after="20"/>
+            </w:pPr>
             <w:r/>
             <w:r>
               <w:rPr>
@@ -4396,6 +5813,9 @@
             <w:tcW w:type="dxa" w:w="1514"/>
           </w:tcPr>
           <w:p>
+            <w:pPr>
+              <w:spacing w:before="20" w:after="20"/>
+            </w:pPr>
             <w:r/>
             <w:r>
               <w:rPr>
@@ -4412,6 +5832,9 @@
             <w:tcW w:type="dxa" w:w="1514"/>
           </w:tcPr>
           <w:p>
+            <w:pPr>
+              <w:spacing w:before="20" w:after="20"/>
+            </w:pPr>
             <w:r/>
             <w:r>
               <w:rPr>
@@ -4428,11 +5851,13 @@
             <w:tcW w:type="dxa" w:w="1514"/>
           </w:tcPr>
           <w:p>
-            <w:r/>
-            <w:r>
-              <w:rPr>
-                <w:rFonts w:ascii="Verdana" w:hAnsi="Verdana"/>
-                <w:b w:val="0"/>
+            <w:pPr>
+              <w:spacing w:before="20" w:after="20"/>
+            </w:pPr>
+            <w:r/>
+            <w:r>
+              <w:rPr>
+                <w:rFonts w:ascii="Verdana" w:hAnsi="Verdana"/>
                 <w:sz w:val="16"/>
               </w:rPr>
               <w:t>h</w:t>
@@ -4444,6 +5869,9 @@
             <w:tcW w:type="dxa" w:w="1514"/>
           </w:tcPr>
           <w:p>
+            <w:pPr>
+              <w:spacing w:before="20" w:after="20"/>
+            </w:pPr>
             <w:r/>
             <w:r>
               <w:rPr>
@@ -4460,6 +5888,9 @@
             <w:tcW w:type="dxa" w:w="1514"/>
           </w:tcPr>
           <w:p>
+            <w:pPr>
+              <w:spacing w:before="20" w:after="20"/>
+            </w:pPr>
             <w:r/>
             <w:r>
               <w:rPr>
@@ -4476,6 +5907,9 @@
             <w:tcW w:type="dxa" w:w="1514"/>
           </w:tcPr>
           <w:p>
+            <w:pPr>
+              <w:spacing w:before="20" w:after="20"/>
+            </w:pPr>
             <w:r/>
             <w:r>
               <w:rPr>
@@ -4496,6 +5930,9 @@
             <w:tcW w:type="dxa" w:w="1514"/>
           </w:tcPr>
           <w:p>
+            <w:pPr>
+              <w:spacing w:before="20" w:after="20"/>
+            </w:pPr>
             <w:r/>
             <w:r>
               <w:rPr>
@@ -4512,6 +5949,9 @@
             <w:tcW w:type="dxa" w:w="1514"/>
           </w:tcPr>
           <w:p>
+            <w:pPr>
+              <w:spacing w:before="20" w:after="20"/>
+            </w:pPr>
             <w:r/>
             <w:r>
               <w:rPr>
@@ -4528,11 +5968,13 @@
             <w:tcW w:type="dxa" w:w="1514"/>
           </w:tcPr>
           <w:p>
-            <w:r/>
-            <w:r>
-              <w:rPr>
-                <w:rFonts w:ascii="Verdana" w:hAnsi="Verdana"/>
-                <w:b w:val="0"/>
+            <w:pPr>
+              <w:spacing w:before="20" w:after="20"/>
+            </w:pPr>
+            <w:r/>
+            <w:r>
+              <w:rPr>
+                <w:rFonts w:ascii="Verdana" w:hAnsi="Verdana"/>
                 <w:sz w:val="16"/>
               </w:rPr>
               <w:t>%</w:t>
@@ -4544,6 +5986,9 @@
             <w:tcW w:type="dxa" w:w="1514"/>
           </w:tcPr>
           <w:p>
+            <w:pPr>
+              <w:spacing w:before="20" w:after="20"/>
+            </w:pPr>
             <w:r/>
             <w:r>
               <w:rPr>
@@ -4560,6 +6005,9 @@
             <w:tcW w:type="dxa" w:w="1514"/>
           </w:tcPr>
           <w:p>
+            <w:pPr>
+              <w:spacing w:before="20" w:after="20"/>
+            </w:pPr>
             <w:r/>
             <w:r>
               <w:rPr>
@@ -4576,6 +6024,9 @@
             <w:tcW w:type="dxa" w:w="1514"/>
           </w:tcPr>
           <w:p>
+            <w:pPr>
+              <w:spacing w:before="20" w:after="20"/>
+            </w:pPr>
             <w:r/>
             <w:r>
               <w:rPr>
@@ -4592,11 +6043,13 @@
             <w:tcW w:type="dxa" w:w="1514"/>
           </w:tcPr>
           <w:p>
-            <w:r/>
-            <w:r>
-              <w:rPr>
-                <w:rFonts w:ascii="Verdana" w:hAnsi="Verdana"/>
-                <w:b w:val="0"/>
+            <w:pPr>
+              <w:spacing w:before="20" w:after="20"/>
+            </w:pPr>
+            <w:r/>
+            <w:r>
+              <w:rPr>
+                <w:rFonts w:ascii="Verdana" w:hAnsi="Verdana"/>
                 <w:sz w:val="16"/>
               </w:rPr>
               <w:t>%</w:t>
@@ -4608,6 +6061,9 @@
             <w:tcW w:type="dxa" w:w="1514"/>
           </w:tcPr>
           <w:p>
+            <w:pPr>
+              <w:spacing w:before="20" w:after="20"/>
+            </w:pPr>
             <w:r/>
             <w:r>
               <w:rPr>
@@ -4624,6 +6080,9 @@
             <w:tcW w:type="dxa" w:w="1514"/>
           </w:tcPr>
           <w:p>
+            <w:pPr>
+              <w:spacing w:before="20" w:after="20"/>
+            </w:pPr>
             <w:r/>
             <w:r>
               <w:rPr>
@@ -4640,6 +6099,9 @@
             <w:tcW w:type="dxa" w:w="1514"/>
           </w:tcPr>
           <w:p>
+            <w:pPr>
+              <w:spacing w:before="20" w:after="20"/>
+            </w:pPr>
             <w:r/>
             <w:r>
               <w:rPr>
@@ -4660,6 +6122,9 @@
             <w:tcW w:type="dxa" w:w="1514"/>
           </w:tcPr>
           <w:p>
+            <w:pPr>
+              <w:spacing w:before="20" w:after="20"/>
+            </w:pPr>
             <w:r/>
             <w:r>
               <w:rPr>
@@ -4676,6 +6141,9 @@
             <w:tcW w:type="dxa" w:w="1514"/>
           </w:tcPr>
           <w:p>
+            <w:pPr>
+              <w:spacing w:before="20" w:after="20"/>
+            </w:pPr>
             <w:r/>
             <w:r>
               <w:rPr>
@@ -4692,11 +6160,13 @@
             <w:tcW w:type="dxa" w:w="1514"/>
           </w:tcPr>
           <w:p>
-            <w:r/>
-            <w:r>
-              <w:rPr>
-                <w:rFonts w:ascii="Verdana" w:hAnsi="Verdana"/>
-                <w:b w:val="0"/>
+            <w:pPr>
+              <w:spacing w:before="20" w:after="20"/>
+            </w:pPr>
+            <w:r/>
+            <w:r>
+              <w:rPr>
+                <w:rFonts w:ascii="Verdana" w:hAnsi="Verdana"/>
                 <w:sz w:val="16"/>
               </w:rPr>
               <w:t>min</w:t>
@@ -4708,6 +6178,9 @@
             <w:tcW w:type="dxa" w:w="1514"/>
           </w:tcPr>
           <w:p>
+            <w:pPr>
+              <w:spacing w:before="20" w:after="20"/>
+            </w:pPr>
             <w:r/>
             <w:r>
               <w:rPr>
@@ -4724,6 +6197,9 @@
             <w:tcW w:type="dxa" w:w="1514"/>
           </w:tcPr>
           <w:p>
+            <w:pPr>
+              <w:spacing w:before="20" w:after="20"/>
+            </w:pPr>
             <w:r/>
             <w:r>
               <w:rPr>
@@ -4740,6 +6216,9 @@
             <w:tcW w:type="dxa" w:w="1514"/>
           </w:tcPr>
           <w:p>
+            <w:pPr>
+              <w:spacing w:before="20" w:after="20"/>
+            </w:pPr>
             <w:r/>
             <w:r>
               <w:rPr>
@@ -4756,11 +6235,13 @@
             <w:tcW w:type="dxa" w:w="1514"/>
           </w:tcPr>
           <w:p>
-            <w:r/>
-            <w:r>
-              <w:rPr>
-                <w:rFonts w:ascii="Verdana" w:hAnsi="Verdana"/>
-                <w:b w:val="0"/>
+            <w:pPr>
+              <w:spacing w:before="20" w:after="20"/>
+            </w:pPr>
+            <w:r/>
+            <w:r>
+              <w:rPr>
+                <w:rFonts w:ascii="Verdana" w:hAnsi="Verdana"/>
                 <w:sz w:val="16"/>
               </w:rPr>
               <w:t>min</w:t>
@@ -4772,6 +6253,9 @@
             <w:tcW w:type="dxa" w:w="1514"/>
           </w:tcPr>
           <w:p>
+            <w:pPr>
+              <w:spacing w:before="20" w:after="20"/>
+            </w:pPr>
             <w:r/>
             <w:r>
               <w:rPr>
@@ -4788,6 +6272,9 @@
             <w:tcW w:type="dxa" w:w="1514"/>
           </w:tcPr>
           <w:p>
+            <w:pPr>
+              <w:spacing w:before="20" w:after="20"/>
+            </w:pPr>
             <w:r/>
             <w:r>
               <w:rPr>
@@ -4804,6 +6291,9 @@
             <w:tcW w:type="dxa" w:w="1514"/>
           </w:tcPr>
           <w:p>
+            <w:pPr>
+              <w:spacing w:before="20" w:after="20"/>
+            </w:pPr>
             <w:r/>
             <w:r>
               <w:rPr>
@@ -4824,6 +6314,9 @@
             <w:tcW w:type="dxa" w:w="1514"/>
           </w:tcPr>
           <w:p>
+            <w:pPr>
+              <w:spacing w:before="20" w:after="20"/>
+            </w:pPr>
             <w:r/>
             <w:r>
               <w:rPr>
@@ -4840,6 +6333,9 @@
             <w:tcW w:type="dxa" w:w="1514"/>
           </w:tcPr>
           <w:p>
+            <w:pPr>
+              <w:spacing w:before="20" w:after="20"/>
+            </w:pPr>
             <w:r/>
             <w:r>
               <w:rPr>
@@ -4856,22 +6352,35 @@
             <w:tcW w:type="dxa" w:w="1514"/>
           </w:tcPr>
           <w:p>
-            <w:r/>
-            <w:r>
-              <w:rPr>
-                <w:rFonts w:ascii="Verdana" w:hAnsi="Verdana"/>
-                <w:b w:val="0"/>
-                <w:sz w:val="16"/>
-              </w:rPr>
-              <w:t>W m-2</w:t>
-            </w:r>
-          </w:p>
-        </w:tc>
-        <w:tc>
-          <w:tcPr>
-            <w:tcW w:type="dxa" w:w="1514"/>
-          </w:tcPr>
-          <w:p>
+            <w:pPr>
+              <w:spacing w:before="20" w:after="20"/>
+            </w:pPr>
+            <w:r/>
+            <w:r>
+              <w:rPr>
+                <w:rFonts w:ascii="Verdana" w:hAnsi="Verdana"/>
+                <w:sz w:val="16"/>
+              </w:rPr>
+              <w:t>W m</w:t>
+            </w:r>
+            <w:r>
+              <w:rPr>
+                <w:rFonts w:ascii="Verdana" w:hAnsi="Verdana"/>
+                <w:sz w:val="16"/>
+                <w:vertAlign w:val="superscript"/>
+              </w:rPr>
+              <w:t>-2</w:t>
+            </w:r>
+          </w:p>
+        </w:tc>
+        <w:tc>
+          <w:tcPr>
+            <w:tcW w:type="dxa" w:w="1514"/>
+          </w:tcPr>
+          <w:p>
+            <w:pPr>
+              <w:spacing w:before="20" w:after="20"/>
+            </w:pPr>
             <w:r/>
             <w:r>
               <w:rPr>
@@ -4888,6 +6397,9 @@
             <w:tcW w:type="dxa" w:w="1514"/>
           </w:tcPr>
           <w:p>
+            <w:pPr>
+              <w:spacing w:before="20" w:after="20"/>
+            </w:pPr>
             <w:r/>
             <w:r>
               <w:rPr>
@@ -4904,6 +6416,9 @@
             <w:tcW w:type="dxa" w:w="1514"/>
           </w:tcPr>
           <w:p>
+            <w:pPr>
+              <w:spacing w:before="20" w:after="20"/>
+            </w:pPr>
             <w:r/>
             <w:r>
               <w:rPr>
@@ -4920,22 +6435,35 @@
             <w:tcW w:type="dxa" w:w="1514"/>
           </w:tcPr>
           <w:p>
-            <w:r/>
-            <w:r>
-              <w:rPr>
-                <w:rFonts w:ascii="Verdana" w:hAnsi="Verdana"/>
-                <w:b w:val="0"/>
-                <w:sz w:val="16"/>
-              </w:rPr>
-              <w:t>W m-2</w:t>
-            </w:r>
-          </w:p>
-        </w:tc>
-        <w:tc>
-          <w:tcPr>
-            <w:tcW w:type="dxa" w:w="1514"/>
-          </w:tcPr>
-          <w:p>
+            <w:pPr>
+              <w:spacing w:before="20" w:after="20"/>
+            </w:pPr>
+            <w:r/>
+            <w:r>
+              <w:rPr>
+                <w:rFonts w:ascii="Verdana" w:hAnsi="Verdana"/>
+                <w:sz w:val="16"/>
+              </w:rPr>
+              <w:t>W m</w:t>
+            </w:r>
+            <w:r>
+              <w:rPr>
+                <w:rFonts w:ascii="Verdana" w:hAnsi="Verdana"/>
+                <w:sz w:val="16"/>
+                <w:vertAlign w:val="superscript"/>
+              </w:rPr>
+              <w:t>-2</w:t>
+            </w:r>
+          </w:p>
+        </w:tc>
+        <w:tc>
+          <w:tcPr>
+            <w:tcW w:type="dxa" w:w="1514"/>
+          </w:tcPr>
+          <w:p>
+            <w:pPr>
+              <w:spacing w:before="20" w:after="20"/>
+            </w:pPr>
             <w:r/>
             <w:r>
               <w:rPr>
@@ -4952,6 +6480,9 @@
             <w:tcW w:type="dxa" w:w="1514"/>
           </w:tcPr>
           <w:p>
+            <w:pPr>
+              <w:spacing w:before="20" w:after="20"/>
+            </w:pPr>
             <w:r/>
             <w:r>
               <w:rPr>
@@ -4968,6 +6499,9 @@
             <w:tcW w:type="dxa" w:w="1514"/>
           </w:tcPr>
           <w:p>
+            <w:pPr>
+              <w:spacing w:before="20" w:after="20"/>
+            </w:pPr>
             <w:r/>
             <w:r>
               <w:rPr>
@@ -4988,6 +6522,9 @@
             <w:tcW w:type="dxa" w:w="1514"/>
           </w:tcPr>
           <w:p>
+            <w:pPr>
+              <w:spacing w:before="20" w:after="20"/>
+            </w:pPr>
             <w:r/>
             <w:r>
               <w:rPr>
@@ -5004,6 +6541,9 @@
             <w:tcW w:type="dxa" w:w="1514"/>
           </w:tcPr>
           <w:p>
+            <w:pPr>
+              <w:spacing w:before="20" w:after="20"/>
+            </w:pPr>
             <w:r/>
             <w:r>
               <w:rPr>
@@ -5020,11 +6560,13 @@
             <w:tcW w:type="dxa" w:w="1514"/>
           </w:tcPr>
           <w:p>
-            <w:r/>
-            <w:r>
-              <w:rPr>
-                <w:rFonts w:ascii="Verdana" w:hAnsi="Verdana"/>
-                <w:b w:val="0"/>
+            <w:pPr>
+              <w:spacing w:before="20" w:after="20"/>
+            </w:pPr>
+            <w:r/>
+            <w:r>
+              <w:rPr>
+                <w:rFonts w:ascii="Verdana" w:hAnsi="Verdana"/>
                 <w:sz w:val="16"/>
               </w:rPr>
               <w:t>%</w:t>
@@ -5036,6 +6578,9 @@
             <w:tcW w:type="dxa" w:w="1514"/>
           </w:tcPr>
           <w:p>
+            <w:pPr>
+              <w:spacing w:before="20" w:after="20"/>
+            </w:pPr>
             <w:r/>
             <w:r>
               <w:rPr>
@@ -5052,6 +6597,9 @@
             <w:tcW w:type="dxa" w:w="1514"/>
           </w:tcPr>
           <w:p>
+            <w:pPr>
+              <w:spacing w:before="20" w:after="20"/>
+            </w:pPr>
             <w:r/>
             <w:r>
               <w:rPr>
@@ -5068,6 +6616,9 @@
             <w:tcW w:type="dxa" w:w="1514"/>
           </w:tcPr>
           <w:p>
+            <w:pPr>
+              <w:spacing w:before="20" w:after="20"/>
+            </w:pPr>
             <w:r/>
             <w:r>
               <w:rPr>
@@ -5084,11 +6635,13 @@
             <w:tcW w:type="dxa" w:w="1514"/>
           </w:tcPr>
           <w:p>
-            <w:r/>
-            <w:r>
-              <w:rPr>
-                <w:rFonts w:ascii="Verdana" w:hAnsi="Verdana"/>
-                <w:b w:val="0"/>
+            <w:pPr>
+              <w:spacing w:before="20" w:after="20"/>
+            </w:pPr>
+            <w:r/>
+            <w:r>
+              <w:rPr>
+                <w:rFonts w:ascii="Verdana" w:hAnsi="Verdana"/>
                 <w:sz w:val="16"/>
               </w:rPr>
               <w:t>%</w:t>
@@ -5100,6 +6653,9 @@
             <w:tcW w:type="dxa" w:w="1514"/>
           </w:tcPr>
           <w:p>
+            <w:pPr>
+              <w:spacing w:before="20" w:after="20"/>
+            </w:pPr>
             <w:r/>
             <w:r>
               <w:rPr>
@@ -5116,6 +6672,9 @@
             <w:tcW w:type="dxa" w:w="1514"/>
           </w:tcPr>
           <w:p>
+            <w:pPr>
+              <w:spacing w:before="20" w:after="20"/>
+            </w:pPr>
             <w:r/>
             <w:r>
               <w:rPr>
@@ -5132,6 +6691,9 @@
             <w:tcW w:type="dxa" w:w="1514"/>
           </w:tcPr>
           <w:p>
+            <w:pPr>
+              <w:spacing w:before="20" w:after="20"/>
+            </w:pPr>
             <w:r/>
             <w:r>
               <w:rPr>
@@ -5152,6 +6714,9 @@
             <w:tcW w:type="dxa" w:w="1514"/>
           </w:tcPr>
           <w:p>
+            <w:pPr>
+              <w:spacing w:before="20" w:after="20"/>
+            </w:pPr>
             <w:r/>
             <w:r>
               <w:rPr>
@@ -5168,6 +6733,9 @@
             <w:tcW w:type="dxa" w:w="1514"/>
           </w:tcPr>
           <w:p>
+            <w:pPr>
+              <w:spacing w:before="20" w:after="20"/>
+            </w:pPr>
             <w:r/>
             <w:r>
               <w:rPr>
@@ -5184,22 +6752,65 @@
             <w:tcW w:type="dxa" w:w="1514"/>
           </w:tcPr>
           <w:p>
-            <w:r/>
-            <w:r>
-              <w:rPr>
-                <w:rFonts w:ascii="Verdana" w:hAnsi="Verdana"/>
-                <w:b w:val="0"/>
-                <w:sz w:val="16"/>
-              </w:rPr>
-              <w:t>W m-2 sr-1 um-1</w:t>
-            </w:r>
-          </w:p>
-        </w:tc>
-        <w:tc>
-          <w:tcPr>
-            <w:tcW w:type="dxa" w:w="1514"/>
-          </w:tcPr>
-          <w:p>
+            <w:pPr>
+              <w:spacing w:before="20" w:after="20"/>
+            </w:pPr>
+            <w:r/>
+            <w:r>
+              <w:rPr>
+                <w:rFonts w:ascii="Verdana" w:hAnsi="Verdana"/>
+                <w:sz w:val="16"/>
+              </w:rPr>
+              <w:t>W m</w:t>
+            </w:r>
+            <w:r>
+              <w:rPr>
+                <w:rFonts w:ascii="Verdana" w:hAnsi="Verdana"/>
+                <w:sz w:val="16"/>
+                <w:vertAlign w:val="superscript"/>
+              </w:rPr>
+              <w:t>-2</w:t>
+            </w:r>
+            <w:r>
+              <w:rPr>
+                <w:rFonts w:ascii="Verdana" w:hAnsi="Verdana"/>
+                <w:sz w:val="16"/>
+              </w:rPr>
+              <w:t xml:space="preserve"> sr</w:t>
+            </w:r>
+            <w:r>
+              <w:rPr>
+                <w:rFonts w:ascii="Verdana" w:hAnsi="Verdana"/>
+                <w:sz w:val="16"/>
+                <w:vertAlign w:val="superscript"/>
+              </w:rPr>
+              <w:t>-1</w:t>
+            </w:r>
+            <w:r>
+              <w:rPr>
+                <w:rFonts w:ascii="Verdana" w:hAnsi="Verdana"/>
+                <w:sz w:val="16"/>
+              </w:rPr>
+              <w:t xml:space="preserve"> um</w:t>
+            </w:r>
+            <w:r>
+              <w:rPr>
+                <w:rFonts w:ascii="Verdana" w:hAnsi="Verdana"/>
+                <w:sz w:val="16"/>
+                <w:vertAlign w:val="superscript"/>
+              </w:rPr>
+              <w:t>-1</w:t>
+            </w:r>
+          </w:p>
+        </w:tc>
+        <w:tc>
+          <w:tcPr>
+            <w:tcW w:type="dxa" w:w="1514"/>
+          </w:tcPr>
+          <w:p>
+            <w:pPr>
+              <w:spacing w:before="20" w:after="20"/>
+            </w:pPr>
             <w:r/>
             <w:r>
               <w:rPr>
@@ -5216,6 +6827,9 @@
             <w:tcW w:type="dxa" w:w="1514"/>
           </w:tcPr>
           <w:p>
+            <w:pPr>
+              <w:spacing w:before="20" w:after="20"/>
+            </w:pPr>
             <w:r/>
             <w:r>
               <w:rPr>
@@ -5232,6 +6846,9 @@
             <w:tcW w:type="dxa" w:w="1514"/>
           </w:tcPr>
           <w:p>
+            <w:pPr>
+              <w:spacing w:before="20" w:after="20"/>
+            </w:pPr>
             <w:r/>
             <w:r>
               <w:rPr>
@@ -5248,22 +6865,65 @@
             <w:tcW w:type="dxa" w:w="1514"/>
           </w:tcPr>
           <w:p>
-            <w:r/>
-            <w:r>
-              <w:rPr>
-                <w:rFonts w:ascii="Verdana" w:hAnsi="Verdana"/>
-                <w:b w:val="0"/>
-                <w:sz w:val="16"/>
-              </w:rPr>
-              <w:t>W m-2 sr-1 um-1</w:t>
-            </w:r>
-          </w:p>
-        </w:tc>
-        <w:tc>
-          <w:tcPr>
-            <w:tcW w:type="dxa" w:w="1514"/>
-          </w:tcPr>
-          <w:p>
+            <w:pPr>
+              <w:spacing w:before="20" w:after="20"/>
+            </w:pPr>
+            <w:r/>
+            <w:r>
+              <w:rPr>
+                <w:rFonts w:ascii="Verdana" w:hAnsi="Verdana"/>
+                <w:sz w:val="16"/>
+              </w:rPr>
+              <w:t>W m</w:t>
+            </w:r>
+            <w:r>
+              <w:rPr>
+                <w:rFonts w:ascii="Verdana" w:hAnsi="Verdana"/>
+                <w:sz w:val="16"/>
+                <w:vertAlign w:val="superscript"/>
+              </w:rPr>
+              <w:t>-2</w:t>
+            </w:r>
+            <w:r>
+              <w:rPr>
+                <w:rFonts w:ascii="Verdana" w:hAnsi="Verdana"/>
+                <w:sz w:val="16"/>
+              </w:rPr>
+              <w:t xml:space="preserve"> sr</w:t>
+            </w:r>
+            <w:r>
+              <w:rPr>
+                <w:rFonts w:ascii="Verdana" w:hAnsi="Verdana"/>
+                <w:sz w:val="16"/>
+                <w:vertAlign w:val="superscript"/>
+              </w:rPr>
+              <w:t>-1</w:t>
+            </w:r>
+            <w:r>
+              <w:rPr>
+                <w:rFonts w:ascii="Verdana" w:hAnsi="Verdana"/>
+                <w:sz w:val="16"/>
+              </w:rPr>
+              <w:t xml:space="preserve"> um</w:t>
+            </w:r>
+            <w:r>
+              <w:rPr>
+                <w:rFonts w:ascii="Verdana" w:hAnsi="Verdana"/>
+                <w:sz w:val="16"/>
+                <w:vertAlign w:val="superscript"/>
+              </w:rPr>
+              <w:t>-1</w:t>
+            </w:r>
+          </w:p>
+        </w:tc>
+        <w:tc>
+          <w:tcPr>
+            <w:tcW w:type="dxa" w:w="1514"/>
+          </w:tcPr>
+          <w:p>
+            <w:pPr>
+              <w:spacing w:before="20" w:after="20"/>
+            </w:pPr>
             <w:r/>
             <w:r>
               <w:rPr>
@@ -5280,6 +6940,9 @@
             <w:tcW w:type="dxa" w:w="1514"/>
           </w:tcPr>
           <w:p>
+            <w:pPr>
+              <w:spacing w:before="20" w:after="20"/>
+            </w:pPr>
             <w:r/>
             <w:r>
               <w:rPr>
@@ -5296,14 +6959,17 @@
             <w:tcW w:type="dxa" w:w="1514"/>
           </w:tcPr>
           <w:p>
-            <w:r/>
-            <w:r>
-              <w:rPr>
-                <w:rFonts w:ascii="Verdana" w:hAnsi="Verdana"/>
-                <w:b w:val="0"/>
-                <w:sz w:val="16"/>
-              </w:rPr>
-              <w:t>Note 35: Le descripteur 0 25 009 est caduc; le remplacer par le descripteur 0 25 029.</w:t>
+            <w:pPr>
+              <w:spacing w:before="20" w:after="20"/>
+            </w:pPr>
+            <w:r/>
+            <w:r>
+              <w:rPr>
+                <w:rFonts w:ascii="Verdana" w:hAnsi="Verdana"/>
+                <w:b w:val="0"/>
+                <w:sz w:val="16"/>
+              </w:rPr>
+              <w:t>Note 35: Le décalage dans le temps de longue durée 0 04 086 est établi par rapport à l’heure du lâcher 3 01 013 (en secondes).</w:t>
             </w:r>
           </w:p>
         </w:tc>
@@ -5317,6 +6983,9 @@
             <w:tcW w:type="dxa" w:w="1514"/>
           </w:tcPr>
           <w:p>
+            <w:pPr>
+              <w:spacing w:before="20" w:after="20"/>
+            </w:pPr>
             <w:r/>
             <w:r>
               <w:rPr>
@@ -5333,6 +7002,9 @@
             <w:tcW w:type="dxa" w:w="1514"/>
           </w:tcPr>
           <w:p>
+            <w:pPr>
+              <w:spacing w:before="20" w:after="20"/>
+            </w:pPr>
             <w:r/>
             <w:r>
               <w:rPr>
@@ -5349,22 +7021,57 @@
             <w:tcW w:type="dxa" w:w="1514"/>
           </w:tcPr>
           <w:p>
-            <w:r/>
-            <w:r>
-              <w:rPr>
-                <w:rFonts w:ascii="Verdana" w:hAnsi="Verdana"/>
-                <w:b w:val="0"/>
-                <w:sz w:val="16"/>
-              </w:rPr>
-              <w:t>W m-2 sr-1 cm</w:t>
-            </w:r>
-          </w:p>
-        </w:tc>
-        <w:tc>
-          <w:tcPr>
-            <w:tcW w:type="dxa" w:w="1514"/>
-          </w:tcPr>
-          <w:p>
+            <w:pPr>
+              <w:spacing w:before="20" w:after="20"/>
+            </w:pPr>
+            <w:r/>
+            <w:r>
+              <w:rPr>
+                <w:rFonts w:ascii="Verdana" w:hAnsi="Verdana"/>
+                <w:sz w:val="16"/>
+              </w:rPr>
+              <w:t>W m</w:t>
+            </w:r>
+            <w:r>
+              <w:rPr>
+                <w:rFonts w:ascii="Verdana" w:hAnsi="Verdana"/>
+                <w:sz w:val="16"/>
+                <w:vertAlign w:val="superscript"/>
+              </w:rPr>
+              <w:t>-2</w:t>
+            </w:r>
+            <w:r>
+              <w:rPr>
+                <w:rFonts w:ascii="Verdana" w:hAnsi="Verdana"/>
+                <w:sz w:val="16"/>
+              </w:rPr>
+              <w:t xml:space="preserve"> sr</w:t>
+            </w:r>
+            <w:r>
+              <w:rPr>
+                <w:rFonts w:ascii="Verdana" w:hAnsi="Verdana"/>
+                <w:sz w:val="16"/>
+                <w:vertAlign w:val="superscript"/>
+              </w:rPr>
+              <w:t>-1</w:t>
+            </w:r>
+            <w:r>
+              <w:rPr>
+                <w:rFonts w:ascii="Verdana" w:hAnsi="Verdana"/>
+                <w:sz w:val="16"/>
+              </w:rPr>
+              <w:t xml:space="preserve"> cm</w:t>
+            </w:r>
+          </w:p>
+        </w:tc>
+        <w:tc>
+          <w:tcPr>
+            <w:tcW w:type="dxa" w:w="1514"/>
+          </w:tcPr>
+          <w:p>
+            <w:pPr>
+              <w:spacing w:before="20" w:after="20"/>
+            </w:pPr>
             <w:r/>
             <w:r>
               <w:rPr>
@@ -5381,6 +7088,9 @@
             <w:tcW w:type="dxa" w:w="1514"/>
           </w:tcPr>
           <w:p>
+            <w:pPr>
+              <w:spacing w:before="20" w:after="20"/>
+            </w:pPr>
             <w:r/>
             <w:r>
               <w:rPr>
@@ -5397,6 +7107,9 @@
             <w:tcW w:type="dxa" w:w="1514"/>
           </w:tcPr>
           <w:p>
+            <w:pPr>
+              <w:spacing w:before="20" w:after="20"/>
+            </w:pPr>
             <w:r/>
             <w:r>
               <w:rPr>
@@ -5413,22 +7126,57 @@
             <w:tcW w:type="dxa" w:w="1514"/>
           </w:tcPr>
           <w:p>
-            <w:r/>
-            <w:r>
-              <w:rPr>
-                <w:rFonts w:ascii="Verdana" w:hAnsi="Verdana"/>
-                <w:b w:val="0"/>
-                <w:sz w:val="16"/>
-              </w:rPr>
-              <w:t>W m-2 sr-1 cm</w:t>
-            </w:r>
-          </w:p>
-        </w:tc>
-        <w:tc>
-          <w:tcPr>
-            <w:tcW w:type="dxa" w:w="1514"/>
-          </w:tcPr>
-          <w:p>
+            <w:pPr>
+              <w:spacing w:before="20" w:after="20"/>
+            </w:pPr>
+            <w:r/>
+            <w:r>
+              <w:rPr>
+                <w:rFonts w:ascii="Verdana" w:hAnsi="Verdana"/>
+                <w:sz w:val="16"/>
+              </w:rPr>
+              <w:t>W m</w:t>
+            </w:r>
+            <w:r>
+              <w:rPr>
+                <w:rFonts w:ascii="Verdana" w:hAnsi="Verdana"/>
+                <w:sz w:val="16"/>
+                <w:vertAlign w:val="superscript"/>
+              </w:rPr>
+              <w:t>-2</w:t>
+            </w:r>
+            <w:r>
+              <w:rPr>
+                <w:rFonts w:ascii="Verdana" w:hAnsi="Verdana"/>
+                <w:sz w:val="16"/>
+              </w:rPr>
+              <w:t xml:space="preserve"> sr</w:t>
+            </w:r>
+            <w:r>
+              <w:rPr>
+                <w:rFonts w:ascii="Verdana" w:hAnsi="Verdana"/>
+                <w:sz w:val="16"/>
+                <w:vertAlign w:val="superscript"/>
+              </w:rPr>
+              <w:t>-1</w:t>
+            </w:r>
+            <w:r>
+              <w:rPr>
+                <w:rFonts w:ascii="Verdana" w:hAnsi="Verdana"/>
+                <w:sz w:val="16"/>
+              </w:rPr>
+              <w:t xml:space="preserve"> cm</w:t>
+            </w:r>
+          </w:p>
+        </w:tc>
+        <w:tc>
+          <w:tcPr>
+            <w:tcW w:type="dxa" w:w="1514"/>
+          </w:tcPr>
+          <w:p>
+            <w:pPr>
+              <w:spacing w:before="20" w:after="20"/>
+            </w:pPr>
             <w:r/>
             <w:r>
               <w:rPr>
@@ -5445,6 +7193,9 @@
             <w:tcW w:type="dxa" w:w="1514"/>
           </w:tcPr>
           <w:p>
+            <w:pPr>
+              <w:spacing w:before="20" w:after="20"/>
+            </w:pPr>
             <w:r/>
             <w:r>
               <w:rPr>
@@ -5461,6 +7212,9 @@
             <w:tcW w:type="dxa" w:w="1514"/>
           </w:tcPr>
           <w:p>
+            <w:pPr>
+              <w:spacing w:before="20" w:after="20"/>
+            </w:pPr>
             <w:r/>
             <w:r>
               <w:rPr>
@@ -5481,6 +7235,9 @@
             <w:tcW w:type="dxa" w:w="1514"/>
           </w:tcPr>
           <w:p>
+            <w:pPr>
+              <w:spacing w:before="20" w:after="20"/>
+            </w:pPr>
             <w:r/>
             <w:r>
               <w:rPr>
@@ -5497,6 +7254,9 @@
             <w:tcW w:type="dxa" w:w="1514"/>
           </w:tcPr>
           <w:p>
+            <w:pPr>
+              <w:spacing w:before="20" w:after="20"/>
+            </w:pPr>
             <w:r/>
             <w:r>
               <w:rPr>
@@ -5513,22 +7273,57 @@
             <w:tcW w:type="dxa" w:w="1514"/>
           </w:tcPr>
           <w:p>
-            <w:r/>
-            <w:r>
-              <w:rPr>
-                <w:rFonts w:ascii="Verdana" w:hAnsi="Verdana"/>
-                <w:b w:val="0"/>
-                <w:sz w:val="16"/>
-              </w:rPr>
-              <w:t>W m-2 sr-1 cm</w:t>
-            </w:r>
-          </w:p>
-        </w:tc>
-        <w:tc>
-          <w:tcPr>
-            <w:tcW w:type="dxa" w:w="1514"/>
-          </w:tcPr>
-          <w:p>
+            <w:pPr>
+              <w:spacing w:before="20" w:after="20"/>
+            </w:pPr>
+            <w:r/>
+            <w:r>
+              <w:rPr>
+                <w:rFonts w:ascii="Verdana" w:hAnsi="Verdana"/>
+                <w:sz w:val="16"/>
+              </w:rPr>
+              <w:t>W m</w:t>
+            </w:r>
+            <w:r>
+              <w:rPr>
+                <w:rFonts w:ascii="Verdana" w:hAnsi="Verdana"/>
+                <w:sz w:val="16"/>
+                <w:vertAlign w:val="superscript"/>
+              </w:rPr>
+              <w:t>-2</w:t>
+            </w:r>
+            <w:r>
+              <w:rPr>
+                <w:rFonts w:ascii="Verdana" w:hAnsi="Verdana"/>
+                <w:sz w:val="16"/>
+              </w:rPr>
+              <w:t xml:space="preserve"> sr</w:t>
+            </w:r>
+            <w:r>
+              <w:rPr>
+                <w:rFonts w:ascii="Verdana" w:hAnsi="Verdana"/>
+                <w:sz w:val="16"/>
+                <w:vertAlign w:val="superscript"/>
+              </w:rPr>
+              <w:t>-1</w:t>
+            </w:r>
+            <w:r>
+              <w:rPr>
+                <w:rFonts w:ascii="Verdana" w:hAnsi="Verdana"/>
+                <w:sz w:val="16"/>
+              </w:rPr>
+              <w:t xml:space="preserve"> cm</w:t>
+            </w:r>
+          </w:p>
+        </w:tc>
+        <w:tc>
+          <w:tcPr>
+            <w:tcW w:type="dxa" w:w="1514"/>
+          </w:tcPr>
+          <w:p>
+            <w:pPr>
+              <w:spacing w:before="20" w:after="20"/>
+            </w:pPr>
             <w:r/>
             <w:r>
               <w:rPr>
@@ -5545,6 +7340,9 @@
             <w:tcW w:type="dxa" w:w="1514"/>
           </w:tcPr>
           <w:p>
+            <w:pPr>
+              <w:spacing w:before="20" w:after="20"/>
+            </w:pPr>
             <w:r/>
             <w:r>
               <w:rPr>
@@ -5561,6 +7359,9 @@
             <w:tcW w:type="dxa" w:w="1514"/>
           </w:tcPr>
           <w:p>
+            <w:pPr>
+              <w:spacing w:before="20" w:after="20"/>
+            </w:pPr>
             <w:r/>
             <w:r>
               <w:rPr>
@@ -5577,22 +7378,57 @@
             <w:tcW w:type="dxa" w:w="1514"/>
           </w:tcPr>
           <w:p>
-            <w:r/>
-            <w:r>
-              <w:rPr>
-                <w:rFonts w:ascii="Verdana" w:hAnsi="Verdana"/>
-                <w:b w:val="0"/>
-                <w:sz w:val="16"/>
-              </w:rPr>
-              <w:t>W m-2 sr-1 cm</w:t>
-            </w:r>
-          </w:p>
-        </w:tc>
-        <w:tc>
-          <w:tcPr>
-            <w:tcW w:type="dxa" w:w="1514"/>
-          </w:tcPr>
-          <w:p>
+            <w:pPr>
+              <w:spacing w:before="20" w:after="20"/>
+            </w:pPr>
+            <w:r/>
+            <w:r>
+              <w:rPr>
+                <w:rFonts w:ascii="Verdana" w:hAnsi="Verdana"/>
+                <w:sz w:val="16"/>
+              </w:rPr>
+              <w:t>W m</w:t>
+            </w:r>
+            <w:r>
+              <w:rPr>
+                <w:rFonts w:ascii="Verdana" w:hAnsi="Verdana"/>
+                <w:sz w:val="16"/>
+                <w:vertAlign w:val="superscript"/>
+              </w:rPr>
+              <w:t>-2</w:t>
+            </w:r>
+            <w:r>
+              <w:rPr>
+                <w:rFonts w:ascii="Verdana" w:hAnsi="Verdana"/>
+                <w:sz w:val="16"/>
+              </w:rPr>
+              <w:t xml:space="preserve"> sr</w:t>
+            </w:r>
+            <w:r>
+              <w:rPr>
+                <w:rFonts w:ascii="Verdana" w:hAnsi="Verdana"/>
+                <w:sz w:val="16"/>
+                <w:vertAlign w:val="superscript"/>
+              </w:rPr>
+              <w:t>-1</w:t>
+            </w:r>
+            <w:r>
+              <w:rPr>
+                <w:rFonts w:ascii="Verdana" w:hAnsi="Verdana"/>
+                <w:sz w:val="16"/>
+              </w:rPr>
+              <w:t xml:space="preserve"> cm</w:t>
+            </w:r>
+          </w:p>
+        </w:tc>
+        <w:tc>
+          <w:tcPr>
+            <w:tcW w:type="dxa" w:w="1514"/>
+          </w:tcPr>
+          <w:p>
+            <w:pPr>
+              <w:spacing w:before="20" w:after="20"/>
+            </w:pPr>
             <w:r/>
             <w:r>
               <w:rPr>
@@ -5609,6 +7445,9 @@
             <w:tcW w:type="dxa" w:w="1514"/>
           </w:tcPr>
           <w:p>
+            <w:pPr>
+              <w:spacing w:before="20" w:after="20"/>
+            </w:pPr>
             <w:r/>
             <w:r>
               <w:rPr>
@@ -5625,14 +7464,17 @@
             <w:tcW w:type="dxa" w:w="1514"/>
           </w:tcPr>
           <w:p>
-            <w:r/>
-            <w:r>
-              <w:rPr>
-                <w:rFonts w:ascii="Verdana" w:hAnsi="Verdana"/>
-                <w:b w:val="0"/>
-                <w:sz w:val="16"/>
-              </w:rPr>
-              <w:t>Note 36: Les statistiques sur les differences sont des valeurs differentielles ayant des dimensions similaires a celles des valeurs observees correspondantes en ce qui concerne les unites, mais dont les limites sont centrees sur le zero.</w:t>
+            <w:pPr>
+              <w:spacing w:before="20" w:after="20"/>
+            </w:pPr>
+            <w:r/>
+            <w:r>
+              <w:rPr>
+                <w:rFonts w:ascii="Verdana" w:hAnsi="Verdana"/>
+                <w:b w:val="0"/>
+                <w:sz w:val="16"/>
+              </w:rPr>
+              <w:t>Note 36: Pour la luminance énergétique dans le canal (0 14 045), on utilise les cm pour représenter le nombre d’onde.</w:t>
             </w:r>
           </w:p>
         </w:tc>
@@ -5646,6 +7488,9 @@
             <w:tcW w:type="dxa" w:w="1514"/>
           </w:tcPr>
           <w:p>
+            <w:pPr>
+              <w:spacing w:before="20" w:after="20"/>
+            </w:pPr>
             <w:r/>
             <w:r>
               <w:rPr>
@@ -5662,6 +7507,9 @@
             <w:tcW w:type="dxa" w:w="1514"/>
           </w:tcPr>
           <w:p>
+            <w:pPr>
+              <w:spacing w:before="20" w:after="20"/>
+            </w:pPr>
             <w:r/>
             <w:r>
               <w:rPr>
@@ -5678,22 +7526,57 @@
             <w:tcW w:type="dxa" w:w="1514"/>
           </w:tcPr>
           <w:p>
-            <w:r/>
-            <w:r>
-              <w:rPr>
-                <w:rFonts w:ascii="Verdana" w:hAnsi="Verdana"/>
-                <w:b w:val="0"/>
-                <w:sz w:val="16"/>
-              </w:rPr>
-              <w:t>W m-2 sr-1 m</w:t>
-            </w:r>
-          </w:p>
-        </w:tc>
-        <w:tc>
-          <w:tcPr>
-            <w:tcW w:type="dxa" w:w="1514"/>
-          </w:tcPr>
-          <w:p>
+            <w:pPr>
+              <w:spacing w:before="20" w:after="20"/>
+            </w:pPr>
+            <w:r/>
+            <w:r>
+              <w:rPr>
+                <w:rFonts w:ascii="Verdana" w:hAnsi="Verdana"/>
+                <w:sz w:val="16"/>
+              </w:rPr>
+              <w:t>W m</w:t>
+            </w:r>
+            <w:r>
+              <w:rPr>
+                <w:rFonts w:ascii="Verdana" w:hAnsi="Verdana"/>
+                <w:sz w:val="16"/>
+                <w:vertAlign w:val="superscript"/>
+              </w:rPr>
+              <w:t>-2</w:t>
+            </w:r>
+            <w:r>
+              <w:rPr>
+                <w:rFonts w:ascii="Verdana" w:hAnsi="Verdana"/>
+                <w:sz w:val="16"/>
+              </w:rPr>
+              <w:t xml:space="preserve"> sr</w:t>
+            </w:r>
+            <w:r>
+              <w:rPr>
+                <w:rFonts w:ascii="Verdana" w:hAnsi="Verdana"/>
+                <w:sz w:val="16"/>
+                <w:vertAlign w:val="superscript"/>
+              </w:rPr>
+              <w:t>-1</w:t>
+            </w:r>
+            <w:r>
+              <w:rPr>
+                <w:rFonts w:ascii="Verdana" w:hAnsi="Verdana"/>
+                <w:sz w:val="16"/>
+              </w:rPr>
+              <w:t xml:space="preserve"> m</w:t>
+            </w:r>
+          </w:p>
+        </w:tc>
+        <w:tc>
+          <w:tcPr>
+            <w:tcW w:type="dxa" w:w="1514"/>
+          </w:tcPr>
+          <w:p>
+            <w:pPr>
+              <w:spacing w:before="20" w:after="20"/>
+            </w:pPr>
             <w:r/>
             <w:r>
               <w:rPr>
@@ -5710,6 +7593,9 @@
             <w:tcW w:type="dxa" w:w="1514"/>
           </w:tcPr>
           <w:p>
+            <w:pPr>
+              <w:spacing w:before="20" w:after="20"/>
+            </w:pPr>
             <w:r/>
             <w:r>
               <w:rPr>
@@ -5726,6 +7612,9 @@
             <w:tcW w:type="dxa" w:w="1514"/>
           </w:tcPr>
           <w:p>
+            <w:pPr>
+              <w:spacing w:before="20" w:after="20"/>
+            </w:pPr>
             <w:r/>
             <w:r>
               <w:rPr>
@@ -5742,22 +7631,57 @@
             <w:tcW w:type="dxa" w:w="1514"/>
           </w:tcPr>
           <w:p>
-            <w:r/>
-            <w:r>
-              <w:rPr>
-                <w:rFonts w:ascii="Verdana" w:hAnsi="Verdana"/>
-                <w:b w:val="0"/>
-                <w:sz w:val="16"/>
-              </w:rPr>
-              <w:t>W m-2 sr-1 m</w:t>
-            </w:r>
-          </w:p>
-        </w:tc>
-        <w:tc>
-          <w:tcPr>
-            <w:tcW w:type="dxa" w:w="1514"/>
-          </w:tcPr>
-          <w:p>
+            <w:pPr>
+              <w:spacing w:before="20" w:after="20"/>
+            </w:pPr>
+            <w:r/>
+            <w:r>
+              <w:rPr>
+                <w:rFonts w:ascii="Verdana" w:hAnsi="Verdana"/>
+                <w:sz w:val="16"/>
+              </w:rPr>
+              <w:t>W m</w:t>
+            </w:r>
+            <w:r>
+              <w:rPr>
+                <w:rFonts w:ascii="Verdana" w:hAnsi="Verdana"/>
+                <w:sz w:val="16"/>
+                <w:vertAlign w:val="superscript"/>
+              </w:rPr>
+              <w:t>-2</w:t>
+            </w:r>
+            <w:r>
+              <w:rPr>
+                <w:rFonts w:ascii="Verdana" w:hAnsi="Verdana"/>
+                <w:sz w:val="16"/>
+              </w:rPr>
+              <w:t xml:space="preserve"> sr</w:t>
+            </w:r>
+            <w:r>
+              <w:rPr>
+                <w:rFonts w:ascii="Verdana" w:hAnsi="Verdana"/>
+                <w:sz w:val="16"/>
+                <w:vertAlign w:val="superscript"/>
+              </w:rPr>
+              <w:t>-1</w:t>
+            </w:r>
+            <w:r>
+              <w:rPr>
+                <w:rFonts w:ascii="Verdana" w:hAnsi="Verdana"/>
+                <w:sz w:val="16"/>
+              </w:rPr>
+              <w:t xml:space="preserve"> m</w:t>
+            </w:r>
+          </w:p>
+        </w:tc>
+        <w:tc>
+          <w:tcPr>
+            <w:tcW w:type="dxa" w:w="1514"/>
+          </w:tcPr>
+          <w:p>
+            <w:pPr>
+              <w:spacing w:before="20" w:after="20"/>
+            </w:pPr>
             <w:r/>
             <w:r>
               <w:rPr>
@@ -5774,6 +7698,9 @@
             <w:tcW w:type="dxa" w:w="1514"/>
           </w:tcPr>
           <w:p>
+            <w:pPr>
+              <w:spacing w:before="20" w:after="20"/>
+            </w:pPr>
             <w:r/>
             <w:r>
               <w:rPr>
@@ -5790,14 +7717,17 @@
             <w:tcW w:type="dxa" w:w="1514"/>
           </w:tcPr>
           <w:p>
-            <w:r/>
-            <w:r>
-              <w:rPr>
-                <w:rFonts w:ascii="Verdana" w:hAnsi="Verdana"/>
-                <w:b w:val="0"/>
-                <w:sz w:val="16"/>
-              </w:rPr>
-              <w:t>Note 29: Le sondage par atmosphere claire indique que le sondage a ete effectue a partir d'un ensemble de valeurs de luminance claire a l'aide de toutes les valeurs de luminance du sondeur disponible.</w:t>
+            <w:pPr>
+              <w:spacing w:before="20" w:after="20"/>
+            </w:pPr>
+            <w:r/>
+            <w:r>
+              <w:rPr>
+                <w:rFonts w:ascii="Verdana" w:hAnsi="Verdana"/>
+                <w:b w:val="0"/>
+                <w:sz w:val="16"/>
+              </w:rPr>
+              <w:t>Note 29: L’éclaircissage fait ici référence à une méthode pouvant être employée pour sélectionner un sous-ensemble de niveaux à partir d’un modèle qui peut comporter un grand nombre de niveaux verticaux en aval. En ne sélectionnant qu’un sous-ensemble, on réduit l’extension du pseudo-sondage, au risque toutefois d’entraîner une perte d’information et un supplément de traitement.</w:t>
             </w:r>
           </w:p>
         </w:tc>
@@ -5811,6 +7741,9 @@
             <w:tcW w:type="dxa" w:w="1514"/>
           </w:tcPr>
           <w:p>
+            <w:pPr>
+              <w:spacing w:before="20" w:after="20"/>
+            </w:pPr>
             <w:r/>
             <w:r>
               <w:rPr>
@@ -5827,6 +7760,9 @@
             <w:tcW w:type="dxa" w:w="1514"/>
           </w:tcPr>
           <w:p>
+            <w:pPr>
+              <w:spacing w:before="20" w:after="20"/>
+            </w:pPr>
             <w:r/>
             <w:r>
               <w:rPr>
@@ -5843,22 +7779,57 @@
             <w:tcW w:type="dxa" w:w="1514"/>
           </w:tcPr>
           <w:p>
-            <w:r/>
-            <w:r>
-              <w:rPr>
-                <w:rFonts w:ascii="Verdana" w:hAnsi="Verdana"/>
-                <w:b w:val="0"/>
-                <w:sz w:val="16"/>
-              </w:rPr>
-              <w:t>W m-2 sr-1 m</w:t>
-            </w:r>
-          </w:p>
-        </w:tc>
-        <w:tc>
-          <w:tcPr>
-            <w:tcW w:type="dxa" w:w="1514"/>
-          </w:tcPr>
-          <w:p>
+            <w:pPr>
+              <w:spacing w:before="20" w:after="20"/>
+            </w:pPr>
+            <w:r/>
+            <w:r>
+              <w:rPr>
+                <w:rFonts w:ascii="Verdana" w:hAnsi="Verdana"/>
+                <w:sz w:val="16"/>
+              </w:rPr>
+              <w:t>W m</w:t>
+            </w:r>
+            <w:r>
+              <w:rPr>
+                <w:rFonts w:ascii="Verdana" w:hAnsi="Verdana"/>
+                <w:sz w:val="16"/>
+                <w:vertAlign w:val="superscript"/>
+              </w:rPr>
+              <w:t>-2</w:t>
+            </w:r>
+            <w:r>
+              <w:rPr>
+                <w:rFonts w:ascii="Verdana" w:hAnsi="Verdana"/>
+                <w:sz w:val="16"/>
+              </w:rPr>
+              <w:t xml:space="preserve"> sr</w:t>
+            </w:r>
+            <w:r>
+              <w:rPr>
+                <w:rFonts w:ascii="Verdana" w:hAnsi="Verdana"/>
+                <w:sz w:val="16"/>
+                <w:vertAlign w:val="superscript"/>
+              </w:rPr>
+              <w:t>-1</w:t>
+            </w:r>
+            <w:r>
+              <w:rPr>
+                <w:rFonts w:ascii="Verdana" w:hAnsi="Verdana"/>
+                <w:sz w:val="16"/>
+              </w:rPr>
+              <w:t xml:space="preserve"> m</w:t>
+            </w:r>
+          </w:p>
+        </w:tc>
+        <w:tc>
+          <w:tcPr>
+            <w:tcW w:type="dxa" w:w="1514"/>
+          </w:tcPr>
+          <w:p>
+            <w:pPr>
+              <w:spacing w:before="20" w:after="20"/>
+            </w:pPr>
             <w:r/>
             <w:r>
               <w:rPr>
@@ -5875,6 +7846,9 @@
             <w:tcW w:type="dxa" w:w="1514"/>
           </w:tcPr>
           <w:p>
+            <w:pPr>
+              <w:spacing w:before="20" w:after="20"/>
+            </w:pPr>
             <w:r/>
             <w:r>
               <w:rPr>
@@ -5891,6 +7865,9 @@
             <w:tcW w:type="dxa" w:w="1514"/>
           </w:tcPr>
           <w:p>
+            <w:pPr>
+              <w:spacing w:before="20" w:after="20"/>
+            </w:pPr>
             <w:r/>
             <w:r>
               <w:rPr>
@@ -5907,22 +7884,57 @@
             <w:tcW w:type="dxa" w:w="1514"/>
           </w:tcPr>
           <w:p>
-            <w:r/>
-            <w:r>
-              <w:rPr>
-                <w:rFonts w:ascii="Verdana" w:hAnsi="Verdana"/>
-                <w:b w:val="0"/>
-                <w:sz w:val="16"/>
-              </w:rPr>
-              <w:t>W m-2 sr-1 m</w:t>
-            </w:r>
-          </w:p>
-        </w:tc>
-        <w:tc>
-          <w:tcPr>
-            <w:tcW w:type="dxa" w:w="1514"/>
-          </w:tcPr>
-          <w:p>
+            <w:pPr>
+              <w:spacing w:before="20" w:after="20"/>
+            </w:pPr>
+            <w:r/>
+            <w:r>
+              <w:rPr>
+                <w:rFonts w:ascii="Verdana" w:hAnsi="Verdana"/>
+                <w:sz w:val="16"/>
+              </w:rPr>
+              <w:t>W m</w:t>
+            </w:r>
+            <w:r>
+              <w:rPr>
+                <w:rFonts w:ascii="Verdana" w:hAnsi="Verdana"/>
+                <w:sz w:val="16"/>
+                <w:vertAlign w:val="superscript"/>
+              </w:rPr>
+              <w:t>-2</w:t>
+            </w:r>
+            <w:r>
+              <w:rPr>
+                <w:rFonts w:ascii="Verdana" w:hAnsi="Verdana"/>
+                <w:sz w:val="16"/>
+              </w:rPr>
+              <w:t xml:space="preserve"> sr</w:t>
+            </w:r>
+            <w:r>
+              <w:rPr>
+                <w:rFonts w:ascii="Verdana" w:hAnsi="Verdana"/>
+                <w:sz w:val="16"/>
+                <w:vertAlign w:val="superscript"/>
+              </w:rPr>
+              <w:t>-1</w:t>
+            </w:r>
+            <w:r>
+              <w:rPr>
+                <w:rFonts w:ascii="Verdana" w:hAnsi="Verdana"/>
+                <w:sz w:val="16"/>
+              </w:rPr>
+              <w:t xml:space="preserve"> m</w:t>
+            </w:r>
+          </w:p>
+        </w:tc>
+        <w:tc>
+          <w:tcPr>
+            <w:tcW w:type="dxa" w:w="1514"/>
+          </w:tcPr>
+          <w:p>
+            <w:pPr>
+              <w:spacing w:before="20" w:after="20"/>
+            </w:pPr>
             <w:r/>
             <w:r>
               <w:rPr>
@@ -5939,6 +7951,9 @@
             <w:tcW w:type="dxa" w:w="1514"/>
           </w:tcPr>
           <w:p>
+            <w:pPr>
+              <w:spacing w:before="20" w:after="20"/>
+            </w:pPr>
             <w:r/>
             <w:r>
               <w:rPr>
@@ -5955,6 +7970,9 @@
             <w:tcW w:type="dxa" w:w="1514"/>
           </w:tcPr>
           <w:p>
+            <w:pPr>
+              <w:spacing w:before="20" w:after="20"/>
+            </w:pPr>
             <w:r/>
             <w:r>
               <w:rPr>
@@ -5975,6 +7993,9 @@
             <w:tcW w:type="dxa" w:w="1514"/>
           </w:tcPr>
           <w:p>
+            <w:pPr>
+              <w:spacing w:before="20" w:after="20"/>
+            </w:pPr>
             <w:r/>
             <w:r>
               <w:rPr>
@@ -5991,6 +8012,9 @@
             <w:tcW w:type="dxa" w:w="1514"/>
           </w:tcPr>
           <w:p>
+            <w:pPr>
+              <w:spacing w:before="20" w:after="20"/>
+            </w:pPr>
             <w:r/>
             <w:r>
               <w:rPr>
@@ -6007,22 +8031,57 @@
             <w:tcW w:type="dxa" w:w="1514"/>
           </w:tcPr>
           <w:p>
-            <w:r/>
-            <w:r>
-              <w:rPr>
-                <w:rFonts w:ascii="Verdana" w:hAnsi="Verdana"/>
-                <w:b w:val="0"/>
-                <w:sz w:val="16"/>
-              </w:rPr>
-              <w:t>W m-2 sr-1 m</w:t>
-            </w:r>
-          </w:p>
-        </w:tc>
-        <w:tc>
-          <w:tcPr>
-            <w:tcW w:type="dxa" w:w="1514"/>
-          </w:tcPr>
-          <w:p>
+            <w:pPr>
+              <w:spacing w:before="20" w:after="20"/>
+            </w:pPr>
+            <w:r/>
+            <w:r>
+              <w:rPr>
+                <w:rFonts w:ascii="Verdana" w:hAnsi="Verdana"/>
+                <w:sz w:val="16"/>
+              </w:rPr>
+              <w:t>W m</w:t>
+            </w:r>
+            <w:r>
+              <w:rPr>
+                <w:rFonts w:ascii="Verdana" w:hAnsi="Verdana"/>
+                <w:sz w:val="16"/>
+                <w:vertAlign w:val="superscript"/>
+              </w:rPr>
+              <w:t>-2</w:t>
+            </w:r>
+            <w:r>
+              <w:rPr>
+                <w:rFonts w:ascii="Verdana" w:hAnsi="Verdana"/>
+                <w:sz w:val="16"/>
+              </w:rPr>
+              <w:t xml:space="preserve"> sr</w:t>
+            </w:r>
+            <w:r>
+              <w:rPr>
+                <w:rFonts w:ascii="Verdana" w:hAnsi="Verdana"/>
+                <w:sz w:val="16"/>
+                <w:vertAlign w:val="superscript"/>
+              </w:rPr>
+              <w:t>-1</w:t>
+            </w:r>
+            <w:r>
+              <w:rPr>
+                <w:rFonts w:ascii="Verdana" w:hAnsi="Verdana"/>
+                <w:sz w:val="16"/>
+              </w:rPr>
+              <w:t xml:space="preserve"> m</w:t>
+            </w:r>
+          </w:p>
+        </w:tc>
+        <w:tc>
+          <w:tcPr>
+            <w:tcW w:type="dxa" w:w="1514"/>
+          </w:tcPr>
+          <w:p>
+            <w:pPr>
+              <w:spacing w:before="20" w:after="20"/>
+            </w:pPr>
             <w:r/>
             <w:r>
               <w:rPr>
@@ -6039,6 +8098,9 @@
             <w:tcW w:type="dxa" w:w="1514"/>
           </w:tcPr>
           <w:p>
+            <w:pPr>
+              <w:spacing w:before="20" w:after="20"/>
+            </w:pPr>
             <w:r/>
             <w:r>
               <w:rPr>
@@ -6055,6 +8117,9 @@
             <w:tcW w:type="dxa" w:w="1514"/>
           </w:tcPr>
           <w:p>
+            <w:pPr>
+              <w:spacing w:before="20" w:after="20"/>
+            </w:pPr>
             <w:r/>
             <w:r>
               <w:rPr>
@@ -6071,22 +8136,57 @@
             <w:tcW w:type="dxa" w:w="1514"/>
           </w:tcPr>
           <w:p>
-            <w:r/>
-            <w:r>
-              <w:rPr>
-                <w:rFonts w:ascii="Verdana" w:hAnsi="Verdana"/>
-                <w:b w:val="0"/>
-                <w:sz w:val="16"/>
-              </w:rPr>
-              <w:t>W m-2 sr-1 m</w:t>
-            </w:r>
-          </w:p>
-        </w:tc>
-        <w:tc>
-          <w:tcPr>
-            <w:tcW w:type="dxa" w:w="1514"/>
-          </w:tcPr>
-          <w:p>
+            <w:pPr>
+              <w:spacing w:before="20" w:after="20"/>
+            </w:pPr>
+            <w:r/>
+            <w:r>
+              <w:rPr>
+                <w:rFonts w:ascii="Verdana" w:hAnsi="Verdana"/>
+                <w:sz w:val="16"/>
+              </w:rPr>
+              <w:t>W m</w:t>
+            </w:r>
+            <w:r>
+              <w:rPr>
+                <w:rFonts w:ascii="Verdana" w:hAnsi="Verdana"/>
+                <w:sz w:val="16"/>
+                <w:vertAlign w:val="superscript"/>
+              </w:rPr>
+              <w:t>-2</w:t>
+            </w:r>
+            <w:r>
+              <w:rPr>
+                <w:rFonts w:ascii="Verdana" w:hAnsi="Verdana"/>
+                <w:sz w:val="16"/>
+              </w:rPr>
+              <w:t xml:space="preserve"> sr</w:t>
+            </w:r>
+            <w:r>
+              <w:rPr>
+                <w:rFonts w:ascii="Verdana" w:hAnsi="Verdana"/>
+                <w:sz w:val="16"/>
+                <w:vertAlign w:val="superscript"/>
+              </w:rPr>
+              <w:t>-1</w:t>
+            </w:r>
+            <w:r>
+              <w:rPr>
+                <w:rFonts w:ascii="Verdana" w:hAnsi="Verdana"/>
+                <w:sz w:val="16"/>
+              </w:rPr>
+              <w:t xml:space="preserve"> m</w:t>
+            </w:r>
+          </w:p>
+        </w:tc>
+        <w:tc>
+          <w:tcPr>
+            <w:tcW w:type="dxa" w:w="1514"/>
+          </w:tcPr>
+          <w:p>
+            <w:pPr>
+              <w:spacing w:before="20" w:after="20"/>
+            </w:pPr>
             <w:r/>
             <w:r>
               <w:rPr>
@@ -6103,6 +8203,9 @@
             <w:tcW w:type="dxa" w:w="1514"/>
           </w:tcPr>
           <w:p>
+            <w:pPr>
+              <w:spacing w:before="20" w:after="20"/>
+            </w:pPr>
             <w:r/>
             <w:r>
               <w:rPr>
@@ -6119,6 +8222,9 @@
             <w:tcW w:type="dxa" w:w="1514"/>
           </w:tcPr>
           <w:p>
+            <w:pPr>
+              <w:spacing w:before="20" w:after="20"/>
+            </w:pPr>
             <w:r/>
             <w:r>
               <w:rPr>
@@ -6139,6 +8245,9 @@
             <w:tcW w:type="dxa" w:w="1514"/>
           </w:tcPr>
           <w:p>
+            <w:pPr>
+              <w:spacing w:before="20" w:after="20"/>
+            </w:pPr>
             <w:r/>
             <w:r>
               <w:rPr>
@@ -6155,6 +8264,9 @@
             <w:tcW w:type="dxa" w:w="1514"/>
           </w:tcPr>
           <w:p>
+            <w:pPr>
+              <w:spacing w:before="20" w:after="20"/>
+            </w:pPr>
             <w:r/>
             <w:r>
               <w:rPr>
@@ -6171,11 +8283,13 @@
             <w:tcW w:type="dxa" w:w="1514"/>
           </w:tcPr>
           <w:p>
-            <w:r/>
-            <w:r>
-              <w:rPr>
-                <w:rFonts w:ascii="Verdana" w:hAnsi="Verdana"/>
-                <w:b w:val="0"/>
+            <w:pPr>
+              <w:spacing w:before="20" w:after="20"/>
+            </w:pPr>
+            <w:r/>
+            <w:r>
+              <w:rPr>
+                <w:rFonts w:ascii="Verdana" w:hAnsi="Verdana"/>
                 <w:sz w:val="16"/>
               </w:rPr>
               <w:t>%</w:t>
@@ -6187,6 +8301,9 @@
             <w:tcW w:type="dxa" w:w="1514"/>
           </w:tcPr>
           <w:p>
+            <w:pPr>
+              <w:spacing w:before="20" w:after="20"/>
+            </w:pPr>
             <w:r/>
             <w:r>
               <w:rPr>
@@ -6203,6 +8320,9 @@
             <w:tcW w:type="dxa" w:w="1514"/>
           </w:tcPr>
           <w:p>
+            <w:pPr>
+              <w:spacing w:before="20" w:after="20"/>
+            </w:pPr>
             <w:r/>
             <w:r>
               <w:rPr>
@@ -6219,6 +8339,9 @@
             <w:tcW w:type="dxa" w:w="1514"/>
           </w:tcPr>
           <w:p>
+            <w:pPr>
+              <w:spacing w:before="20" w:after="20"/>
+            </w:pPr>
             <w:r/>
             <w:r>
               <w:rPr>
@@ -6235,11 +8358,13 @@
             <w:tcW w:type="dxa" w:w="1514"/>
           </w:tcPr>
           <w:p>
-            <w:r/>
-            <w:r>
-              <w:rPr>
-                <w:rFonts w:ascii="Verdana" w:hAnsi="Verdana"/>
-                <w:b w:val="0"/>
+            <w:pPr>
+              <w:spacing w:before="20" w:after="20"/>
+            </w:pPr>
+            <w:r/>
+            <w:r>
+              <w:rPr>
+                <w:rFonts w:ascii="Verdana" w:hAnsi="Verdana"/>
                 <w:sz w:val="16"/>
               </w:rPr>
               <w:t>%</w:t>
@@ -6251,6 +8376,9 @@
             <w:tcW w:type="dxa" w:w="1514"/>
           </w:tcPr>
           <w:p>
+            <w:pPr>
+              <w:spacing w:before="20" w:after="20"/>
+            </w:pPr>
             <w:r/>
             <w:r>
               <w:rPr>
@@ -6267,6 +8395,9 @@
             <w:tcW w:type="dxa" w:w="1514"/>
           </w:tcPr>
           <w:p>
+            <w:pPr>
+              <w:spacing w:before="20" w:after="20"/>
+            </w:pPr>
             <w:r/>
             <w:r>
               <w:rPr>
@@ -6283,14 +8414,17 @@
             <w:tcW w:type="dxa" w:w="1514"/>
           </w:tcPr>
           <w:p>
-            <w:r/>
-            <w:r>
-              <w:rPr>
-                <w:rFonts w:ascii="Verdana" w:hAnsi="Verdana"/>
-                <w:b w:val="0"/>
-                <w:sz w:val="16"/>
-              </w:rPr>
-              <w:t>Note 69: Bit mis a 0 si c'est le jour (distance zenithale du soleil &lt; 90 degres). Bit mis a 1 si c'est la nuit (distance zenithale du soleil &gt;= 90 degres).</w:t>
+            <w:pPr>
+              <w:spacing w:before="20" w:after="20"/>
+            </w:pPr>
+            <w:r/>
+            <w:r>
+              <w:rPr>
+                <w:rFonts w:ascii="Verdana" w:hAnsi="Verdana"/>
+                <w:b w:val="0"/>
+                <w:sz w:val="16"/>
+              </w:rPr>
+              <w:t>Note 69: Ne plus employer cette séquence compte tenu de l’usage incorrect du descripteur 0 04 075; il y a lieu d’utiliser en remplacement la séquence 3 06 019.</w:t>
             </w:r>
           </w:p>
         </w:tc>
@@ -6304,6 +8438,9 @@
             <w:tcW w:type="dxa" w:w="1514"/>
           </w:tcPr>
           <w:p>
+            <w:pPr>
+              <w:spacing w:before="20" w:after="20"/>
+            </w:pPr>
             <w:r/>
             <w:r>
               <w:rPr>
@@ -6320,6 +8457,9 @@
             <w:tcW w:type="dxa" w:w="1514"/>
           </w:tcPr>
           <w:p>
+            <w:pPr>
+              <w:spacing w:before="20" w:after="20"/>
+            </w:pPr>
             <w:r/>
             <w:r>
               <w:rPr>
@@ -6336,22 +8476,35 @@
             <w:tcW w:type="dxa" w:w="1514"/>
           </w:tcPr>
           <w:p>
-            <w:r/>
-            <w:r>
-              <w:rPr>
-                <w:rFonts w:ascii="Verdana" w:hAnsi="Verdana"/>
-                <w:b w:val="0"/>
-                <w:sz w:val="16"/>
-              </w:rPr>
-              <w:t>J m-2</w:t>
-            </w:r>
-          </w:p>
-        </w:tc>
-        <w:tc>
-          <w:tcPr>
-            <w:tcW w:type="dxa" w:w="1514"/>
-          </w:tcPr>
-          <w:p>
+            <w:pPr>
+              <w:spacing w:before="20" w:after="20"/>
+            </w:pPr>
+            <w:r/>
+            <w:r>
+              <w:rPr>
+                <w:rFonts w:ascii="Verdana" w:hAnsi="Verdana"/>
+                <w:sz w:val="16"/>
+              </w:rPr>
+              <w:t>J m</w:t>
+            </w:r>
+            <w:r>
+              <w:rPr>
+                <w:rFonts w:ascii="Verdana" w:hAnsi="Verdana"/>
+                <w:sz w:val="16"/>
+                <w:vertAlign w:val="superscript"/>
+              </w:rPr>
+              <w:t>-2</w:t>
+            </w:r>
+          </w:p>
+        </w:tc>
+        <w:tc>
+          <w:tcPr>
+            <w:tcW w:type="dxa" w:w="1514"/>
+          </w:tcPr>
+          <w:p>
+            <w:pPr>
+              <w:spacing w:before="20" w:after="20"/>
+            </w:pPr>
             <w:r/>
             <w:r>
               <w:rPr>
@@ -6368,6 +8521,9 @@
             <w:tcW w:type="dxa" w:w="1514"/>
           </w:tcPr>
           <w:p>
+            <w:pPr>
+              <w:spacing w:before="20" w:after="20"/>
+            </w:pPr>
             <w:r/>
             <w:r>
               <w:rPr>
@@ -6384,6 +8540,9 @@
             <w:tcW w:type="dxa" w:w="1514"/>
           </w:tcPr>
           <w:p>
+            <w:pPr>
+              <w:spacing w:before="20" w:after="20"/>
+            </w:pPr>
             <w:r/>
             <w:r>
               <w:rPr>
@@ -6400,22 +8559,35 @@
             <w:tcW w:type="dxa" w:w="1514"/>
           </w:tcPr>
           <w:p>
-            <w:r/>
-            <w:r>
-              <w:rPr>
-                <w:rFonts w:ascii="Verdana" w:hAnsi="Verdana"/>
-                <w:b w:val="0"/>
-                <w:sz w:val="16"/>
-              </w:rPr>
-              <w:t>J m-2</w:t>
-            </w:r>
-          </w:p>
-        </w:tc>
-        <w:tc>
-          <w:tcPr>
-            <w:tcW w:type="dxa" w:w="1514"/>
-          </w:tcPr>
-          <w:p>
+            <w:pPr>
+              <w:spacing w:before="20" w:after="20"/>
+            </w:pPr>
+            <w:r/>
+            <w:r>
+              <w:rPr>
+                <w:rFonts w:ascii="Verdana" w:hAnsi="Verdana"/>
+                <w:sz w:val="16"/>
+              </w:rPr>
+              <w:t>J m</w:t>
+            </w:r>
+            <w:r>
+              <w:rPr>
+                <w:rFonts w:ascii="Verdana" w:hAnsi="Verdana"/>
+                <w:sz w:val="16"/>
+                <w:vertAlign w:val="superscript"/>
+              </w:rPr>
+              <w:t>-2</w:t>
+            </w:r>
+          </w:p>
+        </w:tc>
+        <w:tc>
+          <w:tcPr>
+            <w:tcW w:type="dxa" w:w="1514"/>
+          </w:tcPr>
+          <w:p>
+            <w:pPr>
+              <w:spacing w:before="20" w:after="20"/>
+            </w:pPr>
             <w:r/>
             <w:r>
               <w:rPr>
@@ -6432,6 +8604,9 @@
             <w:tcW w:type="dxa" w:w="1514"/>
           </w:tcPr>
           <w:p>
+            <w:pPr>
+              <w:spacing w:before="20" w:after="20"/>
+            </w:pPr>
             <w:r/>
             <w:r>
               <w:rPr>
@@ -6448,6 +8623,9 @@
             <w:tcW w:type="dxa" w:w="1514"/>
           </w:tcPr>
           <w:p>
+            <w:pPr>
+              <w:spacing w:before="20" w:after="20"/>
+            </w:pPr>
             <w:r/>
             <w:r>
               <w:rPr>
@@ -6468,6 +8646,9 @@
             <w:tcW w:type="dxa" w:w="1514"/>
           </w:tcPr>
           <w:p>
+            <w:pPr>
+              <w:spacing w:before="20" w:after="20"/>
+            </w:pPr>
             <w:r/>
             <w:r>
               <w:rPr>
@@ -6484,6 +8665,9 @@
             <w:tcW w:type="dxa" w:w="1514"/>
           </w:tcPr>
           <w:p>
+            <w:pPr>
+              <w:spacing w:before="20" w:after="20"/>
+            </w:pPr>
             <w:r/>
             <w:r>
               <w:rPr>
@@ -6500,28 +8684,22 @@
             <w:tcW w:type="dxa" w:w="1514"/>
           </w:tcPr>
           <w:p>
-            <w:r/>
-            <w:r>
-              <w:rPr>
-                <w:rFonts w:ascii="Verdana" w:hAnsi="Verdana"/>
-                <w:b w:val="0"/>
-                <w:sz w:val="16"/>
-              </w:rPr>
-              <w:t>J m-2</w:t>
-            </w:r>
-          </w:p>
-        </w:tc>
-        <w:tc>
-          <w:tcPr>
-            <w:tcW w:type="dxa" w:w="1514"/>
-          </w:tcPr>
-          <w:p>
-            <w:r/>
-            <w:r>
-              <w:rPr>
-                <w:rFonts w:ascii="Verdana" w:hAnsi="Verdana"/>
-                <w:b w:val="0"/>
-                <w:sz w:val="16"/>
+            <w:pPr>
+              <w:spacing w:before="20" w:after="20"/>
+            </w:pPr>
+            <w:r/>
+            <w:r>
+              <w:rPr>
+                <w:rFonts w:ascii="Verdana" w:hAnsi="Verdana"/>
+                <w:sz w:val="16"/>
+              </w:rPr>
+              <w:t>J m</w:t>
+            </w:r>
+            <w:r>
+              <w:rPr>
+                <w:rFonts w:ascii="Verdana" w:hAnsi="Verdana"/>
+                <w:sz w:val="16"/>
+                <w:vertAlign w:val="superscript"/>
               </w:rPr>
               <w:t>-2</w:t>
             </w:r>
@@ -6532,6 +8710,28 @@
             <w:tcW w:type="dxa" w:w="1514"/>
           </w:tcPr>
           <w:p>
+            <w:pPr>
+              <w:spacing w:before="20" w:after="20"/>
+            </w:pPr>
+            <w:r/>
+            <w:r>
+              <w:rPr>
+                <w:rFonts w:ascii="Verdana" w:hAnsi="Verdana"/>
+                <w:b w:val="0"/>
+                <w:sz w:val="16"/>
+              </w:rPr>
+              <w:t>-2</w:t>
+            </w:r>
+          </w:p>
+        </w:tc>
+        <w:tc>
+          <w:tcPr>
+            <w:tcW w:type="dxa" w:w="1514"/>
+          </w:tcPr>
+          <w:p>
+            <w:pPr>
+              <w:spacing w:before="20" w:after="20"/>
+            </w:pPr>
             <w:r/>
             <w:r>
               <w:rPr>
@@ -6548,6 +8748,9 @@
             <w:tcW w:type="dxa" w:w="1514"/>
           </w:tcPr>
           <w:p>
+            <w:pPr>
+              <w:spacing w:before="20" w:after="20"/>
+            </w:pPr>
             <w:r/>
             <w:r>
               <w:rPr>
@@ -6564,28 +8767,22 @@
             <w:tcW w:type="dxa" w:w="1514"/>
           </w:tcPr>
           <w:p>
-            <w:r/>
-            <w:r>
-              <w:rPr>
-                <w:rFonts w:ascii="Verdana" w:hAnsi="Verdana"/>
-                <w:b w:val="0"/>
-                <w:sz w:val="16"/>
-              </w:rPr>
-              <w:t>J m-2</w:t>
-            </w:r>
-          </w:p>
-        </w:tc>
-        <w:tc>
-          <w:tcPr>
-            <w:tcW w:type="dxa" w:w="1514"/>
-          </w:tcPr>
-          <w:p>
-            <w:r/>
-            <w:r>
-              <w:rPr>
-                <w:rFonts w:ascii="Verdana" w:hAnsi="Verdana"/>
-                <w:b w:val="0"/>
-                <w:sz w:val="16"/>
+            <w:pPr>
+              <w:spacing w:before="20" w:after="20"/>
+            </w:pPr>
+            <w:r/>
+            <w:r>
+              <w:rPr>
+                <w:rFonts w:ascii="Verdana" w:hAnsi="Verdana"/>
+                <w:sz w:val="16"/>
+              </w:rPr>
+              <w:t>J m</w:t>
+            </w:r>
+            <w:r>
+              <w:rPr>
+                <w:rFonts w:ascii="Verdana" w:hAnsi="Verdana"/>
+                <w:sz w:val="16"/>
+                <w:vertAlign w:val="superscript"/>
               </w:rPr>
               <w:t>-2</w:t>
             </w:r>
@@ -6596,6 +8793,28 @@
             <w:tcW w:type="dxa" w:w="1514"/>
           </w:tcPr>
           <w:p>
+            <w:pPr>
+              <w:spacing w:before="20" w:after="20"/>
+            </w:pPr>
+            <w:r/>
+            <w:r>
+              <w:rPr>
+                <w:rFonts w:ascii="Verdana" w:hAnsi="Verdana"/>
+                <w:b w:val="0"/>
+                <w:sz w:val="16"/>
+              </w:rPr>
+              <w:t>-2</w:t>
+            </w:r>
+          </w:p>
+        </w:tc>
+        <w:tc>
+          <w:tcPr>
+            <w:tcW w:type="dxa" w:w="1514"/>
+          </w:tcPr>
+          <w:p>
+            <w:pPr>
+              <w:spacing w:before="20" w:after="20"/>
+            </w:pPr>
             <w:r/>
             <w:r>
               <w:rPr>
@@ -6612,6 +8831,9 @@
             <w:tcW w:type="dxa" w:w="1514"/>
           </w:tcPr>
           <w:p>
+            <w:pPr>
+              <w:spacing w:before="20" w:after="20"/>
+            </w:pPr>
             <w:r/>
             <w:r>
               <w:rPr>
@@ -6632,6 +8854,9 @@
             <w:tcW w:type="dxa" w:w="1514"/>
           </w:tcPr>
           <w:p>
+            <w:pPr>
+              <w:spacing w:before="20" w:after="20"/>
+            </w:pPr>
             <w:r/>
             <w:r>
               <w:rPr>
@@ -6648,6 +8873,9 @@
             <w:tcW w:type="dxa" w:w="1514"/>
           </w:tcPr>
           <w:p>
+            <w:pPr>
+              <w:spacing w:before="20" w:after="20"/>
+            </w:pPr>
             <w:r/>
             <w:r>
               <w:rPr>
@@ -6664,28 +8892,22 @@
             <w:tcW w:type="dxa" w:w="1514"/>
           </w:tcPr>
           <w:p>
-            <w:r/>
-            <w:r>
-              <w:rPr>
-                <w:rFonts w:ascii="Verdana" w:hAnsi="Verdana"/>
-                <w:b w:val="0"/>
-                <w:sz w:val="16"/>
-              </w:rPr>
-              <w:t>J m-2</w:t>
-            </w:r>
-          </w:p>
-        </w:tc>
-        <w:tc>
-          <w:tcPr>
-            <w:tcW w:type="dxa" w:w="1514"/>
-          </w:tcPr>
-          <w:p>
-            <w:r/>
-            <w:r>
-              <w:rPr>
-                <w:rFonts w:ascii="Verdana" w:hAnsi="Verdana"/>
-                <w:b w:val="0"/>
-                <w:sz w:val="16"/>
+            <w:pPr>
+              <w:spacing w:before="20" w:after="20"/>
+            </w:pPr>
+            <w:r/>
+            <w:r>
+              <w:rPr>
+                <w:rFonts w:ascii="Verdana" w:hAnsi="Verdana"/>
+                <w:sz w:val="16"/>
+              </w:rPr>
+              <w:t>J m</w:t>
+            </w:r>
+            <w:r>
+              <w:rPr>
+                <w:rFonts w:ascii="Verdana" w:hAnsi="Verdana"/>
+                <w:sz w:val="16"/>
+                <w:vertAlign w:val="superscript"/>
               </w:rPr>
               <w:t>-2</w:t>
             </w:r>
@@ -6696,6 +8918,28 @@
             <w:tcW w:type="dxa" w:w="1514"/>
           </w:tcPr>
           <w:p>
+            <w:pPr>
+              <w:spacing w:before="20" w:after="20"/>
+            </w:pPr>
+            <w:r/>
+            <w:r>
+              <w:rPr>
+                <w:rFonts w:ascii="Verdana" w:hAnsi="Verdana"/>
+                <w:b w:val="0"/>
+                <w:sz w:val="16"/>
+              </w:rPr>
+              <w:t>-2</w:t>
+            </w:r>
+          </w:p>
+        </w:tc>
+        <w:tc>
+          <w:tcPr>
+            <w:tcW w:type="dxa" w:w="1514"/>
+          </w:tcPr>
+          <w:p>
+            <w:pPr>
+              <w:spacing w:before="20" w:after="20"/>
+            </w:pPr>
             <w:r/>
             <w:r>
               <w:rPr>
@@ -6712,6 +8956,9 @@
             <w:tcW w:type="dxa" w:w="1514"/>
           </w:tcPr>
           <w:p>
+            <w:pPr>
+              <w:spacing w:before="20" w:after="20"/>
+            </w:pPr>
             <w:r/>
             <w:r>
               <w:rPr>
@@ -6728,28 +8975,22 @@
             <w:tcW w:type="dxa" w:w="1514"/>
           </w:tcPr>
           <w:p>
-            <w:r/>
-            <w:r>
-              <w:rPr>
-                <w:rFonts w:ascii="Verdana" w:hAnsi="Verdana"/>
-                <w:b w:val="0"/>
-                <w:sz w:val="16"/>
-              </w:rPr>
-              <w:t>J m-2</w:t>
-            </w:r>
-          </w:p>
-        </w:tc>
-        <w:tc>
-          <w:tcPr>
-            <w:tcW w:type="dxa" w:w="1514"/>
-          </w:tcPr>
-          <w:p>
-            <w:r/>
-            <w:r>
-              <w:rPr>
-                <w:rFonts w:ascii="Verdana" w:hAnsi="Verdana"/>
-                <w:b w:val="0"/>
-                <w:sz w:val="16"/>
+            <w:pPr>
+              <w:spacing w:before="20" w:after="20"/>
+            </w:pPr>
+            <w:r/>
+            <w:r>
+              <w:rPr>
+                <w:rFonts w:ascii="Verdana" w:hAnsi="Verdana"/>
+                <w:sz w:val="16"/>
+              </w:rPr>
+              <w:t>J m</w:t>
+            </w:r>
+            <w:r>
+              <w:rPr>
+                <w:rFonts w:ascii="Verdana" w:hAnsi="Verdana"/>
+                <w:sz w:val="16"/>
+                <w:vertAlign w:val="superscript"/>
               </w:rPr>
               <w:t>-2</w:t>
             </w:r>
@@ -6760,6 +9001,28 @@
             <w:tcW w:type="dxa" w:w="1514"/>
           </w:tcPr>
           <w:p>
+            <w:pPr>
+              <w:spacing w:before="20" w:after="20"/>
+            </w:pPr>
+            <w:r/>
+            <w:r>
+              <w:rPr>
+                <w:rFonts w:ascii="Verdana" w:hAnsi="Verdana"/>
+                <w:b w:val="0"/>
+                <w:sz w:val="16"/>
+              </w:rPr>
+              <w:t>-2</w:t>
+            </w:r>
+          </w:p>
+        </w:tc>
+        <w:tc>
+          <w:tcPr>
+            <w:tcW w:type="dxa" w:w="1514"/>
+          </w:tcPr>
+          <w:p>
+            <w:pPr>
+              <w:spacing w:before="20" w:after="20"/>
+            </w:pPr>
             <w:r/>
             <w:r>
               <w:rPr>
@@ -6776,6 +9039,9 @@
             <w:tcW w:type="dxa" w:w="1514"/>
           </w:tcPr>
           <w:p>
+            <w:pPr>
+              <w:spacing w:before="20" w:after="20"/>
+            </w:pPr>
             <w:r/>
             <w:r>
               <w:rPr>
@@ -6796,6 +9062,9 @@
             <w:tcW w:type="dxa" w:w="1514"/>
           </w:tcPr>
           <w:p>
+            <w:pPr>
+              <w:spacing w:before="20" w:after="20"/>
+            </w:pPr>
             <w:r/>
             <w:r>
               <w:rPr>
@@ -6812,6 +9081,9 @@
             <w:tcW w:type="dxa" w:w="1514"/>
           </w:tcPr>
           <w:p>
+            <w:pPr>
+              <w:spacing w:before="20" w:after="20"/>
+            </w:pPr>
             <w:r/>
             <w:r>
               <w:rPr>
@@ -6828,22 +9100,35 @@
             <w:tcW w:type="dxa" w:w="1514"/>
           </w:tcPr>
           <w:p>
-            <w:r/>
-            <w:r>
-              <w:rPr>
-                <w:rFonts w:ascii="Verdana" w:hAnsi="Verdana"/>
-                <w:b w:val="0"/>
-                <w:sz w:val="16"/>
-              </w:rPr>
-              <w:t>J m-2</w:t>
-            </w:r>
-          </w:p>
-        </w:tc>
-        <w:tc>
-          <w:tcPr>
-            <w:tcW w:type="dxa" w:w="1514"/>
-          </w:tcPr>
-          <w:p>
+            <w:pPr>
+              <w:spacing w:before="20" w:after="20"/>
+            </w:pPr>
+            <w:r/>
+            <w:r>
+              <w:rPr>
+                <w:rFonts w:ascii="Verdana" w:hAnsi="Verdana"/>
+                <w:sz w:val="16"/>
+              </w:rPr>
+              <w:t>J m</w:t>
+            </w:r>
+            <w:r>
+              <w:rPr>
+                <w:rFonts w:ascii="Verdana" w:hAnsi="Verdana"/>
+                <w:sz w:val="16"/>
+                <w:vertAlign w:val="superscript"/>
+              </w:rPr>
+              <w:t>-2</w:t>
+            </w:r>
+          </w:p>
+        </w:tc>
+        <w:tc>
+          <w:tcPr>
+            <w:tcW w:type="dxa" w:w="1514"/>
+          </w:tcPr>
+          <w:p>
+            <w:pPr>
+              <w:spacing w:before="20" w:after="20"/>
+            </w:pPr>
             <w:r/>
             <w:r>
               <w:rPr>
@@ -6860,6 +9145,9 @@
             <w:tcW w:type="dxa" w:w="1514"/>
           </w:tcPr>
           <w:p>
+            <w:pPr>
+              <w:spacing w:before="20" w:after="20"/>
+            </w:pPr>
             <w:r/>
             <w:r>
               <w:rPr>
@@ -6876,6 +9164,9 @@
             <w:tcW w:type="dxa" w:w="1514"/>
           </w:tcPr>
           <w:p>
+            <w:pPr>
+              <w:spacing w:before="20" w:after="20"/>
+            </w:pPr>
             <w:r/>
             <w:r>
               <w:rPr>
@@ -6892,22 +9183,35 @@
             <w:tcW w:type="dxa" w:w="1514"/>
           </w:tcPr>
           <w:p>
-            <w:r/>
-            <w:r>
-              <w:rPr>
-                <w:rFonts w:ascii="Verdana" w:hAnsi="Verdana"/>
-                <w:b w:val="0"/>
-                <w:sz w:val="16"/>
-              </w:rPr>
-              <w:t>J m-2</w:t>
-            </w:r>
-          </w:p>
-        </w:tc>
-        <w:tc>
-          <w:tcPr>
-            <w:tcW w:type="dxa" w:w="1514"/>
-          </w:tcPr>
-          <w:p>
+            <w:pPr>
+              <w:spacing w:before="20" w:after="20"/>
+            </w:pPr>
+            <w:r/>
+            <w:r>
+              <w:rPr>
+                <w:rFonts w:ascii="Verdana" w:hAnsi="Verdana"/>
+                <w:sz w:val="16"/>
+              </w:rPr>
+              <w:t>J m</w:t>
+            </w:r>
+            <w:r>
+              <w:rPr>
+                <w:rFonts w:ascii="Verdana" w:hAnsi="Verdana"/>
+                <w:sz w:val="16"/>
+                <w:vertAlign w:val="superscript"/>
+              </w:rPr>
+              <w:t>-2</w:t>
+            </w:r>
+          </w:p>
+        </w:tc>
+        <w:tc>
+          <w:tcPr>
+            <w:tcW w:type="dxa" w:w="1514"/>
+          </w:tcPr>
+          <w:p>
+            <w:pPr>
+              <w:spacing w:before="20" w:after="20"/>
+            </w:pPr>
             <w:r/>
             <w:r>
               <w:rPr>
@@ -6924,6 +9228,9 @@
             <w:tcW w:type="dxa" w:w="1514"/>
           </w:tcPr>
           <w:p>
+            <w:pPr>
+              <w:spacing w:before="20" w:after="20"/>
+            </w:pPr>
             <w:r/>
             <w:r>
               <w:rPr>
@@ -6940,6 +9247,9 @@
             <w:tcW w:type="dxa" w:w="1514"/>
           </w:tcPr>
           <w:p>
+            <w:pPr>
+              <w:spacing w:before="20" w:after="20"/>
+            </w:pPr>
             <w:r/>
             <w:r>
               <w:rPr>
@@ -6960,6 +9270,9 @@
             <w:tcW w:type="dxa" w:w="1514"/>
           </w:tcPr>
           <w:p>
+            <w:pPr>
+              <w:spacing w:before="20" w:after="20"/>
+            </w:pPr>
             <w:r/>
             <w:r>
               <w:rPr>
@@ -6976,6 +9289,9 @@
             <w:tcW w:type="dxa" w:w="1514"/>
           </w:tcPr>
           <w:p>
+            <w:pPr>
+              <w:spacing w:before="20" w:after="20"/>
+            </w:pPr>
             <w:r/>
             <w:r>
               <w:rPr>
@@ -6992,11 +9308,13 @@
             <w:tcW w:type="dxa" w:w="1514"/>
           </w:tcPr>
           <w:p>
-            <w:r/>
-            <w:r>
-              <w:rPr>
-                <w:rFonts w:ascii="Verdana" w:hAnsi="Verdana"/>
-                <w:b w:val="0"/>
+            <w:pPr>
+              <w:spacing w:before="20" w:after="20"/>
+            </w:pPr>
+            <w:r/>
+            <w:r>
+              <w:rPr>
+                <w:rFonts w:ascii="Verdana" w:hAnsi="Verdana"/>
                 <w:sz w:val="16"/>
               </w:rPr>
               <w:t>Numérique</w:t>
@@ -7008,6 +9326,9 @@
             <w:tcW w:type="dxa" w:w="1514"/>
           </w:tcPr>
           <w:p>
+            <w:pPr>
+              <w:spacing w:before="20" w:after="20"/>
+            </w:pPr>
             <w:r/>
             <w:r>
               <w:rPr>
@@ -7024,6 +9345,9 @@
             <w:tcW w:type="dxa" w:w="1514"/>
           </w:tcPr>
           <w:p>
+            <w:pPr>
+              <w:spacing w:before="20" w:after="20"/>
+            </w:pPr>
             <w:r/>
             <w:r>
               <w:rPr>
@@ -7040,6 +9364,9 @@
             <w:tcW w:type="dxa" w:w="1514"/>
           </w:tcPr>
           <w:p>
+            <w:pPr>
+              <w:spacing w:before="20" w:after="20"/>
+            </w:pPr>
             <w:r/>
             <w:r>
               <w:rPr>
@@ -7056,11 +9383,13 @@
             <w:tcW w:type="dxa" w:w="1514"/>
           </w:tcPr>
           <w:p>
-            <w:r/>
-            <w:r>
-              <w:rPr>
-                <w:rFonts w:ascii="Verdana" w:hAnsi="Verdana"/>
-                <w:b w:val="0"/>
+            <w:pPr>
+              <w:spacing w:before="20" w:after="20"/>
+            </w:pPr>
+            <w:r/>
+            <w:r>
+              <w:rPr>
+                <w:rFonts w:ascii="Verdana" w:hAnsi="Verdana"/>
                 <w:sz w:val="16"/>
               </w:rPr>
               <w:t>Numérique</w:t>
@@ -7072,6 +9401,9 @@
             <w:tcW w:type="dxa" w:w="1514"/>
           </w:tcPr>
           <w:p>
+            <w:pPr>
+              <w:spacing w:before="20" w:after="20"/>
+            </w:pPr>
             <w:r/>
             <w:r>
               <w:rPr>
@@ -7088,6 +9420,9 @@
             <w:tcW w:type="dxa" w:w="1514"/>
           </w:tcPr>
           <w:p>
+            <w:pPr>
+              <w:spacing w:before="20" w:after="20"/>
+            </w:pPr>
             <w:r/>
             <w:r>
               <w:rPr>
@@ -7104,6 +9439,9 @@
             <w:tcW w:type="dxa" w:w="1514"/>
           </w:tcPr>
           <w:p>
+            <w:pPr>
+              <w:spacing w:before="20" w:after="20"/>
+            </w:pPr>
             <w:r/>
             <w:r>
               <w:rPr>
@@ -7124,6 +9462,9 @@
             <w:tcW w:type="dxa" w:w="1514"/>
           </w:tcPr>
           <w:p>
+            <w:pPr>
+              <w:spacing w:before="20" w:after="20"/>
+            </w:pPr>
             <w:r/>
             <w:r>
               <w:rPr>
@@ -7140,6 +9481,9 @@
             <w:tcW w:type="dxa" w:w="1514"/>
           </w:tcPr>
           <w:p>
+            <w:pPr>
+              <w:spacing w:before="20" w:after="20"/>
+            </w:pPr>
             <w:r/>
             <w:r>
               <w:rPr>
@@ -7156,22 +9500,35 @@
             <w:tcW w:type="dxa" w:w="1514"/>
           </w:tcPr>
           <w:p>
-            <w:r/>
-            <w:r>
-              <w:rPr>
-                <w:rFonts w:ascii="Verdana" w:hAnsi="Verdana"/>
-                <w:b w:val="0"/>
-                <w:sz w:val="16"/>
-              </w:rPr>
-              <w:t>Cd m-2</w:t>
-            </w:r>
-          </w:p>
-        </w:tc>
-        <w:tc>
-          <w:tcPr>
-            <w:tcW w:type="dxa" w:w="1514"/>
-          </w:tcPr>
-          <w:p>
+            <w:pPr>
+              <w:spacing w:before="20" w:after="20"/>
+            </w:pPr>
+            <w:r/>
+            <w:r>
+              <w:rPr>
+                <w:rFonts w:ascii="Verdana" w:hAnsi="Verdana"/>
+                <w:sz w:val="16"/>
+              </w:rPr>
+              <w:t>Cd m</w:t>
+            </w:r>
+            <w:r>
+              <w:rPr>
+                <w:rFonts w:ascii="Verdana" w:hAnsi="Verdana"/>
+                <w:sz w:val="16"/>
+                <w:vertAlign w:val="superscript"/>
+              </w:rPr>
+              <w:t>-2</w:t>
+            </w:r>
+          </w:p>
+        </w:tc>
+        <w:tc>
+          <w:tcPr>
+            <w:tcW w:type="dxa" w:w="1514"/>
+          </w:tcPr>
+          <w:p>
+            <w:pPr>
+              <w:spacing w:before="20" w:after="20"/>
+            </w:pPr>
             <w:r/>
             <w:r>
               <w:rPr>
@@ -7188,6 +9545,9 @@
             <w:tcW w:type="dxa" w:w="1514"/>
           </w:tcPr>
           <w:p>
+            <w:pPr>
+              <w:spacing w:before="20" w:after="20"/>
+            </w:pPr>
             <w:r/>
             <w:r>
               <w:rPr>
@@ -7204,6 +9564,9 @@
             <w:tcW w:type="dxa" w:w="1514"/>
           </w:tcPr>
           <w:p>
+            <w:pPr>
+              <w:spacing w:before="20" w:after="20"/>
+            </w:pPr>
             <w:r/>
             <w:r>
               <w:rPr>
@@ -7220,22 +9583,35 @@
             <w:tcW w:type="dxa" w:w="1514"/>
           </w:tcPr>
           <w:p>
-            <w:r/>
-            <w:r>
-              <w:rPr>
-                <w:rFonts w:ascii="Verdana" w:hAnsi="Verdana"/>
-                <w:b w:val="0"/>
-                <w:sz w:val="16"/>
-              </w:rPr>
-              <w:t>Cd m-2</w:t>
-            </w:r>
-          </w:p>
-        </w:tc>
-        <w:tc>
-          <w:tcPr>
-            <w:tcW w:type="dxa" w:w="1514"/>
-          </w:tcPr>
-          <w:p>
+            <w:pPr>
+              <w:spacing w:before="20" w:after="20"/>
+            </w:pPr>
+            <w:r/>
+            <w:r>
+              <w:rPr>
+                <w:rFonts w:ascii="Verdana" w:hAnsi="Verdana"/>
+                <w:sz w:val="16"/>
+              </w:rPr>
+              <w:t>Cd m</w:t>
+            </w:r>
+            <w:r>
+              <w:rPr>
+                <w:rFonts w:ascii="Verdana" w:hAnsi="Verdana"/>
+                <w:sz w:val="16"/>
+                <w:vertAlign w:val="superscript"/>
+              </w:rPr>
+              <w:t>-2</w:t>
+            </w:r>
+          </w:p>
+        </w:tc>
+        <w:tc>
+          <w:tcPr>
+            <w:tcW w:type="dxa" w:w="1514"/>
+          </w:tcPr>
+          <w:p>
+            <w:pPr>
+              <w:spacing w:before="20" w:after="20"/>
+            </w:pPr>
             <w:r/>
             <w:r>
               <w:rPr>
@@ -7252,6 +9628,9 @@
             <w:tcW w:type="dxa" w:w="1514"/>
           </w:tcPr>
           <w:p>
+            <w:pPr>
+              <w:spacing w:before="20" w:after="20"/>
+            </w:pPr>
             <w:r/>
             <w:r>
               <w:rPr>
@@ -7268,6 +9647,9 @@
             <w:tcW w:type="dxa" w:w="1514"/>
           </w:tcPr>
           <w:p>
+            <w:pPr>
+              <w:spacing w:before="20" w:after="20"/>
+            </w:pPr>
             <w:r/>
             <w:r>
               <w:rPr>
@@ -7288,6 +9670,9 @@
             <w:tcW w:type="dxa" w:w="1514"/>
           </w:tcPr>
           <w:p>
+            <w:pPr>
+              <w:spacing w:before="20" w:after="20"/>
+            </w:pPr>
             <w:r/>
             <w:r>
               <w:rPr>
@@ -7304,6 +9689,9 @@
             <w:tcW w:type="dxa" w:w="1514"/>
           </w:tcPr>
           <w:p>
+            <w:pPr>
+              <w:spacing w:before="20" w:after="20"/>
+            </w:pPr>
             <w:r/>
             <w:r>
               <w:rPr>
@@ -7320,28 +9708,22 @@
             <w:tcW w:type="dxa" w:w="1514"/>
           </w:tcPr>
           <w:p>
-            <w:r/>
-            <w:r>
-              <w:rPr>
-                <w:rFonts w:ascii="Verdana" w:hAnsi="Verdana"/>
-                <w:b w:val="0"/>
-                <w:sz w:val="16"/>
-              </w:rPr>
-              <w:t>J m-2</w:t>
-            </w:r>
-          </w:p>
-        </w:tc>
-        <w:tc>
-          <w:tcPr>
-            <w:tcW w:type="dxa" w:w="1514"/>
-          </w:tcPr>
-          <w:p>
-            <w:r/>
-            <w:r>
-              <w:rPr>
-                <w:rFonts w:ascii="Verdana" w:hAnsi="Verdana"/>
-                <w:b w:val="0"/>
-                <w:sz w:val="16"/>
+            <w:pPr>
+              <w:spacing w:before="20" w:after="20"/>
+            </w:pPr>
+            <w:r/>
+            <w:r>
+              <w:rPr>
+                <w:rFonts w:ascii="Verdana" w:hAnsi="Verdana"/>
+                <w:sz w:val="16"/>
+              </w:rPr>
+              <w:t>J m</w:t>
+            </w:r>
+            <w:r>
+              <w:rPr>
+                <w:rFonts w:ascii="Verdana" w:hAnsi="Verdana"/>
+                <w:sz w:val="16"/>
+                <w:vertAlign w:val="superscript"/>
               </w:rPr>
               <w:t>-2</w:t>
             </w:r>
@@ -7352,6 +9734,28 @@
             <w:tcW w:type="dxa" w:w="1514"/>
           </w:tcPr>
           <w:p>
+            <w:pPr>
+              <w:spacing w:before="20" w:after="20"/>
+            </w:pPr>
+            <w:r/>
+            <w:r>
+              <w:rPr>
+                <w:rFonts w:ascii="Verdana" w:hAnsi="Verdana"/>
+                <w:b w:val="0"/>
+                <w:sz w:val="16"/>
+              </w:rPr>
+              <w:t>-2</w:t>
+            </w:r>
+          </w:p>
+        </w:tc>
+        <w:tc>
+          <w:tcPr>
+            <w:tcW w:type="dxa" w:w="1514"/>
+          </w:tcPr>
+          <w:p>
+            <w:pPr>
+              <w:spacing w:before="20" w:after="20"/>
+            </w:pPr>
             <w:r/>
             <w:r>
               <w:rPr>
@@ -7368,6 +9772,9 @@
             <w:tcW w:type="dxa" w:w="1514"/>
           </w:tcPr>
           <w:p>
+            <w:pPr>
+              <w:spacing w:before="20" w:after="20"/>
+            </w:pPr>
             <w:r/>
             <w:r>
               <w:rPr>
@@ -7384,28 +9791,22 @@
             <w:tcW w:type="dxa" w:w="1514"/>
           </w:tcPr>
           <w:p>
-            <w:r/>
-            <w:r>
-              <w:rPr>
-                <w:rFonts w:ascii="Verdana" w:hAnsi="Verdana"/>
-                <w:b w:val="0"/>
-                <w:sz w:val="16"/>
-              </w:rPr>
-              <w:t>J m-2</w:t>
-            </w:r>
-          </w:p>
-        </w:tc>
-        <w:tc>
-          <w:tcPr>
-            <w:tcW w:type="dxa" w:w="1514"/>
-          </w:tcPr>
-          <w:p>
-            <w:r/>
-            <w:r>
-              <w:rPr>
-                <w:rFonts w:ascii="Verdana" w:hAnsi="Verdana"/>
-                <w:b w:val="0"/>
-                <w:sz w:val="16"/>
+            <w:pPr>
+              <w:spacing w:before="20" w:after="20"/>
+            </w:pPr>
+            <w:r/>
+            <w:r>
+              <w:rPr>
+                <w:rFonts w:ascii="Verdana" w:hAnsi="Verdana"/>
+                <w:sz w:val="16"/>
+              </w:rPr>
+              <w:t>J m</w:t>
+            </w:r>
+            <w:r>
+              <w:rPr>
+                <w:rFonts w:ascii="Verdana" w:hAnsi="Verdana"/>
+                <w:sz w:val="16"/>
+                <w:vertAlign w:val="superscript"/>
               </w:rPr>
               <w:t>-2</w:t>
             </w:r>
@@ -7416,6 +9817,28 @@
             <w:tcW w:type="dxa" w:w="1514"/>
           </w:tcPr>
           <w:p>
+            <w:pPr>
+              <w:spacing w:before="20" w:after="20"/>
+            </w:pPr>
+            <w:r/>
+            <w:r>
+              <w:rPr>
+                <w:rFonts w:ascii="Verdana" w:hAnsi="Verdana"/>
+                <w:b w:val="0"/>
+                <w:sz w:val="16"/>
+              </w:rPr>
+              <w:t>-2</w:t>
+            </w:r>
+          </w:p>
+        </w:tc>
+        <w:tc>
+          <w:tcPr>
+            <w:tcW w:type="dxa" w:w="1514"/>
+          </w:tcPr>
+          <w:p>
+            <w:pPr>
+              <w:spacing w:before="20" w:after="20"/>
+            </w:pPr>
             <w:r/>
             <w:r>
               <w:rPr>
@@ -7432,6 +9855,9 @@
             <w:tcW w:type="dxa" w:w="1514"/>
           </w:tcPr>
           <w:p>
+            <w:pPr>
+              <w:spacing w:before="20" w:after="20"/>
+            </w:pPr>
             <w:r/>
             <w:r>
               <w:rPr>
@@ -7452,6 +9878,9 @@
             <w:tcW w:type="dxa" w:w="1514"/>
           </w:tcPr>
           <w:p>
+            <w:pPr>
+              <w:spacing w:before="20" w:after="20"/>
+            </w:pPr>
             <w:r/>
             <w:r>
               <w:rPr>
@@ -7468,6 +9897,9 @@
             <w:tcW w:type="dxa" w:w="1514"/>
           </w:tcPr>
           <w:p>
+            <w:pPr>
+              <w:spacing w:before="20" w:after="20"/>
+            </w:pPr>
             <w:r/>
             <w:r>
               <w:rPr>
@@ -7484,22 +9916,35 @@
             <w:tcW w:type="dxa" w:w="1514"/>
           </w:tcPr>
           <w:p>
-            <w:r/>
-            <w:r>
-              <w:rPr>
-                <w:rFonts w:ascii="Verdana" w:hAnsi="Verdana"/>
-                <w:b w:val="0"/>
-                <w:sz w:val="16"/>
-              </w:rPr>
-              <w:t>J m-2</w:t>
-            </w:r>
-          </w:p>
-        </w:tc>
-        <w:tc>
-          <w:tcPr>
-            <w:tcW w:type="dxa" w:w="1514"/>
-          </w:tcPr>
-          <w:p>
+            <w:pPr>
+              <w:spacing w:before="20" w:after="20"/>
+            </w:pPr>
+            <w:r/>
+            <w:r>
+              <w:rPr>
+                <w:rFonts w:ascii="Verdana" w:hAnsi="Verdana"/>
+                <w:sz w:val="16"/>
+              </w:rPr>
+              <w:t>J m</w:t>
+            </w:r>
+            <w:r>
+              <w:rPr>
+                <w:rFonts w:ascii="Verdana" w:hAnsi="Verdana"/>
+                <w:sz w:val="16"/>
+                <w:vertAlign w:val="superscript"/>
+              </w:rPr>
+              <w:t>-2</w:t>
+            </w:r>
+          </w:p>
+        </w:tc>
+        <w:tc>
+          <w:tcPr>
+            <w:tcW w:type="dxa" w:w="1514"/>
+          </w:tcPr>
+          <w:p>
+            <w:pPr>
+              <w:spacing w:before="20" w:after="20"/>
+            </w:pPr>
             <w:r/>
             <w:r>
               <w:rPr>
@@ -7516,6 +9961,9 @@
             <w:tcW w:type="dxa" w:w="1514"/>
           </w:tcPr>
           <w:p>
+            <w:pPr>
+              <w:spacing w:before="20" w:after="20"/>
+            </w:pPr>
             <w:r/>
             <w:r>
               <w:rPr>
@@ -7532,6 +9980,9 @@
             <w:tcW w:type="dxa" w:w="1514"/>
           </w:tcPr>
           <w:p>
+            <w:pPr>
+              <w:spacing w:before="20" w:after="20"/>
+            </w:pPr>
             <w:r/>
             <w:r>
               <w:rPr>
@@ -7548,22 +9999,35 @@
             <w:tcW w:type="dxa" w:w="1514"/>
           </w:tcPr>
           <w:p>
-            <w:r/>
-            <w:r>
-              <w:rPr>
-                <w:rFonts w:ascii="Verdana" w:hAnsi="Verdana"/>
-                <w:b w:val="0"/>
-                <w:sz w:val="16"/>
-              </w:rPr>
-              <w:t>J m-2</w:t>
-            </w:r>
-          </w:p>
-        </w:tc>
-        <w:tc>
-          <w:tcPr>
-            <w:tcW w:type="dxa" w:w="1514"/>
-          </w:tcPr>
-          <w:p>
+            <w:pPr>
+              <w:spacing w:before="20" w:after="20"/>
+            </w:pPr>
+            <w:r/>
+            <w:r>
+              <w:rPr>
+                <w:rFonts w:ascii="Verdana" w:hAnsi="Verdana"/>
+                <w:sz w:val="16"/>
+              </w:rPr>
+              <w:t>J m</w:t>
+            </w:r>
+            <w:r>
+              <w:rPr>
+                <w:rFonts w:ascii="Verdana" w:hAnsi="Verdana"/>
+                <w:sz w:val="16"/>
+                <w:vertAlign w:val="superscript"/>
+              </w:rPr>
+              <w:t>-2</w:t>
+            </w:r>
+          </w:p>
+        </w:tc>
+        <w:tc>
+          <w:tcPr>
+            <w:tcW w:type="dxa" w:w="1514"/>
+          </w:tcPr>
+          <w:p>
+            <w:pPr>
+              <w:spacing w:before="20" w:after="20"/>
+            </w:pPr>
             <w:r/>
             <w:r>
               <w:rPr>
@@ -7580,6 +10044,9 @@
             <w:tcW w:type="dxa" w:w="1514"/>
           </w:tcPr>
           <w:p>
+            <w:pPr>
+              <w:spacing w:before="20" w:after="20"/>
+            </w:pPr>
             <w:r/>
             <w:r>
               <w:rPr>
@@ -7596,14 +10063,17 @@
             <w:tcW w:type="dxa" w:w="1514"/>
           </w:tcPr>
           <w:p>
-            <w:r/>
-            <w:r>
-              <w:rPr>
-                <w:rFonts w:ascii="Verdana" w:hAnsi="Verdana"/>
-                <w:b w:val="0"/>
-                <w:sz w:val="16"/>
-              </w:rPr>
-              <w:t>Note 83: Ces temperatures sont utilisees pour calculer la contribution du milieu aux luminances energetiques servant de cibles d'etalonnage interne. Quand ce bit est mis a 1, il faut remplacer les temperatures incorrectes par les valeurs confirmees de la temperature de la cible d'etalonnage interne.</w:t>
+            <w:pPr>
+              <w:spacing w:before="20" w:after="20"/>
+            </w:pPr>
+            <w:r/>
+            <w:r>
+              <w:rPr>
+                <w:rFonts w:ascii="Verdana" w:hAnsi="Verdana"/>
+                <w:b w:val="0"/>
+                <w:sz w:val="16"/>
+              </w:rPr>
+              <w:t>Note 83: Le rayonnement ultraviolet global (0 14 072) correspond à l’énergie reçue sous forme de lumière ultraviolette, intégrée sur une période déterminée dans une bande spectrale donnée. 0 14 072 est précédé d’un descripteur de période ainsi que de la longueur d’onde spectrographique (0 02 071) et de la largeur spectrographique (0 02 072). Par exemple, quand 0 14 072 est utilisé pour indiquer le rayonnement ultraviolet global, 0 02 071 et 0 02 072 précisent la bande spectrale de 280 à 315 nm.</w:t>
             </w:r>
           </w:p>
         </w:tc>

--- a/docx/fr/BUFRCREX_TableB_fr_14.docx
+++ b/docx/fr/BUFRCREX_TableB_fr_14.docx
@@ -9747,207 +9747,7 @@
           <w:i/>
           <w:sz w:val="14"/>
         </w:rPr>
-        <w:t>Note 23: Une valeur de précipitation de –0,1 kg m –2 avant la mise à l’échelle (–1 après la mise à l’échelle ou en CREX) indique qu’il y a «trace» de précipitations (non mesurable, moins de 0,05 kg m –2 )</w:t>
-      </w:r>
-    </w:p>
-    <w:p>
-      <w:r>
-        <w:rPr>
-          <w:rFonts w:ascii="Verdana" w:hAnsi="Verdana"/>
-          <w:i/>
-          <w:sz w:val="14"/>
-        </w:rPr>
-        <w:t>Note 25: Il est possible d’annuler une signification précédemment définie en transmettant une «valeur manquante» à partir de la table de code ou de la table d’indicateurs appropriée.</w:t>
-      </w:r>
-    </w:p>
-    <w:p>
-      <w:r>
-        <w:rPr>
-          <w:rFonts w:ascii="Verdana" w:hAnsi="Verdana"/>
-          <w:i/>
-          <w:sz w:val="14"/>
-        </w:rPr>
-        <w:t>Note 27: Sauf indication contraire, tous les temps sont des temps universels coordonnés (UTC).</w:t>
-      </w:r>
-    </w:p>
-    <w:p>
-      <w:r>
-        <w:rPr>
-          <w:rFonts w:ascii="Verdana" w:hAnsi="Verdana"/>
-          <w:i/>
-          <w:sz w:val="14"/>
-        </w:rPr>
-        <w:t>Note 32: La direction ou l’azimut ne sont utilisés que par rapport à une position donnée; ils n’ont pas pour objet de définir à nouveau cette position.</w:t>
-      </w:r>
-    </w:p>
-    <w:p>
-      <w:r>
-        <w:rPr>
-          <w:rFonts w:ascii="Verdana" w:hAnsi="Verdana"/>
-          <w:i/>
-          <w:sz w:val="14"/>
-        </w:rPr>
-        <w:t>Note 62: La distance n’est indiquée que par rapport à une position donnée et une direction, un azimut ou une hauteur angulaire; elle n’a pas pour objet de définir à nouveau cette position.</w:t>
-      </w:r>
-    </w:p>
-    <w:p>
-      <w:r>
-        <w:rPr>
-          <w:rFonts w:ascii="Verdana" w:hAnsi="Verdana"/>
-          <w:i/>
-          <w:sz w:val="14"/>
-        </w:rPr>
         <w:t>Note 63: Le rayonnement descendant est indiqué par des valeurs positives.</w:t>
-      </w:r>
-    </w:p>
-    <w:p>
-      <w:r>
-        <w:rPr>
-          <w:rFonts w:ascii="Verdana" w:hAnsi="Verdana"/>
-          <w:i/>
-          <w:sz w:val="14"/>
-        </w:rPr>
-        <w:t>Note 64: Les composantes w descendantes sont indiquées par des valeurs positives, pour lesquelles l’unité est le Pa s –1 .</w:t>
-      </w:r>
-    </w:p>
-    <w:p>
-      <w:r>
-        <w:rPr>
-          <w:rFonts w:ascii="Verdana" w:hAnsi="Verdana"/>
-          <w:i/>
-          <w:sz w:val="14"/>
-        </w:rPr>
-        <w:t>Note 66: Les incréments dans le sens est-ouest sont indiqués par des valeurs négatives.</w:t>
-      </w:r>
-    </w:p>
-    <w:p>
-      <w:r>
-        <w:rPr>
-          <w:rFonts w:ascii="Verdana" w:hAnsi="Verdana"/>
-          <w:i/>
-          <w:sz w:val="14"/>
-        </w:rPr>
-        <w:t>Note 92: Afin qu’il soit possible de distinguer sans ambiguïté les cas de valeurs manquantes et de pixels saturés, les données d’image de n bits doivent être codées à l’aide d’un champs de données de n+1. Lorsqu’un tel descripteur n’est pas déjà disponible dans la classe 30, on utilise un descripteur d’opération 2 01 YYY pour modifier le champ de données de l’entrée existante, selon les besoins.</w:t>
-      </w:r>
-    </w:p>
-    <w:p>
-      <w:r>
-        <w:rPr>
-          <w:rFonts w:ascii="Verdana" w:hAnsi="Verdana"/>
-          <w:i/>
-          <w:sz w:val="14"/>
-        </w:rPr>
-        <w:t>Note 105: Les périodes ou les décalages dans le temps négatifs sont utilisés pour indiquer les périodes ou les décalages dans le temps précédant le temps généralement défini.</w:t>
-      </w:r>
-    </w:p>
-    <w:p>
-      <w:r>
-        <w:rPr>
-          <w:rFonts w:ascii="Verdana" w:hAnsi="Verdana"/>
-          <w:i/>
-          <w:sz w:val="14"/>
-        </w:rPr>
-        <w:t>Note 110: Les incréments dans le sens nord–sud sont indiqués par des valeurs négatives.</w:t>
-      </w:r>
-    </w:p>
-    <w:p>
-      <w:r>
-        <w:rPr>
-          <w:rFonts w:ascii="Verdana" w:hAnsi="Verdana"/>
-          <w:i/>
-          <w:sz w:val="14"/>
-        </w:rPr>
-        <w:t>Note 115: Le champ de données des pixels peut être modifié au moyen du descripteur 2 01 YYY.</w:t>
-      </w:r>
-    </w:p>
-    <w:p>
-      <w:r>
-        <w:rPr>
-          <w:rFonts w:ascii="Verdana" w:hAnsi="Verdana"/>
-          <w:i/>
-          <w:sz w:val="14"/>
-        </w:rPr>
-        <w:t>Note 121: Pour certains éléments de cette classe, une indication de la précision escomptée peut être implicite.</w:t>
-      </w:r>
-    </w:p>
-    <w:p>
-      <w:r>
-        <w:rPr>
-          <w:rFonts w:ascii="Verdana" w:hAnsi="Verdana"/>
-          <w:i/>
-          <w:sz w:val="14"/>
-        </w:rPr>
-        <w:t>Note 122: On attribue aux latitudes sud des valeurs négatives.</w:t>
-      </w:r>
-    </w:p>
-    <w:p>
-      <w:r>
-        <w:rPr>
-          <w:rFonts w:ascii="Verdana" w:hAnsi="Verdana"/>
-          <w:i/>
-          <w:sz w:val="14"/>
-        </w:rPr>
-        <w:t>Note 123: Les composantes v dans le sens sud–nord sont indiquées par des valeurs positives.</w:t>
-      </w:r>
-    </w:p>
-    <w:p>
-      <w:r>
-        <w:rPr>
-          <w:rFonts w:ascii="Verdana" w:hAnsi="Verdana"/>
-          <w:i/>
-          <w:sz w:val="14"/>
-        </w:rPr>
-        <w:t>Note 126: Les stations situées à moins de 1° du pôle Nord ou du pôle Sud chiffrent leurs observations de la direction du vent de surface avec le limbe d’azimut orienté de sorte que son zéro coïncide avec le méridien de Greenwich.</w:t>
-      </w:r>
-    </w:p>
-    <w:p>
-      <w:r>
-        <w:rPr>
-          <w:rFonts w:ascii="Verdana" w:hAnsi="Verdana"/>
-          <w:i/>
-          <w:sz w:val="14"/>
-        </w:rPr>
-        <w:t>Note 145: Pour indiquer à quoi se rapportent les périodes ou les décalages dans le temps, on peut se servir du code donné pour la caractéristique temporelle dans la table 0 08 021.</w:t>
-      </w:r>
-    </w:p>
-    <w:p>
-      <w:r>
-        <w:rPr>
-          <w:rFonts w:ascii="Verdana" w:hAnsi="Verdana"/>
-          <w:i/>
-          <w:sz w:val="14"/>
-        </w:rPr>
-        <w:t>Note 149: Lorsque la situation dans le temps correspond à des valeurs de prévision, elle indique le temps de l'état initial ou le début de la période de prévision; si elle correspond à des moyennes d'ensemble de valeurs de prévisions, elle indique l'état initial ou le début de la première prévision d'où les moyennes d'ensemble sont dérivées.</w:t>
-      </w:r>
-    </w:p>
-    <w:p>
-      <w:r>
-        <w:rPr>
-          <w:rFonts w:ascii="Verdana" w:hAnsi="Verdana"/>
-          <w:i/>
-          <w:sz w:val="14"/>
-        </w:rPr>
-        <w:t>Note 155: Cette classe peut aussi contenir des éléments concernant les méthodes d’observation.</w:t>
-      </w:r>
-    </w:p>
-    <w:p>
-      <w:r>
-        <w:rPr>
-          <w:rFonts w:ascii="Verdana" w:hAnsi="Verdana"/>
-          <w:i/>
-          <w:sz w:val="14"/>
-        </w:rPr>
-        <w:t>Note 156: La présente classe doit contenir des éléments décrivant les instruments utilisés pour obtenir les éléments météorologiques représentés.</w:t>
-      </w:r>
-    </w:p>
-    <w:p>
-      <w:r>
-        <w:rPr>
-          <w:rFonts w:ascii="Verdana" w:hAnsi="Verdana"/>
-          <w:i/>
-          <w:sz w:val="14"/>
-        </w:rPr>
-        <w:t>Note 158: Pour les périodes ou les décalages dans le temps et pour les incréments temporels, il faut préalablement une définition de l'origine de la position dans le temps, suivie, le cas échéant, d'une définition de l'élément qualificatif temporel.</w:t>
       </w:r>
     </w:p>
     <w:p>
@@ -9967,117 +9767,7 @@
           <w:i/>
           <w:sz w:val="14"/>
         </w:rPr>
-        <w:t>Note 161: Les composantes w ascendantes sont indiquées par des valeurs positives, pour lesquelles l’unité est le m s –1 .</w:t>
-      </w:r>
-    </w:p>
-    <w:p>
-      <w:r>
-        <w:rPr>
-          <w:rFonts w:ascii="Verdana" w:hAnsi="Verdana"/>
-          <w:i/>
-          <w:sz w:val="14"/>
-        </w:rPr>
-        <w:t>Note 162: Intervalles utiles utilisés ci-dessus: 10 11 Bq à 10 19 Bq pour les rejets; 10 –2 Bq à 10 7 Bq et 10 –2 mSv à 10 7 mSv pour la concentration et les doses.</w:t>
-      </w:r>
-    </w:p>
-    <w:p>
-      <w:r>
-        <w:rPr>
-          <w:rFonts w:ascii="Verdana" w:hAnsi="Verdana"/>
-          <w:i/>
-          <w:sz w:val="14"/>
-        </w:rPr>
-        <w:t>Note 163: Les valeurs de la latitude et de l’incrément de latitude se situent dans les limites de la plage allant de –90 degrés à +90 degrés.</w:t>
-      </w:r>
-    </w:p>
-    <w:p>
-      <w:r>
-        <w:rPr>
-          <w:rFonts w:ascii="Verdana" w:hAnsi="Verdana"/>
-          <w:i/>
-          <w:sz w:val="14"/>
-        </w:rPr>
-        <w:t>Note 164: Les valeurs de longitude se situent dans les limites de la plage allant de –180 degrés à +180 degrés.</w:t>
-      </w:r>
-    </w:p>
-    <w:p>
-      <w:r>
-        <w:rPr>
-          <w:rFonts w:ascii="Verdana" w:hAnsi="Verdana"/>
-          <w:i/>
-          <w:sz w:val="14"/>
-        </w:rPr>
-        <w:t>Note 165: Des données correspondant à des éléments verticaux et à la pression sont utilisées pour définir des valeurs de ces éléments indépendantes de l’élément ou de la variable déterminant la coordonnée verticale.</w:t>
-      </w:r>
-    </w:p>
-    <w:p>
-      <w:r>
-        <w:rPr>
-          <w:rFonts w:ascii="Verdana" w:hAnsi="Verdana"/>
-          <w:i/>
-          <w:sz w:val="14"/>
-        </w:rPr>
-        <w:t>Note 166: On attribue aux longitudes ouest des valeurs négatives.</w:t>
-      </w:r>
-    </w:p>
-    <w:p>
-      <w:r>
-        <w:rPr>
-          <w:rFonts w:ascii="Verdana" w:hAnsi="Verdana"/>
-          <w:i/>
-          <w:sz w:val="14"/>
-        </w:rPr>
-        <w:t>Note 167: Les composantes u dans le sens ouest–est sont indiquées par des valeurs positives.</w:t>
-      </w:r>
-    </w:p>
-    <w:p>
-      <w:r>
-        <w:rPr>
-          <w:rFonts w:ascii="Verdana" w:hAnsi="Verdana"/>
-          <w:i/>
-          <w:sz w:val="14"/>
-        </w:rPr>
-        <w:t>Note 176: Lorsqu'il faut plus d'une période ou d'un décalage dans le temps pour définir des indications temporelles complexes, les définitions se succèdent immédiatement, dans l'ordre suivant: période d'ensemble (le cas échéant); période de prévision (le cas échéant); période correspondant à une moyenne ou une accumulation (le cas échéant).</w:t>
-      </w:r>
-    </w:p>
-    <w:p>
-      <w:r>
-        <w:rPr>
-          <w:rFonts w:ascii="Verdana" w:hAnsi="Verdana"/>
-          <w:i/>
-          <w:sz w:val="14"/>
-        </w:rPr>
         <w:t>Note 178: Lorsque la colonne Nom de l’élément porte la mention «sur une période déterminée», on précise, à l’aide de descripteurs de la classe 04, la période considérée.</w:t>
-      </w:r>
-    </w:p>
-    <w:p>
-      <w:r>
-        <w:rPr>
-          <w:rFonts w:ascii="Verdana" w:hAnsi="Verdana"/>
-          <w:i/>
-          <w:sz w:val="14"/>
-        </w:rPr>
-        <w:t>Note 179: Lorsqu’on établit une somme ou une moyenne (par exemple sur une certaine période), on peut représenter le nombre total de valeurs prises en considération pour obtenir cette somme ou cette moyenne en utilisant le descripteur 0 08 022.</w:t>
-      </w:r>
-    </w:p>
-    <w:p>
-      <w:r>
-        <w:rPr>
-          <w:rFonts w:ascii="Verdana" w:hAnsi="Verdana"/>
-          <w:i/>
-          <w:sz w:val="14"/>
-        </w:rPr>
-        <w:t>Note 180: Normes pour la transmission des vents: Vitesse Direction Pas d’observation Manquante Manquante Calme 0 0 Observation normale &gt; 0 1° – 360° Vitesse seulement &gt; 0 Manquante Direction seulement Manquante 1° – 360° «Léger et variable» &gt; 0 0</w:t>
-      </w:r>
-    </w:p>
-    <w:p>
-      <w:r>
-        <w:rPr>
-          <w:rFonts w:ascii="Verdana" w:hAnsi="Verdana"/>
-          <w:i/>
-          <w:sz w:val="14"/>
-        </w:rPr>
-        <w:t>Note 181: Normes pour la transmission des vagues de la mer du vent et des vagues: Observation Vitesse Direction Pas d’observation Manquante Manquante Calme 0 0 Observation normale &gt; 0 1° – 360° Vitesse seulement &gt; 0 Manquante Direction seulement Manquante 1° – 360° «Léger et variable» &gt; 0 0</w:t>
       </w:r>
     </w:p>
     <w:sectPr>
